--- a/CV_Volkan_Kilinc.docx
+++ b/CV_Volkan_Kilinc.docx
@@ -1048,8 +1048,41 @@
           <w:szCs w:val="20"/>
           <w:lang w:val="en-GB" w:bidi="fr-FR"/>
         </w:rPr>
-        <w:t>Supervisor: Dr. Jonathan P.Hill</w:t>
-      </w:r>
+        <w:t xml:space="preserve">Supervisor: </w:t>
+      </w:r>
+      <w:proofErr w:type="spellStart"/>
+      <w:r>
+        <w:rPr>
+          <w:bCs/>
+          <w:sz w:val="20"/>
+          <w:szCs w:val="20"/>
+          <w:lang w:val="en-GB" w:bidi="fr-FR"/>
+        </w:rPr>
+        <w:t>Dr.</w:t>
+      </w:r>
+      <w:proofErr w:type="spellEnd"/>
+      <w:r>
+        <w:rPr>
+          <w:bCs/>
+          <w:sz w:val="20"/>
+          <w:szCs w:val="20"/>
+          <w:lang w:val="en-GB" w:bidi="fr-FR"/>
+        </w:rPr>
+        <w:t xml:space="preserve"> Jonathan </w:t>
+      </w:r>
+      <w:proofErr w:type="spellStart"/>
+      <w:proofErr w:type="gramStart"/>
+      <w:r>
+        <w:rPr>
+          <w:bCs/>
+          <w:sz w:val="20"/>
+          <w:szCs w:val="20"/>
+          <w:lang w:val="en-GB" w:bidi="fr-FR"/>
+        </w:rPr>
+        <w:t>P.Hill</w:t>
+      </w:r>
+      <w:proofErr w:type="spellEnd"/>
+      <w:proofErr w:type="gramEnd"/>
     </w:p>
     <w:p>
       <w:pPr>
@@ -1110,8 +1143,19 @@
           <w:szCs w:val="20"/>
           <w:lang w:val="en-GB" w:bidi="fr-FR"/>
         </w:rPr>
-        <w:t>Junior Researcher (PhD) at CINaM</w:t>
-      </w:r>
+        <w:t xml:space="preserve">Junior Researcher (PhD) at </w:t>
+      </w:r>
+      <w:proofErr w:type="spellStart"/>
+      <w:r>
+        <w:rPr>
+          <w:b/>
+          <w:sz w:val="20"/>
+          <w:szCs w:val="20"/>
+          <w:lang w:val="en-GB" w:bidi="fr-FR"/>
+        </w:rPr>
+        <w:t>CINaM</w:t>
+      </w:r>
+      <w:proofErr w:type="spellEnd"/>
       <w:r>
         <w:rPr>
           <w:sz w:val="20"/>
@@ -1167,7 +1211,25 @@
           <w:szCs w:val="20"/>
           <w:lang w:val="en-GB" w:bidi="fr-FR"/>
         </w:rPr>
-        <w:t>Supervisors: Dr. Charrier and Prof. Raimundo</w:t>
+        <w:t xml:space="preserve">Supervisors: </w:t>
+      </w:r>
+      <w:proofErr w:type="spellStart"/>
+      <w:r>
+        <w:rPr>
+          <w:sz w:val="20"/>
+          <w:szCs w:val="20"/>
+          <w:lang w:val="en-GB" w:bidi="fr-FR"/>
+        </w:rPr>
+        <w:t>Dr.</w:t>
+      </w:r>
+      <w:proofErr w:type="spellEnd"/>
+      <w:r>
+        <w:rPr>
+          <w:sz w:val="20"/>
+          <w:szCs w:val="20"/>
+          <w:lang w:val="en-GB" w:bidi="fr-FR"/>
+        </w:rPr>
+        <w:t xml:space="preserve"> Charrier and Prof. Raimundo</w:t>
       </w:r>
     </w:p>
     <w:p>
@@ -1194,7 +1256,25 @@
           <w:szCs w:val="20"/>
           <w:lang w:val="en-GB" w:bidi="fr-FR"/>
         </w:rPr>
-        <w:t xml:space="preserve"> I developed cesium sensor working in seawater for radioactive pollution purpose.</w:t>
+        <w:t xml:space="preserve"> I developed </w:t>
+      </w:r>
+      <w:proofErr w:type="spellStart"/>
+      <w:r>
+        <w:rPr>
+          <w:sz w:val="20"/>
+          <w:szCs w:val="20"/>
+          <w:lang w:val="en-GB" w:bidi="fr-FR"/>
+        </w:rPr>
+        <w:t>cesium</w:t>
+      </w:r>
+      <w:proofErr w:type="spellEnd"/>
+      <w:r>
+        <w:rPr>
+          <w:sz w:val="20"/>
+          <w:szCs w:val="20"/>
+          <w:lang w:val="en-GB" w:bidi="fr-FR"/>
+        </w:rPr>
+        <w:t xml:space="preserve"> sensor working in seawater for radioactive pollution purpose.</w:t>
       </w:r>
       <w:r>
         <w:rPr>
@@ -1210,8 +1290,18 @@
           <w:szCs w:val="20"/>
           <w:lang w:val="en-GB" w:bidi="fr-FR"/>
         </w:rPr>
-        <w:t>I chemically synthesized molecules selective toward cesium</w:t>
-      </w:r>
+        <w:t xml:space="preserve">I chemically synthesized molecules selective toward </w:t>
+      </w:r>
+      <w:proofErr w:type="spellStart"/>
+      <w:r>
+        <w:rPr>
+          <w:sz w:val="20"/>
+          <w:szCs w:val="20"/>
+          <w:lang w:val="en-GB" w:bidi="fr-FR"/>
+        </w:rPr>
+        <w:t>cesium</w:t>
+      </w:r>
+      <w:proofErr w:type="spellEnd"/>
       <w:r>
         <w:rPr>
           <w:sz w:val="20"/>
@@ -1352,7 +1442,25 @@
           <w:szCs w:val="20"/>
           <w:lang w:val="en-GB" w:bidi="fr-FR"/>
         </w:rPr>
-        <w:t>Supervisor: Dr. Di Gianni</w:t>
+        <w:t xml:space="preserve">Supervisor: </w:t>
+      </w:r>
+      <w:proofErr w:type="spellStart"/>
+      <w:r>
+        <w:rPr>
+          <w:sz w:val="20"/>
+          <w:szCs w:val="20"/>
+          <w:lang w:val="en-GB" w:bidi="fr-FR"/>
+        </w:rPr>
+        <w:t>Dr.</w:t>
+      </w:r>
+      <w:proofErr w:type="spellEnd"/>
+      <w:r>
+        <w:rPr>
+          <w:sz w:val="20"/>
+          <w:szCs w:val="20"/>
+          <w:lang w:val="en-GB" w:bidi="fr-FR"/>
+        </w:rPr>
+        <w:t xml:space="preserve"> Di Gianni</w:t>
       </w:r>
     </w:p>
     <w:p>
@@ -1481,7 +1589,27 @@
           <w:szCs w:val="20"/>
           <w:lang w:val="en-GB" w:bidi="fr-FR"/>
         </w:rPr>
-        <w:t>Supervisor: Dr. Maekawa</w:t>
+        <w:t xml:space="preserve">Supervisor: </w:t>
+      </w:r>
+      <w:proofErr w:type="spellStart"/>
+      <w:r>
+        <w:rPr>
+          <w:bCs/>
+          <w:sz w:val="20"/>
+          <w:szCs w:val="20"/>
+          <w:lang w:val="en-GB" w:bidi="fr-FR"/>
+        </w:rPr>
+        <w:t>Dr.</w:t>
+      </w:r>
+      <w:proofErr w:type="spellEnd"/>
+      <w:r>
+        <w:rPr>
+          <w:bCs/>
+          <w:sz w:val="20"/>
+          <w:szCs w:val="20"/>
+          <w:lang w:val="en-GB" w:bidi="fr-FR"/>
+        </w:rPr>
+        <w:t xml:space="preserve"> Maekawa</w:t>
       </w:r>
     </w:p>
     <w:p>
@@ -1794,6 +1922,7 @@
         </w:rPr>
         <w:t xml:space="preserve">- </w:t>
       </w:r>
+      <w:proofErr w:type="spellStart"/>
       <w:r>
         <w:rPr>
           <w:bCs/>
@@ -1804,6 +1933,7 @@
         </w:rPr>
         <w:t>RoadToMars</w:t>
       </w:r>
+      <w:proofErr w:type="spellEnd"/>
       <w:r>
         <w:rPr>
           <w:bCs/>
@@ -1863,7 +1993,29 @@
           <w:u w:val="single"/>
           <w:lang w:val="en-GB" w:bidi="fr-FR"/>
         </w:rPr>
-        <w:t xml:space="preserve">YouTube Channel - Giggle&amp;GuessTV: </w:t>
+        <w:t xml:space="preserve">YouTube Channel - </w:t>
+      </w:r>
+      <w:proofErr w:type="spellStart"/>
+      <w:r>
+        <w:rPr>
+          <w:bCs/>
+          <w:sz w:val="20"/>
+          <w:szCs w:val="20"/>
+          <w:u w:val="single"/>
+          <w:lang w:val="en-GB" w:bidi="fr-FR"/>
+        </w:rPr>
+        <w:t>Giggle&amp;GuessTV</w:t>
+      </w:r>
+      <w:proofErr w:type="spellEnd"/>
+      <w:r>
+        <w:rPr>
+          <w:bCs/>
+          <w:sz w:val="20"/>
+          <w:szCs w:val="20"/>
+          <w:u w:val="single"/>
+          <w:lang w:val="en-GB" w:bidi="fr-FR"/>
+        </w:rPr>
+        <w:t xml:space="preserve">: </w:t>
       </w:r>
       <w:r>
         <w:rPr>
@@ -1903,8 +2055,19 @@
           <w:szCs w:val="20"/>
           <w:lang w:val="en-GB" w:bidi="fr-FR"/>
         </w:rPr>
-        <w:t>CTO &amp; co-founder at Gensor</w:t>
-      </w:r>
+        <w:t xml:space="preserve">CTO &amp; co-founder at </w:t>
+      </w:r>
+      <w:proofErr w:type="spellStart"/>
+      <w:r>
+        <w:rPr>
+          <w:b/>
+          <w:sz w:val="20"/>
+          <w:szCs w:val="20"/>
+          <w:lang w:val="en-GB" w:bidi="fr-FR"/>
+        </w:rPr>
+        <w:t>Gensor</w:t>
+      </w:r>
+      <w:proofErr w:type="spellEnd"/>
       <w:r>
         <w:rPr>
           <w:bCs/>
@@ -1943,7 +2106,49 @@
           <w:szCs w:val="20"/>
           <w:lang w:val="en-GB" w:bidi="fr-FR"/>
         </w:rPr>
-        <w:t>Co-founded a deep-tech startup to commercialize a proprietary virus testing platform based on gene field-effect transistor technology.Secured non-equity funding and mentorship by gaining acceptance into the competitive MassChallenge global accelerator program.</w:t>
+        <w:t xml:space="preserve">Co-founded a deep-tech startup to commercialize a proprietary virus testing platform based on gene field-effect transistor </w:t>
+      </w:r>
+      <w:proofErr w:type="spellStart"/>
+      <w:proofErr w:type="gramStart"/>
+      <w:r>
+        <w:rPr>
+          <w:bCs/>
+          <w:sz w:val="20"/>
+          <w:szCs w:val="20"/>
+          <w:lang w:val="en-GB" w:bidi="fr-FR"/>
+        </w:rPr>
+        <w:t>technology.Secured</w:t>
+      </w:r>
+      <w:proofErr w:type="spellEnd"/>
+      <w:proofErr w:type="gramEnd"/>
+      <w:r>
+        <w:rPr>
+          <w:bCs/>
+          <w:sz w:val="20"/>
+          <w:szCs w:val="20"/>
+          <w:lang w:val="en-GB" w:bidi="fr-FR"/>
+        </w:rPr>
+        <w:t xml:space="preserve"> non-equity funding and mentorship by gaining acceptance into the competitive </w:t>
+      </w:r>
+      <w:proofErr w:type="spellStart"/>
+      <w:r>
+        <w:rPr>
+          <w:bCs/>
+          <w:sz w:val="20"/>
+          <w:szCs w:val="20"/>
+          <w:lang w:val="en-GB" w:bidi="fr-FR"/>
+        </w:rPr>
+        <w:t>MassChallenge</w:t>
+      </w:r>
+      <w:proofErr w:type="spellEnd"/>
+      <w:r>
+        <w:rPr>
+          <w:bCs/>
+          <w:sz w:val="20"/>
+          <w:szCs w:val="20"/>
+          <w:lang w:val="en-GB" w:bidi="fr-FR"/>
+        </w:rPr>
+        <w:t xml:space="preserve"> global accelerator program.</w:t>
       </w:r>
     </w:p>
     <w:p>
@@ -2016,8 +2221,19 @@
           <w:szCs w:val="20"/>
           <w:lang w:val="en-GB" w:bidi="fr-FR"/>
         </w:rPr>
-        <w:t>Manager: Miranda Delmotte</w:t>
-      </w:r>
+        <w:t xml:space="preserve">Manager: Miranda </w:t>
+      </w:r>
+      <w:proofErr w:type="spellStart"/>
+      <w:r>
+        <w:rPr>
+          <w:bCs/>
+          <w:sz w:val="20"/>
+          <w:szCs w:val="20"/>
+          <w:lang w:val="en-GB" w:bidi="fr-FR"/>
+        </w:rPr>
+        <w:t>Delmotte</w:t>
+      </w:r>
+      <w:proofErr w:type="spellEnd"/>
     </w:p>
     <w:p>
       <w:pPr>
@@ -2045,7 +2261,27 @@
           <w:szCs w:val="20"/>
           <w:lang w:val="en-GB" w:bidi="fr-FR"/>
         </w:rPr>
-        <w:t>Performed due diligence on early-stage (TRL 1-2) research projects to assess commercial viability and guide funding strategy. Developed technology valorization roadmaps by conducting market analysis, end-user needs assessment, and intellectual property (IP) analysis.</w:t>
+        <w:t xml:space="preserve">Performed due diligence on early-stage (TRL 1-2) research projects to assess commercial viability and guide funding strategy. Developed technology </w:t>
+      </w:r>
+      <w:proofErr w:type="spellStart"/>
+      <w:r>
+        <w:rPr>
+          <w:bCs/>
+          <w:sz w:val="20"/>
+          <w:szCs w:val="20"/>
+          <w:lang w:val="en-GB" w:bidi="fr-FR"/>
+        </w:rPr>
+        <w:t>valorization</w:t>
+      </w:r>
+      <w:proofErr w:type="spellEnd"/>
+      <w:r>
+        <w:rPr>
+          <w:bCs/>
+          <w:sz w:val="20"/>
+          <w:szCs w:val="20"/>
+          <w:lang w:val="en-GB" w:bidi="fr-FR"/>
+        </w:rPr>
+        <w:t xml:space="preserve"> roadmaps by conducting market analysis, end-user needs assessment, and intellectual property (IP) analysis.</w:t>
       </w:r>
     </w:p>
     <w:p>
@@ -2416,7 +2652,25 @@
           <w:szCs w:val="20"/>
           <w:lang w:val="en-GB" w:bidi="fr-FR"/>
         </w:rPr>
-        <w:t>Title of the thesis: « Development of Organic Field-Effect Transistor for the detection of cesium in seawater »</w:t>
+        <w:t xml:space="preserve">Title of the thesis: « Development of Organic Field-Effect Transistor for the detection of </w:t>
+      </w:r>
+      <w:proofErr w:type="spellStart"/>
+      <w:r>
+        <w:rPr>
+          <w:sz w:val="20"/>
+          <w:szCs w:val="20"/>
+          <w:lang w:val="en-GB" w:bidi="fr-FR"/>
+        </w:rPr>
+        <w:t>cesium</w:t>
+      </w:r>
+      <w:proofErr w:type="spellEnd"/>
+      <w:r>
+        <w:rPr>
+          <w:sz w:val="20"/>
+          <w:szCs w:val="20"/>
+          <w:lang w:val="en-GB" w:bidi="fr-FR"/>
+        </w:rPr>
+        <w:t xml:space="preserve"> in seawater »</w:t>
       </w:r>
     </w:p>
     <w:p>
@@ -2445,7 +2699,25 @@
           <w:szCs w:val="20"/>
           <w:lang w:val="en-GB" w:bidi="fr-FR"/>
         </w:rPr>
-        <w:t>Université Paris-Est Créteil, Polymer science (</w:t>
+        <w:t xml:space="preserve">Université Paris-Est </w:t>
+      </w:r>
+      <w:proofErr w:type="spellStart"/>
+      <w:r>
+        <w:rPr>
+          <w:sz w:val="20"/>
+          <w:szCs w:val="20"/>
+          <w:lang w:val="en-GB" w:bidi="fr-FR"/>
+        </w:rPr>
+        <w:t>Créteil</w:t>
+      </w:r>
+      <w:proofErr w:type="spellEnd"/>
+      <w:r>
+        <w:rPr>
+          <w:sz w:val="20"/>
+          <w:szCs w:val="20"/>
+          <w:lang w:val="en-GB" w:bidi="fr-FR"/>
+        </w:rPr>
+        <w:t>, Polymer science (</w:t>
       </w:r>
       <w:r>
         <w:rPr>
@@ -2518,7 +2790,25 @@
           <w:szCs w:val="20"/>
           <w:lang w:val="en-GB" w:bidi="fr-FR"/>
         </w:rPr>
-        <w:t xml:space="preserve">Université Paris-Est Créteil, Biology &amp; Chemistry </w:t>
+        <w:t xml:space="preserve">Université Paris-Est </w:t>
+      </w:r>
+      <w:proofErr w:type="spellStart"/>
+      <w:r>
+        <w:rPr>
+          <w:sz w:val="20"/>
+          <w:szCs w:val="20"/>
+          <w:lang w:val="en-GB" w:bidi="fr-FR"/>
+        </w:rPr>
+        <w:t>Créteil</w:t>
+      </w:r>
+      <w:proofErr w:type="spellEnd"/>
+      <w:r>
+        <w:rPr>
+          <w:sz w:val="20"/>
+          <w:szCs w:val="20"/>
+          <w:lang w:val="en-GB" w:bidi="fr-FR"/>
+        </w:rPr>
+        <w:t xml:space="preserve">, Biology &amp; Chemistry </w:t>
       </w:r>
       <w:r>
         <w:rPr>
@@ -2694,8 +2984,32 @@
           <w:szCs w:val="20"/>
           <w:lang w:val="en-US" w:bidi="fr-FR"/>
         </w:rPr>
-        <w:t xml:space="preserve">  </w:t>
-      </w:r>
+        <w:t xml:space="preserve">, </w:t>
+      </w:r>
+      <w:hyperlink r:id="rId15" w:history="1">
+        <w:r>
+          <w:rPr>
+            <w:rStyle w:val="Lienhypertexte"/>
+            <w:i/>
+            <w:iCs/>
+            <w:sz w:val="20"/>
+            <w:szCs w:val="20"/>
+            <w:lang w:val="en-US" w:bidi="fr-FR"/>
+          </w:rPr>
+          <w:t>10.1021/acs.chemmater.5c03128</w:t>
+        </w:r>
+        <w:r>
+          <w:rPr>
+            <w:rStyle w:val="Lienhypertexte"/>
+            <w:i/>
+            <w:iCs/>
+            <w:sz w:val="20"/>
+            <w:szCs w:val="20"/>
+            <w:lang w:val="en-US" w:bidi="fr-FR"/>
+          </w:rPr>
+          <w:t xml:space="preserve"> </w:t>
+        </w:r>
+      </w:hyperlink>
     </w:p>
     <w:p>
       <w:pPr>
@@ -2728,6 +3042,7 @@
         </w:rPr>
         <w:t xml:space="preserve">. et al. </w:t>
       </w:r>
+      <w:proofErr w:type="spellStart"/>
       <w:r>
         <w:rPr>
           <w:i/>
@@ -2736,43 +3051,54 @@
           <w:szCs w:val="20"/>
           <w:lang w:val="en-US" w:bidi="fr-FR"/>
         </w:rPr>
-        <w:t xml:space="preserve">ChemRxiv, </w:t>
-      </w:r>
-      <w:r>
-        <w:rPr>
-          <w:b/>
-          <w:bCs/>
+        <w:t>ChemRxiv</w:t>
+      </w:r>
+      <w:proofErr w:type="spellEnd"/>
+      <w:r>
+        <w:rPr>
           <w:i/>
           <w:iCs/>
           <w:sz w:val="20"/>
           <w:szCs w:val="20"/>
           <w:lang w:val="en-US" w:bidi="fr-FR"/>
         </w:rPr>
-        <w:t>2025</w:t>
-      </w:r>
-      <w:r>
-        <w:rPr>
+        <w:t xml:space="preserve">, </w:t>
+      </w:r>
+      <w:r>
+        <w:rPr>
+          <w:b/>
+          <w:bCs/>
           <w:i/>
           <w:iCs/>
           <w:sz w:val="20"/>
           <w:szCs w:val="20"/>
           <w:lang w:val="en-US" w:bidi="fr-FR"/>
         </w:rPr>
-        <w:t>,</w:t>
-      </w:r>
-      <w:r>
-        <w:rPr>
-          <w:b/>
-          <w:bCs/>
+        <w:t>2025</w:t>
+      </w:r>
+      <w:r>
+        <w:rPr>
           <w:i/>
           <w:iCs/>
           <w:sz w:val="20"/>
           <w:szCs w:val="20"/>
           <w:lang w:val="en-US" w:bidi="fr-FR"/>
         </w:rPr>
+        <w:t>,</w:t>
+      </w:r>
+      <w:r>
+        <w:rPr>
+          <w:b/>
+          <w:bCs/>
+          <w:i/>
+          <w:iCs/>
+          <w:sz w:val="20"/>
+          <w:szCs w:val="20"/>
+          <w:lang w:val="en-US" w:bidi="fr-FR"/>
+        </w:rPr>
         <w:t xml:space="preserve"> </w:t>
       </w:r>
-      <w:hyperlink r:id="rId15" w:history="1">
+      <w:hyperlink r:id="rId16" w:history="1">
         <w:r>
           <w:rPr>
             <w:rStyle w:val="Lienhypertexte"/>
@@ -2845,7 +3171,7 @@
         </w:rPr>
         <w:t xml:space="preserve">, 3, 5,2300176, </w:t>
       </w:r>
-      <w:hyperlink r:id="rId16" w:history="1">
+      <w:hyperlink r:id="rId17" w:history="1">
         <w:r>
           <w:rPr>
             <w:rStyle w:val="Lienhypertexte"/>
@@ -2868,23 +3194,77 @@
           <w:lang w:val="en-US" w:bidi="fr-FR"/>
         </w:rPr>
       </w:pPr>
+      <w:proofErr w:type="spellStart"/>
       <w:r>
         <w:rPr>
           <w:sz w:val="20"/>
           <w:szCs w:val="20"/>
           <w:lang w:bidi="fr-FR"/>
         </w:rPr>
-        <w:t xml:space="preserve">Nguy, T.P. ; </w:t>
-      </w:r>
-      <w:r>
-        <w:rPr>
-          <w:b/>
-          <w:bCs/>
+        <w:t>Nguy</w:t>
+      </w:r>
+      <w:proofErr w:type="spellEnd"/>
+      <w:r>
+        <w:rPr>
           <w:sz w:val="20"/>
           <w:szCs w:val="20"/>
           <w:lang w:bidi="fr-FR"/>
         </w:rPr>
-        <w:t>Kilinc, V. (co-first author)</w:t>
+        <w:t xml:space="preserve">, T.P. ; </w:t>
+      </w:r>
+      <w:r>
+        <w:rPr>
+          <w:b/>
+          <w:bCs/>
+          <w:sz w:val="20"/>
+          <w:szCs w:val="20"/>
+          <w:lang w:bidi="fr-FR"/>
+        </w:rPr>
+        <w:t>Kilinc, V. (</w:t>
+      </w:r>
+      <w:proofErr w:type="spellStart"/>
+      <w:r>
+        <w:rPr>
+          <w:b/>
+          <w:bCs/>
+          <w:sz w:val="20"/>
+          <w:szCs w:val="20"/>
+          <w:lang w:bidi="fr-FR"/>
+        </w:rPr>
+        <w:t>co</w:t>
+      </w:r>
+      <w:proofErr w:type="spellEnd"/>
+      <w:r>
+        <w:rPr>
+          <w:b/>
+          <w:bCs/>
+          <w:sz w:val="20"/>
+          <w:szCs w:val="20"/>
+          <w:lang w:bidi="fr-FR"/>
+        </w:rPr>
+        <w:t xml:space="preserve">-first </w:t>
+      </w:r>
+      <w:proofErr w:type="spellStart"/>
+      <w:r>
+        <w:rPr>
+          <w:b/>
+          <w:bCs/>
+          <w:sz w:val="20"/>
+          <w:szCs w:val="20"/>
+          <w:lang w:bidi="fr-FR"/>
+        </w:rPr>
+        <w:t>author</w:t>
+      </w:r>
+      <w:proofErr w:type="spellEnd"/>
+      <w:r>
+        <w:rPr>
+          <w:b/>
+          <w:bCs/>
+          <w:sz w:val="20"/>
+          <w:szCs w:val="20"/>
+          <w:lang w:bidi="fr-FR"/>
+        </w:rPr>
+        <w:t>)</w:t>
       </w:r>
       <w:r>
         <w:rPr>
@@ -2942,7 +3322,7 @@
         </w:rPr>
         <w:t xml:space="preserve"> </w:t>
       </w:r>
-      <w:hyperlink r:id="rId17" w:tgtFrame="_blank" w:history="1">
+      <w:hyperlink r:id="rId18" w:tgtFrame="_blank" w:history="1">
         <w:r>
           <w:rPr>
             <w:rStyle w:val="Lienhypertexte"/>
@@ -3023,7 +3403,7 @@
         </w:rPr>
         <w:t xml:space="preserve"> </w:t>
       </w:r>
-      <w:hyperlink r:id="rId18" w:history="1">
+      <w:hyperlink r:id="rId19" w:history="1">
         <w:r>
           <w:rPr>
             <w:rStyle w:val="Lienhypertexte"/>
@@ -3084,6 +3464,7 @@
         </w:rPr>
         <w:t xml:space="preserve"> et al. “</w:t>
       </w:r>
+      <w:proofErr w:type="spellStart"/>
       <w:r>
         <w:rPr>
           <w:rStyle w:val="Lienhypertexte"/>
@@ -3093,7 +3474,91 @@
           <w:u w:val="none"/>
           <w:lang w:val="en-US" w:bidi="fr-FR"/>
         </w:rPr>
-        <w:t>Dna detection substrate, fet-type dna sensor including the same, and method for manufacturing dna detection substrate</w:t>
+        <w:t>Dna</w:t>
+      </w:r>
+      <w:proofErr w:type="spellEnd"/>
+      <w:r>
+        <w:rPr>
+          <w:rStyle w:val="Lienhypertexte"/>
+          <w:color w:val="auto"/>
+          <w:sz w:val="20"/>
+          <w:szCs w:val="20"/>
+          <w:u w:val="none"/>
+          <w:lang w:val="en-US" w:bidi="fr-FR"/>
+        </w:rPr>
+        <w:t xml:space="preserve"> detection substrate, </w:t>
+      </w:r>
+      <w:proofErr w:type="spellStart"/>
+      <w:r>
+        <w:rPr>
+          <w:rStyle w:val="Lienhypertexte"/>
+          <w:color w:val="auto"/>
+          <w:sz w:val="20"/>
+          <w:szCs w:val="20"/>
+          <w:u w:val="none"/>
+          <w:lang w:val="en-US" w:bidi="fr-FR"/>
+        </w:rPr>
+        <w:t>fet</w:t>
+      </w:r>
+      <w:proofErr w:type="spellEnd"/>
+      <w:r>
+        <w:rPr>
+          <w:rStyle w:val="Lienhypertexte"/>
+          <w:color w:val="auto"/>
+          <w:sz w:val="20"/>
+          <w:szCs w:val="20"/>
+          <w:u w:val="none"/>
+          <w:lang w:val="en-US" w:bidi="fr-FR"/>
+        </w:rPr>
+        <w:t xml:space="preserve">-type </w:t>
+      </w:r>
+      <w:proofErr w:type="spellStart"/>
+      <w:r>
+        <w:rPr>
+          <w:rStyle w:val="Lienhypertexte"/>
+          <w:color w:val="auto"/>
+          <w:sz w:val="20"/>
+          <w:szCs w:val="20"/>
+          <w:u w:val="none"/>
+          <w:lang w:val="en-US" w:bidi="fr-FR"/>
+        </w:rPr>
+        <w:t>dna</w:t>
+      </w:r>
+      <w:proofErr w:type="spellEnd"/>
+      <w:r>
+        <w:rPr>
+          <w:rStyle w:val="Lienhypertexte"/>
+          <w:color w:val="auto"/>
+          <w:sz w:val="20"/>
+          <w:szCs w:val="20"/>
+          <w:u w:val="none"/>
+          <w:lang w:val="en-US" w:bidi="fr-FR"/>
+        </w:rPr>
+        <w:t xml:space="preserve"> sensor including the same, and method for manufacturing </w:t>
+      </w:r>
+      <w:proofErr w:type="spellStart"/>
+      <w:r>
+        <w:rPr>
+          <w:rStyle w:val="Lienhypertexte"/>
+          <w:color w:val="auto"/>
+          <w:sz w:val="20"/>
+          <w:szCs w:val="20"/>
+          <w:u w:val="none"/>
+          <w:lang w:val="en-US" w:bidi="fr-FR"/>
+        </w:rPr>
+        <w:t>dna</w:t>
+      </w:r>
+      <w:proofErr w:type="spellEnd"/>
+      <w:r>
+        <w:rPr>
+          <w:rStyle w:val="Lienhypertexte"/>
+          <w:color w:val="auto"/>
+          <w:sz w:val="20"/>
+          <w:szCs w:val="20"/>
+          <w:u w:val="none"/>
+          <w:lang w:val="en-US" w:bidi="fr-FR"/>
+        </w:rPr>
+        <w:t xml:space="preserve"> detection substrate</w:t>
       </w:r>
       <w:r>
         <w:rPr>
@@ -3855,13 +4320,59 @@
         </w:rPr>
         <w:t xml:space="preserve"> </w:t>
       </w:r>
+      <w:proofErr w:type="spellStart"/>
       <w:r>
         <w:rPr>
           <w:sz w:val="20"/>
           <w:szCs w:val="20"/>
           <w:lang w:val="en-GB"/>
         </w:rPr>
-        <w:t>Giornate Italo-Francesi di Chimica (GIFC)</w:t>
+        <w:t>Giornate</w:t>
+      </w:r>
+      <w:proofErr w:type="spellEnd"/>
+      <w:r>
+        <w:rPr>
+          <w:sz w:val="20"/>
+          <w:szCs w:val="20"/>
+          <w:lang w:val="en-GB"/>
+        </w:rPr>
+        <w:t xml:space="preserve"> Italo-</w:t>
+      </w:r>
+      <w:proofErr w:type="spellStart"/>
+      <w:r>
+        <w:rPr>
+          <w:sz w:val="20"/>
+          <w:szCs w:val="20"/>
+          <w:lang w:val="en-GB"/>
+        </w:rPr>
+        <w:t>Francesi</w:t>
+      </w:r>
+      <w:proofErr w:type="spellEnd"/>
+      <w:r>
+        <w:rPr>
+          <w:sz w:val="20"/>
+          <w:szCs w:val="20"/>
+          <w:lang w:val="en-GB"/>
+        </w:rPr>
+        <w:t xml:space="preserve"> di </w:t>
+      </w:r>
+      <w:proofErr w:type="spellStart"/>
+      <w:r>
+        <w:rPr>
+          <w:sz w:val="20"/>
+          <w:szCs w:val="20"/>
+          <w:lang w:val="en-GB"/>
+        </w:rPr>
+        <w:t>Chimica</w:t>
+      </w:r>
+      <w:proofErr w:type="spellEnd"/>
+      <w:r>
+        <w:rPr>
+          <w:sz w:val="20"/>
+          <w:szCs w:val="20"/>
+          <w:lang w:val="en-GB"/>
+        </w:rPr>
+        <w:t xml:space="preserve"> (GIFC)</w:t>
       </w:r>
       <w:r>
         <w:rPr>
@@ -3938,8 +4449,8 @@
       </w:pPr>
     </w:p>
     <w:sectPr>
-      <w:headerReference w:type="default" r:id="rId19"/>
-      <w:footerReference w:type="default" r:id="rId20"/>
+      <w:headerReference w:type="default" r:id="rId20"/>
+      <w:footerReference w:type="default" r:id="rId21"/>
       <w:pgSz w:w="11906" w:h="16838" w:code="9"/>
       <w:pgMar w:top="1440" w:right="1440" w:bottom="1440" w:left="1800" w:header="720" w:footer="720" w:gutter="0"/>
       <w:cols w:space="720"/>

--- a/CV_Volkan_Kilinc.docx
+++ b/CV_Volkan_Kilinc.docx
@@ -7,19 +7,15 @@
         <w:jc w:val="both"/>
         <w:rPr>
           <w:b/>
-          <w:sz w:val="28"/>
-          <w:szCs w:val="28"/>
           <w:lang w:val="en-GB" w:bidi="fr-FR"/>
         </w:rPr>
       </w:pPr>
       <w:r>
         <w:rPr>
           <w:noProof/>
-          <w:sz w:val="28"/>
-          <w:szCs w:val="28"/>
         </w:rPr>
         <w:drawing>
-          <wp:anchor distT="0" distB="0" distL="114300" distR="114300" simplePos="0" relativeHeight="251658240" behindDoc="0" locked="0" layoutInCell="1" allowOverlap="1" wp14:anchorId="0FC880BB" wp14:editId="0FA47692">
+          <wp:anchor distT="0" distB="0" distL="114300" distR="114300" simplePos="0" relativeHeight="251658240" behindDoc="0" locked="0" layoutInCell="1" allowOverlap="1" wp14:anchorId="0FC880BB" wp14:editId="184787D6">
             <wp:simplePos x="0" y="0"/>
             <wp:positionH relativeFrom="margin">
               <wp:align>right</wp:align>
@@ -27,7 +23,7 @@
             <wp:positionV relativeFrom="paragraph">
               <wp:posOffset>0</wp:posOffset>
             </wp:positionV>
-            <wp:extent cx="1160780" cy="1534651"/>
+            <wp:extent cx="1160780" cy="1534650"/>
             <wp:effectExtent l="0" t="0" r="1270" b="8890"/>
             <wp:wrapNone/>
             <wp:docPr id="1" name="Image 1"/>
@@ -57,7 +53,7 @@
                   <pic:spPr bwMode="auto">
                     <a:xfrm>
                       <a:off x="0" y="0"/>
-                      <a:ext cx="1160780" cy="1534651"/>
+                      <a:ext cx="1160780" cy="1534650"/>
                     </a:xfrm>
                     <a:prstGeom prst="rect">
                       <a:avLst/>
@@ -87,8 +83,8 @@
       <w:r>
         <w:rPr>
           <w:b/>
-          <w:sz w:val="32"/>
-          <w:szCs w:val="32"/>
+          <w:sz w:val="28"/>
+          <w:szCs w:val="28"/>
           <w:lang w:val="en-GB" w:bidi="fr-FR"/>
         </w:rPr>
         <w:t>Volkan Kilinc, Ph.D.</w:t>
@@ -101,8 +97,8 @@
           <w:bCs/>
           <w:i/>
           <w:iCs/>
-          <w:sz w:val="22"/>
-          <w:szCs w:val="22"/>
+          <w:sz w:val="20"/>
+          <w:szCs w:val="20"/>
           <w:lang w:val="en-GB" w:bidi="fr-FR"/>
         </w:rPr>
       </w:pPr>
@@ -111,8 +107,8 @@
           <w:bCs/>
           <w:i/>
           <w:iCs/>
-          <w:sz w:val="22"/>
-          <w:szCs w:val="22"/>
+          <w:sz w:val="20"/>
+          <w:szCs w:val="20"/>
           <w:lang w:val="en-GB" w:bidi="fr-FR"/>
         </w:rPr>
         <w:t>Polyvalent Scientist</w:t>
@@ -122,39 +118,28 @@
           <w:bCs/>
           <w:i/>
           <w:iCs/>
-          <w:sz w:val="22"/>
-          <w:szCs w:val="22"/>
-          <w:lang w:val="en-GB" w:bidi="fr-FR"/>
-        </w:rPr>
-        <w:t xml:space="preserve"> &amp; </w:t>
-      </w:r>
-      <w:r>
-        <w:rPr>
-          <w:bCs/>
-          <w:i/>
-          <w:iCs/>
-          <w:sz w:val="22"/>
-          <w:szCs w:val="22"/>
-          <w:lang w:val="en-GB" w:bidi="fr-FR"/>
-        </w:rPr>
-        <w:t>Entrepreneur</w:t>
-      </w:r>
-    </w:p>
-    <w:p>
-      <w:pPr>
-        <w:jc w:val="both"/>
-        <w:rPr>
-          <w:bCs/>
           <w:sz w:val="20"/>
           <w:szCs w:val="20"/>
           <w:lang w:val="en-GB" w:bidi="fr-FR"/>
         </w:rPr>
-      </w:pPr>
-      <w:r>
-        <w:rPr>
-          <w:bCs/>
-          <w:sz w:val="20"/>
-          <w:szCs w:val="20"/>
+        <w:t xml:space="preserve"> &amp; Entrepreneur</w:t>
+      </w:r>
+    </w:p>
+    <w:p>
+      <w:pPr>
+        <w:jc w:val="both"/>
+        <w:rPr>
+          <w:bCs/>
+          <w:sz w:val="18"/>
+          <w:szCs w:val="18"/>
+          <w:lang w:val="en-GB" w:bidi="fr-FR"/>
+        </w:rPr>
+      </w:pPr>
+      <w:r>
+        <w:rPr>
+          <w:bCs/>
+          <w:sz w:val="18"/>
+          <w:szCs w:val="18"/>
           <w:lang w:val="en-GB" w:bidi="fr-FR"/>
         </w:rPr>
         <w:t>Age: 32 years</w:t>
@@ -165,16 +150,16 @@
         <w:jc w:val="both"/>
         <w:rPr>
           <w:bCs/>
-          <w:sz w:val="20"/>
-          <w:szCs w:val="20"/>
-          <w:lang w:val="en-GB" w:bidi="fr-FR"/>
-        </w:rPr>
-      </w:pPr>
-      <w:r>
-        <w:rPr>
-          <w:bCs/>
-          <w:sz w:val="20"/>
-          <w:szCs w:val="20"/>
+          <w:sz w:val="18"/>
+          <w:szCs w:val="18"/>
+          <w:lang w:val="en-GB" w:bidi="fr-FR"/>
+        </w:rPr>
+      </w:pPr>
+      <w:r>
+        <w:rPr>
+          <w:bCs/>
+          <w:sz w:val="18"/>
+          <w:szCs w:val="18"/>
           <w:lang w:val="en-GB" w:bidi="fr-FR"/>
         </w:rPr>
         <w:t>French &amp; Turkish citizen</w:t>
@@ -185,16 +170,16 @@
         <w:jc w:val="both"/>
         <w:rPr>
           <w:bCs/>
-          <w:sz w:val="20"/>
-          <w:szCs w:val="20"/>
-          <w:lang w:val="en-GB" w:bidi="fr-FR"/>
-        </w:rPr>
-      </w:pPr>
-      <w:r>
-        <w:rPr>
-          <w:bCs/>
-          <w:sz w:val="20"/>
-          <w:szCs w:val="20"/>
+          <w:sz w:val="18"/>
+          <w:szCs w:val="18"/>
+          <w:lang w:val="en-GB" w:bidi="fr-FR"/>
+        </w:rPr>
+      </w:pPr>
+      <w:r>
+        <w:rPr>
+          <w:bCs/>
+          <w:sz w:val="18"/>
+          <w:szCs w:val="18"/>
           <w:lang w:val="en-GB" w:bidi="fr-FR"/>
         </w:rPr>
         <w:t>contact@researchvyk.com</w:t>
@@ -205,16 +190,16 @@
         <w:jc w:val="both"/>
         <w:rPr>
           <w:bCs/>
-          <w:sz w:val="20"/>
-          <w:szCs w:val="20"/>
-          <w:lang w:val="en-GB" w:bidi="fr-FR"/>
-        </w:rPr>
-      </w:pPr>
-      <w:r>
-        <w:rPr>
-          <w:bCs/>
-          <w:sz w:val="20"/>
-          <w:szCs w:val="20"/>
+          <w:sz w:val="18"/>
+          <w:szCs w:val="18"/>
+          <w:lang w:val="en-GB" w:bidi="fr-FR"/>
+        </w:rPr>
+      </w:pPr>
+      <w:r>
+        <w:rPr>
+          <w:bCs/>
+          <w:sz w:val="18"/>
+          <w:szCs w:val="18"/>
           <w:lang w:val="en-GB" w:bidi="fr-FR"/>
         </w:rPr>
         <w:t>+33 7 68 73 93 91</w:t>
@@ -225,16 +210,16 @@
         <w:jc w:val="both"/>
         <w:rPr>
           <w:bCs/>
-          <w:sz w:val="20"/>
-          <w:szCs w:val="20"/>
-          <w:lang w:val="en-GB" w:bidi="fr-FR"/>
-        </w:rPr>
-      </w:pPr>
-      <w:r>
-        <w:rPr>
-          <w:b/>
-          <w:sz w:val="20"/>
-          <w:szCs w:val="20"/>
+          <w:sz w:val="18"/>
+          <w:szCs w:val="18"/>
+          <w:lang w:val="en-GB" w:bidi="fr-FR"/>
+        </w:rPr>
+      </w:pPr>
+      <w:r>
+        <w:rPr>
+          <w:b/>
+          <w:sz w:val="18"/>
+          <w:szCs w:val="18"/>
           <w:lang w:val="en-GB" w:bidi="fr-FR"/>
         </w:rPr>
         <w:t>ORCID:</w:t>
@@ -242,61 +227,13 @@
       <w:r>
         <w:rPr>
           <w:bCs/>
-          <w:sz w:val="20"/>
-          <w:szCs w:val="20"/>
+          <w:sz w:val="18"/>
+          <w:szCs w:val="18"/>
           <w:lang w:val="en-GB" w:bidi="fr-FR"/>
         </w:rPr>
         <w:t xml:space="preserve"> </w:t>
       </w:r>
       <w:hyperlink r:id="rId9" w:history="1">
-        <w:r>
-          <w:rPr>
-            <w:rStyle w:val="Lienhypertexte"/>
-            <w:bCs/>
-            <w:sz w:val="20"/>
-            <w:szCs w:val="20"/>
-            <w:lang w:val="en-GB" w:bidi="fr-FR"/>
-          </w:rPr>
-          <w:t>https://orcid.org/0009-0006-4402-1024</w:t>
-        </w:r>
-      </w:hyperlink>
-      <w:r>
-        <w:rPr>
-          <w:sz w:val="20"/>
-          <w:szCs w:val="20"/>
-        </w:rPr>
-        <w:t xml:space="preserve"> </w:t>
-      </w:r>
-    </w:p>
-    <w:p>
-      <w:pPr>
-        <w:jc w:val="both"/>
-        <w:rPr>
-          <w:bCs/>
-          <w:sz w:val="20"/>
-          <w:szCs w:val="20"/>
-          <w:lang w:val="en-GB" w:bidi="fr-FR"/>
-        </w:rPr>
-      </w:pPr>
-      <w:r>
-        <w:rPr>
-          <w:b/>
-          <w:sz w:val="20"/>
-          <w:szCs w:val="20"/>
-          <w:lang w:val="en-GB" w:bidi="fr-FR"/>
-        </w:rPr>
-        <w:t>Google Scholar:</w:t>
-      </w:r>
-      <w:r>
-        <w:rPr>
-          <w:bCs/>
-          <w:sz w:val="20"/>
-          <w:szCs w:val="20"/>
-          <w:lang w:val="en-GB" w:bidi="fr-FR"/>
-        </w:rPr>
-        <w:t xml:space="preserve"> </w:t>
-      </w:r>
-      <w:hyperlink r:id="rId10" w:history="1">
         <w:r>
           <w:rPr>
             <w:rStyle w:val="Lienhypertexte"/>
@@ -305,6 +242,54 @@
             <w:szCs w:val="18"/>
             <w:lang w:val="en-GB" w:bidi="fr-FR"/>
           </w:rPr>
+          <w:t>https://orcid.org/0009-0006-4402-1024</w:t>
+        </w:r>
+      </w:hyperlink>
+      <w:r>
+        <w:rPr>
+          <w:sz w:val="18"/>
+          <w:szCs w:val="18"/>
+        </w:rPr>
+        <w:t xml:space="preserve"> </w:t>
+      </w:r>
+    </w:p>
+    <w:p>
+      <w:pPr>
+        <w:jc w:val="both"/>
+        <w:rPr>
+          <w:bCs/>
+          <w:sz w:val="18"/>
+          <w:szCs w:val="18"/>
+          <w:lang w:val="en-GB" w:bidi="fr-FR"/>
+        </w:rPr>
+      </w:pPr>
+      <w:r>
+        <w:rPr>
+          <w:b/>
+          <w:sz w:val="18"/>
+          <w:szCs w:val="18"/>
+          <w:lang w:val="en-GB" w:bidi="fr-FR"/>
+        </w:rPr>
+        <w:t>Google Scholar:</w:t>
+      </w:r>
+      <w:r>
+        <w:rPr>
+          <w:bCs/>
+          <w:sz w:val="18"/>
+          <w:szCs w:val="18"/>
+          <w:lang w:val="en-GB" w:bidi="fr-FR"/>
+        </w:rPr>
+        <w:t xml:space="preserve"> </w:t>
+      </w:r>
+      <w:hyperlink r:id="rId10" w:history="1">
+        <w:r>
+          <w:rPr>
+            <w:rStyle w:val="Lienhypertexte"/>
+            <w:bCs/>
+            <w:sz w:val="16"/>
+            <w:szCs w:val="16"/>
+            <w:lang w:val="en-GB" w:bidi="fr-FR"/>
+          </w:rPr>
           <w:t>https://scholar.google.com/citations?user=RzkSCecAAAAJ&amp;hl=en</w:t>
         </w:r>
       </w:hyperlink>
@@ -314,16 +299,16 @@
         <w:jc w:val="both"/>
         <w:rPr>
           <w:bCs/>
-          <w:sz w:val="20"/>
-          <w:szCs w:val="20"/>
-          <w:lang w:val="en-GB" w:bidi="fr-FR"/>
-        </w:rPr>
-      </w:pPr>
-      <w:r>
-        <w:rPr>
-          <w:b/>
-          <w:sz w:val="20"/>
-          <w:szCs w:val="20"/>
+          <w:sz w:val="18"/>
+          <w:szCs w:val="18"/>
+          <w:lang w:val="en-GB" w:bidi="fr-FR"/>
+        </w:rPr>
+      </w:pPr>
+      <w:r>
+        <w:rPr>
+          <w:b/>
+          <w:sz w:val="18"/>
+          <w:szCs w:val="18"/>
           <w:lang w:val="en-GB" w:bidi="fr-FR"/>
         </w:rPr>
         <w:t>GitHub:</w:t>
@@ -331,8 +316,8 @@
       <w:r>
         <w:rPr>
           <w:bCs/>
-          <w:sz w:val="20"/>
-          <w:szCs w:val="20"/>
+          <w:sz w:val="18"/>
+          <w:szCs w:val="18"/>
           <w:lang w:val="en-GB" w:bidi="fr-FR"/>
         </w:rPr>
         <w:t xml:space="preserve"> </w:t>
@@ -342,8 +327,8 @@
           <w:rPr>
             <w:rStyle w:val="Lienhypertexte"/>
             <w:bCs/>
-            <w:sz w:val="20"/>
-            <w:szCs w:val="20"/>
+            <w:sz w:val="18"/>
+            <w:szCs w:val="18"/>
             <w:lang w:val="en-GB" w:bidi="fr-FR"/>
           </w:rPr>
           <w:t>https://github.com/vktr93</w:t>
@@ -355,16 +340,16 @@
         <w:jc w:val="both"/>
         <w:rPr>
           <w:bCs/>
-          <w:sz w:val="20"/>
-          <w:szCs w:val="20"/>
-          <w:lang w:val="en-GB" w:bidi="fr-FR"/>
-        </w:rPr>
-      </w:pPr>
-      <w:r>
-        <w:rPr>
-          <w:b/>
-          <w:sz w:val="20"/>
-          <w:szCs w:val="20"/>
+          <w:sz w:val="18"/>
+          <w:szCs w:val="18"/>
+          <w:lang w:val="en-GB" w:bidi="fr-FR"/>
+        </w:rPr>
+      </w:pPr>
+      <w:r>
+        <w:rPr>
+          <w:b/>
+          <w:sz w:val="18"/>
+          <w:szCs w:val="18"/>
           <w:lang w:val="en-GB" w:bidi="fr-FR"/>
         </w:rPr>
         <w:t>Website:</w:t>
@@ -372,8 +357,8 @@
       <w:r>
         <w:rPr>
           <w:bCs/>
-          <w:sz w:val="20"/>
-          <w:szCs w:val="20"/>
+          <w:sz w:val="18"/>
+          <w:szCs w:val="18"/>
           <w:lang w:val="en-GB" w:bidi="fr-FR"/>
         </w:rPr>
         <w:t xml:space="preserve"> </w:t>
@@ -383,8 +368,8 @@
           <w:rPr>
             <w:rStyle w:val="Lienhypertexte"/>
             <w:bCs/>
-            <w:sz w:val="20"/>
-            <w:szCs w:val="20"/>
+            <w:sz w:val="18"/>
+            <w:szCs w:val="18"/>
             <w:lang w:val="en-GB" w:bidi="fr-FR"/>
           </w:rPr>
           <w:t>www.researchvyk.com</w:t>
@@ -396,27 +381,27 @@
         <w:jc w:val="both"/>
         <w:rPr>
           <w:bCs/>
-          <w:sz w:val="21"/>
-          <w:szCs w:val="21"/>
-          <w:lang w:val="en-GB" w:bidi="fr-FR"/>
-        </w:rPr>
-      </w:pPr>
-    </w:p>
-    <w:p>
-      <w:pPr>
-        <w:jc w:val="both"/>
-        <w:rPr>
-          <w:bCs/>
-          <w:sz w:val="21"/>
-          <w:szCs w:val="21"/>
-          <w:lang w:val="en-GB" w:bidi="fr-FR"/>
-        </w:rPr>
-      </w:pPr>
-      <w:r>
-        <w:rPr>
-          <w:bCs/>
-          <w:sz w:val="21"/>
-          <w:szCs w:val="21"/>
+          <w:sz w:val="20"/>
+          <w:szCs w:val="20"/>
+          <w:lang w:val="en-GB" w:bidi="fr-FR"/>
+        </w:rPr>
+      </w:pPr>
+    </w:p>
+    <w:p>
+      <w:pPr>
+        <w:jc w:val="both"/>
+        <w:rPr>
+          <w:bCs/>
+          <w:sz w:val="20"/>
+          <w:szCs w:val="20"/>
+          <w:lang w:val="en-GB" w:bidi="fr-FR"/>
+        </w:rPr>
+      </w:pPr>
+      <w:r>
+        <w:rPr>
+          <w:bCs/>
+          <w:sz w:val="20"/>
+          <w:szCs w:val="20"/>
           <w:lang w:val="en-GB" w:bidi="fr-FR"/>
         </w:rPr>
         <w:t>Polyvalent and autonomous Ph.D. with entrepreneurship mindset and core expertise in hardware development (</w:t>
@@ -424,8 +409,8 @@
       <w:r>
         <w:rPr>
           <w:bCs/>
-          <w:sz w:val="21"/>
-          <w:szCs w:val="21"/>
+          <w:sz w:val="20"/>
+          <w:szCs w:val="20"/>
           <w:lang w:val="en-GB" w:bidi="fr-FR"/>
         </w:rPr>
         <w:t xml:space="preserve">chemical </w:t>
@@ -433,8 +418,8 @@
       <w:r>
         <w:rPr>
           <w:bCs/>
-          <w:sz w:val="21"/>
-          <w:szCs w:val="21"/>
+          <w:sz w:val="20"/>
+          <w:szCs w:val="20"/>
           <w:lang w:val="en-GB" w:bidi="fr-FR"/>
         </w:rPr>
         <w:t>sensors), soft-material and surface chemistry. Soft skills in full-stack application development with vibe-coding.  I have a proven ability to lead complex projects from concept to peer-reviewed publication, secure competitive international funding, and write patents. I now bridge deep science with AI technologies. Most recently, I directed generative AI to deploy Open AI Science, a multi-agent platform for automated scientific peer-review. I am seeking to apply this unique blend of scientific expertise and AI product development to solve high-impact challenges</w:t>
@@ -442,8 +427,8 @@
       <w:r>
         <w:rPr>
           <w:bCs/>
-          <w:sz w:val="21"/>
-          <w:szCs w:val="21"/>
+          <w:sz w:val="20"/>
+          <w:szCs w:val="20"/>
           <w:lang w:val="en-GB" w:bidi="fr-FR"/>
         </w:rPr>
         <w:t xml:space="preserve"> in science.</w:t>
@@ -454,38 +439,31 @@
         <w:jc w:val="both"/>
         <w:rPr>
           <w:bCs/>
+          <w:sz w:val="20"/>
+          <w:szCs w:val="20"/>
+          <w:lang w:val="en-GB" w:bidi="fr-FR"/>
+        </w:rPr>
+      </w:pPr>
+    </w:p>
+    <w:p>
+      <w:pPr>
+        <w:jc w:val="both"/>
+        <w:rPr>
+          <w:b/>
           <w:sz w:val="22"/>
           <w:szCs w:val="22"/>
           <w:lang w:val="en-GB" w:bidi="fr-FR"/>
         </w:rPr>
       </w:pPr>
-    </w:p>
-    <w:p>
-      <w:pPr>
-        <w:jc w:val="both"/>
-        <w:rPr>
-          <w:b/>
-          <w:lang w:val="en-GB" w:bidi="fr-FR"/>
-        </w:rPr>
-      </w:pPr>
-      <w:r>
-        <w:rPr>
-          <w:b/>
-          <w:lang w:val="en-GB" w:bidi="fr-FR"/>
-        </w:rPr>
-        <w:t xml:space="preserve">CORE COMPETENCIES </w:t>
-      </w:r>
-    </w:p>
-    <w:p>
-      <w:pPr>
-        <w:jc w:val="both"/>
-        <w:rPr>
-          <w:bCs/>
+      <w:r>
+        <w:rPr>
+          <w:b/>
           <w:sz w:val="22"/>
           <w:szCs w:val="22"/>
           <w:lang w:val="en-GB" w:bidi="fr-FR"/>
         </w:rPr>
-      </w:pPr>
+        <w:t xml:space="preserve">CORE COMPETENCIES </w:t>
+      </w:r>
     </w:p>
     <w:p>
       <w:pPr>
@@ -494,6 +472,17 @@
           <w:bCs/>
           <w:sz w:val="20"/>
           <w:szCs w:val="20"/>
+          <w:lang w:val="en-GB" w:bidi="fr-FR"/>
+        </w:rPr>
+      </w:pPr>
+    </w:p>
+    <w:p>
+      <w:pPr>
+        <w:jc w:val="both"/>
+        <w:rPr>
+          <w:bCs/>
+          <w:sz w:val="18"/>
+          <w:szCs w:val="18"/>
           <w:u w:val="single"/>
           <w:lang w:val="en-GB" w:bidi="fr-FR"/>
         </w:rPr>
@@ -501,37 +490,1228 @@
       <w:r>
         <w:rPr>
           <w:b/>
+          <w:sz w:val="18"/>
+          <w:szCs w:val="18"/>
+          <w:lang w:val="en-GB" w:bidi="fr-FR"/>
+        </w:rPr>
+        <w:t>Scientific Expertise:</w:t>
+      </w:r>
+      <w:r>
+        <w:rPr>
+          <w:bCs/>
+          <w:sz w:val="18"/>
+          <w:szCs w:val="18"/>
+          <w:lang w:val="en-GB" w:bidi="fr-FR"/>
+        </w:rPr>
+        <w:t xml:space="preserve"> Soft Materials (DNA, lipids) &amp; Polymer Science;</w:t>
+      </w:r>
+      <w:r>
+        <w:rPr>
+          <w:bCs/>
+          <w:sz w:val="18"/>
+          <w:szCs w:val="18"/>
+          <w:lang w:val="en-GB" w:bidi="fr-FR"/>
+        </w:rPr>
+        <w:t xml:space="preserve"> </w:t>
+      </w:r>
+      <w:r>
+        <w:rPr>
+          <w:bCs/>
+          <w:sz w:val="18"/>
+          <w:szCs w:val="18"/>
+          <w:lang w:val="en-GB" w:bidi="fr-FR"/>
+        </w:rPr>
+        <w:t>Surface Chemistry &amp; Functionalization; Drug Delivery &amp; Molecular Encapsulation; Analysis Chemistry (Chromatography, Spectroscopy, Microscopy)</w:t>
+      </w:r>
+      <w:r>
+        <w:rPr>
+          <w:bCs/>
+          <w:sz w:val="18"/>
+          <w:szCs w:val="18"/>
+          <w:lang w:val="en-GB" w:bidi="fr-FR"/>
+        </w:rPr>
+        <w:t>;</w:t>
+      </w:r>
+      <w:r>
+        <w:rPr>
+          <w:bCs/>
+          <w:sz w:val="18"/>
+          <w:szCs w:val="18"/>
+          <w:lang w:val="en-GB" w:bidi="fr-FR"/>
+        </w:rPr>
+        <w:t xml:space="preserve"> </w:t>
+      </w:r>
+      <w:r>
+        <w:rPr>
+          <w:bCs/>
+          <w:sz w:val="18"/>
+          <w:szCs w:val="18"/>
+          <w:lang w:val="en-GB" w:bidi="fr-FR"/>
+        </w:rPr>
+        <w:t>Biosensors &amp; Field-Effect Transistors (FETs)</w:t>
+      </w:r>
+      <w:r>
+        <w:rPr>
+          <w:bCs/>
+          <w:sz w:val="18"/>
+          <w:szCs w:val="18"/>
+          <w:lang w:val="en-GB" w:bidi="fr-FR"/>
+        </w:rPr>
+        <w:t>.</w:t>
+      </w:r>
+    </w:p>
+    <w:p>
+      <w:pPr>
+        <w:jc w:val="both"/>
+        <w:rPr>
+          <w:bCs/>
+          <w:sz w:val="18"/>
+          <w:szCs w:val="18"/>
+          <w:lang w:val="en-GB" w:bidi="fr-FR"/>
+        </w:rPr>
+      </w:pPr>
+    </w:p>
+    <w:p>
+      <w:pPr>
+        <w:jc w:val="both"/>
+        <w:rPr>
+          <w:bCs/>
+          <w:sz w:val="18"/>
+          <w:szCs w:val="18"/>
+          <w:lang w:val="en-GB" w:bidi="fr-FR"/>
+        </w:rPr>
+      </w:pPr>
+      <w:r>
+        <w:rPr>
+          <w:b/>
+          <w:sz w:val="18"/>
+          <w:szCs w:val="18"/>
+          <w:lang w:val="en-GB" w:bidi="fr-FR"/>
+        </w:rPr>
+        <w:t>Software Skills:</w:t>
+      </w:r>
+      <w:r>
+        <w:rPr>
+          <w:b/>
+          <w:sz w:val="18"/>
+          <w:szCs w:val="18"/>
+          <w:lang w:val="en-GB" w:bidi="fr-FR"/>
+        </w:rPr>
+        <w:t xml:space="preserve"> </w:t>
+      </w:r>
+      <w:r>
+        <w:rPr>
+          <w:bCs/>
+          <w:sz w:val="18"/>
+          <w:szCs w:val="18"/>
+          <w:lang w:val="en-GB" w:bidi="fr-FR"/>
+        </w:rPr>
+        <w:t>Generative AI for full-stack coding</w:t>
+      </w:r>
+      <w:r>
+        <w:rPr>
+          <w:bCs/>
+          <w:sz w:val="18"/>
+          <w:szCs w:val="18"/>
+          <w:lang w:val="en-GB" w:bidi="fr-FR"/>
+        </w:rPr>
+        <w:t>;</w:t>
+      </w:r>
+      <w:r>
+        <w:rPr>
+          <w:bCs/>
+          <w:sz w:val="18"/>
+          <w:szCs w:val="18"/>
+          <w:lang w:val="en-GB" w:bidi="fr-FR"/>
+        </w:rPr>
+        <w:t xml:space="preserve"> </w:t>
+      </w:r>
+      <w:r>
+        <w:rPr>
+          <w:bCs/>
+          <w:sz w:val="18"/>
+          <w:szCs w:val="18"/>
+          <w:lang w:val="en-GB" w:bidi="fr-FR"/>
+        </w:rPr>
+        <w:t>P</w:t>
+      </w:r>
+      <w:r>
+        <w:rPr>
+          <w:bCs/>
+          <w:sz w:val="18"/>
+          <w:szCs w:val="18"/>
+          <w:lang w:val="en-GB" w:bidi="fr-FR"/>
+        </w:rPr>
+        <w:t>ython script</w:t>
+      </w:r>
+      <w:r>
+        <w:rPr>
+          <w:bCs/>
+          <w:sz w:val="18"/>
+          <w:szCs w:val="18"/>
+          <w:lang w:val="en-GB" w:bidi="fr-FR"/>
+        </w:rPr>
+        <w:t>;</w:t>
+      </w:r>
+      <w:r>
+        <w:rPr>
+          <w:bCs/>
+          <w:sz w:val="18"/>
+          <w:szCs w:val="18"/>
+          <w:lang w:val="en-GB" w:bidi="fr-FR"/>
+        </w:rPr>
+        <w:t xml:space="preserve"> SQL database management</w:t>
+      </w:r>
+      <w:r>
+        <w:rPr>
+          <w:bCs/>
+          <w:sz w:val="18"/>
+          <w:szCs w:val="18"/>
+          <w:lang w:val="en-GB" w:bidi="fr-FR"/>
+        </w:rPr>
+        <w:t>;</w:t>
+      </w:r>
+      <w:r>
+        <w:rPr>
+          <w:bCs/>
+          <w:sz w:val="18"/>
+          <w:szCs w:val="18"/>
+          <w:lang w:val="en-GB" w:bidi="fr-FR"/>
+        </w:rPr>
+        <w:t xml:space="preserve"> Web</w:t>
+      </w:r>
+      <w:r>
+        <w:rPr>
+          <w:bCs/>
+          <w:sz w:val="18"/>
+          <w:szCs w:val="18"/>
+          <w:lang w:val="en-GB" w:bidi="fr-FR"/>
+        </w:rPr>
+        <w:t xml:space="preserve"> </w:t>
+      </w:r>
+      <w:r>
+        <w:rPr>
+          <w:bCs/>
+          <w:sz w:val="18"/>
+          <w:szCs w:val="18"/>
+          <w:lang w:val="en-GB" w:bidi="fr-FR"/>
+        </w:rPr>
+        <w:t>Sockets real-time interactivity</w:t>
+      </w:r>
+      <w:r>
+        <w:rPr>
+          <w:bCs/>
+          <w:sz w:val="18"/>
+          <w:szCs w:val="18"/>
+          <w:lang w:val="en-GB" w:bidi="fr-FR"/>
+        </w:rPr>
+        <w:t>;</w:t>
+      </w:r>
+      <w:r>
+        <w:rPr>
+          <w:bCs/>
+          <w:sz w:val="18"/>
+          <w:szCs w:val="18"/>
+          <w:lang w:val="en-GB" w:bidi="fr-FR"/>
+        </w:rPr>
+        <w:t xml:space="preserve"> Cloud deployment</w:t>
+      </w:r>
+      <w:r>
+        <w:rPr>
+          <w:bCs/>
+          <w:sz w:val="18"/>
+          <w:szCs w:val="18"/>
+          <w:lang w:val="en-GB" w:bidi="fr-FR"/>
+        </w:rPr>
+        <w:t>;</w:t>
+      </w:r>
+      <w:r>
+        <w:rPr>
+          <w:bCs/>
+          <w:sz w:val="18"/>
+          <w:szCs w:val="18"/>
+          <w:lang w:val="en-GB" w:bidi="fr-FR"/>
+        </w:rPr>
+        <w:t xml:space="preserve"> </w:t>
+      </w:r>
+      <w:r>
+        <w:rPr>
+          <w:bCs/>
+          <w:sz w:val="18"/>
+          <w:szCs w:val="18"/>
+          <w:lang w:val="en-GB" w:bidi="fr-FR"/>
+        </w:rPr>
+        <w:t>W</w:t>
+      </w:r>
+      <w:r>
+        <w:rPr>
+          <w:bCs/>
+          <w:sz w:val="18"/>
+          <w:szCs w:val="18"/>
+          <w:lang w:val="en-GB" w:bidi="fr-FR"/>
+        </w:rPr>
+        <w:t>ebsite management</w:t>
+      </w:r>
+      <w:r>
+        <w:rPr>
+          <w:bCs/>
+          <w:sz w:val="18"/>
+          <w:szCs w:val="18"/>
+          <w:lang w:val="en-GB" w:bidi="fr-FR"/>
+        </w:rPr>
+        <w:t>;</w:t>
+      </w:r>
+      <w:r>
+        <w:rPr>
+          <w:bCs/>
+          <w:sz w:val="18"/>
+          <w:szCs w:val="18"/>
+          <w:lang w:val="en-GB" w:bidi="fr-FR"/>
+        </w:rPr>
+        <w:t xml:space="preserve"> JavaScript game development</w:t>
+      </w:r>
+      <w:r>
+        <w:rPr>
+          <w:bCs/>
+          <w:sz w:val="18"/>
+          <w:szCs w:val="18"/>
+          <w:lang w:val="en-GB" w:bidi="fr-FR"/>
+        </w:rPr>
+        <w:t>;</w:t>
+      </w:r>
+      <w:r>
+        <w:rPr>
+          <w:bCs/>
+          <w:sz w:val="18"/>
+          <w:szCs w:val="18"/>
+          <w:lang w:val="en-GB" w:bidi="fr-FR"/>
+        </w:rPr>
+        <w:t xml:space="preserve"> Canva video generation.</w:t>
+      </w:r>
+    </w:p>
+    <w:p>
+      <w:pPr>
+        <w:jc w:val="both"/>
+        <w:rPr>
+          <w:bCs/>
+          <w:sz w:val="18"/>
+          <w:szCs w:val="18"/>
+          <w:lang w:val="en-GB" w:bidi="fr-FR"/>
+        </w:rPr>
+      </w:pPr>
+    </w:p>
+    <w:p>
+      <w:pPr>
+        <w:jc w:val="both"/>
+        <w:rPr>
+          <w:bCs/>
+          <w:sz w:val="18"/>
+          <w:szCs w:val="18"/>
+          <w:lang w:val="en-GB" w:bidi="fr-FR"/>
+        </w:rPr>
+      </w:pPr>
+      <w:r>
+        <w:rPr>
+          <w:b/>
+          <w:sz w:val="18"/>
+          <w:szCs w:val="18"/>
+          <w:lang w:val="en-GB" w:bidi="fr-FR"/>
+        </w:rPr>
+        <w:t>Project Management:</w:t>
+      </w:r>
+      <w:r>
+        <w:rPr>
+          <w:bCs/>
+          <w:sz w:val="18"/>
+          <w:szCs w:val="18"/>
+          <w:lang w:val="en-GB" w:bidi="fr-FR"/>
+        </w:rPr>
+        <w:t xml:space="preserve"> </w:t>
+      </w:r>
+      <w:r>
+        <w:rPr>
+          <w:bCs/>
+          <w:sz w:val="18"/>
+          <w:szCs w:val="18"/>
+          <w:lang w:val="en-GB" w:bidi="fr-FR"/>
+        </w:rPr>
+        <w:t xml:space="preserve">Full lifecycle </w:t>
+      </w:r>
+      <w:r>
+        <w:rPr>
+          <w:bCs/>
+          <w:sz w:val="18"/>
+          <w:szCs w:val="18"/>
+          <w:lang w:val="en-GB" w:bidi="fr-FR"/>
+        </w:rPr>
+        <w:t xml:space="preserve">scientific project </w:t>
+      </w:r>
+      <w:r>
+        <w:rPr>
+          <w:bCs/>
+          <w:sz w:val="18"/>
+          <w:szCs w:val="18"/>
+          <w:lang w:val="en-GB" w:bidi="fr-FR"/>
+        </w:rPr>
+        <w:t xml:space="preserve">management </w:t>
+      </w:r>
+      <w:r>
+        <w:rPr>
+          <w:bCs/>
+          <w:sz w:val="18"/>
+          <w:szCs w:val="18"/>
+          <w:lang w:val="en-GB" w:bidi="fr-FR"/>
+        </w:rPr>
+        <w:t>(</w:t>
+      </w:r>
+      <w:r>
+        <w:rPr>
+          <w:bCs/>
+          <w:sz w:val="18"/>
+          <w:szCs w:val="18"/>
+          <w:lang w:val="en-GB" w:bidi="fr-FR"/>
+        </w:rPr>
+        <w:t>concept to peer-reviewed publication</w:t>
+      </w:r>
+      <w:r>
+        <w:rPr>
+          <w:bCs/>
+          <w:sz w:val="18"/>
+          <w:szCs w:val="18"/>
+          <w:lang w:val="en-GB" w:bidi="fr-FR"/>
+        </w:rPr>
+        <w:t>), Grant writing for f</w:t>
+      </w:r>
+      <w:r>
+        <w:rPr>
+          <w:bCs/>
+          <w:sz w:val="18"/>
+          <w:szCs w:val="18"/>
+          <w:lang w:val="en-GB" w:bidi="fr-FR"/>
+        </w:rPr>
+        <w:t xml:space="preserve">unding </w:t>
+      </w:r>
+      <w:r>
+        <w:rPr>
+          <w:bCs/>
+          <w:sz w:val="18"/>
+          <w:szCs w:val="18"/>
+          <w:lang w:val="en-GB" w:bidi="fr-FR"/>
+        </w:rPr>
+        <w:t>a</w:t>
+      </w:r>
+      <w:r>
+        <w:rPr>
+          <w:bCs/>
+          <w:sz w:val="18"/>
+          <w:szCs w:val="18"/>
+          <w:lang w:val="en-GB" w:bidi="fr-FR"/>
+        </w:rPr>
+        <w:t>cquisition</w:t>
+      </w:r>
+      <w:r>
+        <w:rPr>
+          <w:bCs/>
+          <w:sz w:val="18"/>
+          <w:szCs w:val="18"/>
+          <w:lang w:val="en-GB" w:bidi="fr-FR"/>
+        </w:rPr>
+        <w:t>, Patent</w:t>
+      </w:r>
+      <w:r>
+        <w:rPr>
+          <w:bCs/>
+          <w:sz w:val="18"/>
+          <w:szCs w:val="18"/>
+          <w:lang w:val="en-GB" w:bidi="fr-FR"/>
+        </w:rPr>
+        <w:t xml:space="preserve"> writing, Company creation.</w:t>
+      </w:r>
+    </w:p>
+    <w:p>
+      <w:pPr>
+        <w:jc w:val="both"/>
+        <w:rPr>
+          <w:bCs/>
           <w:sz w:val="20"/>
           <w:szCs w:val="20"/>
           <w:lang w:val="en-GB" w:bidi="fr-FR"/>
         </w:rPr>
-        <w:t>Scientific Expertise:</w:t>
-      </w:r>
-      <w:r>
-        <w:rPr>
-          <w:bCs/>
+      </w:pPr>
+    </w:p>
+    <w:p>
+      <w:pPr>
+        <w:jc w:val="both"/>
+        <w:rPr>
+          <w:b/>
+          <w:bCs/>
+          <w:sz w:val="22"/>
+          <w:szCs w:val="22"/>
+          <w:lang w:val="en-GB"/>
+        </w:rPr>
+      </w:pPr>
+      <w:r>
+        <w:rPr>
+          <w:b/>
+          <w:bCs/>
+          <w:sz w:val="22"/>
+          <w:szCs w:val="22"/>
+          <w:lang w:val="en-GB" w:bidi="fr-FR"/>
+        </w:rPr>
+        <w:t>RESEARCH EXPERIENCE</w:t>
+      </w:r>
+    </w:p>
+    <w:p>
+      <w:pPr>
+        <w:jc w:val="both"/>
+        <w:rPr>
+          <w:b/>
           <w:sz w:val="20"/>
           <w:szCs w:val="20"/>
+          <w:lang w:val="en-GB" w:bidi="fr-FR"/>
+        </w:rPr>
+      </w:pPr>
+    </w:p>
+    <w:p>
+      <w:pPr>
+        <w:jc w:val="both"/>
+        <w:rPr>
+          <w:b/>
+          <w:sz w:val="18"/>
+          <w:szCs w:val="18"/>
+          <w:lang w:val="en-GB" w:bidi="fr-FR"/>
+        </w:rPr>
+      </w:pPr>
+      <w:r>
+        <w:rPr>
+          <w:b/>
+          <w:sz w:val="18"/>
+          <w:szCs w:val="18"/>
+          <w:lang w:val="en-GB" w:bidi="fr-FR"/>
+        </w:rPr>
+        <w:t>Researcher (</w:t>
+      </w:r>
+      <w:r>
+        <w:rPr>
+          <w:b/>
+          <w:sz w:val="18"/>
+          <w:szCs w:val="18"/>
+          <w:lang w:val="en-GB" w:bidi="fr-FR"/>
+        </w:rPr>
+        <w:t xml:space="preserve">JSPS </w:t>
+      </w:r>
+      <w:r>
+        <w:rPr>
+          <w:b/>
+          <w:sz w:val="18"/>
+          <w:szCs w:val="18"/>
+          <w:lang w:val="en-GB" w:bidi="fr-FR"/>
+        </w:rPr>
+        <w:t xml:space="preserve">Postdoc </w:t>
+      </w:r>
+      <w:r>
+        <w:rPr>
+          <w:b/>
+          <w:sz w:val="18"/>
+          <w:szCs w:val="18"/>
+          <w:lang w:val="en-GB" w:bidi="fr-FR"/>
+        </w:rPr>
+        <w:t>Fellowship</w:t>
+      </w:r>
+      <w:r>
+        <w:rPr>
+          <w:b/>
+          <w:sz w:val="18"/>
+          <w:szCs w:val="18"/>
+          <w:lang w:val="en-GB" w:bidi="fr-FR"/>
+        </w:rPr>
+        <w:t xml:space="preserve"> and Invited Researcher</w:t>
+      </w:r>
+      <w:r>
+        <w:rPr>
+          <w:b/>
+          <w:sz w:val="18"/>
+          <w:szCs w:val="18"/>
+          <w:lang w:val="en-GB" w:bidi="fr-FR"/>
+        </w:rPr>
+        <w:t>) at NIMS</w:t>
+      </w:r>
+      <w:r>
+        <w:rPr>
+          <w:bCs/>
+          <w:sz w:val="18"/>
+          <w:szCs w:val="18"/>
+          <w:lang w:val="en-GB" w:bidi="fr-FR"/>
+        </w:rPr>
+        <w:t>, Tsukuba, Japan, 04/</w:t>
+      </w:r>
+      <w:r>
+        <w:rPr>
+          <w:bCs/>
+          <w:i/>
+          <w:iCs/>
+          <w:sz w:val="18"/>
+          <w:szCs w:val="18"/>
+          <w:lang w:val="en-GB" w:bidi="fr-FR"/>
+        </w:rPr>
+        <w:t>2022 – 04/202</w:t>
+      </w:r>
+      <w:r>
+        <w:rPr>
+          <w:bCs/>
+          <w:i/>
+          <w:iCs/>
+          <w:sz w:val="18"/>
+          <w:szCs w:val="18"/>
+          <w:lang w:val="en-GB" w:bidi="fr-FR"/>
+        </w:rPr>
+        <w:t>5</w:t>
+      </w:r>
+    </w:p>
+    <w:p>
+      <w:pPr>
+        <w:jc w:val="both"/>
+        <w:rPr>
+          <w:bCs/>
+          <w:sz w:val="18"/>
+          <w:szCs w:val="18"/>
+          <w:lang w:val="en-GB" w:bidi="fr-FR"/>
+        </w:rPr>
+      </w:pPr>
+      <w:r>
+        <w:rPr>
+          <w:bCs/>
+          <w:sz w:val="18"/>
+          <w:szCs w:val="18"/>
+          <w:lang w:val="en-GB" w:bidi="fr-FR"/>
+        </w:rPr>
+        <w:t xml:space="preserve">Supervisor: </w:t>
+      </w:r>
+      <w:proofErr w:type="spellStart"/>
+      <w:r>
+        <w:rPr>
+          <w:bCs/>
+          <w:sz w:val="18"/>
+          <w:szCs w:val="18"/>
+          <w:lang w:val="en-GB" w:bidi="fr-FR"/>
+        </w:rPr>
+        <w:t>Dr.</w:t>
+      </w:r>
+      <w:proofErr w:type="spellEnd"/>
+      <w:r>
+        <w:rPr>
+          <w:bCs/>
+          <w:sz w:val="18"/>
+          <w:szCs w:val="18"/>
+          <w:lang w:val="en-GB" w:bidi="fr-FR"/>
+        </w:rPr>
+        <w:t xml:space="preserve"> Jonathan </w:t>
+      </w:r>
+      <w:proofErr w:type="spellStart"/>
+      <w:proofErr w:type="gramStart"/>
+      <w:r>
+        <w:rPr>
+          <w:bCs/>
+          <w:sz w:val="18"/>
+          <w:szCs w:val="18"/>
+          <w:lang w:val="en-GB" w:bidi="fr-FR"/>
+        </w:rPr>
+        <w:t>P.Hill</w:t>
+      </w:r>
+      <w:proofErr w:type="spellEnd"/>
+      <w:proofErr w:type="gramEnd"/>
+    </w:p>
+    <w:p>
+      <w:pPr>
+        <w:jc w:val="both"/>
+        <w:rPr>
+          <w:bCs/>
+          <w:sz w:val="18"/>
+          <w:szCs w:val="18"/>
+          <w:lang w:val="en-GB" w:bidi="fr-FR"/>
+        </w:rPr>
+      </w:pPr>
+      <w:r>
+        <w:rPr>
+          <w:bCs/>
+          <w:sz w:val="18"/>
+          <w:szCs w:val="18"/>
           <w:u w:val="single"/>
           <w:lang w:val="en-GB" w:bidi="fr-FR"/>
         </w:rPr>
+        <w:t>Contribution:</w:t>
+      </w:r>
+      <w:r>
+        <w:rPr>
+          <w:bCs/>
+          <w:sz w:val="18"/>
+          <w:szCs w:val="18"/>
+          <w:lang w:val="en-GB" w:bidi="fr-FR"/>
+        </w:rPr>
+        <w:t xml:space="preserve"> Secured a highly competitive ¥3M JSPS Postdoctoral Fellowship to pioneer the use of DNA Field-Effect Transistors (DNA-FETs) for data storage applications. Managed the full research lifecycle, resulting in corresponding-author publications and patent filing. Invited Researcher from January to April 2025 to work on research initiatives in DNA-based 2D materials and drug delivery systems.</w:t>
+      </w:r>
+    </w:p>
+    <w:p>
+      <w:pPr>
+        <w:jc w:val="both"/>
+        <w:rPr>
+          <w:b/>
+          <w:sz w:val="18"/>
+          <w:szCs w:val="18"/>
+          <w:lang w:val="en-GB" w:bidi="fr-FR"/>
+        </w:rPr>
+      </w:pPr>
+    </w:p>
+    <w:p>
+      <w:pPr>
+        <w:jc w:val="both"/>
+        <w:rPr>
+          <w:i/>
+          <w:iCs/>
+          <w:sz w:val="18"/>
+          <w:szCs w:val="18"/>
+          <w:lang w:val="en-GB"/>
+        </w:rPr>
+      </w:pPr>
+      <w:r>
+        <w:rPr>
+          <w:b/>
+          <w:sz w:val="18"/>
+          <w:szCs w:val="18"/>
+          <w:lang w:val="en-GB" w:bidi="fr-FR"/>
+        </w:rPr>
+        <w:t xml:space="preserve">Junior Researcher (PhD) at </w:t>
+      </w:r>
+      <w:proofErr w:type="spellStart"/>
+      <w:r>
+        <w:rPr>
+          <w:b/>
+          <w:sz w:val="18"/>
+          <w:szCs w:val="18"/>
+          <w:lang w:val="en-GB" w:bidi="fr-FR"/>
+        </w:rPr>
+        <w:t>CINaM</w:t>
+      </w:r>
+      <w:proofErr w:type="spellEnd"/>
+      <w:r>
+        <w:rPr>
+          <w:sz w:val="18"/>
+          <w:szCs w:val="18"/>
+          <w:lang w:val="en-GB" w:bidi="fr-FR"/>
+        </w:rPr>
+        <w:t>, Marseille, France, 03/</w:t>
+      </w:r>
+      <w:r>
+        <w:rPr>
+          <w:i/>
+          <w:iCs/>
+          <w:sz w:val="18"/>
+          <w:szCs w:val="18"/>
+          <w:lang w:val="en-GB" w:bidi="fr-FR"/>
+        </w:rPr>
+        <w:t>2017</w:t>
+      </w:r>
+      <w:r>
+        <w:rPr>
+          <w:bCs/>
+          <w:i/>
+          <w:iCs/>
+          <w:sz w:val="18"/>
+          <w:szCs w:val="18"/>
+          <w:lang w:val="en-GB" w:bidi="fr-FR"/>
+        </w:rPr>
+        <w:t xml:space="preserve"> – 05/</w:t>
+      </w:r>
+      <w:r>
+        <w:rPr>
+          <w:i/>
+          <w:iCs/>
+          <w:sz w:val="18"/>
+          <w:szCs w:val="18"/>
+          <w:lang w:val="en-GB" w:bidi="fr-FR"/>
+        </w:rPr>
+        <w:t>2020</w:t>
+      </w:r>
+    </w:p>
+    <w:p>
+      <w:pPr>
+        <w:jc w:val="both"/>
+        <w:rPr>
+          <w:sz w:val="18"/>
+          <w:szCs w:val="18"/>
+          <w:lang w:val="en-GB" w:bidi="fr-FR"/>
+        </w:rPr>
+      </w:pPr>
+      <w:r>
+        <w:rPr>
+          <w:sz w:val="18"/>
+          <w:szCs w:val="18"/>
+          <w:lang w:val="en-GB" w:bidi="fr-FR"/>
+        </w:rPr>
+        <w:t xml:space="preserve">Supervisors: </w:t>
+      </w:r>
+      <w:proofErr w:type="spellStart"/>
+      <w:r>
+        <w:rPr>
+          <w:sz w:val="18"/>
+          <w:szCs w:val="18"/>
+          <w:lang w:val="en-GB" w:bidi="fr-FR"/>
+        </w:rPr>
+        <w:t>Dr.</w:t>
+      </w:r>
+      <w:proofErr w:type="spellEnd"/>
+      <w:r>
+        <w:rPr>
+          <w:sz w:val="18"/>
+          <w:szCs w:val="18"/>
+          <w:lang w:val="en-GB" w:bidi="fr-FR"/>
+        </w:rPr>
+        <w:t xml:space="preserve"> Charrier and Prof. Raimundo</w:t>
+      </w:r>
+    </w:p>
+    <w:p>
+      <w:pPr>
+        <w:jc w:val="both"/>
+        <w:rPr>
+          <w:sz w:val="18"/>
+          <w:szCs w:val="18"/>
+          <w:lang w:val="en-GB"/>
+        </w:rPr>
+      </w:pPr>
+      <w:r>
+        <w:rPr>
+          <w:sz w:val="18"/>
+          <w:szCs w:val="18"/>
+          <w:u w:val="single"/>
+          <w:lang w:val="en-GB" w:bidi="fr-FR"/>
+        </w:rPr>
+        <w:t>Contribution:</w:t>
+      </w:r>
+      <w:r>
+        <w:rPr>
+          <w:sz w:val="18"/>
+          <w:szCs w:val="18"/>
+          <w:lang w:val="en-GB" w:bidi="fr-FR"/>
+        </w:rPr>
+        <w:t xml:space="preserve"> I developed </w:t>
+      </w:r>
+      <w:proofErr w:type="spellStart"/>
+      <w:r>
+        <w:rPr>
+          <w:sz w:val="18"/>
+          <w:szCs w:val="18"/>
+          <w:lang w:val="en-GB" w:bidi="fr-FR"/>
+        </w:rPr>
+        <w:t>cesium</w:t>
+      </w:r>
+      <w:proofErr w:type="spellEnd"/>
+      <w:r>
+        <w:rPr>
+          <w:sz w:val="18"/>
+          <w:szCs w:val="18"/>
+          <w:lang w:val="en-GB" w:bidi="fr-FR"/>
+        </w:rPr>
+        <w:t xml:space="preserve"> sensor working in seawater for radioactive pollution purpose.</w:t>
+      </w:r>
+      <w:r>
+        <w:rPr>
+          <w:sz w:val="18"/>
+          <w:szCs w:val="18"/>
+          <w:lang w:val="en-GB"/>
+        </w:rPr>
         <w:t xml:space="preserve"> </w:t>
       </w:r>
       <w:r>
         <w:rPr>
-          <w:bCs/>
+          <w:sz w:val="18"/>
+          <w:szCs w:val="18"/>
+          <w:lang w:val="en-GB" w:bidi="fr-FR"/>
+        </w:rPr>
+        <w:t xml:space="preserve">I chemically synthesized molecules selective toward </w:t>
+      </w:r>
+      <w:proofErr w:type="spellStart"/>
+      <w:r>
+        <w:rPr>
+          <w:sz w:val="18"/>
+          <w:szCs w:val="18"/>
+          <w:lang w:val="en-GB" w:bidi="fr-FR"/>
+        </w:rPr>
+        <w:t>cesium</w:t>
+      </w:r>
+      <w:proofErr w:type="spellEnd"/>
+      <w:r>
+        <w:rPr>
+          <w:sz w:val="18"/>
+          <w:szCs w:val="18"/>
+          <w:lang w:val="en-GB" w:bidi="fr-FR"/>
+        </w:rPr>
+        <w:t xml:space="preserve"> used as probes</w:t>
+      </w:r>
+      <w:r>
+        <w:rPr>
+          <w:sz w:val="18"/>
+          <w:szCs w:val="18"/>
+          <w:lang w:val="en-GB"/>
+        </w:rPr>
+        <w:t>.</w:t>
+      </w:r>
+      <w:r>
+        <w:rPr>
+          <w:sz w:val="18"/>
+          <w:szCs w:val="18"/>
+          <w:lang w:val="en-GB"/>
+        </w:rPr>
+        <w:t xml:space="preserve"> </w:t>
+      </w:r>
+      <w:r>
+        <w:rPr>
+          <w:sz w:val="18"/>
+          <w:szCs w:val="18"/>
+          <w:lang w:val="en-GB" w:bidi="fr-FR"/>
+        </w:rPr>
+        <w:t>I designed organic nanoscale interface based on lipids/semi-conductive polymer</w:t>
+      </w:r>
+      <w:r>
+        <w:rPr>
+          <w:sz w:val="18"/>
+          <w:szCs w:val="18"/>
+          <w:lang w:val="en-GB"/>
+        </w:rPr>
+        <w:t>.</w:t>
+      </w:r>
+      <w:r>
+        <w:rPr>
+          <w:sz w:val="18"/>
+          <w:szCs w:val="18"/>
+          <w:lang w:val="en-GB"/>
+        </w:rPr>
+        <w:t xml:space="preserve"> </w:t>
+      </w:r>
+      <w:r>
+        <w:rPr>
+          <w:sz w:val="18"/>
+          <w:szCs w:val="18"/>
+          <w:lang w:val="en-GB"/>
+        </w:rPr>
+        <w:t xml:space="preserve">I made field-effect transistor-based sensor and </w:t>
+      </w:r>
+      <w:r>
+        <w:rPr>
+          <w:sz w:val="18"/>
+          <w:szCs w:val="18"/>
+          <w:lang w:val="en-GB" w:bidi="fr-FR"/>
+        </w:rPr>
+        <w:t>performed sensing measurements.</w:t>
+      </w:r>
+    </w:p>
+    <w:p>
+      <w:pPr>
+        <w:jc w:val="both"/>
+        <w:rPr>
+          <w:sz w:val="18"/>
+          <w:szCs w:val="18"/>
+          <w:lang w:val="en-GB"/>
+        </w:rPr>
+      </w:pPr>
+    </w:p>
+    <w:p>
+      <w:pPr>
+        <w:jc w:val="both"/>
+        <w:rPr>
+          <w:i/>
+          <w:iCs/>
+          <w:sz w:val="18"/>
+          <w:szCs w:val="18"/>
+          <w:lang w:val="en-GB"/>
+        </w:rPr>
+      </w:pPr>
+      <w:r>
+        <w:rPr>
+          <w:b/>
+          <w:sz w:val="18"/>
+          <w:szCs w:val="18"/>
+          <w:lang w:val="en-GB" w:bidi="fr-FR"/>
+        </w:rPr>
+        <w:t>Internship at ABB Corporate Research</w:t>
+      </w:r>
+      <w:r>
+        <w:rPr>
+          <w:sz w:val="18"/>
+          <w:szCs w:val="18"/>
+          <w:lang w:val="en-GB" w:bidi="fr-FR"/>
+        </w:rPr>
+        <w:t>, Baden, Switzerland, 03/</w:t>
+      </w:r>
+      <w:r>
+        <w:rPr>
+          <w:i/>
+          <w:iCs/>
+          <w:sz w:val="18"/>
+          <w:szCs w:val="18"/>
+          <w:lang w:val="en-GB" w:bidi="fr-FR"/>
+        </w:rPr>
+        <w:t>2016</w:t>
+      </w:r>
+      <w:r>
+        <w:rPr>
+          <w:bCs/>
+          <w:i/>
+          <w:iCs/>
+          <w:sz w:val="18"/>
+          <w:szCs w:val="18"/>
+          <w:lang w:val="en-GB" w:bidi="fr-FR"/>
+        </w:rPr>
+        <w:t xml:space="preserve"> – 09/2016</w:t>
+      </w:r>
+    </w:p>
+    <w:p>
+      <w:pPr>
+        <w:jc w:val="both"/>
+        <w:rPr>
+          <w:sz w:val="18"/>
+          <w:szCs w:val="18"/>
+          <w:lang w:val="en-GB"/>
+        </w:rPr>
+      </w:pPr>
+      <w:r>
+        <w:rPr>
+          <w:sz w:val="18"/>
+          <w:szCs w:val="18"/>
+          <w:lang w:val="en-GB" w:bidi="fr-FR"/>
+        </w:rPr>
+        <w:t xml:space="preserve">Supervisor: </w:t>
+      </w:r>
+      <w:proofErr w:type="spellStart"/>
+      <w:r>
+        <w:rPr>
+          <w:sz w:val="18"/>
+          <w:szCs w:val="18"/>
+          <w:lang w:val="en-GB" w:bidi="fr-FR"/>
+        </w:rPr>
+        <w:t>Dr.</w:t>
+      </w:r>
+      <w:proofErr w:type="spellEnd"/>
+      <w:r>
+        <w:rPr>
+          <w:sz w:val="18"/>
+          <w:szCs w:val="18"/>
+          <w:lang w:val="en-GB" w:bidi="fr-FR"/>
+        </w:rPr>
+        <w:t xml:space="preserve"> Di Gianni</w:t>
+      </w:r>
+    </w:p>
+    <w:p>
+      <w:pPr>
+        <w:jc w:val="both"/>
+        <w:rPr>
+          <w:sz w:val="18"/>
+          <w:szCs w:val="18"/>
+          <w:lang w:val="en-GB"/>
+        </w:rPr>
+      </w:pPr>
+      <w:r>
+        <w:rPr>
+          <w:sz w:val="18"/>
+          <w:szCs w:val="18"/>
+          <w:u w:val="single"/>
+          <w:lang w:val="en-GB" w:bidi="fr-FR"/>
+        </w:rPr>
+        <w:t>Contribution:</w:t>
+      </w:r>
+      <w:r>
+        <w:rPr>
+          <w:sz w:val="18"/>
+          <w:szCs w:val="18"/>
+          <w:lang w:val="en-GB" w:bidi="fr-FR"/>
+        </w:rPr>
+        <w:t xml:space="preserve"> I thermally aged materials under electrically insulating gas and characterized by GC-MS, FTIR and tensile tests.</w:t>
+      </w:r>
+      <w:r>
+        <w:rPr>
+          <w:sz w:val="18"/>
+          <w:szCs w:val="18"/>
+          <w:lang w:val="en-GB"/>
+        </w:rPr>
+        <w:t xml:space="preserve"> </w:t>
+      </w:r>
+      <w:r>
+        <w:rPr>
+          <w:sz w:val="18"/>
+          <w:szCs w:val="18"/>
+          <w:lang w:val="en-GB" w:bidi="fr-FR"/>
+        </w:rPr>
+        <w:t xml:space="preserve">I performed quality control and failure analysis of materials by SEM observation and XRD. </w:t>
+      </w:r>
+    </w:p>
+    <w:p>
+      <w:pPr>
+        <w:jc w:val="both"/>
+        <w:rPr>
+          <w:sz w:val="18"/>
+          <w:szCs w:val="18"/>
+          <w:lang w:val="en-GB"/>
+        </w:rPr>
+      </w:pPr>
+    </w:p>
+    <w:p>
+      <w:pPr>
+        <w:jc w:val="both"/>
+        <w:rPr>
+          <w:sz w:val="18"/>
+          <w:szCs w:val="18"/>
+          <w:lang w:val="en-GB"/>
+        </w:rPr>
+      </w:pPr>
+      <w:r>
+        <w:rPr>
+          <w:b/>
+          <w:sz w:val="18"/>
+          <w:szCs w:val="18"/>
+          <w:lang w:val="en-GB" w:bidi="fr-FR"/>
+        </w:rPr>
+        <w:t>Internship at Nagaoka University of Technology</w:t>
+      </w:r>
+      <w:r>
+        <w:rPr>
+          <w:sz w:val="18"/>
+          <w:szCs w:val="18"/>
+          <w:lang w:val="en-GB" w:bidi="fr-FR"/>
+        </w:rPr>
+        <w:t>, Nagaoka, Japan</w:t>
+      </w:r>
+      <w:r>
+        <w:rPr>
+          <w:sz w:val="18"/>
+          <w:szCs w:val="18"/>
+          <w:lang w:val="en-GB" w:bidi="fr-FR"/>
+        </w:rPr>
+        <w:t>,</w:t>
+      </w:r>
+      <w:r>
+        <w:rPr>
+          <w:i/>
+          <w:iCs/>
+          <w:sz w:val="18"/>
+          <w:szCs w:val="18"/>
+          <w:lang w:val="en-GB" w:bidi="fr-FR"/>
+        </w:rPr>
+        <w:t xml:space="preserve"> 06/2015 </w:t>
+      </w:r>
+      <w:r>
+        <w:rPr>
+          <w:bCs/>
+          <w:i/>
+          <w:iCs/>
+          <w:sz w:val="18"/>
+          <w:szCs w:val="18"/>
+          <w:lang w:val="en-GB" w:bidi="fr-FR"/>
+        </w:rPr>
+        <w:t>– 09/2015</w:t>
+      </w:r>
+    </w:p>
+    <w:p>
+      <w:pPr>
+        <w:jc w:val="both"/>
+        <w:rPr>
+          <w:bCs/>
+          <w:sz w:val="18"/>
+          <w:szCs w:val="18"/>
+          <w:lang w:val="en-GB"/>
+        </w:rPr>
+      </w:pPr>
+      <w:r>
+        <w:rPr>
+          <w:bCs/>
+          <w:sz w:val="18"/>
+          <w:szCs w:val="18"/>
+          <w:lang w:val="en-GB" w:bidi="fr-FR"/>
+        </w:rPr>
+        <w:t xml:space="preserve">Supervisor: </w:t>
+      </w:r>
+      <w:proofErr w:type="spellStart"/>
+      <w:r>
+        <w:rPr>
+          <w:bCs/>
+          <w:sz w:val="18"/>
+          <w:szCs w:val="18"/>
+          <w:lang w:val="en-GB" w:bidi="fr-FR"/>
+        </w:rPr>
+        <w:t>Dr.</w:t>
+      </w:r>
+      <w:proofErr w:type="spellEnd"/>
+      <w:r>
+        <w:rPr>
+          <w:bCs/>
+          <w:sz w:val="18"/>
+          <w:szCs w:val="18"/>
+          <w:lang w:val="en-GB" w:bidi="fr-FR"/>
+        </w:rPr>
+        <w:t xml:space="preserve"> Maekawa</w:t>
+      </w:r>
+    </w:p>
+    <w:p>
+      <w:pPr>
+        <w:jc w:val="both"/>
+        <w:rPr>
+          <w:sz w:val="18"/>
+          <w:szCs w:val="18"/>
+          <w:lang w:val="en-GB" w:bidi="fr-FR"/>
+        </w:rPr>
+      </w:pPr>
+      <w:r>
+        <w:rPr>
+          <w:sz w:val="18"/>
+          <w:szCs w:val="18"/>
+          <w:u w:val="single"/>
+          <w:lang w:val="en-GB" w:bidi="fr-FR"/>
+        </w:rPr>
+        <w:t>Contribution:</w:t>
+      </w:r>
+      <w:r>
+        <w:rPr>
+          <w:sz w:val="18"/>
+          <w:szCs w:val="18"/>
+          <w:lang w:val="en-GB" w:bidi="fr-FR"/>
+        </w:rPr>
+        <w:t xml:space="preserve"> I worked on new cross coupling reaction in organic chemistry, from synthesis to purification.</w:t>
+      </w:r>
+    </w:p>
+    <w:p>
+      <w:pPr>
+        <w:jc w:val="both"/>
+        <w:rPr>
           <w:sz w:val="20"/>
           <w:szCs w:val="20"/>
           <w:lang w:val="en-GB" w:bidi="fr-FR"/>
         </w:rPr>
-        <w:t>Biosensors &amp; Field-Effect Transistors (FETs); Surface Chemistry &amp; Functionalization; Drug Delivery &amp; Molecular Encapsulation; Soft Materials (DNA, lipids) &amp; Polymer Science; Analysis Chemistry (Chromatography, Spectroscopy, Microscopy)</w:t>
-      </w:r>
-    </w:p>
-    <w:p>
-      <w:pPr>
-        <w:jc w:val="both"/>
-        <w:rPr>
-          <w:bCs/>
+      </w:pPr>
+    </w:p>
+    <w:p>
+      <w:pPr>
+        <w:jc w:val="both"/>
+        <w:rPr>
+          <w:b/>
+          <w:bCs/>
+          <w:sz w:val="22"/>
+          <w:szCs w:val="22"/>
+          <w:lang w:val="en-GB"/>
+        </w:rPr>
+      </w:pPr>
+      <w:r>
+        <w:rPr>
+          <w:b/>
+          <w:bCs/>
+          <w:sz w:val="22"/>
+          <w:szCs w:val="22"/>
+          <w:lang w:val="en-GB" w:bidi="fr-FR"/>
+        </w:rPr>
+        <w:t>TRANSVERSAL EXPERIENCE</w:t>
+      </w:r>
+    </w:p>
+    <w:p>
+      <w:pPr>
+        <w:jc w:val="both"/>
+        <w:rPr>
           <w:sz w:val="20"/>
           <w:szCs w:val="20"/>
           <w:lang w:val="en-GB" w:bidi="fr-FR"/>
@@ -543,1293 +1723,162 @@
         <w:jc w:val="both"/>
         <w:rPr>
           <w:bCs/>
-          <w:sz w:val="20"/>
-          <w:szCs w:val="20"/>
-          <w:lang w:val="en-GB" w:bidi="fr-FR"/>
-        </w:rPr>
-      </w:pPr>
-      <w:r>
-        <w:rPr>
-          <w:b/>
-          <w:sz w:val="20"/>
-          <w:szCs w:val="20"/>
-          <w:lang w:val="en-GB" w:bidi="fr-FR"/>
-        </w:rPr>
-        <w:t>Software Skills:</w:t>
-      </w:r>
-      <w:r>
-        <w:rPr>
-          <w:b/>
-          <w:sz w:val="20"/>
-          <w:szCs w:val="20"/>
-          <w:lang w:val="en-GB" w:bidi="fr-FR"/>
-        </w:rPr>
-        <w:t xml:space="preserve"> </w:t>
-      </w:r>
-      <w:r>
-        <w:rPr>
-          <w:bCs/>
-          <w:sz w:val="20"/>
-          <w:szCs w:val="20"/>
-          <w:lang w:val="en-GB" w:bidi="fr-FR"/>
-        </w:rPr>
-        <w:t>Generative AI for full-stack coding</w:t>
-      </w:r>
-      <w:r>
-        <w:rPr>
-          <w:bCs/>
-          <w:sz w:val="20"/>
-          <w:szCs w:val="20"/>
-          <w:lang w:val="en-GB" w:bidi="fr-FR"/>
-        </w:rPr>
-        <w:t>;</w:t>
-      </w:r>
-      <w:r>
-        <w:rPr>
-          <w:bCs/>
-          <w:sz w:val="20"/>
-          <w:szCs w:val="20"/>
-          <w:lang w:val="en-GB" w:bidi="fr-FR"/>
-        </w:rPr>
-        <w:t xml:space="preserve"> </w:t>
-      </w:r>
-      <w:r>
-        <w:rPr>
-          <w:bCs/>
-          <w:sz w:val="20"/>
-          <w:szCs w:val="20"/>
-          <w:lang w:val="en-GB" w:bidi="fr-FR"/>
-        </w:rPr>
-        <w:t>P</w:t>
-      </w:r>
-      <w:r>
-        <w:rPr>
-          <w:bCs/>
-          <w:sz w:val="20"/>
-          <w:szCs w:val="20"/>
-          <w:lang w:val="en-GB" w:bidi="fr-FR"/>
-        </w:rPr>
-        <w:t>ython script</w:t>
-      </w:r>
-      <w:r>
-        <w:rPr>
-          <w:bCs/>
-          <w:sz w:val="20"/>
-          <w:szCs w:val="20"/>
-          <w:lang w:val="en-GB" w:bidi="fr-FR"/>
-        </w:rPr>
-        <w:t>;</w:t>
-      </w:r>
-      <w:r>
-        <w:rPr>
-          <w:bCs/>
-          <w:sz w:val="20"/>
-          <w:szCs w:val="20"/>
-          <w:lang w:val="en-GB" w:bidi="fr-FR"/>
-        </w:rPr>
-        <w:t xml:space="preserve"> SQL database management</w:t>
-      </w:r>
-      <w:r>
-        <w:rPr>
-          <w:bCs/>
-          <w:sz w:val="20"/>
-          <w:szCs w:val="20"/>
-          <w:lang w:val="en-GB" w:bidi="fr-FR"/>
-        </w:rPr>
-        <w:t>;</w:t>
-      </w:r>
-      <w:r>
-        <w:rPr>
-          <w:bCs/>
-          <w:sz w:val="20"/>
-          <w:szCs w:val="20"/>
-          <w:lang w:val="en-GB" w:bidi="fr-FR"/>
-        </w:rPr>
-        <w:t xml:space="preserve"> Web</w:t>
-      </w:r>
-      <w:r>
-        <w:rPr>
-          <w:bCs/>
-          <w:sz w:val="20"/>
-          <w:szCs w:val="20"/>
-          <w:lang w:val="en-GB" w:bidi="fr-FR"/>
-        </w:rPr>
-        <w:t xml:space="preserve"> </w:t>
-      </w:r>
-      <w:r>
-        <w:rPr>
-          <w:bCs/>
-          <w:sz w:val="20"/>
-          <w:szCs w:val="20"/>
-          <w:lang w:val="en-GB" w:bidi="fr-FR"/>
-        </w:rPr>
-        <w:t>Sockets real-time interactivity</w:t>
-      </w:r>
-      <w:r>
-        <w:rPr>
-          <w:bCs/>
-          <w:sz w:val="20"/>
-          <w:szCs w:val="20"/>
-          <w:lang w:val="en-GB" w:bidi="fr-FR"/>
-        </w:rPr>
-        <w:t>;</w:t>
-      </w:r>
-      <w:r>
-        <w:rPr>
-          <w:bCs/>
-          <w:sz w:val="20"/>
-          <w:szCs w:val="20"/>
-          <w:lang w:val="en-GB" w:bidi="fr-FR"/>
-        </w:rPr>
-        <w:t xml:space="preserve"> Cloud deployment</w:t>
-      </w:r>
-      <w:r>
-        <w:rPr>
-          <w:bCs/>
-          <w:sz w:val="20"/>
-          <w:szCs w:val="20"/>
-          <w:lang w:val="en-GB" w:bidi="fr-FR"/>
-        </w:rPr>
-        <w:t>;</w:t>
-      </w:r>
-      <w:r>
-        <w:rPr>
-          <w:bCs/>
-          <w:sz w:val="20"/>
-          <w:szCs w:val="20"/>
-          <w:lang w:val="en-GB" w:bidi="fr-FR"/>
-        </w:rPr>
-        <w:t xml:space="preserve"> </w:t>
-      </w:r>
-      <w:r>
-        <w:rPr>
-          <w:bCs/>
-          <w:sz w:val="20"/>
-          <w:szCs w:val="20"/>
-          <w:lang w:val="en-GB" w:bidi="fr-FR"/>
-        </w:rPr>
-        <w:t>W</w:t>
-      </w:r>
-      <w:r>
-        <w:rPr>
-          <w:bCs/>
-          <w:sz w:val="20"/>
-          <w:szCs w:val="20"/>
-          <w:lang w:val="en-GB" w:bidi="fr-FR"/>
-        </w:rPr>
-        <w:t>ebsite management</w:t>
-      </w:r>
-      <w:r>
-        <w:rPr>
-          <w:bCs/>
-          <w:sz w:val="20"/>
-          <w:szCs w:val="20"/>
-          <w:lang w:val="en-GB" w:bidi="fr-FR"/>
-        </w:rPr>
-        <w:t>;</w:t>
-      </w:r>
-      <w:r>
-        <w:rPr>
-          <w:bCs/>
-          <w:sz w:val="20"/>
-          <w:szCs w:val="20"/>
-          <w:lang w:val="en-GB" w:bidi="fr-FR"/>
-        </w:rPr>
-        <w:t xml:space="preserve"> JavaScript game development</w:t>
-      </w:r>
-      <w:r>
-        <w:rPr>
-          <w:bCs/>
-          <w:sz w:val="20"/>
-          <w:szCs w:val="20"/>
-          <w:lang w:val="en-GB" w:bidi="fr-FR"/>
-        </w:rPr>
-        <w:t>;</w:t>
-      </w:r>
-      <w:r>
-        <w:rPr>
-          <w:bCs/>
-          <w:sz w:val="20"/>
-          <w:szCs w:val="20"/>
-          <w:lang w:val="en-GB" w:bidi="fr-FR"/>
-        </w:rPr>
-        <w:t xml:space="preserve"> Canva video generation.</w:t>
-      </w:r>
-    </w:p>
-    <w:p>
-      <w:pPr>
-        <w:jc w:val="both"/>
-        <w:rPr>
-          <w:bCs/>
-          <w:sz w:val="20"/>
-          <w:szCs w:val="20"/>
-          <w:lang w:val="en-GB" w:bidi="fr-FR"/>
-        </w:rPr>
-      </w:pPr>
-    </w:p>
-    <w:p>
-      <w:pPr>
-        <w:jc w:val="both"/>
-        <w:rPr>
-          <w:bCs/>
-          <w:sz w:val="20"/>
-          <w:szCs w:val="20"/>
-          <w:lang w:val="en-GB" w:bidi="fr-FR"/>
-        </w:rPr>
-      </w:pPr>
-      <w:r>
-        <w:rPr>
-          <w:b/>
-          <w:sz w:val="20"/>
-          <w:szCs w:val="20"/>
-          <w:lang w:val="en-GB" w:bidi="fr-FR"/>
-        </w:rPr>
-        <w:t>Project Management:</w:t>
-      </w:r>
-      <w:r>
-        <w:rPr>
-          <w:bCs/>
-          <w:sz w:val="20"/>
-          <w:szCs w:val="20"/>
-          <w:lang w:val="en-GB" w:bidi="fr-FR"/>
-        </w:rPr>
-        <w:t xml:space="preserve"> </w:t>
-      </w:r>
-      <w:r>
-        <w:rPr>
-          <w:bCs/>
-          <w:sz w:val="20"/>
-          <w:szCs w:val="20"/>
-          <w:lang w:val="en-GB" w:bidi="fr-FR"/>
-        </w:rPr>
-        <w:t xml:space="preserve">Full lifecycle </w:t>
-      </w:r>
-      <w:r>
-        <w:rPr>
-          <w:bCs/>
-          <w:sz w:val="20"/>
-          <w:szCs w:val="20"/>
-          <w:lang w:val="en-GB" w:bidi="fr-FR"/>
-        </w:rPr>
-        <w:t xml:space="preserve">scientific project </w:t>
-      </w:r>
-      <w:r>
-        <w:rPr>
-          <w:bCs/>
-          <w:sz w:val="20"/>
-          <w:szCs w:val="20"/>
-          <w:lang w:val="en-GB" w:bidi="fr-FR"/>
-        </w:rPr>
-        <w:t xml:space="preserve">management </w:t>
-      </w:r>
-      <w:r>
-        <w:rPr>
-          <w:bCs/>
-          <w:sz w:val="20"/>
-          <w:szCs w:val="20"/>
-          <w:lang w:val="en-GB" w:bidi="fr-FR"/>
-        </w:rPr>
-        <w:t>(</w:t>
-      </w:r>
-      <w:r>
-        <w:rPr>
-          <w:bCs/>
-          <w:sz w:val="20"/>
-          <w:szCs w:val="20"/>
-          <w:lang w:val="en-GB" w:bidi="fr-FR"/>
-        </w:rPr>
-        <w:t>concept to peer-reviewed publication</w:t>
-      </w:r>
-      <w:r>
-        <w:rPr>
-          <w:bCs/>
-          <w:sz w:val="20"/>
-          <w:szCs w:val="20"/>
-          <w:lang w:val="en-GB" w:bidi="fr-FR"/>
-        </w:rPr>
-        <w:t>), Grant writing for f</w:t>
-      </w:r>
-      <w:r>
-        <w:rPr>
-          <w:bCs/>
-          <w:sz w:val="20"/>
-          <w:szCs w:val="20"/>
-          <w:lang w:val="en-GB" w:bidi="fr-FR"/>
-        </w:rPr>
-        <w:t xml:space="preserve">unding </w:t>
-      </w:r>
-      <w:r>
-        <w:rPr>
-          <w:bCs/>
-          <w:sz w:val="20"/>
-          <w:szCs w:val="20"/>
-          <w:lang w:val="en-GB" w:bidi="fr-FR"/>
-        </w:rPr>
-        <w:t>a</w:t>
-      </w:r>
-      <w:r>
-        <w:rPr>
-          <w:bCs/>
-          <w:sz w:val="20"/>
-          <w:szCs w:val="20"/>
-          <w:lang w:val="en-GB" w:bidi="fr-FR"/>
-        </w:rPr>
-        <w:t>cquisition</w:t>
-      </w:r>
-      <w:r>
-        <w:rPr>
-          <w:bCs/>
-          <w:sz w:val="20"/>
-          <w:szCs w:val="20"/>
-          <w:lang w:val="en-GB" w:bidi="fr-FR"/>
-        </w:rPr>
-        <w:t>, Patent</w:t>
-      </w:r>
-      <w:r>
-        <w:rPr>
-          <w:bCs/>
-          <w:sz w:val="20"/>
-          <w:szCs w:val="20"/>
-          <w:lang w:val="en-GB" w:bidi="fr-FR"/>
-        </w:rPr>
-        <w:t xml:space="preserve"> writing, Company creation.</w:t>
-      </w:r>
-    </w:p>
-    <w:p>
-      <w:pPr>
-        <w:jc w:val="both"/>
-        <w:rPr>
-          <w:bCs/>
-          <w:sz w:val="22"/>
-          <w:szCs w:val="22"/>
-          <w:lang w:val="en-GB" w:bidi="fr-FR"/>
-        </w:rPr>
-      </w:pPr>
-    </w:p>
-    <w:p>
-      <w:pPr>
-        <w:jc w:val="both"/>
-        <w:rPr>
-          <w:b/>
-          <w:bCs/>
-          <w:lang w:val="en-GB"/>
-        </w:rPr>
-      </w:pPr>
-      <w:r>
-        <w:rPr>
-          <w:b/>
-          <w:bCs/>
-          <w:lang w:val="en-GB" w:bidi="fr-FR"/>
-        </w:rPr>
-        <w:t>RESEARCH EXPERIENCE</w:t>
-      </w:r>
-    </w:p>
-    <w:p>
-      <w:pPr>
-        <w:jc w:val="both"/>
-        <w:rPr>
-          <w:b/>
-          <w:sz w:val="22"/>
-          <w:szCs w:val="22"/>
-          <w:lang w:val="en-GB" w:bidi="fr-FR"/>
-        </w:rPr>
-      </w:pPr>
-    </w:p>
-    <w:p>
-      <w:pPr>
-        <w:jc w:val="both"/>
-        <w:rPr>
-          <w:b/>
-          <w:sz w:val="20"/>
-          <w:szCs w:val="20"/>
-          <w:lang w:val="en-GB" w:bidi="fr-FR"/>
-        </w:rPr>
-      </w:pPr>
-      <w:r>
-        <w:rPr>
-          <w:b/>
-          <w:sz w:val="20"/>
-          <w:szCs w:val="20"/>
-          <w:lang w:val="en-GB" w:bidi="fr-FR"/>
-        </w:rPr>
-        <w:t>Researcher (</w:t>
-      </w:r>
-      <w:r>
-        <w:rPr>
-          <w:b/>
-          <w:sz w:val="20"/>
-          <w:szCs w:val="20"/>
-          <w:lang w:val="en-GB" w:bidi="fr-FR"/>
-        </w:rPr>
-        <w:t xml:space="preserve">JSPS </w:t>
-      </w:r>
-      <w:r>
-        <w:rPr>
-          <w:b/>
-          <w:sz w:val="20"/>
-          <w:szCs w:val="20"/>
-          <w:lang w:val="en-GB" w:bidi="fr-FR"/>
-        </w:rPr>
-        <w:t xml:space="preserve">Postdoc </w:t>
-      </w:r>
-      <w:r>
-        <w:rPr>
-          <w:b/>
-          <w:sz w:val="20"/>
-          <w:szCs w:val="20"/>
-          <w:lang w:val="en-GB" w:bidi="fr-FR"/>
-        </w:rPr>
-        <w:t>Fellowship</w:t>
-      </w:r>
-      <w:r>
-        <w:rPr>
-          <w:b/>
-          <w:sz w:val="20"/>
-          <w:szCs w:val="20"/>
-          <w:lang w:val="en-GB" w:bidi="fr-FR"/>
-        </w:rPr>
-        <w:t xml:space="preserve"> and Invited Researcher</w:t>
-      </w:r>
-      <w:r>
-        <w:rPr>
-          <w:b/>
-          <w:sz w:val="20"/>
-          <w:szCs w:val="20"/>
-          <w:lang w:val="en-GB" w:bidi="fr-FR"/>
-        </w:rPr>
-        <w:t>) at NIMS</w:t>
-      </w:r>
-      <w:r>
-        <w:rPr>
-          <w:bCs/>
-          <w:sz w:val="20"/>
-          <w:szCs w:val="20"/>
-          <w:lang w:val="en-GB" w:bidi="fr-FR"/>
-        </w:rPr>
-        <w:t>, Tsukuba, Japan, 04/</w:t>
-      </w:r>
-      <w:r>
-        <w:rPr>
-          <w:bCs/>
           <w:i/>
           <w:iCs/>
-          <w:sz w:val="20"/>
-          <w:szCs w:val="20"/>
-          <w:lang w:val="en-GB" w:bidi="fr-FR"/>
-        </w:rPr>
-        <w:t>2022 – 04/202</w:t>
+          <w:sz w:val="18"/>
+          <w:szCs w:val="18"/>
+          <w:lang w:val="en-GB" w:bidi="fr-FR"/>
+        </w:rPr>
+      </w:pPr>
+      <w:r>
+        <w:rPr>
+          <w:b/>
+          <w:sz w:val="18"/>
+          <w:szCs w:val="18"/>
+          <w:lang w:val="en-GB" w:bidi="fr-FR"/>
+        </w:rPr>
+        <w:t xml:space="preserve">Independent </w:t>
+      </w:r>
+      <w:r>
+        <w:rPr>
+          <w:b/>
+          <w:sz w:val="18"/>
+          <w:szCs w:val="18"/>
+          <w:lang w:val="en-GB" w:bidi="fr-FR"/>
+        </w:rPr>
+        <w:t xml:space="preserve">AI-guided </w:t>
+      </w:r>
+      <w:r>
+        <w:rPr>
+          <w:b/>
+          <w:sz w:val="18"/>
+          <w:szCs w:val="18"/>
+          <w:lang w:val="en-GB" w:bidi="fr-FR"/>
+        </w:rPr>
+        <w:t>Full</w:t>
+      </w:r>
+      <w:r>
+        <w:rPr>
+          <w:b/>
+          <w:sz w:val="18"/>
+          <w:szCs w:val="18"/>
+          <w:lang w:val="en-GB" w:bidi="fr-FR"/>
+        </w:rPr>
+        <w:t>-</w:t>
+      </w:r>
+      <w:r>
+        <w:rPr>
+          <w:b/>
+          <w:sz w:val="18"/>
+          <w:szCs w:val="18"/>
+          <w:lang w:val="en-GB" w:bidi="fr-FR"/>
+        </w:rPr>
+        <w:t xml:space="preserve">stack </w:t>
+      </w:r>
+      <w:r>
+        <w:rPr>
+          <w:b/>
+          <w:sz w:val="18"/>
+          <w:szCs w:val="18"/>
+          <w:lang w:val="en-GB" w:bidi="fr-FR"/>
+        </w:rPr>
+        <w:t>A</w:t>
+      </w:r>
+      <w:r>
+        <w:rPr>
+          <w:b/>
+          <w:sz w:val="18"/>
+          <w:szCs w:val="18"/>
+          <w:lang w:val="en-GB" w:bidi="fr-FR"/>
+        </w:rPr>
+        <w:t xml:space="preserve">pplication </w:t>
+      </w:r>
+      <w:r>
+        <w:rPr>
+          <w:b/>
+          <w:sz w:val="18"/>
+          <w:szCs w:val="18"/>
+          <w:lang w:val="en-GB" w:bidi="fr-FR"/>
+        </w:rPr>
+        <w:t>D</w:t>
+      </w:r>
+      <w:r>
+        <w:rPr>
+          <w:b/>
+          <w:sz w:val="18"/>
+          <w:szCs w:val="18"/>
+          <w:lang w:val="en-GB" w:bidi="fr-FR"/>
+        </w:rPr>
+        <w:t>eveloper</w:t>
+      </w:r>
+      <w:r>
+        <w:rPr>
+          <w:bCs/>
+          <w:sz w:val="18"/>
+          <w:szCs w:val="18"/>
+          <w:lang w:val="en-GB" w:bidi="fr-FR"/>
+        </w:rPr>
+        <w:t>, Paris, France,</w:t>
       </w:r>
       <w:r>
         <w:rPr>
           <w:bCs/>
           <w:i/>
           <w:iCs/>
-          <w:sz w:val="20"/>
-          <w:szCs w:val="20"/>
-          <w:lang w:val="en-GB" w:bidi="fr-FR"/>
-        </w:rPr>
-        <w:t>5</w:t>
-      </w:r>
-    </w:p>
-    <w:p>
-      <w:pPr>
-        <w:jc w:val="both"/>
-        <w:rPr>
-          <w:bCs/>
-          <w:sz w:val="20"/>
-          <w:szCs w:val="20"/>
-          <w:lang w:val="en-GB" w:bidi="fr-FR"/>
-        </w:rPr>
-      </w:pPr>
-      <w:r>
-        <w:rPr>
-          <w:bCs/>
-          <w:sz w:val="20"/>
-          <w:szCs w:val="20"/>
-          <w:lang w:val="en-GB" w:bidi="fr-FR"/>
-        </w:rPr>
-        <w:t xml:space="preserve">Supervisor: </w:t>
-      </w:r>
-      <w:proofErr w:type="spellStart"/>
-      <w:r>
-        <w:rPr>
-          <w:bCs/>
-          <w:sz w:val="20"/>
-          <w:szCs w:val="20"/>
-          <w:lang w:val="en-GB" w:bidi="fr-FR"/>
-        </w:rPr>
-        <w:t>Dr.</w:t>
-      </w:r>
-      <w:proofErr w:type="spellEnd"/>
-      <w:r>
-        <w:rPr>
-          <w:bCs/>
-          <w:sz w:val="20"/>
-          <w:szCs w:val="20"/>
-          <w:lang w:val="en-GB" w:bidi="fr-FR"/>
-        </w:rPr>
-        <w:t xml:space="preserve"> Jonathan </w:t>
-      </w:r>
-      <w:proofErr w:type="spellStart"/>
-      <w:proofErr w:type="gramStart"/>
-      <w:r>
-        <w:rPr>
-          <w:bCs/>
-          <w:sz w:val="20"/>
-          <w:szCs w:val="20"/>
-          <w:lang w:val="en-GB" w:bidi="fr-FR"/>
-        </w:rPr>
-        <w:t>P.Hill</w:t>
-      </w:r>
-      <w:proofErr w:type="spellEnd"/>
-      <w:proofErr w:type="gramEnd"/>
-    </w:p>
-    <w:p>
-      <w:pPr>
-        <w:jc w:val="both"/>
-        <w:rPr>
-          <w:bCs/>
-          <w:sz w:val="20"/>
-          <w:szCs w:val="20"/>
-          <w:lang w:val="en-GB" w:bidi="fr-FR"/>
-        </w:rPr>
-      </w:pPr>
-      <w:r>
-        <w:rPr>
-          <w:bCs/>
-          <w:sz w:val="20"/>
-          <w:szCs w:val="20"/>
-          <w:u w:val="single"/>
-          <w:lang w:val="en-GB" w:bidi="fr-FR"/>
-        </w:rPr>
-        <w:t>Contribution:</w:t>
-      </w:r>
-      <w:r>
-        <w:rPr>
-          <w:bCs/>
-          <w:sz w:val="20"/>
-          <w:szCs w:val="20"/>
-          <w:lang w:val="en-GB" w:bidi="fr-FR"/>
-        </w:rPr>
-        <w:t xml:space="preserve"> Secured a highly competitive ¥3M JSPS Postdoctoral Fellowship to pioneer the use of DNA Field-Effect Transistors (DNA-FETs) for data storage applications. Managed the full research lifecycle, resulting in corresponding-author publications and patent filing. Invited Researcher from January to April 2025 to work on research initiatives in DNA-based 2D materials and drug delivery systems.</w:t>
-      </w:r>
-    </w:p>
-    <w:p>
-      <w:pPr>
-        <w:jc w:val="both"/>
-        <w:rPr>
-          <w:b/>
-          <w:sz w:val="20"/>
-          <w:szCs w:val="20"/>
-          <w:lang w:val="en-GB" w:bidi="fr-FR"/>
-        </w:rPr>
-      </w:pPr>
-    </w:p>
-    <w:p>
-      <w:pPr>
-        <w:jc w:val="both"/>
-        <w:rPr>
+          <w:sz w:val="18"/>
+          <w:szCs w:val="18"/>
+          <w:lang w:val="en-GB" w:bidi="fr-FR"/>
+        </w:rPr>
+        <w:t xml:space="preserve"> </w:t>
+      </w:r>
+      <w:r>
+        <w:rPr>
+          <w:bCs/>
           <w:i/>
           <w:iCs/>
-          <w:sz w:val="20"/>
-          <w:szCs w:val="20"/>
-          <w:lang w:val="en-GB"/>
-        </w:rPr>
-      </w:pPr>
-      <w:r>
-        <w:rPr>
-          <w:b/>
-          <w:sz w:val="20"/>
-          <w:szCs w:val="20"/>
-          <w:lang w:val="en-GB" w:bidi="fr-FR"/>
-        </w:rPr>
-        <w:t xml:space="preserve">Junior Researcher (PhD) at </w:t>
-      </w:r>
-      <w:proofErr w:type="spellStart"/>
-      <w:r>
-        <w:rPr>
-          <w:b/>
-          <w:sz w:val="20"/>
-          <w:szCs w:val="20"/>
-          <w:lang w:val="en-GB" w:bidi="fr-FR"/>
-        </w:rPr>
-        <w:t>CINaM</w:t>
-      </w:r>
-      <w:proofErr w:type="spellEnd"/>
-      <w:r>
-        <w:rPr>
-          <w:sz w:val="20"/>
-          <w:szCs w:val="20"/>
-          <w:lang w:val="en-GB" w:bidi="fr-FR"/>
-        </w:rPr>
-        <w:t>, Marseille, France, 03/</w:t>
-      </w:r>
-      <w:r>
-        <w:rPr>
-          <w:i/>
-          <w:iCs/>
-          <w:sz w:val="20"/>
-          <w:szCs w:val="20"/>
-          <w:lang w:val="en-GB" w:bidi="fr-FR"/>
-        </w:rPr>
-        <w:t>2017</w:t>
-      </w:r>
-      <w:r>
-        <w:rPr>
-          <w:bCs/>
-          <w:i/>
-          <w:iCs/>
-          <w:sz w:val="20"/>
-          <w:szCs w:val="20"/>
-          <w:lang w:val="en-GB" w:bidi="fr-FR"/>
-        </w:rPr>
-        <w:t xml:space="preserve"> – 05/</w:t>
-      </w:r>
-      <w:r>
-        <w:rPr>
-          <w:i/>
-          <w:iCs/>
-          <w:sz w:val="20"/>
-          <w:szCs w:val="20"/>
-          <w:lang w:val="en-GB" w:bidi="fr-FR"/>
-        </w:rPr>
-        <w:t>2020</w:t>
-      </w:r>
-    </w:p>
-    <w:p>
-      <w:pPr>
-        <w:jc w:val="both"/>
-        <w:rPr>
-          <w:sz w:val="20"/>
-          <w:szCs w:val="20"/>
-          <w:lang w:val="en-GB" w:bidi="fr-FR"/>
-        </w:rPr>
-      </w:pPr>
-      <w:r>
-        <w:rPr>
-          <w:sz w:val="20"/>
-          <w:szCs w:val="20"/>
-          <w:lang w:val="en-GB" w:bidi="fr-FR"/>
-        </w:rPr>
-        <w:t xml:space="preserve">Supervisors: </w:t>
-      </w:r>
-      <w:proofErr w:type="spellStart"/>
-      <w:r>
-        <w:rPr>
-          <w:sz w:val="20"/>
-          <w:szCs w:val="20"/>
-          <w:lang w:val="en-GB" w:bidi="fr-FR"/>
-        </w:rPr>
-        <w:t>Dr.</w:t>
-      </w:r>
-      <w:proofErr w:type="spellEnd"/>
-      <w:r>
-        <w:rPr>
-          <w:sz w:val="20"/>
-          <w:szCs w:val="20"/>
-          <w:lang w:val="en-GB" w:bidi="fr-FR"/>
-        </w:rPr>
-        <w:t xml:space="preserve"> Charrier and Prof. Raimundo</w:t>
-      </w:r>
-    </w:p>
-    <w:p>
-      <w:pPr>
-        <w:jc w:val="both"/>
-        <w:rPr>
-          <w:sz w:val="20"/>
-          <w:szCs w:val="20"/>
-          <w:lang w:val="en-GB"/>
-        </w:rPr>
-      </w:pPr>
-      <w:r>
-        <w:rPr>
-          <w:sz w:val="20"/>
-          <w:szCs w:val="20"/>
+          <w:sz w:val="18"/>
+          <w:szCs w:val="18"/>
+          <w:lang w:val="en-GB" w:bidi="fr-FR"/>
+        </w:rPr>
+        <w:t>06/2025 - Present</w:t>
+      </w:r>
+    </w:p>
+    <w:p>
+      <w:pPr>
+        <w:jc w:val="both"/>
+        <w:rPr>
+          <w:bCs/>
+          <w:sz w:val="18"/>
+          <w:szCs w:val="18"/>
           <w:u w:val="single"/>
           <w:lang w:val="en-GB" w:bidi="fr-FR"/>
         </w:rPr>
-        <w:t>Contribution:</w:t>
-      </w:r>
-      <w:r>
-        <w:rPr>
-          <w:sz w:val="20"/>
-          <w:szCs w:val="20"/>
-          <w:lang w:val="en-GB" w:bidi="fr-FR"/>
-        </w:rPr>
-        <w:t xml:space="preserve"> I developed </w:t>
-      </w:r>
-      <w:proofErr w:type="spellStart"/>
-      <w:r>
-        <w:rPr>
-          <w:sz w:val="20"/>
-          <w:szCs w:val="20"/>
-          <w:lang w:val="en-GB" w:bidi="fr-FR"/>
-        </w:rPr>
-        <w:t>cesium</w:t>
-      </w:r>
-      <w:proofErr w:type="spellEnd"/>
-      <w:r>
-        <w:rPr>
-          <w:sz w:val="20"/>
-          <w:szCs w:val="20"/>
-          <w:lang w:val="en-GB" w:bidi="fr-FR"/>
-        </w:rPr>
-        <w:t xml:space="preserve"> sensor working in seawater for radioactive pollution purpose.</w:t>
-      </w:r>
-      <w:r>
-        <w:rPr>
-          <w:sz w:val="20"/>
-          <w:szCs w:val="20"/>
-          <w:lang w:val="en-GB"/>
-        </w:rPr>
-        <w:t xml:space="preserve"> </w:t>
-      </w:r>
-      <w:r>
-        <w:rPr>
-          <w:sz w:val="20"/>
-          <w:szCs w:val="20"/>
-          <w:lang w:val="en-GB" w:bidi="fr-FR"/>
-        </w:rPr>
-        <w:t xml:space="preserve">I chemically synthesized molecules selective toward </w:t>
-      </w:r>
-      <w:proofErr w:type="spellStart"/>
-      <w:r>
-        <w:rPr>
-          <w:sz w:val="20"/>
-          <w:szCs w:val="20"/>
-          <w:lang w:val="en-GB" w:bidi="fr-FR"/>
-        </w:rPr>
-        <w:t>cesium</w:t>
-      </w:r>
-      <w:proofErr w:type="spellEnd"/>
-      <w:r>
-        <w:rPr>
-          <w:sz w:val="20"/>
-          <w:szCs w:val="20"/>
-          <w:lang w:val="en-GB" w:bidi="fr-FR"/>
-        </w:rPr>
-        <w:t xml:space="preserve"> used as probes</w:t>
-      </w:r>
-      <w:r>
-        <w:rPr>
-          <w:sz w:val="20"/>
-          <w:szCs w:val="20"/>
-          <w:lang w:val="en-GB"/>
-        </w:rPr>
-        <w:t>.</w:t>
-      </w:r>
-      <w:r>
-        <w:rPr>
-          <w:sz w:val="20"/>
-          <w:szCs w:val="20"/>
-          <w:lang w:val="en-GB"/>
-        </w:rPr>
-        <w:t xml:space="preserve"> </w:t>
-      </w:r>
-      <w:r>
-        <w:rPr>
-          <w:sz w:val="20"/>
-          <w:szCs w:val="20"/>
-          <w:lang w:val="en-GB" w:bidi="fr-FR"/>
-        </w:rPr>
-        <w:t>I designed organic nanoscale interface based on lipids/semi-conductive polymer</w:t>
-      </w:r>
-      <w:r>
-        <w:rPr>
-          <w:sz w:val="20"/>
-          <w:szCs w:val="20"/>
-          <w:lang w:val="en-GB"/>
-        </w:rPr>
-        <w:t>.</w:t>
-      </w:r>
-      <w:r>
-        <w:rPr>
-          <w:sz w:val="20"/>
-          <w:szCs w:val="20"/>
-          <w:lang w:val="en-GB"/>
-        </w:rPr>
-        <w:t xml:space="preserve"> </w:t>
-      </w:r>
-      <w:r>
-        <w:rPr>
-          <w:sz w:val="20"/>
-          <w:szCs w:val="20"/>
-          <w:lang w:val="en-GB"/>
-        </w:rPr>
-        <w:t xml:space="preserve">I made field-effect transistor-based sensor and </w:t>
-      </w:r>
-      <w:r>
-        <w:rPr>
-          <w:sz w:val="20"/>
-          <w:szCs w:val="20"/>
-          <w:lang w:val="en-GB" w:bidi="fr-FR"/>
-        </w:rPr>
-        <w:t>performed sensing measurements.</w:t>
-      </w:r>
-    </w:p>
-    <w:p>
-      <w:pPr>
-        <w:jc w:val="both"/>
-        <w:rPr>
-          <w:sz w:val="20"/>
-          <w:szCs w:val="20"/>
-          <w:lang w:val="en-GB"/>
-        </w:rPr>
-      </w:pPr>
-    </w:p>
-    <w:p>
-      <w:pPr>
-        <w:jc w:val="both"/>
-        <w:rPr>
-          <w:i/>
-          <w:iCs/>
-          <w:sz w:val="20"/>
-          <w:szCs w:val="20"/>
-          <w:lang w:val="en-GB"/>
-        </w:rPr>
-      </w:pPr>
-      <w:r>
-        <w:rPr>
-          <w:b/>
-          <w:sz w:val="20"/>
-          <w:szCs w:val="20"/>
-          <w:lang w:val="en-GB" w:bidi="fr-FR"/>
-        </w:rPr>
-        <w:t>Internship at ABB Corporate Research</w:t>
-      </w:r>
-      <w:r>
-        <w:rPr>
-          <w:sz w:val="20"/>
-          <w:szCs w:val="20"/>
-          <w:lang w:val="en-GB" w:bidi="fr-FR"/>
-        </w:rPr>
-        <w:t>, Baden, Switzerland, 03/</w:t>
-      </w:r>
-      <w:r>
-        <w:rPr>
-          <w:i/>
-          <w:iCs/>
-          <w:sz w:val="20"/>
-          <w:szCs w:val="20"/>
-          <w:lang w:val="en-GB" w:bidi="fr-FR"/>
-        </w:rPr>
-        <w:t>2016</w:t>
-      </w:r>
-      <w:r>
-        <w:rPr>
-          <w:bCs/>
-          <w:i/>
-          <w:iCs/>
-          <w:sz w:val="20"/>
-          <w:szCs w:val="20"/>
-          <w:lang w:val="en-GB" w:bidi="fr-FR"/>
-        </w:rPr>
-        <w:t xml:space="preserve"> – 09/2016</w:t>
-      </w:r>
-    </w:p>
-    <w:p>
-      <w:pPr>
-        <w:jc w:val="both"/>
-        <w:rPr>
-          <w:sz w:val="20"/>
-          <w:szCs w:val="20"/>
-          <w:lang w:val="en-GB"/>
-        </w:rPr>
-      </w:pPr>
-      <w:r>
-        <w:rPr>
-          <w:sz w:val="20"/>
-          <w:szCs w:val="20"/>
-          <w:lang w:val="en-GB" w:bidi="fr-FR"/>
-        </w:rPr>
-        <w:t xml:space="preserve">Supervisor: </w:t>
-      </w:r>
-      <w:proofErr w:type="spellStart"/>
-      <w:r>
-        <w:rPr>
-          <w:sz w:val="20"/>
-          <w:szCs w:val="20"/>
-          <w:lang w:val="en-GB" w:bidi="fr-FR"/>
-        </w:rPr>
-        <w:t>Dr.</w:t>
-      </w:r>
-      <w:proofErr w:type="spellEnd"/>
-      <w:r>
-        <w:rPr>
-          <w:sz w:val="20"/>
-          <w:szCs w:val="20"/>
-          <w:lang w:val="en-GB" w:bidi="fr-FR"/>
-        </w:rPr>
-        <w:t xml:space="preserve"> Di Gianni</w:t>
-      </w:r>
-    </w:p>
-    <w:p>
-      <w:pPr>
-        <w:jc w:val="both"/>
-        <w:rPr>
-          <w:sz w:val="20"/>
-          <w:szCs w:val="20"/>
-          <w:lang w:val="en-GB"/>
-        </w:rPr>
-      </w:pPr>
-      <w:r>
-        <w:rPr>
-          <w:sz w:val="20"/>
-          <w:szCs w:val="20"/>
+      </w:pPr>
+      <w:r>
+        <w:rPr>
+          <w:bCs/>
+          <w:sz w:val="18"/>
+          <w:szCs w:val="18"/>
           <w:u w:val="single"/>
           <w:lang w:val="en-GB" w:bidi="fr-FR"/>
         </w:rPr>
-        <w:t>Contribution:</w:t>
-      </w:r>
-      <w:r>
-        <w:rPr>
-          <w:sz w:val="20"/>
-          <w:szCs w:val="20"/>
-          <w:lang w:val="en-GB" w:bidi="fr-FR"/>
-        </w:rPr>
-        <w:t xml:space="preserve"> I thermally aged materials under electrically insulating gas and characterized by GC-MS, FTIR and tensile tests.</w:t>
-      </w:r>
-      <w:r>
-        <w:rPr>
-          <w:sz w:val="20"/>
-          <w:szCs w:val="20"/>
-          <w:lang w:val="en-GB"/>
-        </w:rPr>
-        <w:t xml:space="preserve"> </w:t>
-      </w:r>
-      <w:r>
-        <w:rPr>
-          <w:sz w:val="20"/>
-          <w:szCs w:val="20"/>
-          <w:lang w:val="en-GB" w:bidi="fr-FR"/>
-        </w:rPr>
-        <w:t xml:space="preserve">I performed quality control and failure analysis of materials by SEM observation and XRD. </w:t>
-      </w:r>
-    </w:p>
-    <w:p>
-      <w:pPr>
-        <w:jc w:val="both"/>
-        <w:rPr>
-          <w:sz w:val="20"/>
-          <w:szCs w:val="20"/>
-          <w:lang w:val="en-GB"/>
-        </w:rPr>
-      </w:pPr>
-    </w:p>
-    <w:p>
-      <w:pPr>
-        <w:jc w:val="both"/>
-        <w:rPr>
-          <w:sz w:val="20"/>
-          <w:szCs w:val="20"/>
-          <w:lang w:val="en-GB"/>
-        </w:rPr>
-      </w:pPr>
-      <w:r>
-        <w:rPr>
-          <w:b/>
-          <w:sz w:val="20"/>
-          <w:szCs w:val="20"/>
-          <w:lang w:val="en-GB" w:bidi="fr-FR"/>
-        </w:rPr>
-        <w:t>Internship at Nagaoka University of Technology</w:t>
-      </w:r>
-      <w:r>
-        <w:rPr>
-          <w:sz w:val="20"/>
-          <w:szCs w:val="20"/>
-          <w:lang w:val="en-GB" w:bidi="fr-FR"/>
-        </w:rPr>
-        <w:t>, Nagaoka, Japan</w:t>
-      </w:r>
-      <w:r>
-        <w:rPr>
-          <w:sz w:val="20"/>
-          <w:szCs w:val="20"/>
-          <w:lang w:val="en-GB" w:bidi="fr-FR"/>
-        </w:rPr>
-        <w:t>,</w:t>
-      </w:r>
-      <w:r>
-        <w:rPr>
-          <w:i/>
-          <w:iCs/>
-          <w:sz w:val="20"/>
-          <w:szCs w:val="20"/>
-          <w:lang w:val="en-GB" w:bidi="fr-FR"/>
-        </w:rPr>
-        <w:t xml:space="preserve"> 06/2015 </w:t>
-      </w:r>
-      <w:r>
-        <w:rPr>
-          <w:bCs/>
-          <w:i/>
-          <w:iCs/>
-          <w:sz w:val="20"/>
-          <w:szCs w:val="20"/>
-          <w:lang w:val="en-GB" w:bidi="fr-FR"/>
-        </w:rPr>
-        <w:t>– 09/2015</w:t>
-      </w:r>
-    </w:p>
-    <w:p>
-      <w:pPr>
-        <w:jc w:val="both"/>
-        <w:rPr>
-          <w:bCs/>
-          <w:sz w:val="20"/>
-          <w:szCs w:val="20"/>
-          <w:lang w:val="en-GB"/>
-        </w:rPr>
-      </w:pPr>
-      <w:r>
-        <w:rPr>
-          <w:bCs/>
-          <w:sz w:val="20"/>
-          <w:szCs w:val="20"/>
-          <w:lang w:val="en-GB" w:bidi="fr-FR"/>
-        </w:rPr>
-        <w:t xml:space="preserve">Supervisor: </w:t>
-      </w:r>
-      <w:proofErr w:type="spellStart"/>
-      <w:r>
-        <w:rPr>
-          <w:bCs/>
-          <w:sz w:val="20"/>
-          <w:szCs w:val="20"/>
-          <w:lang w:val="en-GB" w:bidi="fr-FR"/>
-        </w:rPr>
-        <w:t>Dr.</w:t>
-      </w:r>
-      <w:proofErr w:type="spellEnd"/>
-      <w:r>
-        <w:rPr>
-          <w:bCs/>
-          <w:sz w:val="20"/>
-          <w:szCs w:val="20"/>
-          <w:lang w:val="en-GB" w:bidi="fr-FR"/>
-        </w:rPr>
-        <w:t xml:space="preserve"> Maekawa</w:t>
-      </w:r>
-    </w:p>
-    <w:p>
-      <w:pPr>
-        <w:jc w:val="both"/>
-        <w:rPr>
-          <w:sz w:val="20"/>
-          <w:szCs w:val="20"/>
-          <w:lang w:val="en-GB" w:bidi="fr-FR"/>
-        </w:rPr>
-      </w:pPr>
-      <w:r>
-        <w:rPr>
-          <w:sz w:val="20"/>
-          <w:szCs w:val="20"/>
+        <w:t xml:space="preserve">Open AI Science - AI-Powered Scientific Peer Review </w:t>
+      </w:r>
+      <w:r>
+        <w:rPr>
+          <w:bCs/>
+          <w:sz w:val="18"/>
+          <w:szCs w:val="18"/>
           <w:u w:val="single"/>
           <w:lang w:val="en-GB" w:bidi="fr-FR"/>
         </w:rPr>
-        <w:t>Contribution:</w:t>
-      </w:r>
-      <w:r>
-        <w:rPr>
-          <w:sz w:val="20"/>
-          <w:szCs w:val="20"/>
-          <w:lang w:val="en-GB" w:bidi="fr-FR"/>
-        </w:rPr>
-        <w:t xml:space="preserve"> I worked on new cross coupling reaction in organic chemistry, from synthesis to purification.</w:t>
-      </w:r>
-    </w:p>
-    <w:p>
-      <w:pPr>
-        <w:jc w:val="both"/>
-        <w:rPr>
-          <w:sz w:val="21"/>
-          <w:szCs w:val="21"/>
-          <w:lang w:val="en-GB" w:bidi="fr-FR"/>
-        </w:rPr>
-      </w:pPr>
-    </w:p>
-    <w:p>
-      <w:pPr>
-        <w:jc w:val="both"/>
-        <w:rPr>
-          <w:b/>
-          <w:bCs/>
-          <w:lang w:val="en-GB"/>
-        </w:rPr>
-      </w:pPr>
-      <w:r>
-        <w:rPr>
-          <w:b/>
-          <w:bCs/>
-          <w:lang w:val="en-GB" w:bidi="fr-FR"/>
-        </w:rPr>
-        <w:lastRenderedPageBreak/>
-        <w:t>TRANSVERSAL EXPERIENCE</w:t>
-      </w:r>
-    </w:p>
-    <w:p>
-      <w:pPr>
-        <w:jc w:val="both"/>
-        <w:rPr>
-          <w:sz w:val="21"/>
-          <w:szCs w:val="21"/>
-          <w:lang w:val="en-GB" w:bidi="fr-FR"/>
-        </w:rPr>
-      </w:pPr>
-    </w:p>
-    <w:p>
-      <w:pPr>
-        <w:jc w:val="both"/>
-        <w:rPr>
-          <w:bCs/>
-          <w:i/>
-          <w:iCs/>
-          <w:sz w:val="20"/>
-          <w:szCs w:val="20"/>
-          <w:lang w:val="en-GB" w:bidi="fr-FR"/>
-        </w:rPr>
-      </w:pPr>
-      <w:r>
-        <w:rPr>
-          <w:b/>
-          <w:sz w:val="20"/>
-          <w:szCs w:val="20"/>
-          <w:lang w:val="en-GB" w:bidi="fr-FR"/>
-        </w:rPr>
-        <w:t xml:space="preserve">Independent </w:t>
-      </w:r>
-      <w:r>
-        <w:rPr>
-          <w:b/>
-          <w:sz w:val="20"/>
-          <w:szCs w:val="20"/>
-          <w:lang w:val="en-GB" w:bidi="fr-FR"/>
-        </w:rPr>
-        <w:t>Full</w:t>
-      </w:r>
-      <w:r>
-        <w:rPr>
-          <w:b/>
-          <w:sz w:val="20"/>
-          <w:szCs w:val="20"/>
-          <w:lang w:val="en-GB" w:bidi="fr-FR"/>
-        </w:rPr>
-        <w:t>-</w:t>
-      </w:r>
-      <w:r>
-        <w:rPr>
-          <w:b/>
-          <w:sz w:val="20"/>
-          <w:szCs w:val="20"/>
-          <w:lang w:val="en-GB" w:bidi="fr-FR"/>
-        </w:rPr>
-        <w:t xml:space="preserve">stack </w:t>
-      </w:r>
-      <w:r>
-        <w:rPr>
-          <w:b/>
-          <w:sz w:val="20"/>
-          <w:szCs w:val="20"/>
-          <w:lang w:val="en-GB" w:bidi="fr-FR"/>
-        </w:rPr>
-        <w:t>A</w:t>
-      </w:r>
-      <w:r>
-        <w:rPr>
-          <w:b/>
-          <w:sz w:val="20"/>
-          <w:szCs w:val="20"/>
-          <w:lang w:val="en-GB" w:bidi="fr-FR"/>
-        </w:rPr>
-        <w:t xml:space="preserve">pplication </w:t>
-      </w:r>
-      <w:r>
-        <w:rPr>
-          <w:b/>
-          <w:sz w:val="20"/>
-          <w:szCs w:val="20"/>
-          <w:lang w:val="en-GB" w:bidi="fr-FR"/>
-        </w:rPr>
-        <w:t>D</w:t>
-      </w:r>
-      <w:r>
-        <w:rPr>
-          <w:b/>
-          <w:sz w:val="20"/>
-          <w:szCs w:val="20"/>
-          <w:lang w:val="en-GB" w:bidi="fr-FR"/>
-        </w:rPr>
-        <w:t>eveloper</w:t>
-      </w:r>
-      <w:r>
-        <w:rPr>
-          <w:bCs/>
-          <w:sz w:val="20"/>
-          <w:szCs w:val="20"/>
-          <w:lang w:val="en-GB" w:bidi="fr-FR"/>
-        </w:rPr>
-        <w:t>, Paris, France,</w:t>
-      </w:r>
-      <w:r>
-        <w:rPr>
-          <w:bCs/>
-          <w:i/>
-          <w:iCs/>
-          <w:sz w:val="20"/>
-          <w:szCs w:val="20"/>
-          <w:lang w:val="en-GB" w:bidi="fr-FR"/>
-        </w:rPr>
-        <w:t xml:space="preserve"> </w:t>
-      </w:r>
-      <w:r>
-        <w:rPr>
-          <w:bCs/>
-          <w:i/>
-          <w:iCs/>
-          <w:sz w:val="20"/>
-          <w:szCs w:val="20"/>
-          <w:lang w:val="en-GB" w:bidi="fr-FR"/>
-        </w:rPr>
-        <w:t>06/2025 - Present</w:t>
-      </w:r>
-    </w:p>
-    <w:p>
-      <w:pPr>
-        <w:jc w:val="both"/>
-        <w:rPr>
-          <w:bCs/>
-          <w:sz w:val="20"/>
-          <w:szCs w:val="20"/>
-          <w:u w:val="single"/>
-          <w:lang w:val="en-GB" w:bidi="fr-FR"/>
-        </w:rPr>
-      </w:pPr>
-      <w:r>
-        <w:rPr>
-          <w:bCs/>
-          <w:sz w:val="20"/>
-          <w:szCs w:val="20"/>
-          <w:u w:val="single"/>
-          <w:lang w:val="en-GB" w:bidi="fr-FR"/>
-        </w:rPr>
-        <w:t xml:space="preserve">Open AI Science - AI-Powered Scientific Peer Review </w:t>
-      </w:r>
-      <w:r>
-        <w:rPr>
-          <w:bCs/>
-          <w:sz w:val="20"/>
-          <w:szCs w:val="20"/>
-          <w:u w:val="single"/>
-          <w:lang w:val="en-GB" w:bidi="fr-FR"/>
-        </w:rPr>
         <w:t xml:space="preserve">Platform: </w:t>
       </w:r>
       <w:r>
         <w:rPr>
           <w:bCs/>
-          <w:sz w:val="20"/>
-          <w:szCs w:val="20"/>
+          <w:sz w:val="18"/>
+          <w:szCs w:val="18"/>
           <w:lang w:val="en-GB" w:bidi="fr-FR"/>
         </w:rPr>
         <w:t>Conceived, designed, and engineered "Open AI Science," (</w:t>
@@ -1839,8 +1888,8 @@
           <w:rPr>
             <w:rStyle w:val="Lienhypertexte"/>
             <w:bCs/>
-            <w:sz w:val="20"/>
-            <w:szCs w:val="20"/>
+            <w:sz w:val="18"/>
+            <w:szCs w:val="18"/>
             <w:lang w:val="en-GB" w:bidi="fr-FR"/>
           </w:rPr>
           <w:t>https://www.openaiscience.com</w:t>
@@ -1849,8 +1898,8 @@
       <w:r>
         <w:rPr>
           <w:bCs/>
-          <w:sz w:val="20"/>
-          <w:szCs w:val="20"/>
+          <w:sz w:val="18"/>
+          <w:szCs w:val="18"/>
           <w:lang w:val="en-GB" w:bidi="fr-FR"/>
         </w:rPr>
         <w:t>)</w:t>
@@ -1858,8 +1907,8 @@
       <w:r>
         <w:rPr>
           <w:bCs/>
-          <w:sz w:val="20"/>
-          <w:szCs w:val="20"/>
+          <w:sz w:val="18"/>
+          <w:szCs w:val="18"/>
           <w:lang w:val="en-GB" w:bidi="fr-FR"/>
         </w:rPr>
         <w:t xml:space="preserve"> </w:t>
@@ -1867,8 +1916,8 @@
       <w:r>
         <w:rPr>
           <w:bCs/>
-          <w:sz w:val="20"/>
-          <w:szCs w:val="20"/>
+          <w:sz w:val="18"/>
+          <w:szCs w:val="18"/>
           <w:lang w:val="en-GB" w:bidi="fr-FR"/>
         </w:rPr>
         <w:t>a full-stack web application</w:t>
@@ -1876,8 +1925,8 @@
       <w:r>
         <w:rPr>
           <w:bCs/>
-          <w:sz w:val="20"/>
-          <w:szCs w:val="20"/>
+          <w:sz w:val="18"/>
+          <w:szCs w:val="18"/>
           <w:lang w:val="en-GB" w:bidi="fr-FR"/>
         </w:rPr>
         <w:t xml:space="preserve"> (Python)</w:t>
@@ -1885,8 +1934,8 @@
       <w:r>
         <w:rPr>
           <w:bCs/>
-          <w:sz w:val="20"/>
-          <w:szCs w:val="20"/>
+          <w:sz w:val="18"/>
+          <w:szCs w:val="18"/>
           <w:lang w:val="en-GB" w:bidi="fr-FR"/>
         </w:rPr>
         <w:t xml:space="preserve"> that uses a multi-agent AI system to automate and enhance the scientific peer-review process.</w:t>
@@ -1897,16 +1946,16 @@
         <w:jc w:val="both"/>
         <w:rPr>
           <w:bCs/>
-          <w:sz w:val="20"/>
-          <w:szCs w:val="20"/>
-          <w:lang w:val="en-GB" w:bidi="fr-FR"/>
-        </w:rPr>
-      </w:pPr>
-      <w:r>
-        <w:rPr>
-          <w:bCs/>
-          <w:sz w:val="20"/>
-          <w:szCs w:val="20"/>
+          <w:sz w:val="18"/>
+          <w:szCs w:val="18"/>
+          <w:lang w:val="en-GB" w:bidi="fr-FR"/>
+        </w:rPr>
+      </w:pPr>
+      <w:r>
+        <w:rPr>
+          <w:bCs/>
+          <w:sz w:val="18"/>
+          <w:szCs w:val="18"/>
           <w:u w:val="single"/>
           <w:lang w:val="en-GB" w:bidi="fr-FR"/>
         </w:rPr>
@@ -1915,8 +1964,8 @@
       <w:r>
         <w:rPr>
           <w:bCs/>
-          <w:sz w:val="20"/>
-          <w:szCs w:val="20"/>
+          <w:sz w:val="18"/>
+          <w:szCs w:val="18"/>
           <w:u w:val="single"/>
           <w:lang w:val="en-GB" w:bidi="fr-FR"/>
         </w:rPr>
@@ -1926,8 +1975,8 @@
       <w:r>
         <w:rPr>
           <w:bCs/>
-          <w:sz w:val="20"/>
-          <w:szCs w:val="20"/>
+          <w:sz w:val="18"/>
+          <w:szCs w:val="18"/>
           <w:u w:val="single"/>
           <w:lang w:val="en-GB" w:bidi="fr-FR"/>
         </w:rPr>
@@ -1937,8 +1986,8 @@
       <w:r>
         <w:rPr>
           <w:bCs/>
-          <w:sz w:val="20"/>
-          <w:szCs w:val="20"/>
+          <w:sz w:val="18"/>
+          <w:szCs w:val="18"/>
           <w:u w:val="single"/>
           <w:lang w:val="en-GB" w:bidi="fr-FR"/>
         </w:rPr>
@@ -1947,8 +1996,8 @@
       <w:r>
         <w:rPr>
           <w:bCs/>
-          <w:sz w:val="20"/>
-          <w:szCs w:val="20"/>
+          <w:sz w:val="18"/>
+          <w:szCs w:val="18"/>
           <w:lang w:val="en-GB" w:bidi="fr-FR"/>
         </w:rPr>
         <w:t>Directed a generative AI (Gemini) to architect and build a full-stack, real-time Web3 application on the Solana blockchain (</w:t>
@@ -1958,8 +2007,8 @@
           <w:rPr>
             <w:rStyle w:val="Lienhypertexte"/>
             <w:bCs/>
-            <w:sz w:val="20"/>
-            <w:szCs w:val="20"/>
+            <w:sz w:val="18"/>
+            <w:szCs w:val="18"/>
             <w:lang w:val="en-GB" w:bidi="fr-FR"/>
           </w:rPr>
           <w:t>https://www.roadtomars.app/</w:t>
@@ -1968,1020 +2017,1007 @@
       <w:r>
         <w:rPr>
           <w:bCs/>
+          <w:sz w:val="18"/>
+          <w:szCs w:val="18"/>
+          <w:lang w:val="en-GB" w:bidi="fr-FR"/>
+        </w:rPr>
+        <w:t>).</w:t>
+      </w:r>
+    </w:p>
+    <w:p>
+      <w:pPr>
+        <w:jc w:val="both"/>
+        <w:rPr>
+          <w:bCs/>
+          <w:sz w:val="18"/>
+          <w:szCs w:val="18"/>
+          <w:lang w:val="en-GB" w:bidi="fr-FR"/>
+        </w:rPr>
+      </w:pPr>
+      <w:r>
+        <w:rPr>
+          <w:bCs/>
+          <w:sz w:val="18"/>
+          <w:szCs w:val="18"/>
+          <w:u w:val="single"/>
+          <w:lang w:val="en-GB" w:bidi="fr-FR"/>
+        </w:rPr>
+        <w:t xml:space="preserve">YouTube Channel - </w:t>
+      </w:r>
+      <w:proofErr w:type="spellStart"/>
+      <w:r>
+        <w:rPr>
+          <w:bCs/>
+          <w:sz w:val="18"/>
+          <w:szCs w:val="18"/>
+          <w:u w:val="single"/>
+          <w:lang w:val="en-GB" w:bidi="fr-FR"/>
+        </w:rPr>
+        <w:t>Giggle&amp;GuessTV</w:t>
+      </w:r>
+      <w:proofErr w:type="spellEnd"/>
+      <w:r>
+        <w:rPr>
+          <w:bCs/>
+          <w:sz w:val="18"/>
+          <w:szCs w:val="18"/>
+          <w:u w:val="single"/>
+          <w:lang w:val="en-GB" w:bidi="fr-FR"/>
+        </w:rPr>
+        <w:t xml:space="preserve">: </w:t>
+      </w:r>
+      <w:r>
+        <w:rPr>
+          <w:bCs/>
+          <w:sz w:val="18"/>
+          <w:szCs w:val="18"/>
+          <w:lang w:val="en-GB" w:bidi="fr-FR"/>
+        </w:rPr>
+        <w:t>Created YT channel publishing quiz games for kids.</w:t>
+      </w:r>
+    </w:p>
+    <w:p>
+      <w:pPr>
+        <w:jc w:val="both"/>
+        <w:rPr>
+          <w:b/>
+          <w:sz w:val="18"/>
+          <w:szCs w:val="18"/>
+          <w:lang w:val="en-GB" w:bidi="fr-FR"/>
+        </w:rPr>
+      </w:pPr>
+    </w:p>
+    <w:p>
+      <w:pPr>
+        <w:jc w:val="both"/>
+        <w:rPr>
+          <w:bCs/>
+          <w:sz w:val="18"/>
+          <w:szCs w:val="18"/>
+          <w:lang w:val="en-GB" w:bidi="fr-FR"/>
+        </w:rPr>
+      </w:pPr>
+      <w:r>
+        <w:rPr>
+          <w:b/>
+          <w:sz w:val="18"/>
+          <w:szCs w:val="18"/>
+          <w:lang w:val="en-GB" w:bidi="fr-FR"/>
+        </w:rPr>
+        <w:t xml:space="preserve">CTO &amp; co-founder at </w:t>
+      </w:r>
+      <w:proofErr w:type="spellStart"/>
+      <w:r>
+        <w:rPr>
+          <w:b/>
+          <w:sz w:val="18"/>
+          <w:szCs w:val="18"/>
+          <w:lang w:val="en-GB" w:bidi="fr-FR"/>
+        </w:rPr>
+        <w:t>Gensor</w:t>
+      </w:r>
+      <w:proofErr w:type="spellEnd"/>
+      <w:r>
+        <w:rPr>
+          <w:bCs/>
+          <w:sz w:val="18"/>
+          <w:szCs w:val="18"/>
+          <w:lang w:val="en-GB" w:bidi="fr-FR"/>
+        </w:rPr>
+        <w:t>, Paris, France, 06/</w:t>
+      </w:r>
+      <w:r>
+        <w:rPr>
+          <w:bCs/>
+          <w:i/>
+          <w:iCs/>
+          <w:sz w:val="18"/>
+          <w:szCs w:val="18"/>
+          <w:lang w:val="en-GB" w:bidi="fr-FR"/>
+        </w:rPr>
+        <w:t>2021– 06/2023</w:t>
+      </w:r>
+    </w:p>
+    <w:p>
+      <w:pPr>
+        <w:jc w:val="both"/>
+        <w:rPr>
+          <w:bCs/>
+          <w:sz w:val="18"/>
+          <w:szCs w:val="18"/>
+          <w:lang w:val="en-GB" w:bidi="fr-FR"/>
+        </w:rPr>
+      </w:pPr>
+      <w:r>
+        <w:rPr>
+          <w:bCs/>
+          <w:sz w:val="18"/>
+          <w:szCs w:val="18"/>
+          <w:lang w:val="en-GB" w:bidi="fr-FR"/>
+        </w:rPr>
+        <w:t xml:space="preserve">Co-founded a deep-tech startup to commercialize a proprietary virus testing platform based on gene field-effect transistor </w:t>
+      </w:r>
+      <w:proofErr w:type="spellStart"/>
+      <w:proofErr w:type="gramStart"/>
+      <w:r>
+        <w:rPr>
+          <w:bCs/>
+          <w:sz w:val="18"/>
+          <w:szCs w:val="18"/>
+          <w:lang w:val="en-GB" w:bidi="fr-FR"/>
+        </w:rPr>
+        <w:t>technology.Secured</w:t>
+      </w:r>
+      <w:proofErr w:type="spellEnd"/>
+      <w:proofErr w:type="gramEnd"/>
+      <w:r>
+        <w:rPr>
+          <w:bCs/>
+          <w:sz w:val="18"/>
+          <w:szCs w:val="18"/>
+          <w:lang w:val="en-GB" w:bidi="fr-FR"/>
+        </w:rPr>
+        <w:t xml:space="preserve"> non-equity funding and mentorship by gaining acceptance into the competitive </w:t>
+      </w:r>
+      <w:proofErr w:type="spellStart"/>
+      <w:r>
+        <w:rPr>
+          <w:bCs/>
+          <w:sz w:val="18"/>
+          <w:szCs w:val="18"/>
+          <w:lang w:val="en-GB" w:bidi="fr-FR"/>
+        </w:rPr>
+        <w:t>MassChallenge</w:t>
+      </w:r>
+      <w:proofErr w:type="spellEnd"/>
+      <w:r>
+        <w:rPr>
+          <w:bCs/>
+          <w:sz w:val="18"/>
+          <w:szCs w:val="18"/>
+          <w:lang w:val="en-GB" w:bidi="fr-FR"/>
+        </w:rPr>
+        <w:t xml:space="preserve"> global accelerator program.</w:t>
+      </w:r>
+    </w:p>
+    <w:p>
+      <w:pPr>
+        <w:jc w:val="both"/>
+        <w:rPr>
+          <w:b/>
+          <w:sz w:val="18"/>
+          <w:szCs w:val="18"/>
+          <w:lang w:val="en-GB" w:bidi="fr-FR"/>
+        </w:rPr>
+      </w:pPr>
+    </w:p>
+    <w:p>
+      <w:pPr>
+        <w:jc w:val="both"/>
+        <w:rPr>
+          <w:bCs/>
+          <w:sz w:val="18"/>
+          <w:szCs w:val="18"/>
+          <w:lang w:val="en-GB" w:bidi="fr-FR"/>
+        </w:rPr>
+      </w:pPr>
+      <w:r>
+        <w:rPr>
+          <w:b/>
+          <w:sz w:val="18"/>
+          <w:szCs w:val="18"/>
+          <w:lang w:val="en-GB" w:bidi="fr-FR"/>
+        </w:rPr>
+        <w:t>Project Manager at CNRS Innovation</w:t>
+      </w:r>
+      <w:r>
+        <w:rPr>
+          <w:bCs/>
+          <w:sz w:val="18"/>
+          <w:szCs w:val="18"/>
+          <w:lang w:val="en-GB" w:bidi="fr-FR"/>
+        </w:rPr>
+        <w:t>, Paris, France, 01/</w:t>
+      </w:r>
+      <w:r>
+        <w:rPr>
+          <w:bCs/>
+          <w:i/>
+          <w:iCs/>
+          <w:sz w:val="18"/>
+          <w:szCs w:val="18"/>
+          <w:lang w:val="en-GB" w:bidi="fr-FR"/>
+        </w:rPr>
+        <w:t>2021– 01/2022</w:t>
+      </w:r>
+    </w:p>
+    <w:p>
+      <w:pPr>
+        <w:jc w:val="both"/>
+        <w:rPr>
+          <w:bCs/>
+          <w:i/>
+          <w:iCs/>
+          <w:sz w:val="18"/>
+          <w:szCs w:val="18"/>
+          <w:lang w:val="en-GB" w:bidi="fr-FR"/>
+        </w:rPr>
+      </w:pPr>
+      <w:r>
+        <w:rPr>
+          <w:bCs/>
+          <w:sz w:val="18"/>
+          <w:szCs w:val="18"/>
+          <w:lang w:val="en-GB" w:bidi="fr-FR"/>
+        </w:rPr>
+        <w:t xml:space="preserve">Manager: Miranda </w:t>
+      </w:r>
+      <w:proofErr w:type="spellStart"/>
+      <w:r>
+        <w:rPr>
+          <w:bCs/>
+          <w:sz w:val="18"/>
+          <w:szCs w:val="18"/>
+          <w:lang w:val="en-GB" w:bidi="fr-FR"/>
+        </w:rPr>
+        <w:t>Delmotte</w:t>
+      </w:r>
+      <w:proofErr w:type="spellEnd"/>
+    </w:p>
+    <w:p>
+      <w:pPr>
+        <w:jc w:val="both"/>
+        <w:rPr>
+          <w:bCs/>
+          <w:sz w:val="18"/>
+          <w:szCs w:val="18"/>
+          <w:lang w:val="en-GB" w:bidi="fr-FR"/>
+        </w:rPr>
+      </w:pPr>
+      <w:r>
+        <w:rPr>
+          <w:sz w:val="18"/>
+          <w:szCs w:val="18"/>
+          <w:u w:val="single"/>
+          <w:lang w:val="en-GB" w:bidi="fr-FR"/>
+        </w:rPr>
+        <w:t xml:space="preserve">Contribution: </w:t>
+      </w:r>
+      <w:r>
+        <w:rPr>
+          <w:bCs/>
+          <w:sz w:val="18"/>
+          <w:szCs w:val="18"/>
+          <w:lang w:val="en-GB" w:bidi="fr-FR"/>
+        </w:rPr>
+        <w:t xml:space="preserve">Performed due diligence on early-stage (TRL 1-2) research projects to assess commercial viability and guide funding strategy. Developed technology </w:t>
+      </w:r>
+      <w:proofErr w:type="spellStart"/>
+      <w:r>
+        <w:rPr>
+          <w:bCs/>
+          <w:sz w:val="18"/>
+          <w:szCs w:val="18"/>
+          <w:lang w:val="en-GB" w:bidi="fr-FR"/>
+        </w:rPr>
+        <w:t>valorization</w:t>
+      </w:r>
+      <w:proofErr w:type="spellEnd"/>
+      <w:r>
+        <w:rPr>
+          <w:bCs/>
+          <w:sz w:val="18"/>
+          <w:szCs w:val="18"/>
+          <w:lang w:val="en-GB" w:bidi="fr-FR"/>
+        </w:rPr>
+        <w:t xml:space="preserve"> roadmaps by conducting market analysis, end-user needs assessment, and intellectual property (IP) analysis.</w:t>
+      </w:r>
+    </w:p>
+    <w:p>
+      <w:pPr>
+        <w:jc w:val="both"/>
+        <w:rPr>
+          <w:bCs/>
+          <w:sz w:val="18"/>
+          <w:szCs w:val="18"/>
+          <w:lang w:val="en-GB" w:bidi="fr-FR"/>
+        </w:rPr>
+      </w:pPr>
+      <w:r>
+        <w:rPr>
+          <w:bCs/>
+          <w:sz w:val="18"/>
+          <w:szCs w:val="18"/>
+          <w:lang w:val="en-GB" w:bidi="fr-FR"/>
+        </w:rPr>
+        <w:t>I supported researchers in writing their European funding applications (EIC Transition, ERC POC) and defined a roadmap of appreciation of their projects.</w:t>
+      </w:r>
+    </w:p>
+    <w:p>
+      <w:pPr>
+        <w:jc w:val="both"/>
+        <w:rPr>
+          <w:bCs/>
+          <w:sz w:val="18"/>
+          <w:szCs w:val="18"/>
+          <w:lang w:val="en-GB" w:bidi="fr-FR"/>
+        </w:rPr>
+      </w:pPr>
+    </w:p>
+    <w:p>
+      <w:pPr>
+        <w:jc w:val="both"/>
+        <w:rPr>
+          <w:b/>
+          <w:bCs/>
+          <w:sz w:val="22"/>
+          <w:szCs w:val="22"/>
+          <w:lang w:val="en-GB" w:bidi="fr-FR"/>
+        </w:rPr>
+      </w:pPr>
+      <w:r>
+        <w:rPr>
+          <w:b/>
+          <w:bCs/>
+          <w:sz w:val="22"/>
+          <w:szCs w:val="22"/>
+          <w:lang w:val="en-GB" w:bidi="fr-FR"/>
+        </w:rPr>
+        <w:t>RESEARCH PROJECTS</w:t>
+      </w:r>
+    </w:p>
+    <w:p>
+      <w:pPr>
+        <w:jc w:val="both"/>
+        <w:rPr>
           <w:sz w:val="20"/>
           <w:szCs w:val="20"/>
           <w:lang w:val="en-GB" w:bidi="fr-FR"/>
         </w:rPr>
-        <w:t>).</w:t>
-      </w:r>
-    </w:p>
-    <w:p>
-      <w:pPr>
-        <w:jc w:val="both"/>
-        <w:rPr>
-          <w:bCs/>
+      </w:pPr>
+    </w:p>
+    <w:p>
+      <w:pPr>
+        <w:jc w:val="both"/>
+        <w:rPr>
+          <w:bCs/>
+          <w:sz w:val="18"/>
+          <w:szCs w:val="18"/>
+          <w:lang w:val="en-GB" w:bidi="fr-FR"/>
+        </w:rPr>
+      </w:pPr>
+      <w:r>
+        <w:rPr>
+          <w:b/>
+          <w:sz w:val="18"/>
+          <w:szCs w:val="18"/>
+          <w:lang w:val="en-GB" w:bidi="fr-FR"/>
+        </w:rPr>
+        <w:t>DNA-FET for High-Speed Data Retrieval</w:t>
+      </w:r>
+      <w:r>
+        <w:rPr>
+          <w:bCs/>
+          <w:sz w:val="18"/>
+          <w:szCs w:val="18"/>
+          <w:lang w:val="en-GB" w:bidi="fr-FR"/>
+        </w:rPr>
+        <w:t xml:space="preserve"> | Lead Researcher &amp; Inventor</w:t>
+      </w:r>
+      <w:r>
+        <w:rPr>
+          <w:bCs/>
+          <w:sz w:val="18"/>
+          <w:szCs w:val="18"/>
+          <w:lang w:val="en-GB" w:bidi="fr-FR"/>
+        </w:rPr>
+        <w:tab/>
+      </w:r>
+    </w:p>
+    <w:p>
+      <w:pPr>
+        <w:jc w:val="both"/>
+        <w:rPr>
+          <w:bCs/>
+          <w:sz w:val="18"/>
+          <w:szCs w:val="18"/>
+          <w:lang w:val="en-GB" w:bidi="fr-FR"/>
+        </w:rPr>
+      </w:pPr>
+      <w:r>
+        <w:rPr>
+          <w:bCs/>
+          <w:sz w:val="18"/>
+          <w:szCs w:val="18"/>
+          <w:lang w:val="en-GB" w:bidi="fr-FR"/>
+        </w:rPr>
+        <w:t xml:space="preserve">Developed and fabricated a proof-of-concept DNA Field-Effect Transistor (FET), demonstrating a novel, non-destructive electronic method for data location in DNA data storage. Validated the sensor's high performance, leading to a </w:t>
+      </w:r>
+      <w:r>
+        <w:rPr>
+          <w:bCs/>
+          <w:sz w:val="18"/>
+          <w:szCs w:val="18"/>
+          <w:lang w:val="en-GB" w:bidi="fr-FR"/>
+        </w:rPr>
+        <w:t>principal</w:t>
+      </w:r>
+      <w:r>
+        <w:rPr>
+          <w:bCs/>
+          <w:sz w:val="18"/>
+          <w:szCs w:val="18"/>
+          <w:lang w:val="en-GB" w:bidi="fr-FR"/>
+        </w:rPr>
+        <w:t xml:space="preserve"> author</w:t>
+      </w:r>
+      <w:r>
+        <w:rPr>
+          <w:bCs/>
+          <w:sz w:val="18"/>
+          <w:szCs w:val="18"/>
+          <w:lang w:val="en-GB" w:bidi="fr-FR"/>
+        </w:rPr>
+        <w:t>ed</w:t>
+      </w:r>
+      <w:r>
+        <w:rPr>
+          <w:bCs/>
+          <w:sz w:val="18"/>
+          <w:szCs w:val="18"/>
+          <w:lang w:val="en-GB" w:bidi="fr-FR"/>
+        </w:rPr>
+        <w:t xml:space="preserve"> publication in Advanced Sensor Research and a Japanese patent application on the core technology. This foundational work established the basis for a next-generation platform envisioned to integrate multi-sensor arrays with an AI-powered indexing engine for large-scale, random-access data retrieval.</w:t>
+      </w:r>
+    </w:p>
+    <w:p>
+      <w:pPr>
+        <w:jc w:val="both"/>
+        <w:rPr>
+          <w:bCs/>
+          <w:sz w:val="18"/>
+          <w:szCs w:val="18"/>
+          <w:lang w:val="en-GB" w:bidi="fr-FR"/>
+        </w:rPr>
+      </w:pPr>
+    </w:p>
+    <w:p>
+      <w:pPr>
+        <w:jc w:val="both"/>
+        <w:rPr>
+          <w:bCs/>
+          <w:sz w:val="18"/>
+          <w:szCs w:val="18"/>
+          <w:lang w:val="en-GB" w:bidi="fr-FR"/>
+        </w:rPr>
+      </w:pPr>
+      <w:r>
+        <w:rPr>
+          <w:b/>
+          <w:sz w:val="18"/>
+          <w:szCs w:val="18"/>
+          <w:lang w:val="en-GB" w:bidi="fr-FR"/>
+        </w:rPr>
+        <w:t xml:space="preserve">DNA-pods: Biomimetic Nanocarriers for Drug Delivery </w:t>
+      </w:r>
+      <w:r>
+        <w:rPr>
+          <w:bCs/>
+          <w:sz w:val="18"/>
+          <w:szCs w:val="18"/>
+          <w:lang w:val="en-GB" w:bidi="fr-FR"/>
+        </w:rPr>
+        <w:t>| Lead Researcher &amp; Inventor</w:t>
+      </w:r>
+      <w:r>
+        <w:rPr>
+          <w:bCs/>
+          <w:sz w:val="18"/>
+          <w:szCs w:val="18"/>
+          <w:lang w:val="en-GB" w:bidi="fr-FR"/>
+        </w:rPr>
+        <w:tab/>
+      </w:r>
+    </w:p>
+    <w:p>
+      <w:pPr>
+        <w:jc w:val="both"/>
+        <w:rPr>
+          <w:bCs/>
+          <w:sz w:val="18"/>
+          <w:szCs w:val="18"/>
+          <w:lang w:val="en-GB" w:bidi="fr-FR"/>
+        </w:rPr>
+      </w:pPr>
+      <w:r>
+        <w:rPr>
+          <w:bCs/>
+          <w:sz w:val="18"/>
+          <w:szCs w:val="18"/>
+          <w:lang w:val="en-GB" w:bidi="fr-FR"/>
+        </w:rPr>
+        <w:t xml:space="preserve">Designed and synthesized "DNA-pods," a novel class of self-assembled DNA condensates, as a cost-effective platform for therapeutic delivery. Engineered a unique, thermally-triggered exfoliation mechanism inspired by viral uncoating to enable stimulus-responsive payload release. Validated the platform by demonstrating efficient encapsulation of doxorubicin and its preferential localization within the nucleus of fixed cancer cells leading to a </w:t>
+      </w:r>
+      <w:r>
+        <w:rPr>
+          <w:bCs/>
+          <w:sz w:val="18"/>
+          <w:szCs w:val="18"/>
+          <w:lang w:val="en-GB" w:bidi="fr-FR"/>
+        </w:rPr>
+        <w:t xml:space="preserve">principal </w:t>
+      </w:r>
+      <w:r>
+        <w:rPr>
+          <w:bCs/>
+          <w:sz w:val="18"/>
+          <w:szCs w:val="18"/>
+          <w:lang w:val="en-GB" w:bidi="fr-FR"/>
+        </w:rPr>
+        <w:t>author</w:t>
+      </w:r>
+      <w:r>
+        <w:rPr>
+          <w:bCs/>
+          <w:sz w:val="18"/>
+          <w:szCs w:val="18"/>
+          <w:lang w:val="en-GB" w:bidi="fr-FR"/>
+        </w:rPr>
+        <w:t>ed</w:t>
+      </w:r>
+      <w:r>
+        <w:rPr>
+          <w:bCs/>
+          <w:sz w:val="18"/>
+          <w:szCs w:val="18"/>
+          <w:lang w:val="en-GB" w:bidi="fr-FR"/>
+        </w:rPr>
+        <w:t xml:space="preserve"> publication in ACS Chemistry of Materials.</w:t>
+      </w:r>
+    </w:p>
+    <w:p>
+      <w:pPr>
+        <w:jc w:val="both"/>
+        <w:rPr>
           <w:sz w:val="20"/>
           <w:szCs w:val="20"/>
-          <w:lang w:val="en-GB" w:bidi="fr-FR"/>
-        </w:rPr>
-      </w:pPr>
-      <w:r>
-        <w:rPr>
-          <w:bCs/>
-          <w:sz w:val="20"/>
-          <w:szCs w:val="20"/>
-          <w:u w:val="single"/>
-          <w:lang w:val="en-GB" w:bidi="fr-FR"/>
-        </w:rPr>
-        <w:t xml:space="preserve">YouTube Channel - </w:t>
-      </w:r>
-      <w:proofErr w:type="spellStart"/>
-      <w:r>
-        <w:rPr>
-          <w:bCs/>
-          <w:sz w:val="20"/>
-          <w:szCs w:val="20"/>
-          <w:u w:val="single"/>
-          <w:lang w:val="en-GB" w:bidi="fr-FR"/>
-        </w:rPr>
-        <w:t>Giggle&amp;GuessTV</w:t>
-      </w:r>
-      <w:proofErr w:type="spellEnd"/>
-      <w:r>
-        <w:rPr>
-          <w:bCs/>
-          <w:sz w:val="20"/>
-          <w:szCs w:val="20"/>
-          <w:u w:val="single"/>
-          <w:lang w:val="en-GB" w:bidi="fr-FR"/>
-        </w:rPr>
-        <w:t xml:space="preserve">: </w:t>
-      </w:r>
-      <w:r>
-        <w:rPr>
-          <w:bCs/>
-          <w:sz w:val="20"/>
-          <w:szCs w:val="20"/>
-          <w:lang w:val="en-GB" w:bidi="fr-FR"/>
-        </w:rPr>
-        <w:t>Created YT channel publishing quiz games for kids.</w:t>
-      </w:r>
-    </w:p>
-    <w:p>
-      <w:pPr>
-        <w:jc w:val="both"/>
-        <w:rPr>
-          <w:b/>
-          <w:sz w:val="20"/>
-          <w:szCs w:val="20"/>
-          <w:lang w:val="en-GB" w:bidi="fr-FR"/>
-        </w:rPr>
-      </w:pPr>
-    </w:p>
-    <w:p>
-      <w:pPr>
-        <w:jc w:val="both"/>
-        <w:rPr>
-          <w:bCs/>
-          <w:sz w:val="20"/>
-          <w:szCs w:val="20"/>
-          <w:lang w:val="en-GB" w:bidi="fr-FR"/>
-        </w:rPr>
-      </w:pPr>
-      <w:r>
-        <w:rPr>
-          <w:b/>
-          <w:sz w:val="20"/>
-          <w:szCs w:val="20"/>
-          <w:lang w:val="en-GB" w:bidi="fr-FR"/>
-        </w:rPr>
-        <w:t xml:space="preserve">CTO &amp; co-founder at </w:t>
-      </w:r>
-      <w:proofErr w:type="spellStart"/>
-      <w:r>
-        <w:rPr>
-          <w:b/>
-          <w:sz w:val="20"/>
-          <w:szCs w:val="20"/>
-          <w:lang w:val="en-GB" w:bidi="fr-FR"/>
-        </w:rPr>
-        <w:t>Gensor</w:t>
-      </w:r>
-      <w:proofErr w:type="spellEnd"/>
-      <w:r>
-        <w:rPr>
-          <w:bCs/>
-          <w:sz w:val="20"/>
-          <w:szCs w:val="20"/>
-          <w:lang w:val="en-GB" w:bidi="fr-FR"/>
-        </w:rPr>
-        <w:t>, Paris, France, 06/</w:t>
-      </w:r>
-      <w:r>
-        <w:rPr>
-          <w:bCs/>
-          <w:i/>
-          <w:iCs/>
-          <w:sz w:val="20"/>
-          <w:szCs w:val="20"/>
-          <w:lang w:val="en-GB" w:bidi="fr-FR"/>
-        </w:rPr>
-        <w:t>2021– 06/2023</w:t>
-      </w:r>
-    </w:p>
-    <w:p>
-      <w:pPr>
-        <w:jc w:val="both"/>
-        <w:rPr>
-          <w:bCs/>
-          <w:sz w:val="20"/>
-          <w:szCs w:val="20"/>
-          <w:lang w:val="en-GB" w:bidi="fr-FR"/>
-        </w:rPr>
-      </w:pPr>
-      <w:r>
-        <w:rPr>
-          <w:bCs/>
-          <w:sz w:val="20"/>
-          <w:szCs w:val="20"/>
-          <w:lang w:val="en-GB" w:bidi="fr-FR"/>
-        </w:rPr>
-        <w:t xml:space="preserve">Co-founded a deep-tech startup to commercialize a proprietary virus testing platform based on gene field-effect transistor </w:t>
-      </w:r>
-      <w:proofErr w:type="spellStart"/>
-      <w:proofErr w:type="gramStart"/>
-      <w:r>
-        <w:rPr>
-          <w:bCs/>
-          <w:sz w:val="20"/>
-          <w:szCs w:val="20"/>
-          <w:lang w:val="en-GB" w:bidi="fr-FR"/>
-        </w:rPr>
-        <w:t>technology.Secured</w:t>
-      </w:r>
-      <w:proofErr w:type="spellEnd"/>
-      <w:proofErr w:type="gramEnd"/>
-      <w:r>
-        <w:rPr>
-          <w:bCs/>
-          <w:sz w:val="20"/>
-          <w:szCs w:val="20"/>
-          <w:lang w:val="en-GB" w:bidi="fr-FR"/>
-        </w:rPr>
-        <w:t xml:space="preserve"> non-equity funding and mentorship by gaining acceptance into the competitive </w:t>
-      </w:r>
-      <w:proofErr w:type="spellStart"/>
-      <w:r>
-        <w:rPr>
-          <w:bCs/>
-          <w:sz w:val="20"/>
-          <w:szCs w:val="20"/>
-          <w:lang w:val="en-GB" w:bidi="fr-FR"/>
-        </w:rPr>
-        <w:t>MassChallenge</w:t>
-      </w:r>
-      <w:proofErr w:type="spellEnd"/>
-      <w:r>
-        <w:rPr>
-          <w:bCs/>
-          <w:sz w:val="20"/>
-          <w:szCs w:val="20"/>
-          <w:lang w:val="en-GB" w:bidi="fr-FR"/>
-        </w:rPr>
-        <w:t xml:space="preserve"> global accelerator program.</w:t>
-      </w:r>
-    </w:p>
-    <w:p>
-      <w:pPr>
-        <w:jc w:val="both"/>
-        <w:rPr>
-          <w:b/>
-          <w:sz w:val="20"/>
-          <w:szCs w:val="20"/>
-          <w:lang w:val="en-GB" w:bidi="fr-FR"/>
-        </w:rPr>
-      </w:pPr>
-    </w:p>
-    <w:p>
-      <w:pPr>
-        <w:jc w:val="both"/>
-        <w:rPr>
-          <w:bCs/>
-          <w:sz w:val="20"/>
-          <w:szCs w:val="20"/>
-          <w:lang w:val="en-GB" w:bidi="fr-FR"/>
-        </w:rPr>
-      </w:pPr>
-      <w:r>
-        <w:rPr>
-          <w:b/>
-          <w:sz w:val="20"/>
-          <w:szCs w:val="20"/>
-          <w:lang w:val="en-GB" w:bidi="fr-FR"/>
-        </w:rPr>
-        <w:t>Project Manager at CNRS Innovation</w:t>
-      </w:r>
-      <w:r>
-        <w:rPr>
-          <w:bCs/>
-          <w:sz w:val="20"/>
-          <w:szCs w:val="20"/>
-          <w:lang w:val="en-GB" w:bidi="fr-FR"/>
-        </w:rPr>
-        <w:t>, Paris, France, 01/</w:t>
-      </w:r>
-      <w:r>
-        <w:rPr>
-          <w:bCs/>
-          <w:i/>
-          <w:iCs/>
-          <w:sz w:val="20"/>
-          <w:szCs w:val="20"/>
-          <w:lang w:val="en-GB" w:bidi="fr-FR"/>
-        </w:rPr>
-        <w:t>2021– 01/2022</w:t>
-      </w:r>
-    </w:p>
-    <w:p>
-      <w:pPr>
-        <w:jc w:val="both"/>
-        <w:rPr>
-          <w:bCs/>
-          <w:i/>
-          <w:iCs/>
-          <w:sz w:val="20"/>
-          <w:szCs w:val="20"/>
-          <w:lang w:val="en-GB" w:bidi="fr-FR"/>
-        </w:rPr>
-      </w:pPr>
-      <w:r>
-        <w:rPr>
-          <w:bCs/>
-          <w:sz w:val="20"/>
-          <w:szCs w:val="20"/>
-          <w:lang w:val="en-GB" w:bidi="fr-FR"/>
-        </w:rPr>
-        <w:t xml:space="preserve">Manager: Miranda </w:t>
-      </w:r>
-      <w:proofErr w:type="spellStart"/>
-      <w:r>
-        <w:rPr>
-          <w:bCs/>
-          <w:sz w:val="20"/>
-          <w:szCs w:val="20"/>
-          <w:lang w:val="en-GB" w:bidi="fr-FR"/>
-        </w:rPr>
-        <w:t>Delmotte</w:t>
-      </w:r>
-      <w:proofErr w:type="spellEnd"/>
-    </w:p>
-    <w:p>
-      <w:pPr>
-        <w:jc w:val="both"/>
-        <w:rPr>
-          <w:bCs/>
-          <w:sz w:val="20"/>
-          <w:szCs w:val="20"/>
-          <w:lang w:val="en-GB" w:bidi="fr-FR"/>
-        </w:rPr>
-      </w:pPr>
-      <w:r>
-        <w:rPr>
-          <w:sz w:val="20"/>
-          <w:szCs w:val="20"/>
-          <w:u w:val="single"/>
-          <w:lang w:val="en-GB" w:bidi="fr-FR"/>
-        </w:rPr>
-        <w:t xml:space="preserve">Contribution: </w:t>
-      </w:r>
-      <w:r>
-        <w:rPr>
-          <w:bCs/>
-          <w:sz w:val="20"/>
-          <w:szCs w:val="20"/>
-          <w:lang w:val="en-GB" w:bidi="fr-FR"/>
-        </w:rPr>
-        <w:t xml:space="preserve">Performed due diligence on early-stage (TRL 1-2) research projects to assess commercial viability and guide funding strategy. Developed technology </w:t>
-      </w:r>
-      <w:proofErr w:type="spellStart"/>
-      <w:r>
-        <w:rPr>
-          <w:bCs/>
-          <w:sz w:val="20"/>
-          <w:szCs w:val="20"/>
-          <w:lang w:val="en-GB" w:bidi="fr-FR"/>
-        </w:rPr>
-        <w:t>valorization</w:t>
-      </w:r>
-      <w:proofErr w:type="spellEnd"/>
-      <w:r>
-        <w:rPr>
-          <w:bCs/>
-          <w:sz w:val="20"/>
-          <w:szCs w:val="20"/>
-          <w:lang w:val="en-GB" w:bidi="fr-FR"/>
-        </w:rPr>
-        <w:t xml:space="preserve"> roadmaps by conducting market analysis, end-user needs assessment, and intellectual property (IP) analysis.</w:t>
-      </w:r>
-    </w:p>
-    <w:p>
-      <w:pPr>
-        <w:jc w:val="both"/>
-        <w:rPr>
-          <w:bCs/>
-          <w:sz w:val="20"/>
-          <w:szCs w:val="20"/>
-          <w:lang w:val="en-GB" w:bidi="fr-FR"/>
-        </w:rPr>
-      </w:pPr>
-      <w:r>
-        <w:rPr>
-          <w:bCs/>
-          <w:sz w:val="20"/>
-          <w:szCs w:val="20"/>
-          <w:lang w:val="en-GB" w:bidi="fr-FR"/>
-        </w:rPr>
-        <w:t>I supported researchers in writing their European funding applications (EIC Transition, ERC POC) and defined a roadmap of appreciation of their projects.</w:t>
-      </w:r>
-    </w:p>
-    <w:p>
-      <w:pPr>
-        <w:jc w:val="both"/>
-        <w:rPr>
-          <w:bCs/>
-          <w:sz w:val="20"/>
-          <w:szCs w:val="20"/>
-          <w:lang w:val="en-GB" w:bidi="fr-FR"/>
-        </w:rPr>
-      </w:pPr>
-    </w:p>
-    <w:p>
-      <w:pPr>
-        <w:jc w:val="both"/>
-        <w:rPr>
-          <w:b/>
-          <w:bCs/>
-          <w:lang w:val="en-GB" w:bidi="fr-FR"/>
-        </w:rPr>
-      </w:pPr>
-      <w:r>
-        <w:rPr>
-          <w:b/>
-          <w:bCs/>
-          <w:lang w:val="en-GB" w:bidi="fr-FR"/>
-        </w:rPr>
-        <w:t>RESEARCH PROJECTS</w:t>
-      </w:r>
-    </w:p>
-    <w:p>
-      <w:pPr>
-        <w:jc w:val="both"/>
-        <w:rPr>
-          <w:sz w:val="22"/>
-          <w:szCs w:val="22"/>
-          <w:lang w:val="en-GB" w:bidi="fr-FR"/>
-        </w:rPr>
-      </w:pPr>
-    </w:p>
-    <w:p>
-      <w:pPr>
-        <w:jc w:val="both"/>
-        <w:rPr>
-          <w:bCs/>
-          <w:sz w:val="20"/>
-          <w:szCs w:val="20"/>
-          <w:lang w:val="en-GB" w:bidi="fr-FR"/>
-        </w:rPr>
-      </w:pPr>
-      <w:r>
-        <w:rPr>
-          <w:b/>
-          <w:sz w:val="20"/>
-          <w:szCs w:val="20"/>
-          <w:lang w:val="en-GB" w:bidi="fr-FR"/>
-        </w:rPr>
-        <w:t>DNA-FET for High-Speed Data Retrieval</w:t>
-      </w:r>
-      <w:r>
-        <w:rPr>
-          <w:bCs/>
-          <w:sz w:val="20"/>
-          <w:szCs w:val="20"/>
-          <w:lang w:val="en-GB" w:bidi="fr-FR"/>
-        </w:rPr>
-        <w:t xml:space="preserve"> </w:t>
-      </w:r>
-      <w:r>
-        <w:rPr>
-          <w:bCs/>
-          <w:sz w:val="20"/>
-          <w:szCs w:val="20"/>
-          <w:lang w:val="en-GB" w:bidi="fr-FR"/>
-        </w:rPr>
-        <w:t>| Lead Researcher &amp; Inventor</w:t>
-      </w:r>
-      <w:r>
-        <w:rPr>
-          <w:bCs/>
-          <w:sz w:val="20"/>
-          <w:szCs w:val="20"/>
-          <w:lang w:val="en-GB" w:bidi="fr-FR"/>
-        </w:rPr>
-        <w:tab/>
-      </w:r>
-    </w:p>
-    <w:p>
-      <w:pPr>
-        <w:jc w:val="both"/>
-        <w:rPr>
-          <w:bCs/>
-          <w:sz w:val="20"/>
-          <w:szCs w:val="20"/>
-          <w:lang w:val="en-GB" w:bidi="fr-FR"/>
-        </w:rPr>
-      </w:pPr>
-      <w:r>
-        <w:rPr>
-          <w:bCs/>
-          <w:sz w:val="20"/>
-          <w:szCs w:val="20"/>
-          <w:lang w:val="en-GB" w:bidi="fr-FR"/>
-        </w:rPr>
-        <w:t xml:space="preserve">Developed and fabricated a proof-of-concept DNA Field-Effect Transistor (FET), demonstrating a novel, non-destructive electronic method for data location in DNA data storage. Validated the sensor's high performance, leading to a </w:t>
-      </w:r>
-      <w:r>
-        <w:rPr>
-          <w:bCs/>
-          <w:sz w:val="20"/>
-          <w:szCs w:val="20"/>
-          <w:lang w:val="en-GB" w:bidi="fr-FR"/>
-        </w:rPr>
-        <w:t>principal</w:t>
-      </w:r>
-      <w:r>
-        <w:rPr>
-          <w:bCs/>
-          <w:sz w:val="20"/>
-          <w:szCs w:val="20"/>
-          <w:lang w:val="en-GB" w:bidi="fr-FR"/>
-        </w:rPr>
-        <w:t xml:space="preserve"> author</w:t>
-      </w:r>
-      <w:r>
-        <w:rPr>
-          <w:bCs/>
-          <w:sz w:val="20"/>
-          <w:szCs w:val="20"/>
-          <w:lang w:val="en-GB" w:bidi="fr-FR"/>
-        </w:rPr>
-        <w:t>ed</w:t>
-      </w:r>
-      <w:r>
-        <w:rPr>
-          <w:bCs/>
-          <w:sz w:val="20"/>
-          <w:szCs w:val="20"/>
-          <w:lang w:val="en-GB" w:bidi="fr-FR"/>
-        </w:rPr>
-        <w:t xml:space="preserve"> publication in Advanced Sensor Research and a Japanese patent application on the core technology. This foundational work established the basis for a next-generation platform envisioned to integrate multi-sensor arrays with an AI-powered indexing engine for large-scale, random-access data retrieval.</w:t>
-      </w:r>
-    </w:p>
-    <w:p>
-      <w:pPr>
-        <w:jc w:val="both"/>
-        <w:rPr>
-          <w:bCs/>
-          <w:sz w:val="20"/>
-          <w:szCs w:val="20"/>
-          <w:lang w:val="en-GB" w:bidi="fr-FR"/>
-        </w:rPr>
-      </w:pPr>
-    </w:p>
-    <w:p>
-      <w:pPr>
-        <w:jc w:val="both"/>
-        <w:rPr>
-          <w:bCs/>
-          <w:sz w:val="20"/>
-          <w:szCs w:val="20"/>
-          <w:lang w:val="en-GB" w:bidi="fr-FR"/>
-        </w:rPr>
-      </w:pPr>
-      <w:r>
-        <w:rPr>
-          <w:b/>
-          <w:sz w:val="20"/>
-          <w:szCs w:val="20"/>
-          <w:lang w:val="en-GB" w:bidi="fr-FR"/>
-        </w:rPr>
-        <w:t xml:space="preserve">DNA-pods: Biomimetic Nanocarriers for Drug Delivery </w:t>
-      </w:r>
-      <w:r>
-        <w:rPr>
-          <w:bCs/>
-          <w:sz w:val="20"/>
-          <w:szCs w:val="20"/>
-          <w:lang w:val="en-GB" w:bidi="fr-FR"/>
-        </w:rPr>
-        <w:t>|</w:t>
-      </w:r>
-      <w:r>
-        <w:rPr>
-          <w:bCs/>
-          <w:sz w:val="20"/>
-          <w:szCs w:val="20"/>
-          <w:lang w:val="en-GB" w:bidi="fr-FR"/>
-        </w:rPr>
-        <w:t xml:space="preserve"> Lead Researcher &amp; Inventor</w:t>
-      </w:r>
-      <w:r>
-        <w:rPr>
-          <w:bCs/>
-          <w:sz w:val="20"/>
-          <w:szCs w:val="20"/>
-          <w:lang w:val="en-GB" w:bidi="fr-FR"/>
-        </w:rPr>
-        <w:tab/>
-      </w:r>
-    </w:p>
-    <w:p>
-      <w:pPr>
-        <w:jc w:val="both"/>
-        <w:rPr>
-          <w:bCs/>
-          <w:sz w:val="20"/>
-          <w:szCs w:val="20"/>
-          <w:lang w:val="en-GB" w:bidi="fr-FR"/>
-        </w:rPr>
-      </w:pPr>
-      <w:r>
-        <w:rPr>
-          <w:bCs/>
-          <w:sz w:val="20"/>
-          <w:szCs w:val="20"/>
-          <w:lang w:val="en-GB" w:bidi="fr-FR"/>
-        </w:rPr>
-        <w:t xml:space="preserve">Designed and synthesized "DNA-pods," a novel class of self-assembled DNA condensates, as a cost-effective platform for therapeutic delivery. Engineered a unique, thermally-triggered exfoliation mechanism inspired by viral uncoating to enable stimulus-responsive payload release. Validated the platform by demonstrating efficient encapsulation of doxorubicin and its preferential localization within the nucleus of fixed cancer cells leading to a </w:t>
-      </w:r>
-      <w:r>
-        <w:rPr>
-          <w:bCs/>
-          <w:sz w:val="20"/>
-          <w:szCs w:val="20"/>
-          <w:lang w:val="en-GB" w:bidi="fr-FR"/>
-        </w:rPr>
-        <w:t xml:space="preserve">principal </w:t>
-      </w:r>
-      <w:r>
-        <w:rPr>
-          <w:bCs/>
-          <w:sz w:val="20"/>
-          <w:szCs w:val="20"/>
-          <w:lang w:val="en-GB" w:bidi="fr-FR"/>
-        </w:rPr>
-        <w:t>author</w:t>
-      </w:r>
-      <w:r>
-        <w:rPr>
-          <w:bCs/>
-          <w:sz w:val="20"/>
-          <w:szCs w:val="20"/>
-          <w:lang w:val="en-GB" w:bidi="fr-FR"/>
-        </w:rPr>
-        <w:t>ed</w:t>
-      </w:r>
-      <w:r>
-        <w:rPr>
-          <w:bCs/>
-          <w:sz w:val="20"/>
-          <w:szCs w:val="20"/>
-          <w:lang w:val="en-GB" w:bidi="fr-FR"/>
-        </w:rPr>
-        <w:t xml:space="preserve"> publication in ACS Chemistry of Materials.</w:t>
-      </w:r>
-    </w:p>
-    <w:p>
-      <w:pPr>
-        <w:jc w:val="both"/>
-        <w:rPr>
+          <w:lang w:val="en-GB"/>
+        </w:rPr>
+      </w:pPr>
+    </w:p>
+    <w:p>
+      <w:pPr>
+        <w:jc w:val="both"/>
+        <w:rPr>
+          <w:b/>
+          <w:bCs/>
           <w:sz w:val="22"/>
           <w:szCs w:val="22"/>
           <w:lang w:val="en-GB"/>
         </w:rPr>
       </w:pPr>
-    </w:p>
-    <w:p>
-      <w:pPr>
-        <w:jc w:val="both"/>
-        <w:rPr>
-          <w:b/>
-          <w:bCs/>
+      <w:r>
+        <w:rPr>
+          <w:b/>
+          <w:bCs/>
+          <w:sz w:val="22"/>
+          <w:szCs w:val="22"/>
+          <w:lang w:val="en-GB" w:bidi="fr-FR"/>
+        </w:rPr>
+        <w:t>EDUCATION</w:t>
+      </w:r>
+    </w:p>
+    <w:p>
+      <w:pPr>
+        <w:jc w:val="both"/>
+        <w:rPr>
+          <w:sz w:val="20"/>
+          <w:szCs w:val="20"/>
           <w:lang w:val="en-GB"/>
         </w:rPr>
       </w:pPr>
-      <w:r>
-        <w:rPr>
-          <w:b/>
-          <w:bCs/>
-          <w:lang w:val="en-GB" w:bidi="fr-FR"/>
-        </w:rPr>
-        <w:t>EDUCATION</w:t>
-      </w:r>
-    </w:p>
-    <w:p>
-      <w:pPr>
-        <w:jc w:val="both"/>
-        <w:rPr>
+    </w:p>
+    <w:p>
+      <w:pPr>
+        <w:jc w:val="both"/>
+        <w:rPr>
+          <w:i/>
+          <w:iCs/>
+          <w:sz w:val="18"/>
+          <w:szCs w:val="18"/>
+          <w:lang w:val="en-GB" w:bidi="fr-FR"/>
+        </w:rPr>
+      </w:pPr>
+      <w:r>
+        <w:rPr>
+          <w:b/>
+          <w:sz w:val="18"/>
+          <w:szCs w:val="18"/>
+          <w:lang w:val="en-GB" w:bidi="fr-FR"/>
+        </w:rPr>
+        <w:t xml:space="preserve">PhD </w:t>
+      </w:r>
+      <w:r>
+        <w:rPr>
+          <w:sz w:val="18"/>
+          <w:szCs w:val="18"/>
+          <w:lang w:val="en-GB" w:bidi="fr-FR"/>
+        </w:rPr>
+        <w:t xml:space="preserve">Université Aix-Marseille, Nanoscience and condensed materials, </w:t>
+      </w:r>
+      <w:r>
+        <w:rPr>
+          <w:i/>
+          <w:iCs/>
+          <w:sz w:val="18"/>
+          <w:szCs w:val="18"/>
+          <w:lang w:val="en-GB" w:bidi="fr-FR"/>
+        </w:rPr>
+        <w:t xml:space="preserve">05/2020 </w:t>
+      </w:r>
+    </w:p>
+    <w:p>
+      <w:pPr>
+        <w:jc w:val="both"/>
+        <w:rPr>
+          <w:sz w:val="18"/>
+          <w:szCs w:val="18"/>
+          <w:lang w:val="en-GB" w:bidi="fr-FR"/>
+        </w:rPr>
+      </w:pPr>
+      <w:r>
+        <w:rPr>
+          <w:sz w:val="18"/>
+          <w:szCs w:val="18"/>
+          <w:lang w:val="en-GB" w:bidi="fr-FR"/>
+        </w:rPr>
+        <w:t xml:space="preserve">Title of the thesis: « Development of Organic Field-Effect Transistor for the detection of </w:t>
+      </w:r>
+      <w:proofErr w:type="spellStart"/>
+      <w:r>
+        <w:rPr>
+          <w:sz w:val="18"/>
+          <w:szCs w:val="18"/>
+          <w:lang w:val="en-GB" w:bidi="fr-FR"/>
+        </w:rPr>
+        <w:t>cesium</w:t>
+      </w:r>
+      <w:proofErr w:type="spellEnd"/>
+      <w:r>
+        <w:rPr>
+          <w:sz w:val="18"/>
+          <w:szCs w:val="18"/>
+          <w:lang w:val="en-GB" w:bidi="fr-FR"/>
+        </w:rPr>
+        <w:t xml:space="preserve"> in seawater »</w:t>
+      </w:r>
+    </w:p>
+    <w:p>
+      <w:pPr>
+        <w:jc w:val="both"/>
+        <w:rPr>
+          <w:i/>
+          <w:iCs/>
+          <w:sz w:val="18"/>
+          <w:szCs w:val="18"/>
+          <w:lang w:val="en-GB" w:bidi="fr-FR"/>
+        </w:rPr>
+      </w:pPr>
+      <w:r>
+        <w:rPr>
+          <w:b/>
+          <w:sz w:val="18"/>
+          <w:szCs w:val="18"/>
+          <w:lang w:val="en-GB" w:bidi="fr-FR"/>
+        </w:rPr>
+        <w:t xml:space="preserve">MSc </w:t>
+      </w:r>
+      <w:r>
+        <w:rPr>
+          <w:sz w:val="18"/>
+          <w:szCs w:val="18"/>
+          <w:lang w:val="en-GB" w:bidi="fr-FR"/>
+        </w:rPr>
+        <w:t xml:space="preserve">Université Paris-Est </w:t>
+      </w:r>
+      <w:proofErr w:type="spellStart"/>
+      <w:r>
+        <w:rPr>
+          <w:sz w:val="18"/>
+          <w:szCs w:val="18"/>
+          <w:lang w:val="en-GB" w:bidi="fr-FR"/>
+        </w:rPr>
+        <w:t>Créteil</w:t>
+      </w:r>
+      <w:proofErr w:type="spellEnd"/>
+      <w:r>
+        <w:rPr>
+          <w:sz w:val="18"/>
+          <w:szCs w:val="18"/>
+          <w:lang w:val="en-GB" w:bidi="fr-FR"/>
+        </w:rPr>
+        <w:t>, Polymer science (</w:t>
+      </w:r>
+      <w:r>
+        <w:rPr>
+          <w:i/>
+          <w:iCs/>
+          <w:sz w:val="18"/>
+          <w:szCs w:val="18"/>
+          <w:lang w:val="en-GB" w:bidi="fr-FR"/>
+        </w:rPr>
+        <w:t>magna cum laude</w:t>
+      </w:r>
+      <w:r>
+        <w:rPr>
+          <w:sz w:val="18"/>
+          <w:szCs w:val="18"/>
+          <w:lang w:val="en-GB" w:bidi="fr-FR"/>
+        </w:rPr>
+        <w:t>),</w:t>
+      </w:r>
+      <w:r>
+        <w:rPr>
+          <w:sz w:val="18"/>
+          <w:szCs w:val="18"/>
+          <w:lang w:val="en-GB" w:bidi="fr-FR"/>
+        </w:rPr>
+        <w:t xml:space="preserve"> </w:t>
+      </w:r>
+      <w:r>
+        <w:rPr>
+          <w:sz w:val="18"/>
+          <w:szCs w:val="18"/>
+          <w:lang w:val="en-GB" w:bidi="fr-FR"/>
+        </w:rPr>
+        <w:t>09/</w:t>
+      </w:r>
+      <w:r>
+        <w:rPr>
+          <w:i/>
+          <w:iCs/>
+          <w:sz w:val="18"/>
+          <w:szCs w:val="18"/>
+          <w:lang w:val="en-GB" w:bidi="fr-FR"/>
+        </w:rPr>
+        <w:t>2016</w:t>
+      </w:r>
+    </w:p>
+    <w:p>
+      <w:pPr>
+        <w:jc w:val="both"/>
+        <w:rPr>
+          <w:i/>
+          <w:iCs/>
+          <w:sz w:val="18"/>
+          <w:szCs w:val="18"/>
+          <w:lang w:val="en-GB"/>
+        </w:rPr>
+      </w:pPr>
+      <w:r>
+        <w:rPr>
+          <w:b/>
+          <w:sz w:val="18"/>
+          <w:szCs w:val="18"/>
+          <w:lang w:val="en-GB" w:bidi="fr-FR"/>
+        </w:rPr>
+        <w:t xml:space="preserve">BSc </w:t>
+      </w:r>
+      <w:r>
+        <w:rPr>
+          <w:sz w:val="18"/>
+          <w:szCs w:val="18"/>
+          <w:lang w:val="en-GB" w:bidi="fr-FR"/>
+        </w:rPr>
+        <w:t xml:space="preserve">Université Paris-Est </w:t>
+      </w:r>
+      <w:proofErr w:type="spellStart"/>
+      <w:r>
+        <w:rPr>
+          <w:sz w:val="18"/>
+          <w:szCs w:val="18"/>
+          <w:lang w:val="en-GB" w:bidi="fr-FR"/>
+        </w:rPr>
+        <w:t>Créteil</w:t>
+      </w:r>
+      <w:proofErr w:type="spellEnd"/>
+      <w:r>
+        <w:rPr>
+          <w:sz w:val="18"/>
+          <w:szCs w:val="18"/>
+          <w:lang w:val="en-GB" w:bidi="fr-FR"/>
+        </w:rPr>
+        <w:t xml:space="preserve">, Biology &amp; Chemistry </w:t>
+      </w:r>
+      <w:r>
+        <w:rPr>
+          <w:i/>
+          <w:iCs/>
+          <w:sz w:val="18"/>
+          <w:szCs w:val="18"/>
+          <w:lang w:val="en-GB" w:bidi="fr-FR"/>
+        </w:rPr>
+        <w:t>(magna cum laude)</w:t>
+      </w:r>
+      <w:r>
+        <w:rPr>
+          <w:sz w:val="18"/>
+          <w:szCs w:val="18"/>
+          <w:lang w:val="en-GB" w:bidi="fr-FR"/>
+        </w:rPr>
+        <w:t>, 09/</w:t>
+      </w:r>
+      <w:r>
+        <w:rPr>
+          <w:i/>
+          <w:iCs/>
+          <w:sz w:val="18"/>
+          <w:szCs w:val="18"/>
+          <w:lang w:val="en-GB" w:bidi="fr-FR"/>
+        </w:rPr>
+        <w:t>2014</w:t>
+      </w:r>
+    </w:p>
+    <w:p>
+      <w:pPr>
+        <w:jc w:val="both"/>
+        <w:rPr>
+          <w:sz w:val="18"/>
+          <w:szCs w:val="18"/>
+          <w:lang w:val="en-GB"/>
+        </w:rPr>
+      </w:pPr>
+      <w:r>
+        <w:rPr>
+          <w:sz w:val="18"/>
+          <w:szCs w:val="18"/>
+          <w:lang w:val="en-GB"/>
+        </w:rPr>
+        <w:t>3</w:t>
+      </w:r>
+      <w:r>
+        <w:rPr>
+          <w:sz w:val="18"/>
+          <w:szCs w:val="18"/>
+          <w:vertAlign w:val="superscript"/>
+          <w:lang w:val="en-GB"/>
+        </w:rPr>
+        <w:t>rd</w:t>
+      </w:r>
+      <w:r>
+        <w:rPr>
+          <w:sz w:val="18"/>
+          <w:szCs w:val="18"/>
+          <w:lang w:val="en-GB"/>
+        </w:rPr>
+        <w:t xml:space="preserve"> year at Universidad de Murcia in Spain (Erasmus exchange program)</w:t>
+      </w:r>
+    </w:p>
+    <w:p>
+      <w:pPr>
+        <w:jc w:val="both"/>
+        <w:rPr>
+          <w:sz w:val="18"/>
+          <w:szCs w:val="22"/>
+          <w:lang w:val="en-GB"/>
+        </w:rPr>
+      </w:pPr>
+    </w:p>
+    <w:p>
+      <w:pPr>
+        <w:jc w:val="both"/>
+        <w:rPr>
+          <w:b/>
+          <w:bCs/>
           <w:sz w:val="22"/>
           <w:szCs w:val="22"/>
           <w:lang w:val="en-GB"/>
         </w:rPr>
       </w:pPr>
-    </w:p>
-    <w:p>
-      <w:pPr>
-        <w:jc w:val="both"/>
+      <w:r>
+        <w:rPr>
+          <w:b/>
+          <w:bCs/>
+          <w:sz w:val="22"/>
+          <w:szCs w:val="22"/>
+          <w:lang w:val="en-GB" w:bidi="fr-FR"/>
+        </w:rPr>
+        <w:t>HIGHLIGHTED PUBLICATIONS &amp; PATENTS</w:t>
+      </w:r>
+    </w:p>
+    <w:p>
+      <w:pPr>
+        <w:jc w:val="both"/>
+        <w:rPr>
+          <w:sz w:val="20"/>
+          <w:szCs w:val="20"/>
+          <w:lang w:bidi="fr-FR"/>
+        </w:rPr>
+      </w:pPr>
+    </w:p>
+    <w:p>
+      <w:pPr>
+        <w:jc w:val="both"/>
+        <w:rPr>
+          <w:b/>
+          <w:bCs/>
+          <w:sz w:val="18"/>
+          <w:szCs w:val="18"/>
+          <w:lang w:val="en-US" w:bidi="fr-FR"/>
+        </w:rPr>
+      </w:pPr>
+      <w:r>
+        <w:rPr>
+          <w:b/>
+          <w:bCs/>
+          <w:sz w:val="18"/>
+          <w:szCs w:val="18"/>
+          <w:lang w:val="en-US" w:bidi="fr-FR"/>
+        </w:rPr>
+        <w:t>Kilinc, V*</w:t>
+      </w:r>
+      <w:r>
+        <w:rPr>
+          <w:sz w:val="18"/>
+          <w:szCs w:val="18"/>
+          <w:lang w:val="en-US" w:bidi="fr-FR"/>
+        </w:rPr>
+        <w:t xml:space="preserve">. et al., </w:t>
+      </w:r>
+      <w:r>
         <w:rPr>
           <w:i/>
           <w:iCs/>
-          <w:sz w:val="20"/>
-          <w:szCs w:val="20"/>
-          <w:lang w:val="en-GB" w:bidi="fr-FR"/>
-        </w:rPr>
-      </w:pPr>
-      <w:r>
-        <w:rPr>
-          <w:b/>
-          <w:sz w:val="20"/>
-          <w:szCs w:val="20"/>
-          <w:lang w:val="en-GB" w:bidi="fr-FR"/>
-        </w:rPr>
-        <w:t xml:space="preserve">PhD </w:t>
-      </w:r>
-      <w:r>
-        <w:rPr>
-          <w:sz w:val="20"/>
-          <w:szCs w:val="20"/>
-          <w:lang w:val="en-GB" w:bidi="fr-FR"/>
-        </w:rPr>
-        <w:t xml:space="preserve">Université Aix-Marseille, Nanoscience and condensed materials, </w:t>
-      </w:r>
-      <w:r>
-        <w:rPr>
+          <w:sz w:val="18"/>
+          <w:szCs w:val="18"/>
+          <w:lang w:val="en-US" w:bidi="fr-FR"/>
+        </w:rPr>
+        <w:t>ACS Chemistry of Materials,</w:t>
+      </w:r>
+      <w:r>
+        <w:rPr>
+          <w:sz w:val="18"/>
+          <w:szCs w:val="18"/>
+          <w:lang w:val="en-US" w:bidi="fr-FR"/>
+        </w:rPr>
+        <w:t xml:space="preserve"> </w:t>
+      </w:r>
+      <w:r>
+        <w:rPr>
+          <w:b/>
+          <w:bCs/>
           <w:i/>
           <w:iCs/>
-          <w:sz w:val="20"/>
-          <w:szCs w:val="20"/>
-          <w:lang w:val="en-GB" w:bidi="fr-FR"/>
-        </w:rPr>
-        <w:t xml:space="preserve">05/2020 </w:t>
-      </w:r>
-    </w:p>
-    <w:p>
-      <w:pPr>
-        <w:jc w:val="both"/>
-        <w:rPr>
-          <w:sz w:val="20"/>
-          <w:szCs w:val="20"/>
-          <w:lang w:val="en-GB" w:bidi="fr-FR"/>
-        </w:rPr>
-      </w:pPr>
-      <w:r>
-        <w:rPr>
-          <w:sz w:val="20"/>
-          <w:szCs w:val="20"/>
-          <w:lang w:val="en-GB" w:bidi="fr-FR"/>
-        </w:rPr>
-        <w:t xml:space="preserve">Title of the thesis: « Development of Organic Field-Effect Transistor for the detection of </w:t>
-      </w:r>
-      <w:proofErr w:type="spellStart"/>
-      <w:r>
-        <w:rPr>
-          <w:sz w:val="20"/>
-          <w:szCs w:val="20"/>
-          <w:lang w:val="en-GB" w:bidi="fr-FR"/>
-        </w:rPr>
-        <w:t>cesium</w:t>
-      </w:r>
-      <w:proofErr w:type="spellEnd"/>
-      <w:r>
-        <w:rPr>
-          <w:sz w:val="20"/>
-          <w:szCs w:val="20"/>
-          <w:lang w:val="en-GB" w:bidi="fr-FR"/>
-        </w:rPr>
-        <w:t xml:space="preserve"> in seawater »</w:t>
-      </w:r>
-    </w:p>
-    <w:p>
-      <w:pPr>
-        <w:jc w:val="both"/>
-        <w:rPr>
-          <w:i/>
-          <w:iCs/>
-          <w:sz w:val="20"/>
-          <w:szCs w:val="20"/>
-          <w:lang w:val="en-GB" w:bidi="fr-FR"/>
-        </w:rPr>
-      </w:pPr>
-      <w:r>
-        <w:rPr>
-          <w:b/>
-          <w:sz w:val="20"/>
-          <w:szCs w:val="20"/>
-          <w:lang w:val="en-GB" w:bidi="fr-FR"/>
-        </w:rPr>
-        <w:t xml:space="preserve">MSc </w:t>
-      </w:r>
-      <w:r>
-        <w:rPr>
-          <w:sz w:val="20"/>
-          <w:szCs w:val="20"/>
-          <w:lang w:val="en-GB" w:bidi="fr-FR"/>
-        </w:rPr>
-        <w:t xml:space="preserve">Université Paris-Est </w:t>
-      </w:r>
-      <w:proofErr w:type="spellStart"/>
-      <w:r>
-        <w:rPr>
-          <w:sz w:val="20"/>
-          <w:szCs w:val="20"/>
-          <w:lang w:val="en-GB" w:bidi="fr-FR"/>
-        </w:rPr>
-        <w:t>Créteil</w:t>
-      </w:r>
-      <w:proofErr w:type="spellEnd"/>
-      <w:r>
-        <w:rPr>
-          <w:sz w:val="20"/>
-          <w:szCs w:val="20"/>
-          <w:lang w:val="en-GB" w:bidi="fr-FR"/>
-        </w:rPr>
-        <w:t>, Polymer science (</w:t>
-      </w:r>
-      <w:r>
-        <w:rPr>
-          <w:i/>
-          <w:iCs/>
-          <w:sz w:val="20"/>
-          <w:szCs w:val="20"/>
-          <w:lang w:val="en-GB" w:bidi="fr-FR"/>
-        </w:rPr>
-        <w:t>magna cum laude</w:t>
-      </w:r>
-      <w:r>
-        <w:rPr>
-          <w:sz w:val="20"/>
-          <w:szCs w:val="20"/>
-          <w:lang w:val="en-GB" w:bidi="fr-FR"/>
-        </w:rPr>
-        <w:t>),</w:t>
-      </w:r>
-      <w:r>
-        <w:rPr>
-          <w:sz w:val="20"/>
-          <w:szCs w:val="20"/>
-          <w:lang w:val="en-GB" w:bidi="fr-FR"/>
-        </w:rPr>
-        <w:t xml:space="preserve"> </w:t>
-      </w:r>
-      <w:r>
-        <w:rPr>
-          <w:sz w:val="20"/>
-          <w:szCs w:val="20"/>
-          <w:lang w:val="en-GB" w:bidi="fr-FR"/>
-        </w:rPr>
-        <w:t>09/</w:t>
-      </w:r>
-      <w:r>
-        <w:rPr>
-          <w:i/>
-          <w:iCs/>
-          <w:sz w:val="20"/>
-          <w:szCs w:val="20"/>
-          <w:lang w:val="en-GB" w:bidi="fr-FR"/>
-        </w:rPr>
-        <w:t>2016</w:t>
-      </w:r>
-    </w:p>
-    <w:p>
-      <w:pPr>
-        <w:jc w:val="both"/>
-        <w:rPr>
-          <w:i/>
-          <w:iCs/>
-          <w:sz w:val="20"/>
-          <w:szCs w:val="20"/>
-          <w:lang w:val="en-GB"/>
-        </w:rPr>
-      </w:pPr>
-      <w:r>
-        <w:rPr>
-          <w:b/>
-          <w:sz w:val="20"/>
-          <w:szCs w:val="20"/>
-          <w:lang w:val="en-GB" w:bidi="fr-FR"/>
-        </w:rPr>
-        <w:t xml:space="preserve">BSc </w:t>
-      </w:r>
-      <w:r>
-        <w:rPr>
-          <w:sz w:val="20"/>
-          <w:szCs w:val="20"/>
-          <w:lang w:val="en-GB" w:bidi="fr-FR"/>
-        </w:rPr>
-        <w:t xml:space="preserve">Université Paris-Est </w:t>
-      </w:r>
-      <w:proofErr w:type="spellStart"/>
-      <w:r>
-        <w:rPr>
-          <w:sz w:val="20"/>
-          <w:szCs w:val="20"/>
-          <w:lang w:val="en-GB" w:bidi="fr-FR"/>
-        </w:rPr>
-        <w:t>Créteil</w:t>
-      </w:r>
-      <w:proofErr w:type="spellEnd"/>
-      <w:r>
-        <w:rPr>
-          <w:sz w:val="20"/>
-          <w:szCs w:val="20"/>
-          <w:lang w:val="en-GB" w:bidi="fr-FR"/>
-        </w:rPr>
-        <w:t xml:space="preserve">, Biology &amp; Chemistry </w:t>
-      </w:r>
-      <w:r>
-        <w:rPr>
-          <w:i/>
-          <w:iCs/>
-          <w:sz w:val="20"/>
-          <w:szCs w:val="20"/>
-          <w:lang w:val="en-GB" w:bidi="fr-FR"/>
-        </w:rPr>
-        <w:t>(magna cum laude)</w:t>
-      </w:r>
-      <w:r>
-        <w:rPr>
-          <w:sz w:val="20"/>
-          <w:szCs w:val="20"/>
-          <w:lang w:val="en-GB" w:bidi="fr-FR"/>
-        </w:rPr>
-        <w:t>, 09/</w:t>
-      </w:r>
-      <w:r>
-        <w:rPr>
-          <w:i/>
-          <w:iCs/>
-          <w:sz w:val="20"/>
-          <w:szCs w:val="20"/>
-          <w:lang w:val="en-GB" w:bidi="fr-FR"/>
-        </w:rPr>
-        <w:t>2014</w:t>
-      </w:r>
-    </w:p>
-    <w:p>
-      <w:pPr>
-        <w:jc w:val="both"/>
-        <w:rPr>
-          <w:sz w:val="20"/>
-          <w:szCs w:val="20"/>
-          <w:lang w:val="en-GB"/>
-        </w:rPr>
-      </w:pPr>
-      <w:r>
-        <w:rPr>
-          <w:sz w:val="20"/>
-          <w:szCs w:val="20"/>
-          <w:lang w:val="en-GB"/>
-        </w:rPr>
-        <w:t>3</w:t>
-      </w:r>
-      <w:r>
-        <w:rPr>
-          <w:sz w:val="20"/>
-          <w:szCs w:val="20"/>
-          <w:vertAlign w:val="superscript"/>
-          <w:lang w:val="en-GB"/>
-        </w:rPr>
-        <w:t>rd</w:t>
-      </w:r>
-      <w:r>
-        <w:rPr>
-          <w:sz w:val="20"/>
-          <w:szCs w:val="20"/>
-          <w:lang w:val="en-GB"/>
-        </w:rPr>
-        <w:t xml:space="preserve"> year at Universidad de Murcia in Spain (Erasmus exchange program)</w:t>
-      </w:r>
-    </w:p>
-    <w:p>
-      <w:pPr>
-        <w:jc w:val="both"/>
-        <w:rPr>
-          <w:sz w:val="20"/>
-          <w:lang w:val="en-GB"/>
-        </w:rPr>
-      </w:pPr>
-    </w:p>
-    <w:p>
-      <w:pPr>
-        <w:jc w:val="both"/>
-        <w:rPr>
-          <w:b/>
-          <w:bCs/>
-          <w:lang w:val="en-GB"/>
-        </w:rPr>
-      </w:pPr>
-      <w:r>
-        <w:rPr>
-          <w:b/>
-          <w:bCs/>
-          <w:lang w:val="en-GB" w:bidi="fr-FR"/>
-        </w:rPr>
-        <w:t>HIGHLIGHTED PUBLICATIONS &amp; PATENTS</w:t>
-      </w:r>
-    </w:p>
-    <w:p>
-      <w:pPr>
-        <w:jc w:val="both"/>
-        <w:rPr>
-          <w:sz w:val="22"/>
-          <w:szCs w:val="22"/>
-          <w:lang w:bidi="fr-FR"/>
-        </w:rPr>
-      </w:pPr>
-    </w:p>
-    <w:p>
-      <w:pPr>
-        <w:jc w:val="both"/>
-        <w:rPr>
-          <w:b/>
-          <w:bCs/>
-          <w:sz w:val="20"/>
-          <w:szCs w:val="20"/>
+          <w:sz w:val="18"/>
+          <w:szCs w:val="18"/>
           <w:lang w:val="en-US" w:bidi="fr-FR"/>
         </w:rPr>
-      </w:pPr>
-      <w:r>
-        <w:rPr>
-          <w:b/>
-          <w:bCs/>
-          <w:sz w:val="20"/>
-          <w:szCs w:val="20"/>
-          <w:lang w:val="en-US" w:bidi="fr-FR"/>
-        </w:rPr>
-        <w:t>Kilinc, V*</w:t>
-      </w:r>
-      <w:r>
-        <w:rPr>
-          <w:sz w:val="20"/>
-          <w:szCs w:val="20"/>
-          <w:lang w:val="en-US" w:bidi="fr-FR"/>
-        </w:rPr>
-        <w:t>. et al.</w:t>
-      </w:r>
-      <w:r>
-        <w:rPr>
-          <w:sz w:val="20"/>
-          <w:szCs w:val="20"/>
-          <w:lang w:val="en-US" w:bidi="fr-FR"/>
-        </w:rPr>
-        <w:t xml:space="preserve">, </w:t>
-      </w:r>
-      <w:r>
-        <w:rPr>
-          <w:i/>
-          <w:iCs/>
-          <w:sz w:val="20"/>
-          <w:szCs w:val="20"/>
-          <w:lang w:val="en-US" w:bidi="fr-FR"/>
-        </w:rPr>
-        <w:t>ACS Chemistry of Materials,</w:t>
-      </w:r>
-      <w:r>
-        <w:rPr>
-          <w:sz w:val="20"/>
-          <w:szCs w:val="20"/>
-          <w:lang w:val="en-US" w:bidi="fr-FR"/>
-        </w:rPr>
-        <w:t xml:space="preserve"> </w:t>
-      </w:r>
-      <w:r>
-        <w:rPr>
-          <w:b/>
-          <w:bCs/>
-          <w:i/>
-          <w:iCs/>
-          <w:sz w:val="20"/>
-          <w:szCs w:val="20"/>
-          <w:lang w:val="en-US" w:bidi="fr-FR"/>
-        </w:rPr>
         <w:t>2026</w:t>
       </w:r>
       <w:r>
         <w:rPr>
-          <w:sz w:val="20"/>
-          <w:szCs w:val="20"/>
+          <w:sz w:val="18"/>
+          <w:szCs w:val="18"/>
           <w:lang w:val="en-US" w:bidi="fr-FR"/>
         </w:rPr>
         <w:t xml:space="preserve">, </w:t>
@@ -2992,8 +3028,8 @@
             <w:rStyle w:val="Lienhypertexte"/>
             <w:i/>
             <w:iCs/>
-            <w:sz w:val="20"/>
-            <w:szCs w:val="20"/>
+            <w:sz w:val="18"/>
+            <w:szCs w:val="18"/>
             <w:lang w:val="en-US" w:bidi="fr-FR"/>
           </w:rPr>
           <w:t>10.1021/acs.chemmater.5c03128</w:t>
@@ -3003,8 +3039,8 @@
             <w:rStyle w:val="Lienhypertexte"/>
             <w:i/>
             <w:iCs/>
-            <w:sz w:val="20"/>
-            <w:szCs w:val="20"/>
+            <w:sz w:val="18"/>
+            <w:szCs w:val="18"/>
             <w:lang w:val="en-US" w:bidi="fr-FR"/>
           </w:rPr>
           <w:t xml:space="preserve"> </w:t>
@@ -3019,8 +3055,8 @@
           <w:bCs/>
           <w:i/>
           <w:iCs/>
-          <w:sz w:val="20"/>
-          <w:szCs w:val="20"/>
+          <w:sz w:val="18"/>
+          <w:szCs w:val="18"/>
           <w:lang w:val="en-US" w:bidi="fr-FR"/>
         </w:rPr>
       </w:pPr>
@@ -3028,16 +3064,16 @@
         <w:rPr>
           <w:b/>
           <w:bCs/>
-          <w:sz w:val="20"/>
-          <w:szCs w:val="20"/>
+          <w:sz w:val="18"/>
+          <w:szCs w:val="18"/>
           <w:lang w:val="en-US" w:bidi="fr-FR"/>
         </w:rPr>
         <w:t>Kilinc, V*</w:t>
       </w:r>
       <w:r>
         <w:rPr>
-          <w:sz w:val="20"/>
-          <w:szCs w:val="20"/>
+          <w:sz w:val="18"/>
+          <w:szCs w:val="18"/>
           <w:lang w:val="en-US" w:bidi="fr-FR"/>
         </w:rPr>
         <w:t xml:space="preserve">. et al. </w:t>
@@ -3047,8 +3083,8 @@
         <w:rPr>
           <w:i/>
           <w:iCs/>
-          <w:sz w:val="20"/>
-          <w:szCs w:val="20"/>
+          <w:sz w:val="18"/>
+          <w:szCs w:val="18"/>
           <w:lang w:val="en-US" w:bidi="fr-FR"/>
         </w:rPr>
         <w:t>ChemRxiv</w:t>
@@ -3058,8 +3094,8 @@
         <w:rPr>
           <w:i/>
           <w:iCs/>
-          <w:sz w:val="20"/>
-          <w:szCs w:val="20"/>
+          <w:sz w:val="18"/>
+          <w:szCs w:val="18"/>
           <w:lang w:val="en-US" w:bidi="fr-FR"/>
         </w:rPr>
         <w:t xml:space="preserve">, </w:t>
@@ -3070,8 +3106,8 @@
           <w:bCs/>
           <w:i/>
           <w:iCs/>
-          <w:sz w:val="20"/>
-          <w:szCs w:val="20"/>
+          <w:sz w:val="18"/>
+          <w:szCs w:val="18"/>
           <w:lang w:val="en-US" w:bidi="fr-FR"/>
         </w:rPr>
         <w:t>2025</w:t>
@@ -3080,8 +3116,8 @@
         <w:rPr>
           <w:i/>
           <w:iCs/>
-          <w:sz w:val="20"/>
-          <w:szCs w:val="20"/>
+          <w:sz w:val="18"/>
+          <w:szCs w:val="18"/>
           <w:lang w:val="en-US" w:bidi="fr-FR"/>
         </w:rPr>
         <w:t>,</w:t>
@@ -3092,8 +3128,8 @@
           <w:bCs/>
           <w:i/>
           <w:iCs/>
-          <w:sz w:val="20"/>
-          <w:szCs w:val="20"/>
+          <w:sz w:val="18"/>
+          <w:szCs w:val="18"/>
           <w:lang w:val="en-US" w:bidi="fr-FR"/>
         </w:rPr>
         <w:t xml:space="preserve"> </w:t>
@@ -3104,8 +3140,8 @@
             <w:rStyle w:val="Lienhypertexte"/>
             <w:i/>
             <w:iCs/>
-            <w:sz w:val="20"/>
-            <w:szCs w:val="20"/>
+            <w:sz w:val="18"/>
+            <w:szCs w:val="18"/>
             <w:lang w:val="en-US" w:bidi="fr-FR"/>
           </w:rPr>
           <w:t>10.26434/chemrxiv-2025-9q3xk</w:t>
@@ -3116,8 +3152,8 @@
       <w:pPr>
         <w:jc w:val="both"/>
         <w:rPr>
-          <w:sz w:val="20"/>
-          <w:szCs w:val="20"/>
+          <w:sz w:val="18"/>
+          <w:szCs w:val="18"/>
           <w:lang w:val="en-US" w:bidi="fr-FR"/>
         </w:rPr>
       </w:pPr>
@@ -3125,16 +3161,16 @@
         <w:rPr>
           <w:b/>
           <w:bCs/>
-          <w:sz w:val="20"/>
-          <w:szCs w:val="20"/>
+          <w:sz w:val="18"/>
+          <w:szCs w:val="18"/>
           <w:lang w:val="en-US" w:bidi="fr-FR"/>
         </w:rPr>
         <w:t>Kilinc, V*</w:t>
       </w:r>
       <w:r>
         <w:rPr>
-          <w:sz w:val="20"/>
-          <w:szCs w:val="20"/>
+          <w:sz w:val="18"/>
+          <w:szCs w:val="18"/>
           <w:lang w:val="en-US" w:bidi="fr-FR"/>
         </w:rPr>
         <w:t xml:space="preserve">. et al. </w:t>
@@ -3143,8 +3179,8 @@
         <w:rPr>
           <w:i/>
           <w:iCs/>
-          <w:sz w:val="20"/>
-          <w:szCs w:val="20"/>
+          <w:sz w:val="18"/>
+          <w:szCs w:val="18"/>
           <w:lang w:val="en-US" w:bidi="fr-FR"/>
         </w:rPr>
         <w:t xml:space="preserve">Adv. Sensor Research, </w:t>
@@ -3155,8 +3191,8 @@
           <w:bCs/>
           <w:i/>
           <w:iCs/>
-          <w:sz w:val="20"/>
-          <w:szCs w:val="20"/>
+          <w:sz w:val="18"/>
+          <w:szCs w:val="18"/>
           <w:lang w:val="en-US" w:bidi="fr-FR"/>
         </w:rPr>
         <w:t>2024</w:t>
@@ -3165,8 +3201,8 @@
         <w:rPr>
           <w:i/>
           <w:iCs/>
-          <w:sz w:val="20"/>
-          <w:szCs w:val="20"/>
+          <w:sz w:val="18"/>
+          <w:szCs w:val="18"/>
           <w:lang w:val="en-US" w:bidi="fr-FR"/>
         </w:rPr>
         <w:t xml:space="preserve">, 3, 5,2300176, </w:t>
@@ -3177,8 +3213,8 @@
             <w:rStyle w:val="Lienhypertexte"/>
             <w:i/>
             <w:iCs/>
-            <w:sz w:val="20"/>
-            <w:szCs w:val="20"/>
+            <w:sz w:val="18"/>
+            <w:szCs w:val="18"/>
             <w:lang w:val="en-US" w:bidi="fr-FR"/>
           </w:rPr>
           <w:t>10.1002/adsr.202300176</w:t>
@@ -3189,16 +3225,16 @@
       <w:pPr>
         <w:jc w:val="both"/>
         <w:rPr>
-          <w:sz w:val="20"/>
-          <w:szCs w:val="20"/>
+          <w:sz w:val="18"/>
+          <w:szCs w:val="18"/>
           <w:lang w:val="en-US" w:bidi="fr-FR"/>
         </w:rPr>
       </w:pPr>
       <w:proofErr w:type="spellStart"/>
       <w:r>
         <w:rPr>
-          <w:sz w:val="20"/>
-          <w:szCs w:val="20"/>
+          <w:sz w:val="18"/>
+          <w:szCs w:val="18"/>
           <w:lang w:bidi="fr-FR"/>
         </w:rPr>
         <w:t>Nguy</w:t>
@@ -3206,8 +3242,8 @@
       <w:proofErr w:type="spellEnd"/>
       <w:r>
         <w:rPr>
-          <w:sz w:val="20"/>
-          <w:szCs w:val="20"/>
+          <w:sz w:val="18"/>
+          <w:szCs w:val="18"/>
           <w:lang w:bidi="fr-FR"/>
         </w:rPr>
         <w:t xml:space="preserve">, T.P. ; </w:t>
@@ -3216,8 +3252,8 @@
         <w:rPr>
           <w:b/>
           <w:bCs/>
-          <w:sz w:val="20"/>
-          <w:szCs w:val="20"/>
+          <w:sz w:val="18"/>
+          <w:szCs w:val="18"/>
           <w:lang w:bidi="fr-FR"/>
         </w:rPr>
         <w:t>Kilinc, V. (</w:t>
@@ -3227,8 +3263,8 @@
         <w:rPr>
           <w:b/>
           <w:bCs/>
-          <w:sz w:val="20"/>
-          <w:szCs w:val="20"/>
+          <w:sz w:val="18"/>
+          <w:szCs w:val="18"/>
           <w:lang w:bidi="fr-FR"/>
         </w:rPr>
         <w:t>co</w:t>
@@ -3238,8 +3274,8 @@
         <w:rPr>
           <w:b/>
           <w:bCs/>
-          <w:sz w:val="20"/>
-          <w:szCs w:val="20"/>
+          <w:sz w:val="18"/>
+          <w:szCs w:val="18"/>
           <w:lang w:bidi="fr-FR"/>
         </w:rPr>
         <w:t xml:space="preserve">-first </w:t>
@@ -3249,8 +3285,8 @@
         <w:rPr>
           <w:b/>
           <w:bCs/>
-          <w:sz w:val="20"/>
-          <w:szCs w:val="20"/>
+          <w:sz w:val="18"/>
+          <w:szCs w:val="18"/>
           <w:lang w:bidi="fr-FR"/>
         </w:rPr>
         <w:t>author</w:t>
@@ -3260,24 +3296,24 @@
         <w:rPr>
           <w:b/>
           <w:bCs/>
-          <w:sz w:val="20"/>
-          <w:szCs w:val="20"/>
+          <w:sz w:val="18"/>
+          <w:szCs w:val="18"/>
           <w:lang w:bidi="fr-FR"/>
         </w:rPr>
         <w:t>)</w:t>
       </w:r>
       <w:r>
         <w:rPr>
-          <w:sz w:val="20"/>
-          <w:szCs w:val="20"/>
+          <w:sz w:val="18"/>
+          <w:szCs w:val="18"/>
           <w:lang w:bidi="fr-FR"/>
         </w:rPr>
         <w:t xml:space="preserve"> et al.</w:t>
       </w:r>
       <w:r>
         <w:rPr>
-          <w:sz w:val="20"/>
-          <w:szCs w:val="20"/>
+          <w:sz w:val="18"/>
+          <w:szCs w:val="18"/>
           <w:lang w:val="en-US" w:bidi="fr-FR"/>
         </w:rPr>
         <w:t xml:space="preserve"> </w:t>
@@ -3286,8 +3322,8 @@
         <w:rPr>
           <w:i/>
           <w:iCs/>
-          <w:sz w:val="20"/>
-          <w:szCs w:val="20"/>
+          <w:sz w:val="18"/>
+          <w:szCs w:val="18"/>
           <w:lang w:val="en-US" w:bidi="fr-FR"/>
         </w:rPr>
         <w:t xml:space="preserve">Sensors and Actuators B: Chemical, </w:t>
@@ -3298,8 +3334,8 @@
           <w:bCs/>
           <w:i/>
           <w:iCs/>
-          <w:sz w:val="20"/>
-          <w:szCs w:val="20"/>
+          <w:sz w:val="18"/>
+          <w:szCs w:val="18"/>
           <w:lang w:val="en-US" w:bidi="fr-FR"/>
         </w:rPr>
         <w:t>2022</w:t>
@@ -3308,16 +3344,16 @@
         <w:rPr>
           <w:i/>
           <w:iCs/>
-          <w:sz w:val="20"/>
-          <w:szCs w:val="20"/>
+          <w:sz w:val="18"/>
+          <w:szCs w:val="18"/>
           <w:lang w:val="en-US" w:bidi="fr-FR"/>
         </w:rPr>
         <w:t>, 351, 130956</w:t>
       </w:r>
       <w:r>
         <w:rPr>
-          <w:sz w:val="20"/>
-          <w:szCs w:val="20"/>
+          <w:sz w:val="18"/>
+          <w:szCs w:val="18"/>
           <w:lang w:val="en-US"/>
         </w:rPr>
         <w:t xml:space="preserve"> </w:t>
@@ -3326,8 +3362,8 @@
         <w:r>
           <w:rPr>
             <w:rStyle w:val="Lienhypertexte"/>
-            <w:sz w:val="20"/>
-            <w:szCs w:val="20"/>
+            <w:sz w:val="18"/>
+            <w:szCs w:val="18"/>
             <w:bdr w:val="none" w:sz="0" w:space="0" w:color="auto" w:frame="1"/>
           </w:rPr>
           <w:t>10.1016/j.snb.2021.130956</w:t>
@@ -3338,8 +3374,8 @@
       <w:pPr>
         <w:jc w:val="both"/>
         <w:rPr>
-          <w:sz w:val="20"/>
-          <w:szCs w:val="20"/>
+          <w:sz w:val="18"/>
+          <w:szCs w:val="18"/>
           <w:lang w:val="en-US" w:bidi="fr-FR"/>
         </w:rPr>
       </w:pPr>
@@ -3348,16 +3384,16 @@
         <w:rPr>
           <w:b/>
           <w:bCs/>
-          <w:sz w:val="20"/>
-          <w:szCs w:val="20"/>
+          <w:sz w:val="18"/>
+          <w:szCs w:val="18"/>
           <w:lang w:val="en-US" w:bidi="fr-FR"/>
         </w:rPr>
         <w:t>Kilinc, V</w:t>
       </w:r>
       <w:r>
         <w:rPr>
-          <w:sz w:val="20"/>
-          <w:szCs w:val="20"/>
+          <w:sz w:val="18"/>
+          <w:szCs w:val="18"/>
           <w:lang w:val="en-US" w:bidi="fr-FR"/>
         </w:rPr>
         <w:t xml:space="preserve">. et al. </w:t>
@@ -3366,8 +3402,8 @@
         <w:rPr>
           <w:i/>
           <w:iCs/>
-          <w:sz w:val="20"/>
-          <w:szCs w:val="20"/>
+          <w:sz w:val="18"/>
+          <w:szCs w:val="18"/>
           <w:lang w:val="en-US" w:bidi="fr-FR"/>
         </w:rPr>
         <w:t xml:space="preserve">ACS Appl. Mater. Interfaces </w:t>
@@ -3378,8 +3414,8 @@
           <w:bCs/>
           <w:i/>
           <w:iCs/>
-          <w:sz w:val="20"/>
-          <w:szCs w:val="20"/>
+          <w:sz w:val="18"/>
+          <w:szCs w:val="18"/>
           <w:lang w:val="en-US" w:bidi="fr-FR"/>
         </w:rPr>
         <w:t>2019</w:t>
@@ -3388,8 +3424,8 @@
         <w:rPr>
           <w:i/>
           <w:iCs/>
-          <w:sz w:val="20"/>
-          <w:szCs w:val="20"/>
+          <w:sz w:val="18"/>
+          <w:szCs w:val="18"/>
           <w:lang w:val="en-US" w:bidi="fr-FR"/>
         </w:rPr>
         <w:t>, 11, 50, 47635-47641</w:t>
@@ -3397,8 +3433,8 @@
       <w:bookmarkEnd w:id="0"/>
       <w:r>
         <w:rPr>
-          <w:sz w:val="20"/>
-          <w:szCs w:val="20"/>
+          <w:sz w:val="18"/>
+          <w:szCs w:val="18"/>
           <w:lang w:val="en-US" w:bidi="fr-FR"/>
         </w:rPr>
         <w:t xml:space="preserve"> </w:t>
@@ -3407,8 +3443,8 @@
         <w:r>
           <w:rPr>
             <w:rStyle w:val="Lienhypertexte"/>
-            <w:sz w:val="20"/>
-            <w:szCs w:val="20"/>
+            <w:sz w:val="18"/>
+            <w:szCs w:val="18"/>
             <w:lang w:val="en-US" w:bidi="fr-FR"/>
           </w:rPr>
           <w:t>10.1021/acsami.9b18188</w:t>
@@ -3421,8 +3457,8 @@
         <w:rPr>
           <w:rStyle w:val="Lienhypertexte"/>
           <w:color w:val="auto"/>
-          <w:sz w:val="20"/>
-          <w:szCs w:val="20"/>
+          <w:sz w:val="18"/>
+          <w:szCs w:val="18"/>
           <w:u w:val="none"/>
           <w:lang w:val="en-US" w:bidi="fr-FR"/>
         </w:rPr>
@@ -3433,8 +3469,8 @@
           <w:b/>
           <w:bCs/>
           <w:color w:val="auto"/>
-          <w:sz w:val="20"/>
-          <w:szCs w:val="20"/>
+          <w:sz w:val="18"/>
+          <w:szCs w:val="18"/>
           <w:u w:val="none"/>
           <w:lang w:val="en-US" w:bidi="fr-FR"/>
         </w:rPr>
@@ -3446,8 +3482,8 @@
           <w:b/>
           <w:bCs/>
           <w:color w:val="auto"/>
-          <w:sz w:val="20"/>
-          <w:szCs w:val="20"/>
+          <w:sz w:val="18"/>
+          <w:szCs w:val="18"/>
           <w:u w:val="none"/>
           <w:lang w:val="en-US" w:bidi="fr-FR"/>
         </w:rPr>
@@ -3457,8 +3493,8 @@
         <w:rPr>
           <w:rStyle w:val="Lienhypertexte"/>
           <w:color w:val="auto"/>
-          <w:sz w:val="20"/>
-          <w:szCs w:val="20"/>
+          <w:sz w:val="18"/>
+          <w:szCs w:val="18"/>
           <w:u w:val="none"/>
           <w:lang w:val="en-US" w:bidi="fr-FR"/>
         </w:rPr>
@@ -3469,8 +3505,8 @@
         <w:rPr>
           <w:rStyle w:val="Lienhypertexte"/>
           <w:color w:val="auto"/>
-          <w:sz w:val="20"/>
-          <w:szCs w:val="20"/>
+          <w:sz w:val="18"/>
+          <w:szCs w:val="18"/>
           <w:u w:val="none"/>
           <w:lang w:val="en-US" w:bidi="fr-FR"/>
         </w:rPr>
@@ -3481,8 +3517,8 @@
         <w:rPr>
           <w:rStyle w:val="Lienhypertexte"/>
           <w:color w:val="auto"/>
-          <w:sz w:val="20"/>
-          <w:szCs w:val="20"/>
+          <w:sz w:val="18"/>
+          <w:szCs w:val="18"/>
           <w:u w:val="none"/>
           <w:lang w:val="en-US" w:bidi="fr-FR"/>
         </w:rPr>
@@ -3493,8 +3529,8 @@
         <w:rPr>
           <w:rStyle w:val="Lienhypertexte"/>
           <w:color w:val="auto"/>
-          <w:sz w:val="20"/>
-          <w:szCs w:val="20"/>
+          <w:sz w:val="18"/>
+          <w:szCs w:val="18"/>
           <w:u w:val="none"/>
           <w:lang w:val="en-US" w:bidi="fr-FR"/>
         </w:rPr>
@@ -3505,8 +3541,8 @@
         <w:rPr>
           <w:rStyle w:val="Lienhypertexte"/>
           <w:color w:val="auto"/>
-          <w:sz w:val="20"/>
-          <w:szCs w:val="20"/>
+          <w:sz w:val="18"/>
+          <w:szCs w:val="18"/>
           <w:u w:val="none"/>
           <w:lang w:val="en-US" w:bidi="fr-FR"/>
         </w:rPr>
@@ -3517,8 +3553,8 @@
         <w:rPr>
           <w:rStyle w:val="Lienhypertexte"/>
           <w:color w:val="auto"/>
-          <w:sz w:val="20"/>
-          <w:szCs w:val="20"/>
+          <w:sz w:val="18"/>
+          <w:szCs w:val="18"/>
           <w:u w:val="none"/>
           <w:lang w:val="en-US" w:bidi="fr-FR"/>
         </w:rPr>
@@ -3529,8 +3565,8 @@
         <w:rPr>
           <w:rStyle w:val="Lienhypertexte"/>
           <w:color w:val="auto"/>
-          <w:sz w:val="20"/>
-          <w:szCs w:val="20"/>
+          <w:sz w:val="18"/>
+          <w:szCs w:val="18"/>
           <w:u w:val="none"/>
           <w:lang w:val="en-US" w:bidi="fr-FR"/>
         </w:rPr>
@@ -3541,8 +3577,8 @@
         <w:rPr>
           <w:rStyle w:val="Lienhypertexte"/>
           <w:color w:val="auto"/>
-          <w:sz w:val="20"/>
-          <w:szCs w:val="20"/>
+          <w:sz w:val="18"/>
+          <w:szCs w:val="18"/>
           <w:u w:val="none"/>
           <w:lang w:val="en-US" w:bidi="fr-FR"/>
         </w:rPr>
@@ -3553,8 +3589,8 @@
         <w:rPr>
           <w:rStyle w:val="Lienhypertexte"/>
           <w:color w:val="auto"/>
-          <w:sz w:val="20"/>
-          <w:szCs w:val="20"/>
+          <w:sz w:val="18"/>
+          <w:szCs w:val="18"/>
           <w:u w:val="none"/>
           <w:lang w:val="en-US" w:bidi="fr-FR"/>
         </w:rPr>
@@ -3564,8 +3600,8 @@
         <w:rPr>
           <w:rStyle w:val="Lienhypertexte"/>
           <w:color w:val="auto"/>
-          <w:sz w:val="20"/>
-          <w:szCs w:val="20"/>
+          <w:sz w:val="18"/>
+          <w:szCs w:val="18"/>
           <w:u w:val="none"/>
           <w:lang w:val="en-US" w:bidi="fr-FR"/>
         </w:rPr>
@@ -3575,8 +3611,8 @@
         <w:rPr>
           <w:rStyle w:val="Lienhypertexte"/>
           <w:color w:val="auto"/>
-          <w:sz w:val="20"/>
-          <w:szCs w:val="20"/>
+          <w:sz w:val="18"/>
+          <w:szCs w:val="18"/>
           <w:u w:val="none"/>
           <w:lang w:val="en-US" w:bidi="fr-FR"/>
         </w:rPr>
@@ -3586,8 +3622,8 @@
         <w:rPr>
           <w:rStyle w:val="Lienhypertexte"/>
           <w:color w:val="auto"/>
-          <w:sz w:val="20"/>
-          <w:szCs w:val="20"/>
+          <w:sz w:val="18"/>
+          <w:szCs w:val="18"/>
           <w:u w:val="none"/>
           <w:lang w:val="en-US" w:bidi="fr-FR"/>
         </w:rPr>
@@ -3597,8 +3633,8 @@
         <w:rPr>
           <w:rStyle w:val="Lienhypertexte"/>
           <w:color w:val="auto"/>
-          <w:sz w:val="20"/>
-          <w:szCs w:val="20"/>
+          <w:sz w:val="18"/>
+          <w:szCs w:val="18"/>
           <w:u w:val="none"/>
           <w:lang w:val="en-US" w:bidi="fr-FR"/>
         </w:rPr>
@@ -3611,8 +3647,8 @@
         <w:rPr>
           <w:rStyle w:val="Lienhypertexte"/>
           <w:color w:val="auto"/>
-          <w:sz w:val="20"/>
-          <w:szCs w:val="20"/>
+          <w:sz w:val="18"/>
+          <w:szCs w:val="18"/>
           <w:u w:val="none"/>
           <w:lang w:val="en-US" w:bidi="fr-FR"/>
         </w:rPr>
@@ -3621,12 +3657,11 @@
         <w:rPr>
           <w:rStyle w:val="Lienhypertexte"/>
           <w:color w:val="auto"/>
-          <w:sz w:val="20"/>
-          <w:szCs w:val="20"/>
+          <w:sz w:val="18"/>
+          <w:szCs w:val="18"/>
           <w:u w:val="none"/>
           <w:lang w:val="en-US" w:bidi="fr-FR"/>
         </w:rPr>
-        <w:lastRenderedPageBreak/>
         <w:t xml:space="preserve">Wakayama, Y; </w:t>
       </w:r>
       <w:r>
@@ -3635,8 +3670,8 @@
           <w:b/>
           <w:bCs/>
           <w:color w:val="auto"/>
-          <w:sz w:val="20"/>
-          <w:szCs w:val="20"/>
+          <w:sz w:val="18"/>
+          <w:szCs w:val="18"/>
           <w:u w:val="none"/>
           <w:lang w:val="en-US" w:bidi="fr-FR"/>
         </w:rPr>
@@ -3646,8 +3681,8 @@
         <w:rPr>
           <w:rStyle w:val="Lienhypertexte"/>
           <w:color w:val="auto"/>
-          <w:sz w:val="20"/>
-          <w:szCs w:val="20"/>
+          <w:sz w:val="18"/>
+          <w:szCs w:val="18"/>
           <w:u w:val="none"/>
           <w:lang w:val="en-US" w:bidi="fr-FR"/>
         </w:rPr>
@@ -3657,8 +3692,8 @@
         <w:rPr>
           <w:rStyle w:val="Lienhypertexte"/>
           <w:color w:val="auto"/>
-          <w:sz w:val="20"/>
-          <w:szCs w:val="20"/>
+          <w:sz w:val="18"/>
+          <w:szCs w:val="18"/>
           <w:u w:val="none"/>
           <w:lang w:val="en-US" w:bidi="fr-FR"/>
         </w:rPr>
@@ -3669,8 +3704,8 @@
       <w:pPr>
         <w:jc w:val="both"/>
         <w:rPr>
-          <w:sz w:val="20"/>
-          <w:szCs w:val="20"/>
+          <w:sz w:val="18"/>
+          <w:szCs w:val="18"/>
           <w:lang w:val="en-US" w:bidi="fr-FR"/>
         </w:rPr>
       </w:pPr>
@@ -3681,8 +3716,8 @@
         <w:rPr>
           <w:b/>
           <w:bCs/>
-          <w:sz w:val="20"/>
-          <w:szCs w:val="20"/>
+          <w:sz w:val="18"/>
+          <w:szCs w:val="18"/>
           <w:lang w:val="en-US" w:bidi="fr-FR"/>
         </w:rPr>
       </w:pPr>
@@ -3690,18 +3725,16 @@
         <w:rPr>
           <w:b/>
           <w:bCs/>
-          <w:sz w:val="20"/>
-          <w:szCs w:val="20"/>
+          <w:sz w:val="18"/>
+          <w:szCs w:val="18"/>
           <w:lang w:val="en-US" w:bidi="fr-FR"/>
         </w:rPr>
         <w:t xml:space="preserve">Total publications: </w:t>
       </w:r>
       <w:r>
         <w:rPr>
-          <w:b/>
-          <w:bCs/>
-          <w:sz w:val="20"/>
-          <w:szCs w:val="20"/>
+          <w:sz w:val="18"/>
+          <w:szCs w:val="18"/>
           <w:lang w:val="en-US" w:bidi="fr-FR"/>
         </w:rPr>
         <w:t>10</w:t>
@@ -3710,592 +3743,146 @@
         <w:rPr>
           <w:b/>
           <w:bCs/>
-          <w:sz w:val="20"/>
-          <w:szCs w:val="20"/>
+          <w:sz w:val="18"/>
+          <w:szCs w:val="18"/>
           <w:lang w:val="en-US" w:bidi="fr-FR"/>
         </w:rPr>
+        <w:t xml:space="preserve"> ||| Total</w:t>
+      </w:r>
+      <w:r>
+        <w:rPr>
+          <w:b/>
+          <w:bCs/>
+          <w:sz w:val="18"/>
+          <w:szCs w:val="18"/>
+          <w:lang w:val="en-US" w:bidi="fr-FR"/>
+        </w:rPr>
+        <w:t xml:space="preserve"> patents: </w:t>
+      </w:r>
+      <w:r>
+        <w:rPr>
+          <w:sz w:val="18"/>
+          <w:szCs w:val="18"/>
+          <w:lang w:val="en-US" w:bidi="fr-FR"/>
+        </w:rPr>
+        <w:t>2</w:t>
+      </w:r>
+      <w:r>
+        <w:rPr>
+          <w:b/>
+          <w:bCs/>
+          <w:sz w:val="18"/>
+          <w:szCs w:val="18"/>
+          <w:lang w:val="en-US" w:bidi="fr-FR"/>
+        </w:rPr>
+        <w:t xml:space="preserve"> ||| </w:t>
+      </w:r>
+      <w:r>
+        <w:rPr>
+          <w:b/>
+          <w:bCs/>
+          <w:sz w:val="18"/>
+          <w:szCs w:val="18"/>
+          <w:lang w:val="en-US" w:bidi="fr-FR"/>
+        </w:rPr>
+        <w:t>Principal</w:t>
+      </w:r>
+      <w:r>
+        <w:rPr>
+          <w:b/>
+          <w:bCs/>
+          <w:sz w:val="18"/>
+          <w:szCs w:val="18"/>
+          <w:lang w:val="en-US" w:bidi="fr-FR"/>
+        </w:rPr>
+        <w:t xml:space="preserve"> authored</w:t>
+      </w:r>
+      <w:r>
+        <w:rPr>
+          <w:b/>
+          <w:bCs/>
+          <w:sz w:val="18"/>
+          <w:szCs w:val="18"/>
+          <w:lang w:val="en-US" w:bidi="fr-FR"/>
+        </w:rPr>
+        <w:t>*</w:t>
+      </w:r>
+      <w:r>
+        <w:rPr>
+          <w:b/>
+          <w:bCs/>
+          <w:sz w:val="18"/>
+          <w:szCs w:val="18"/>
+          <w:lang w:val="en-US" w:bidi="fr-FR"/>
+        </w:rPr>
+        <w:t xml:space="preserve">: </w:t>
+      </w:r>
+      <w:r>
+        <w:rPr>
+          <w:sz w:val="18"/>
+          <w:szCs w:val="18"/>
+          <w:lang w:val="en-US" w:bidi="fr-FR"/>
+        </w:rPr>
+        <w:t>3</w:t>
+      </w:r>
+      <w:r>
+        <w:rPr>
+          <w:b/>
+          <w:bCs/>
+          <w:sz w:val="18"/>
+          <w:szCs w:val="18"/>
+          <w:lang w:val="en-US" w:bidi="fr-FR"/>
+        </w:rPr>
         <w:tab/>
       </w:r>
       <w:r>
         <w:rPr>
           <w:b/>
           <w:bCs/>
-          <w:sz w:val="20"/>
-          <w:szCs w:val="20"/>
+          <w:sz w:val="18"/>
+          <w:szCs w:val="18"/>
           <w:lang w:val="en-US" w:bidi="fr-FR"/>
         </w:rPr>
-        <w:t xml:space="preserve">First authored: </w:t>
-      </w:r>
-      <w:r>
-        <w:rPr>
-          <w:b/>
-          <w:bCs/>
-          <w:sz w:val="20"/>
-          <w:szCs w:val="20"/>
-          <w:lang w:val="en-US" w:bidi="fr-FR"/>
-        </w:rPr>
-        <w:t>5</w:t>
-      </w:r>
-      <w:r>
-        <w:rPr>
-          <w:b/>
-          <w:bCs/>
-          <w:sz w:val="20"/>
-          <w:szCs w:val="20"/>
-          <w:lang w:val="en-US" w:bidi="fr-FR"/>
-        </w:rPr>
         <w:tab/>
-        <w:t>Principal</w:t>
-      </w:r>
-      <w:r>
-        <w:rPr>
-          <w:b/>
-          <w:bCs/>
-          <w:sz w:val="20"/>
-          <w:szCs w:val="20"/>
-          <w:lang w:val="en-US" w:bidi="fr-FR"/>
-        </w:rPr>
-        <w:t xml:space="preserve"> authored</w:t>
-      </w:r>
-      <w:r>
-        <w:rPr>
-          <w:b/>
-          <w:bCs/>
-          <w:sz w:val="20"/>
-          <w:szCs w:val="20"/>
-          <w:lang w:val="en-US" w:bidi="fr-FR"/>
-        </w:rPr>
-        <w:t>*</w:t>
-      </w:r>
-      <w:r>
-        <w:rPr>
-          <w:b/>
-          <w:bCs/>
-          <w:sz w:val="20"/>
-          <w:szCs w:val="20"/>
-          <w:lang w:val="en-US" w:bidi="fr-FR"/>
-        </w:rPr>
-        <w:t xml:space="preserve">: </w:t>
-      </w:r>
-      <w:r>
-        <w:rPr>
-          <w:b/>
-          <w:bCs/>
-          <w:sz w:val="20"/>
-          <w:szCs w:val="20"/>
-          <w:lang w:val="en-US" w:bidi="fr-FR"/>
-        </w:rPr>
-        <w:t>3</w:t>
-      </w:r>
-    </w:p>
-    <w:p>
-      <w:pPr>
-        <w:jc w:val="both"/>
-        <w:rPr>
-          <w:b/>
-          <w:bCs/>
-          <w:sz w:val="20"/>
-          <w:szCs w:val="20"/>
-          <w:lang w:val="en-US" w:bidi="fr-FR"/>
-        </w:rPr>
-      </w:pPr>
-      <w:r>
-        <w:rPr>
-          <w:b/>
-          <w:bCs/>
-          <w:sz w:val="20"/>
-          <w:szCs w:val="20"/>
-          <w:lang w:val="en-US" w:bidi="fr-FR"/>
-        </w:rPr>
-        <w:t xml:space="preserve">Total patents: </w:t>
-      </w:r>
-      <w:r>
-        <w:rPr>
-          <w:b/>
-          <w:bCs/>
-          <w:sz w:val="20"/>
-          <w:szCs w:val="20"/>
-          <w:lang w:val="en-US" w:bidi="fr-FR"/>
-        </w:rPr>
-        <w:t>2</w:t>
-      </w:r>
-      <w:r>
-        <w:rPr>
-          <w:b/>
-          <w:bCs/>
-          <w:sz w:val="20"/>
-          <w:szCs w:val="20"/>
-          <w:lang w:val="en-US" w:bidi="fr-FR"/>
-        </w:rPr>
-        <w:tab/>
-      </w:r>
-      <w:r>
-        <w:rPr>
-          <w:b/>
-          <w:bCs/>
-          <w:sz w:val="20"/>
-          <w:szCs w:val="20"/>
-          <w:lang w:val="en-US" w:bidi="fr-FR"/>
-        </w:rPr>
-        <w:tab/>
-        <w:t>First authored: 1</w:t>
-      </w:r>
-    </w:p>
-    <w:p>
-      <w:pPr>
-        <w:jc w:val="both"/>
-        <w:rPr>
-          <w:lang w:val="en-GB"/>
-        </w:rPr>
-      </w:pPr>
-    </w:p>
-    <w:p>
-      <w:pPr>
-        <w:jc w:val="both"/>
-        <w:rPr>
-          <w:b/>
-          <w:bCs/>
-          <w:lang w:val="en-GB"/>
-        </w:rPr>
-      </w:pPr>
-      <w:r>
-        <w:rPr>
-          <w:b/>
-          <w:bCs/>
-          <w:lang w:val="en-GB"/>
-        </w:rPr>
-        <w:t>CONFERENCES &amp; WORKSHOPS</w:t>
-      </w:r>
-    </w:p>
-    <w:p>
-      <w:pPr>
-        <w:jc w:val="both"/>
-        <w:rPr>
-          <w:b/>
-          <w:bCs/>
+      </w:r>
+    </w:p>
+    <w:p>
+      <w:pPr>
+        <w:jc w:val="both"/>
+        <w:rPr>
           <w:sz w:val="22"/>
           <w:szCs w:val="22"/>
           <w:lang w:val="en-GB"/>
         </w:rPr>
       </w:pPr>
-      <w:r>
-        <w:rPr>
-          <w:b/>
-          <w:bCs/>
-          <w:lang w:val="en-GB"/>
-        </w:rPr>
-        <w:br/>
-      </w:r>
-      <w:r>
-        <w:rPr>
-          <w:bCs/>
-          <w:sz w:val="20"/>
-          <w:szCs w:val="20"/>
-          <w:lang w:val="en-GB" w:bidi="fr-FR"/>
-        </w:rPr>
-        <w:t>Presented research at over 10 international conferences and workshops, including 5 oral presentations (one as an invited speaker) and a poster presentation to Nobel Laureates at the</w:t>
-      </w:r>
-      <w:r>
-        <w:rPr>
-          <w:bCs/>
-          <w:sz w:val="20"/>
-          <w:szCs w:val="20"/>
-          <w:lang w:val="en-GB" w:bidi="fr-FR"/>
-        </w:rPr>
-        <w:t xml:space="preserve"> prestigious</w:t>
-      </w:r>
-      <w:r>
-        <w:rPr>
-          <w:bCs/>
-          <w:sz w:val="20"/>
-          <w:szCs w:val="20"/>
-          <w:lang w:val="en-GB" w:bidi="fr-FR"/>
-        </w:rPr>
-        <w:t xml:space="preserve"> 15</w:t>
-      </w:r>
-      <w:r>
-        <w:rPr>
-          <w:bCs/>
-          <w:sz w:val="20"/>
-          <w:szCs w:val="20"/>
-          <w:vertAlign w:val="superscript"/>
-          <w:lang w:val="en-GB" w:bidi="fr-FR"/>
-        </w:rPr>
-        <w:t>th</w:t>
-      </w:r>
-      <w:r>
-        <w:rPr>
-          <w:bCs/>
-          <w:sz w:val="20"/>
-          <w:szCs w:val="20"/>
-          <w:lang w:val="en-GB" w:bidi="fr-FR"/>
-        </w:rPr>
-        <w:t xml:space="preserve"> HOPE Meeting in Kyoto (Japan).</w:t>
-      </w:r>
-    </w:p>
-    <w:p>
-      <w:pPr>
-        <w:jc w:val="both"/>
-        <w:rPr>
+    </w:p>
+    <w:p>
+      <w:pPr>
+        <w:jc w:val="both"/>
+        <w:rPr>
+          <w:b/>
+          <w:bCs/>
           <w:sz w:val="22"/>
           <w:szCs w:val="22"/>
           <w:lang w:val="en-GB"/>
         </w:rPr>
       </w:pPr>
-    </w:p>
-    <w:p>
-      <w:pPr>
-        <w:jc w:val="both"/>
-        <w:rPr>
-          <w:b/>
-          <w:bCs/>
+      <w:r>
+        <w:rPr>
+          <w:b/>
+          <w:bCs/>
+          <w:sz w:val="22"/>
+          <w:szCs w:val="22"/>
           <w:lang w:val="en-GB"/>
         </w:rPr>
-      </w:pPr>
-      <w:r>
-        <w:rPr>
-          <w:b/>
-          <w:bCs/>
-          <w:lang w:val="en-GB" w:bidi="fr-FR"/>
-        </w:rPr>
-        <w:t>GRANTS &amp; AWARDS</w:t>
-      </w:r>
-    </w:p>
-    <w:p>
-      <w:pPr>
-        <w:jc w:val="both"/>
-        <w:rPr>
-          <w:b/>
-          <w:bCs/>
-          <w:lang w:val="en-GB"/>
-        </w:rPr>
-      </w:pPr>
-    </w:p>
-    <w:p>
-      <w:pPr>
-        <w:jc w:val="both"/>
-        <w:rPr>
-          <w:bCs/>
-          <w:i/>
-          <w:iCs/>
-          <w:sz w:val="20"/>
-          <w:szCs w:val="20"/>
-          <w:lang w:val="en-GB" w:bidi="fr-FR"/>
-        </w:rPr>
-      </w:pPr>
-      <w:r>
-        <w:rPr>
-          <w:b/>
-          <w:sz w:val="20"/>
-          <w:szCs w:val="20"/>
-          <w:lang w:val="en-GB" w:bidi="fr-FR"/>
-        </w:rPr>
-        <w:t>Invited researcher at NIMS (Japan)</w:t>
-      </w:r>
-      <w:r>
-        <w:rPr>
-          <w:b/>
-          <w:sz w:val="20"/>
-          <w:szCs w:val="20"/>
-          <w:lang w:val="en-GB" w:bidi="fr-FR"/>
-        </w:rPr>
-        <w:tab/>
-      </w:r>
-      <w:r>
-        <w:rPr>
-          <w:b/>
-          <w:sz w:val="20"/>
-          <w:szCs w:val="20"/>
-          <w:lang w:val="en-GB" w:bidi="fr-FR"/>
-        </w:rPr>
-        <w:tab/>
-      </w:r>
-      <w:r>
-        <w:rPr>
-          <w:b/>
-          <w:sz w:val="20"/>
-          <w:szCs w:val="20"/>
-          <w:lang w:val="en-GB" w:bidi="fr-FR"/>
-        </w:rPr>
-        <w:tab/>
-      </w:r>
-      <w:r>
-        <w:rPr>
-          <w:b/>
-          <w:sz w:val="20"/>
-          <w:szCs w:val="20"/>
-          <w:lang w:val="en-GB" w:bidi="fr-FR"/>
-        </w:rPr>
-        <w:tab/>
-      </w:r>
-      <w:r>
-        <w:rPr>
-          <w:b/>
-          <w:sz w:val="20"/>
-          <w:szCs w:val="20"/>
-          <w:lang w:val="en-GB" w:bidi="fr-FR"/>
-        </w:rPr>
-        <w:tab/>
-      </w:r>
-      <w:r>
-        <w:rPr>
-          <w:b/>
-          <w:sz w:val="20"/>
-          <w:szCs w:val="20"/>
-          <w:lang w:val="en-GB" w:bidi="fr-FR"/>
-        </w:rPr>
-        <w:tab/>
-      </w:r>
-      <w:r>
-        <w:rPr>
-          <w:b/>
-          <w:sz w:val="20"/>
-          <w:szCs w:val="20"/>
-          <w:lang w:val="en-GB" w:bidi="fr-FR"/>
-        </w:rPr>
-        <w:tab/>
-        <w:t xml:space="preserve">      </w:t>
-      </w:r>
-      <w:r>
-        <w:rPr>
-          <w:bCs/>
-          <w:i/>
-          <w:iCs/>
-          <w:sz w:val="20"/>
-          <w:szCs w:val="20"/>
-          <w:lang w:val="en-GB" w:bidi="fr-FR"/>
-        </w:rPr>
-        <w:t>2025</w:t>
-      </w:r>
-      <w:r>
-        <w:rPr>
-          <w:b/>
-          <w:sz w:val="20"/>
-          <w:szCs w:val="20"/>
-          <w:lang w:val="en-GB" w:bidi="fr-FR"/>
-        </w:rPr>
-        <w:tab/>
-        <w:t xml:space="preserve"> </w:t>
-      </w:r>
-    </w:p>
-    <w:p>
-      <w:pPr>
-        <w:jc w:val="both"/>
-        <w:rPr>
-          <w:bCs/>
-          <w:i/>
-          <w:iCs/>
-          <w:sz w:val="20"/>
-          <w:szCs w:val="20"/>
-          <w:lang w:val="en-GB" w:bidi="fr-FR"/>
-        </w:rPr>
-      </w:pPr>
-      <w:r>
-        <w:rPr>
-          <w:b/>
-          <w:sz w:val="20"/>
-          <w:szCs w:val="20"/>
-          <w:lang w:val="en-GB" w:bidi="fr-FR"/>
-        </w:rPr>
-        <w:t>15</w:t>
-      </w:r>
-      <w:r>
-        <w:rPr>
-          <w:b/>
-          <w:sz w:val="20"/>
-          <w:szCs w:val="20"/>
-          <w:vertAlign w:val="superscript"/>
-          <w:lang w:val="en-GB" w:bidi="fr-FR"/>
-        </w:rPr>
-        <w:t>th</w:t>
-      </w:r>
-      <w:r>
-        <w:rPr>
-          <w:b/>
-          <w:sz w:val="20"/>
-          <w:szCs w:val="20"/>
-          <w:lang w:val="en-GB" w:bidi="fr-FR"/>
-        </w:rPr>
-        <w:t xml:space="preserve"> HOPE Meeting with Nobel Laureates</w:t>
-      </w:r>
-      <w:r>
-        <w:rPr>
-          <w:b/>
-          <w:sz w:val="20"/>
-          <w:szCs w:val="20"/>
-          <w:lang w:val="en-GB" w:bidi="fr-FR"/>
-        </w:rPr>
-        <w:t xml:space="preserve"> </w:t>
-      </w:r>
-      <w:r>
-        <w:rPr>
-          <w:bCs/>
-          <w:sz w:val="20"/>
-          <w:szCs w:val="20"/>
-          <w:lang w:val="en-GB" w:bidi="fr-FR"/>
-        </w:rPr>
-        <w:t>– Participation Award</w:t>
-      </w:r>
-      <w:r>
-        <w:rPr>
-          <w:b/>
-          <w:sz w:val="20"/>
-          <w:szCs w:val="20"/>
-          <w:lang w:val="en-GB" w:bidi="fr-FR"/>
-        </w:rPr>
-        <w:t xml:space="preserve"> </w:t>
-      </w:r>
-      <w:r>
-        <w:rPr>
-          <w:b/>
-          <w:sz w:val="20"/>
-          <w:szCs w:val="20"/>
-          <w:lang w:val="en-GB" w:bidi="fr-FR"/>
-        </w:rPr>
-        <w:tab/>
-      </w:r>
-      <w:r>
-        <w:rPr>
-          <w:b/>
-          <w:sz w:val="20"/>
-          <w:szCs w:val="20"/>
-          <w:lang w:val="en-GB" w:bidi="fr-FR"/>
-        </w:rPr>
-        <w:tab/>
-      </w:r>
-      <w:r>
-        <w:rPr>
-          <w:b/>
-          <w:sz w:val="20"/>
-          <w:szCs w:val="20"/>
-          <w:lang w:val="en-GB" w:bidi="fr-FR"/>
-        </w:rPr>
-        <w:tab/>
-      </w:r>
-      <w:r>
-        <w:rPr>
-          <w:b/>
-          <w:sz w:val="20"/>
-          <w:szCs w:val="20"/>
-          <w:lang w:val="en-GB" w:bidi="fr-FR"/>
-        </w:rPr>
-        <w:tab/>
-        <w:t xml:space="preserve">      </w:t>
-      </w:r>
-      <w:r>
-        <w:rPr>
-          <w:bCs/>
-          <w:i/>
-          <w:iCs/>
-          <w:sz w:val="20"/>
-          <w:szCs w:val="20"/>
-          <w:lang w:val="en-GB" w:bidi="fr-FR"/>
-        </w:rPr>
-        <w:t>2024</w:t>
-      </w:r>
-    </w:p>
-    <w:p>
-      <w:pPr>
-        <w:jc w:val="both"/>
-        <w:rPr>
-          <w:bCs/>
-          <w:i/>
-          <w:iCs/>
-          <w:sz w:val="20"/>
-          <w:szCs w:val="20"/>
-          <w:lang w:val="en-GB" w:bidi="fr-FR"/>
-        </w:rPr>
-      </w:pPr>
-      <w:r>
-        <w:rPr>
-          <w:b/>
-          <w:sz w:val="20"/>
-          <w:szCs w:val="20"/>
-          <w:lang w:val="en-GB" w:bidi="fr-FR"/>
-        </w:rPr>
-        <w:t>JSPS Postdoctoral Fellowship (P21747)</w:t>
-      </w:r>
-      <w:r>
-        <w:rPr>
-          <w:bCs/>
-          <w:sz w:val="20"/>
-          <w:szCs w:val="20"/>
-          <w:lang w:val="en-GB" w:bidi="fr-FR"/>
-        </w:rPr>
-        <w:t xml:space="preserve"> – 3M </w:t>
-      </w:r>
-      <w:r>
-        <w:rPr>
-          <w:color w:val="474747"/>
-          <w:sz w:val="20"/>
-          <w:szCs w:val="20"/>
-          <w:shd w:val="clear" w:color="auto" w:fill="FFFFFF"/>
-        </w:rPr>
-        <w:t xml:space="preserve">¥ </w:t>
-      </w:r>
-      <w:r>
-        <w:rPr>
-          <w:bCs/>
-          <w:sz w:val="20"/>
-          <w:szCs w:val="20"/>
-          <w:lang w:val="en-GB" w:bidi="fr-FR"/>
-        </w:rPr>
-        <w:tab/>
-        <w:t xml:space="preserve">       </w:t>
-      </w:r>
-      <w:r>
-        <w:rPr>
-          <w:bCs/>
-          <w:sz w:val="20"/>
-          <w:szCs w:val="20"/>
-          <w:lang w:val="en-GB" w:bidi="fr-FR"/>
-        </w:rPr>
-        <w:tab/>
-      </w:r>
-      <w:r>
-        <w:rPr>
-          <w:bCs/>
-          <w:sz w:val="20"/>
-          <w:szCs w:val="20"/>
-          <w:lang w:val="en-GB" w:bidi="fr-FR"/>
-        </w:rPr>
-        <w:tab/>
-      </w:r>
-      <w:r>
-        <w:rPr>
-          <w:bCs/>
-          <w:sz w:val="20"/>
-          <w:szCs w:val="20"/>
-          <w:lang w:val="en-GB" w:bidi="fr-FR"/>
-        </w:rPr>
-        <w:tab/>
-      </w:r>
-      <w:r>
-        <w:rPr>
-          <w:bCs/>
-          <w:sz w:val="20"/>
-          <w:szCs w:val="20"/>
-          <w:lang w:val="en-GB" w:bidi="fr-FR"/>
-        </w:rPr>
-        <w:tab/>
-        <w:t xml:space="preserve">                     </w:t>
-      </w:r>
-      <w:r>
-        <w:rPr>
-          <w:bCs/>
-          <w:i/>
-          <w:iCs/>
-          <w:sz w:val="20"/>
-          <w:szCs w:val="20"/>
-          <w:lang w:val="en-GB" w:bidi="fr-FR"/>
-        </w:rPr>
-        <w:t>2022</w:t>
-      </w:r>
-    </w:p>
-    <w:p>
-      <w:pPr>
-        <w:jc w:val="both"/>
-        <w:rPr>
+        <w:t>CONFERENCES &amp; WORKSHOPS</w:t>
+      </w:r>
+    </w:p>
+    <w:p>
+      <w:pPr>
+        <w:jc w:val="both"/>
+        <w:rPr>
+          <w:b/>
           <w:bCs/>
           <w:sz w:val="20"/>
           <w:szCs w:val="20"/>
@@ -4305,148 +3892,655 @@
       <w:r>
         <w:rPr>
           <w:b/>
+          <w:bCs/>
+          <w:sz w:val="22"/>
+          <w:szCs w:val="22"/>
+          <w:lang w:val="en-GB"/>
+        </w:rPr>
+        <w:br/>
+      </w:r>
+      <w:r>
+        <w:rPr>
+          <w:bCs/>
+          <w:sz w:val="18"/>
+          <w:szCs w:val="18"/>
+          <w:lang w:val="en-GB" w:bidi="fr-FR"/>
+        </w:rPr>
+        <w:t>Presented research at over 10 international conferences and workshops, including 5 oral presentations (one as an invited speaker) and a poster presentation to Nobel Laureates at the</w:t>
+      </w:r>
+      <w:r>
+        <w:rPr>
+          <w:bCs/>
+          <w:sz w:val="18"/>
+          <w:szCs w:val="18"/>
+          <w:lang w:val="en-GB" w:bidi="fr-FR"/>
+        </w:rPr>
+        <w:t xml:space="preserve"> prestigious</w:t>
+      </w:r>
+      <w:r>
+        <w:rPr>
+          <w:bCs/>
+          <w:sz w:val="18"/>
+          <w:szCs w:val="18"/>
+          <w:lang w:val="en-GB" w:bidi="fr-FR"/>
+        </w:rPr>
+        <w:t xml:space="preserve"> 15</w:t>
+      </w:r>
+      <w:r>
+        <w:rPr>
+          <w:bCs/>
+          <w:sz w:val="18"/>
+          <w:szCs w:val="18"/>
+          <w:vertAlign w:val="superscript"/>
+          <w:lang w:val="en-GB" w:bidi="fr-FR"/>
+        </w:rPr>
+        <w:t>th</w:t>
+      </w:r>
+      <w:r>
+        <w:rPr>
+          <w:bCs/>
+          <w:sz w:val="18"/>
+          <w:szCs w:val="18"/>
+          <w:lang w:val="en-GB" w:bidi="fr-FR"/>
+        </w:rPr>
+        <w:t xml:space="preserve"> HOPE Meeting in Kyoto (Japan).</w:t>
+      </w:r>
+    </w:p>
+    <w:p>
+      <w:pPr>
+        <w:jc w:val="both"/>
+        <w:rPr>
           <w:sz w:val="20"/>
           <w:szCs w:val="20"/>
           <w:lang w:val="en-GB"/>
         </w:rPr>
-        <w:t>Poster Award</w:t>
-      </w:r>
-      <w:r>
-        <w:rPr>
-          <w:bCs/>
-          <w:sz w:val="20"/>
-          <w:szCs w:val="20"/>
+      </w:pPr>
+    </w:p>
+    <w:p>
+      <w:pPr>
+        <w:jc w:val="both"/>
+        <w:rPr>
+          <w:b/>
+          <w:bCs/>
+          <w:sz w:val="22"/>
+          <w:szCs w:val="22"/>
           <w:lang w:val="en-GB"/>
         </w:rPr>
-        <w:t xml:space="preserve"> </w:t>
-      </w:r>
-      <w:proofErr w:type="spellStart"/>
-      <w:r>
-        <w:rPr>
-          <w:sz w:val="20"/>
-          <w:szCs w:val="20"/>
+      </w:pPr>
+      <w:r>
+        <w:rPr>
+          <w:b/>
+          <w:bCs/>
+          <w:sz w:val="22"/>
+          <w:szCs w:val="22"/>
+          <w:lang w:val="en-GB" w:bidi="fr-FR"/>
+        </w:rPr>
+        <w:t>GRANTS &amp; AWARDS</w:t>
+      </w:r>
+    </w:p>
+    <w:p>
+      <w:pPr>
+        <w:jc w:val="both"/>
+        <w:rPr>
+          <w:b/>
+          <w:bCs/>
+          <w:sz w:val="22"/>
+          <w:szCs w:val="22"/>
           <w:lang w:val="en-GB"/>
         </w:rPr>
-        <w:t>Giornate</w:t>
-      </w:r>
-      <w:proofErr w:type="spellEnd"/>
-      <w:r>
-        <w:rPr>
-          <w:sz w:val="20"/>
-          <w:szCs w:val="20"/>
-          <w:lang w:val="en-GB"/>
-        </w:rPr>
-        <w:t xml:space="preserve"> Italo-</w:t>
-      </w:r>
-      <w:proofErr w:type="spellStart"/>
-      <w:r>
-        <w:rPr>
-          <w:sz w:val="20"/>
-          <w:szCs w:val="20"/>
-          <w:lang w:val="en-GB"/>
-        </w:rPr>
-        <w:t>Francesi</w:t>
-      </w:r>
-      <w:proofErr w:type="spellEnd"/>
-      <w:r>
-        <w:rPr>
-          <w:sz w:val="20"/>
-          <w:szCs w:val="20"/>
-          <w:lang w:val="en-GB"/>
-        </w:rPr>
-        <w:t xml:space="preserve"> di </w:t>
-      </w:r>
-      <w:proofErr w:type="spellStart"/>
-      <w:r>
-        <w:rPr>
-          <w:sz w:val="20"/>
-          <w:szCs w:val="20"/>
-          <w:lang w:val="en-GB"/>
-        </w:rPr>
-        <w:t>Chimica</w:t>
-      </w:r>
-      <w:proofErr w:type="spellEnd"/>
-      <w:r>
-        <w:rPr>
-          <w:sz w:val="20"/>
-          <w:szCs w:val="20"/>
-          <w:lang w:val="en-GB"/>
-        </w:rPr>
-        <w:t xml:space="preserve"> (GIFC)</w:t>
-      </w:r>
-      <w:r>
-        <w:rPr>
-          <w:sz w:val="20"/>
-          <w:szCs w:val="20"/>
-          <w:lang w:val="en-GB"/>
+      </w:pPr>
+    </w:p>
+    <w:p>
+      <w:pPr>
+        <w:jc w:val="both"/>
+        <w:rPr>
+          <w:b/>
+          <w:sz w:val="18"/>
+          <w:szCs w:val="18"/>
+          <w:lang w:val="en-GB" w:bidi="fr-FR"/>
+        </w:rPr>
+      </w:pPr>
+      <w:r>
+        <w:rPr>
+          <w:b/>
+          <w:sz w:val="18"/>
+          <w:szCs w:val="18"/>
+          <w:lang w:val="en-GB" w:bidi="fr-FR"/>
+        </w:rPr>
+        <w:t>Seal of Excellence for the European project AXON-DNA (MSCA-2025-PF)</w:t>
+      </w:r>
+      <w:r>
+        <w:rPr>
+          <w:b/>
+          <w:sz w:val="18"/>
+          <w:szCs w:val="18"/>
+          <w:lang w:val="en-GB" w:bidi="fr-FR"/>
         </w:rPr>
         <w:tab/>
       </w:r>
       <w:r>
         <w:rPr>
-          <w:sz w:val="20"/>
-          <w:szCs w:val="20"/>
-          <w:lang w:val="en-GB"/>
+          <w:b/>
+          <w:sz w:val="18"/>
+          <w:szCs w:val="18"/>
+          <w:lang w:val="en-GB" w:bidi="fr-FR"/>
         </w:rPr>
         <w:tab/>
-      </w:r>
-      <w:r>
-        <w:rPr>
-          <w:sz w:val="20"/>
-          <w:szCs w:val="20"/>
-          <w:lang w:val="en-GB"/>
+        <w:t xml:space="preserve">                 </w:t>
+      </w:r>
+      <w:r>
+        <w:rPr>
+          <w:b/>
+          <w:sz w:val="18"/>
+          <w:szCs w:val="18"/>
+          <w:lang w:val="en-GB" w:bidi="fr-FR"/>
         </w:rPr>
         <w:tab/>
-      </w:r>
-      <w:r>
-        <w:rPr>
-          <w:sz w:val="20"/>
-          <w:szCs w:val="20"/>
-          <w:lang w:val="en-GB"/>
+        <w:t xml:space="preserve">    </w:t>
+      </w:r>
+      <w:r>
+        <w:rPr>
+          <w:b/>
+          <w:sz w:val="18"/>
+          <w:szCs w:val="18"/>
+          <w:lang w:val="en-GB" w:bidi="fr-FR"/>
+        </w:rPr>
+        <w:t xml:space="preserve">    </w:t>
+      </w:r>
+      <w:r>
+        <w:rPr>
+          <w:bCs/>
+          <w:i/>
+          <w:iCs/>
+          <w:sz w:val="18"/>
+          <w:szCs w:val="18"/>
+          <w:lang w:val="en-GB" w:bidi="fr-FR"/>
+        </w:rPr>
+        <w:t>2026</w:t>
+      </w:r>
+    </w:p>
+    <w:p>
+      <w:pPr>
+        <w:jc w:val="both"/>
+        <w:rPr>
+          <w:bCs/>
+          <w:i/>
+          <w:iCs/>
+          <w:sz w:val="18"/>
+          <w:szCs w:val="18"/>
+          <w:lang w:val="en-GB" w:bidi="fr-FR"/>
+        </w:rPr>
+      </w:pPr>
+      <w:r>
+        <w:rPr>
+          <w:b/>
+          <w:sz w:val="18"/>
+          <w:szCs w:val="18"/>
+          <w:lang w:val="en-GB" w:bidi="fr-FR"/>
+        </w:rPr>
+        <w:t>Invited researcher at NIMS (Japan)</w:t>
+      </w:r>
+      <w:r>
+        <w:rPr>
+          <w:b/>
+          <w:sz w:val="18"/>
+          <w:szCs w:val="18"/>
+          <w:lang w:val="en-GB" w:bidi="fr-FR"/>
         </w:rPr>
         <w:tab/>
       </w:r>
       <w:r>
         <w:rPr>
-          <w:sz w:val="20"/>
-          <w:szCs w:val="20"/>
-          <w:lang w:val="en-GB"/>
+          <w:b/>
+          <w:sz w:val="18"/>
+          <w:szCs w:val="18"/>
+          <w:lang w:val="en-GB" w:bidi="fr-FR"/>
+        </w:rPr>
+        <w:tab/>
+      </w:r>
+      <w:r>
+        <w:rPr>
+          <w:b/>
+          <w:sz w:val="18"/>
+          <w:szCs w:val="18"/>
+          <w:lang w:val="en-GB" w:bidi="fr-FR"/>
+        </w:rPr>
+        <w:tab/>
+      </w:r>
+      <w:r>
+        <w:rPr>
+          <w:b/>
+          <w:sz w:val="18"/>
+          <w:szCs w:val="18"/>
+          <w:lang w:val="en-GB" w:bidi="fr-FR"/>
+        </w:rPr>
+        <w:tab/>
+      </w:r>
+      <w:r>
+        <w:rPr>
+          <w:b/>
+          <w:sz w:val="18"/>
+          <w:szCs w:val="18"/>
+          <w:lang w:val="en-GB" w:bidi="fr-FR"/>
+        </w:rPr>
+        <w:tab/>
+      </w:r>
+      <w:r>
+        <w:rPr>
+          <w:b/>
+          <w:sz w:val="18"/>
+          <w:szCs w:val="18"/>
+          <w:lang w:val="en-GB" w:bidi="fr-FR"/>
+        </w:rPr>
+        <w:tab/>
+      </w:r>
+      <w:r>
+        <w:rPr>
+          <w:b/>
+          <w:sz w:val="18"/>
+          <w:szCs w:val="18"/>
+          <w:lang w:val="en-GB" w:bidi="fr-FR"/>
         </w:rPr>
         <w:tab/>
         <w:t xml:space="preserve">      </w:t>
       </w:r>
       <w:r>
         <w:rPr>
+          <w:b/>
+          <w:sz w:val="18"/>
+          <w:szCs w:val="18"/>
+          <w:lang w:val="en-GB" w:bidi="fr-FR"/>
+        </w:rPr>
+        <w:tab/>
+        <w:t xml:space="preserve">        </w:t>
+      </w:r>
+      <w:r>
+        <w:rPr>
+          <w:bCs/>
           <w:i/>
           <w:iCs/>
-          <w:sz w:val="20"/>
-          <w:szCs w:val="20"/>
+          <w:sz w:val="18"/>
+          <w:szCs w:val="18"/>
+          <w:lang w:val="en-GB" w:bidi="fr-FR"/>
+        </w:rPr>
+        <w:t>2025</w:t>
+      </w:r>
+    </w:p>
+    <w:p>
+      <w:pPr>
+        <w:jc w:val="both"/>
+        <w:rPr>
+          <w:bCs/>
+          <w:i/>
+          <w:iCs/>
+          <w:sz w:val="18"/>
+          <w:szCs w:val="18"/>
+          <w:lang w:val="en-GB" w:bidi="fr-FR"/>
+        </w:rPr>
+      </w:pPr>
+      <w:r>
+        <w:rPr>
+          <w:b/>
+          <w:sz w:val="18"/>
+          <w:szCs w:val="18"/>
+          <w:lang w:val="en-GB" w:bidi="fr-FR"/>
+        </w:rPr>
+        <w:t>15</w:t>
+      </w:r>
+      <w:r>
+        <w:rPr>
+          <w:b/>
+          <w:sz w:val="18"/>
+          <w:szCs w:val="18"/>
+          <w:vertAlign w:val="superscript"/>
+          <w:lang w:val="en-GB" w:bidi="fr-FR"/>
+        </w:rPr>
+        <w:t>th</w:t>
+      </w:r>
+      <w:r>
+        <w:rPr>
+          <w:b/>
+          <w:sz w:val="18"/>
+          <w:szCs w:val="18"/>
+          <w:lang w:val="en-GB" w:bidi="fr-FR"/>
+        </w:rPr>
+        <w:t xml:space="preserve"> HOPE Meeting with Nobel Laureates </w:t>
+      </w:r>
+      <w:r>
+        <w:rPr>
+          <w:bCs/>
+          <w:sz w:val="18"/>
+          <w:szCs w:val="18"/>
+          <w:lang w:val="en-GB" w:bidi="fr-FR"/>
+        </w:rPr>
+        <w:t>– Participation Award</w:t>
+      </w:r>
+      <w:r>
+        <w:rPr>
+          <w:b/>
+          <w:sz w:val="18"/>
+          <w:szCs w:val="18"/>
+          <w:lang w:val="en-GB" w:bidi="fr-FR"/>
+        </w:rPr>
+        <w:t xml:space="preserve"> </w:t>
+      </w:r>
+      <w:r>
+        <w:rPr>
+          <w:b/>
+          <w:sz w:val="18"/>
+          <w:szCs w:val="18"/>
+          <w:lang w:val="en-GB" w:bidi="fr-FR"/>
+        </w:rPr>
+        <w:tab/>
+      </w:r>
+      <w:r>
+        <w:rPr>
+          <w:b/>
+          <w:sz w:val="18"/>
+          <w:szCs w:val="18"/>
+          <w:lang w:val="en-GB" w:bidi="fr-FR"/>
+        </w:rPr>
+        <w:tab/>
+      </w:r>
+      <w:r>
+        <w:rPr>
+          <w:b/>
+          <w:sz w:val="18"/>
+          <w:szCs w:val="18"/>
+          <w:lang w:val="en-GB" w:bidi="fr-FR"/>
+        </w:rPr>
+        <w:tab/>
+      </w:r>
+      <w:r>
+        <w:rPr>
+          <w:b/>
+          <w:sz w:val="18"/>
+          <w:szCs w:val="18"/>
+          <w:lang w:val="en-GB" w:bidi="fr-FR"/>
+        </w:rPr>
+        <w:tab/>
+        <w:t xml:space="preserve">      </w:t>
+      </w:r>
+      <w:r>
+        <w:rPr>
+          <w:b/>
+          <w:sz w:val="18"/>
+          <w:szCs w:val="18"/>
+          <w:lang w:val="en-GB" w:bidi="fr-FR"/>
+        </w:rPr>
+        <w:t xml:space="preserve"> </w:t>
+      </w:r>
+      <w:r>
+        <w:rPr>
+          <w:b/>
+          <w:sz w:val="18"/>
+          <w:szCs w:val="18"/>
+          <w:lang w:val="en-GB" w:bidi="fr-FR"/>
+        </w:rPr>
+        <w:tab/>
+        <w:t xml:space="preserve">        </w:t>
+      </w:r>
+      <w:r>
+        <w:rPr>
+          <w:bCs/>
+          <w:i/>
+          <w:iCs/>
+          <w:sz w:val="18"/>
+          <w:szCs w:val="18"/>
+          <w:lang w:val="en-GB" w:bidi="fr-FR"/>
+        </w:rPr>
+        <w:t>2024</w:t>
+      </w:r>
+    </w:p>
+    <w:p>
+      <w:pPr>
+        <w:jc w:val="both"/>
+        <w:rPr>
+          <w:bCs/>
+          <w:i/>
+          <w:iCs/>
+          <w:sz w:val="18"/>
+          <w:szCs w:val="18"/>
+          <w:lang w:val="en-GB" w:bidi="fr-FR"/>
+        </w:rPr>
+      </w:pPr>
+      <w:r>
+        <w:rPr>
+          <w:b/>
+          <w:sz w:val="18"/>
+          <w:szCs w:val="18"/>
+          <w:lang w:val="en-GB" w:bidi="fr-FR"/>
+        </w:rPr>
+        <w:t>JSPS Postdoctoral Fellowship (P21747)</w:t>
+      </w:r>
+      <w:r>
+        <w:rPr>
+          <w:bCs/>
+          <w:sz w:val="18"/>
+          <w:szCs w:val="18"/>
+          <w:lang w:val="en-GB" w:bidi="fr-FR"/>
+        </w:rPr>
+        <w:tab/>
+        <w:t xml:space="preserve">       </w:t>
+      </w:r>
+      <w:r>
+        <w:rPr>
+          <w:bCs/>
+          <w:sz w:val="18"/>
+          <w:szCs w:val="18"/>
+          <w:lang w:val="en-GB" w:bidi="fr-FR"/>
+        </w:rPr>
+        <w:tab/>
+      </w:r>
+      <w:r>
+        <w:rPr>
+          <w:bCs/>
+          <w:sz w:val="18"/>
+          <w:szCs w:val="18"/>
+          <w:lang w:val="en-GB" w:bidi="fr-FR"/>
+        </w:rPr>
+        <w:tab/>
+      </w:r>
+      <w:r>
+        <w:rPr>
+          <w:bCs/>
+          <w:sz w:val="18"/>
+          <w:szCs w:val="18"/>
+          <w:lang w:val="en-GB" w:bidi="fr-FR"/>
+        </w:rPr>
+        <w:tab/>
+      </w:r>
+      <w:r>
+        <w:rPr>
+          <w:bCs/>
+          <w:sz w:val="18"/>
+          <w:szCs w:val="18"/>
+          <w:lang w:val="en-GB" w:bidi="fr-FR"/>
+        </w:rPr>
+        <w:tab/>
+        <w:t xml:space="preserve">                  </w:t>
+      </w:r>
+      <w:r>
+        <w:rPr>
+          <w:bCs/>
+          <w:sz w:val="18"/>
+          <w:szCs w:val="18"/>
+          <w:lang w:val="en-GB" w:bidi="fr-FR"/>
+        </w:rPr>
+        <w:t xml:space="preserve">         </w:t>
+      </w:r>
+      <w:r>
+        <w:rPr>
+          <w:bCs/>
+          <w:sz w:val="18"/>
+          <w:szCs w:val="18"/>
+          <w:lang w:val="en-GB" w:bidi="fr-FR"/>
+        </w:rPr>
+        <w:tab/>
+        <w:t xml:space="preserve">        </w:t>
+      </w:r>
+      <w:r>
+        <w:rPr>
+          <w:bCs/>
+          <w:i/>
+          <w:iCs/>
+          <w:sz w:val="18"/>
+          <w:szCs w:val="18"/>
+          <w:lang w:val="en-GB" w:bidi="fr-FR"/>
+        </w:rPr>
+        <w:t>2022</w:t>
+      </w:r>
+    </w:p>
+    <w:p>
+      <w:pPr>
+        <w:jc w:val="both"/>
+        <w:rPr>
+          <w:bCs/>
+          <w:sz w:val="18"/>
+          <w:szCs w:val="18"/>
           <w:lang w:val="en-GB"/>
         </w:rPr>
+      </w:pPr>
+      <w:r>
+        <w:rPr>
+          <w:b/>
+          <w:sz w:val="18"/>
+          <w:szCs w:val="18"/>
+          <w:lang w:val="en-GB"/>
+        </w:rPr>
+        <w:t>Poster Award</w:t>
+      </w:r>
+      <w:r>
+        <w:rPr>
+          <w:bCs/>
+          <w:sz w:val="18"/>
+          <w:szCs w:val="18"/>
+          <w:lang w:val="en-GB"/>
+        </w:rPr>
+        <w:t xml:space="preserve"> </w:t>
+      </w:r>
+      <w:proofErr w:type="spellStart"/>
+      <w:r>
+        <w:rPr>
+          <w:sz w:val="18"/>
+          <w:szCs w:val="18"/>
+          <w:lang w:val="en-GB"/>
+        </w:rPr>
+        <w:t>Giornate</w:t>
+      </w:r>
+      <w:proofErr w:type="spellEnd"/>
+      <w:r>
+        <w:rPr>
+          <w:sz w:val="18"/>
+          <w:szCs w:val="18"/>
+          <w:lang w:val="en-GB"/>
+        </w:rPr>
+        <w:t xml:space="preserve"> Italo-</w:t>
+      </w:r>
+      <w:proofErr w:type="spellStart"/>
+      <w:r>
+        <w:rPr>
+          <w:sz w:val="18"/>
+          <w:szCs w:val="18"/>
+          <w:lang w:val="en-GB"/>
+        </w:rPr>
+        <w:t>Francesi</w:t>
+      </w:r>
+      <w:proofErr w:type="spellEnd"/>
+      <w:r>
+        <w:rPr>
+          <w:sz w:val="18"/>
+          <w:szCs w:val="18"/>
+          <w:lang w:val="en-GB"/>
+        </w:rPr>
+        <w:t xml:space="preserve"> di </w:t>
+      </w:r>
+      <w:proofErr w:type="spellStart"/>
+      <w:r>
+        <w:rPr>
+          <w:sz w:val="18"/>
+          <w:szCs w:val="18"/>
+          <w:lang w:val="en-GB"/>
+        </w:rPr>
+        <w:t>Chimica</w:t>
+      </w:r>
+      <w:proofErr w:type="spellEnd"/>
+      <w:r>
+        <w:rPr>
+          <w:sz w:val="18"/>
+          <w:szCs w:val="18"/>
+          <w:lang w:val="en-GB"/>
+        </w:rPr>
+        <w:t xml:space="preserve"> (GIFC)</w:t>
+      </w:r>
+      <w:r>
+        <w:rPr>
+          <w:sz w:val="18"/>
+          <w:szCs w:val="18"/>
+          <w:lang w:val="en-GB"/>
+        </w:rPr>
+        <w:tab/>
+      </w:r>
+      <w:r>
+        <w:rPr>
+          <w:sz w:val="18"/>
+          <w:szCs w:val="18"/>
+          <w:lang w:val="en-GB"/>
+        </w:rPr>
+        <w:tab/>
+      </w:r>
+      <w:r>
+        <w:rPr>
+          <w:sz w:val="18"/>
+          <w:szCs w:val="18"/>
+          <w:lang w:val="en-GB"/>
+        </w:rPr>
+        <w:tab/>
+      </w:r>
+      <w:r>
+        <w:rPr>
+          <w:sz w:val="18"/>
+          <w:szCs w:val="18"/>
+          <w:lang w:val="en-GB"/>
+        </w:rPr>
+        <w:tab/>
+      </w:r>
+      <w:r>
+        <w:rPr>
+          <w:sz w:val="18"/>
+          <w:szCs w:val="18"/>
+          <w:lang w:val="en-GB"/>
+        </w:rPr>
+        <w:tab/>
+        <w:t xml:space="preserve">     </w:t>
+      </w:r>
+      <w:r>
+        <w:rPr>
+          <w:sz w:val="18"/>
+          <w:szCs w:val="18"/>
+          <w:lang w:val="en-GB"/>
+        </w:rPr>
+        <w:t xml:space="preserve"> </w:t>
+      </w:r>
+      <w:r>
+        <w:rPr>
+          <w:sz w:val="18"/>
+          <w:szCs w:val="18"/>
+          <w:lang w:val="en-GB"/>
+        </w:rPr>
+        <w:tab/>
+        <w:t xml:space="preserve">        </w:t>
+      </w:r>
+      <w:r>
+        <w:rPr>
+          <w:i/>
+          <w:iCs/>
+          <w:sz w:val="18"/>
+          <w:szCs w:val="18"/>
+          <w:lang w:val="en-GB"/>
+        </w:rPr>
         <w:t>2018</w:t>
       </w:r>
-    </w:p>
-    <w:p>
-      <w:pPr>
-        <w:jc w:val="both"/>
-        <w:rPr>
-          <w:bCs/>
-          <w:sz w:val="22"/>
-          <w:szCs w:val="22"/>
-          <w:lang w:val="en-GB" w:bidi="fr-FR"/>
-        </w:rPr>
-      </w:pPr>
-    </w:p>
-    <w:p>
-      <w:pPr>
-        <w:jc w:val="both"/>
-        <w:rPr>
-          <w:bCs/>
-          <w:sz w:val="22"/>
-          <w:szCs w:val="22"/>
-          <w:lang w:val="en-GB" w:bidi="fr-FR"/>
-        </w:rPr>
-      </w:pPr>
     </w:p>
     <w:sectPr>
       <w:headerReference w:type="default" r:id="rId20"/>
@@ -4546,10 +4640,13 @@
     <w:pPr>
       <w:pStyle w:val="En-tte"/>
       <w:jc w:val="center"/>
+      <w:rPr>
+        <w:i/>
+        <w:iCs/>
+        <w:sz w:val="22"/>
+        <w:szCs w:val="22"/>
+      </w:rPr>
     </w:pPr>
-    <w:r>
-      <w:t>KILINC Volkan – CV</w:t>
-    </w:r>
   </w:p>
 </w:hdr>
 </file>

--- a/CV_Volkan_Kilinc.docx
+++ b/CV_Volkan_Kilinc.docx
@@ -7,12 +7,16 @@
         <w:jc w:val="both"/>
         <w:rPr>
           <w:b/>
+          <w:sz w:val="28"/>
+          <w:szCs w:val="28"/>
           <w:lang w:val="en-GB" w:bidi="fr-FR"/>
         </w:rPr>
       </w:pPr>
       <w:r>
         <w:rPr>
           <w:noProof/>
+          <w:sz w:val="28"/>
+          <w:szCs w:val="28"/>
         </w:rPr>
         <w:drawing>
           <wp:anchor distT="0" distB="0" distL="114300" distR="114300" simplePos="0" relativeHeight="251658240" behindDoc="0" locked="0" layoutInCell="1" allowOverlap="1" wp14:anchorId="0FC880BB" wp14:editId="184787D6">
@@ -83,8 +87,8 @@
       <w:r>
         <w:rPr>
           <w:b/>
-          <w:sz w:val="28"/>
-          <w:szCs w:val="28"/>
+          <w:sz w:val="32"/>
+          <w:szCs w:val="32"/>
           <w:lang w:val="en-GB" w:bidi="fr-FR"/>
         </w:rPr>
         <w:t>Volkan Kilinc, Ph.D.</w:t>
@@ -97,8 +101,8 @@
           <w:bCs/>
           <w:i/>
           <w:iCs/>
-          <w:sz w:val="20"/>
-          <w:szCs w:val="20"/>
+          <w:sz w:val="22"/>
+          <w:szCs w:val="22"/>
           <w:lang w:val="en-GB" w:bidi="fr-FR"/>
         </w:rPr>
       </w:pPr>
@@ -107,8 +111,8 @@
           <w:bCs/>
           <w:i/>
           <w:iCs/>
-          <w:sz w:val="20"/>
-          <w:szCs w:val="20"/>
+          <w:sz w:val="22"/>
+          <w:szCs w:val="22"/>
           <w:lang w:val="en-GB" w:bidi="fr-FR"/>
         </w:rPr>
         <w:t>Polyvalent Scientist</w:t>
@@ -118,8 +122,8 @@
           <w:bCs/>
           <w:i/>
           <w:iCs/>
-          <w:sz w:val="20"/>
-          <w:szCs w:val="20"/>
+          <w:sz w:val="22"/>
+          <w:szCs w:val="22"/>
           <w:lang w:val="en-GB" w:bidi="fr-FR"/>
         </w:rPr>
         <w:t xml:space="preserve"> &amp; Entrepreneur</w:t>
@@ -130,16 +134,16 @@
         <w:jc w:val="both"/>
         <w:rPr>
           <w:bCs/>
-          <w:sz w:val="18"/>
-          <w:szCs w:val="18"/>
-          <w:lang w:val="en-GB" w:bidi="fr-FR"/>
-        </w:rPr>
-      </w:pPr>
-      <w:r>
-        <w:rPr>
-          <w:bCs/>
-          <w:sz w:val="18"/>
-          <w:szCs w:val="18"/>
+          <w:sz w:val="20"/>
+          <w:szCs w:val="20"/>
+          <w:lang w:val="en-GB" w:bidi="fr-FR"/>
+        </w:rPr>
+      </w:pPr>
+      <w:r>
+        <w:rPr>
+          <w:bCs/>
+          <w:sz w:val="20"/>
+          <w:szCs w:val="20"/>
           <w:lang w:val="en-GB" w:bidi="fr-FR"/>
         </w:rPr>
         <w:t>Age: 32 years</w:t>
@@ -150,16 +154,16 @@
         <w:jc w:val="both"/>
         <w:rPr>
           <w:bCs/>
-          <w:sz w:val="18"/>
-          <w:szCs w:val="18"/>
-          <w:lang w:val="en-GB" w:bidi="fr-FR"/>
-        </w:rPr>
-      </w:pPr>
-      <w:r>
-        <w:rPr>
-          <w:bCs/>
-          <w:sz w:val="18"/>
-          <w:szCs w:val="18"/>
+          <w:sz w:val="20"/>
+          <w:szCs w:val="20"/>
+          <w:lang w:val="en-GB" w:bidi="fr-FR"/>
+        </w:rPr>
+      </w:pPr>
+      <w:r>
+        <w:rPr>
+          <w:bCs/>
+          <w:sz w:val="20"/>
+          <w:szCs w:val="20"/>
           <w:lang w:val="en-GB" w:bidi="fr-FR"/>
         </w:rPr>
         <w:t>French &amp; Turkish citizen</w:t>
@@ -170,16 +174,16 @@
         <w:jc w:val="both"/>
         <w:rPr>
           <w:bCs/>
-          <w:sz w:val="18"/>
-          <w:szCs w:val="18"/>
-          <w:lang w:val="en-GB" w:bidi="fr-FR"/>
-        </w:rPr>
-      </w:pPr>
-      <w:r>
-        <w:rPr>
-          <w:bCs/>
-          <w:sz w:val="18"/>
-          <w:szCs w:val="18"/>
+          <w:sz w:val="20"/>
+          <w:szCs w:val="20"/>
+          <w:lang w:val="en-GB" w:bidi="fr-FR"/>
+        </w:rPr>
+      </w:pPr>
+      <w:r>
+        <w:rPr>
+          <w:bCs/>
+          <w:sz w:val="20"/>
+          <w:szCs w:val="20"/>
           <w:lang w:val="en-GB" w:bidi="fr-FR"/>
         </w:rPr>
         <w:t>contact@researchvyk.com</w:t>
@@ -190,16 +194,16 @@
         <w:jc w:val="both"/>
         <w:rPr>
           <w:bCs/>
-          <w:sz w:val="18"/>
-          <w:szCs w:val="18"/>
-          <w:lang w:val="en-GB" w:bidi="fr-FR"/>
-        </w:rPr>
-      </w:pPr>
-      <w:r>
-        <w:rPr>
-          <w:bCs/>
-          <w:sz w:val="18"/>
-          <w:szCs w:val="18"/>
+          <w:sz w:val="20"/>
+          <w:szCs w:val="20"/>
+          <w:lang w:val="en-GB" w:bidi="fr-FR"/>
+        </w:rPr>
+      </w:pPr>
+      <w:r>
+        <w:rPr>
+          <w:bCs/>
+          <w:sz w:val="20"/>
+          <w:szCs w:val="20"/>
           <w:lang w:val="en-GB" w:bidi="fr-FR"/>
         </w:rPr>
         <w:t>+33 7 68 73 93 91</w:t>
@@ -210,16 +214,16 @@
         <w:jc w:val="both"/>
         <w:rPr>
           <w:bCs/>
-          <w:sz w:val="18"/>
-          <w:szCs w:val="18"/>
-          <w:lang w:val="en-GB" w:bidi="fr-FR"/>
-        </w:rPr>
-      </w:pPr>
-      <w:r>
-        <w:rPr>
-          <w:b/>
-          <w:sz w:val="18"/>
-          <w:szCs w:val="18"/>
+          <w:sz w:val="20"/>
+          <w:szCs w:val="20"/>
+          <w:lang w:val="en-GB" w:bidi="fr-FR"/>
+        </w:rPr>
+      </w:pPr>
+      <w:r>
+        <w:rPr>
+          <w:b/>
+          <w:sz w:val="20"/>
+          <w:szCs w:val="20"/>
           <w:lang w:val="en-GB" w:bidi="fr-FR"/>
         </w:rPr>
         <w:t>ORCID:</w:t>
@@ -227,13 +231,61 @@
       <w:r>
         <w:rPr>
           <w:bCs/>
-          <w:sz w:val="18"/>
-          <w:szCs w:val="18"/>
+          <w:sz w:val="20"/>
+          <w:szCs w:val="20"/>
           <w:lang w:val="en-GB" w:bidi="fr-FR"/>
         </w:rPr>
         <w:t xml:space="preserve"> </w:t>
       </w:r>
       <w:hyperlink r:id="rId9" w:history="1">
+        <w:r>
+          <w:rPr>
+            <w:rStyle w:val="Lienhypertexte"/>
+            <w:bCs/>
+            <w:sz w:val="20"/>
+            <w:szCs w:val="20"/>
+            <w:lang w:val="en-GB" w:bidi="fr-FR"/>
+          </w:rPr>
+          <w:t>https://orcid.org/0009-0006-4402-1024</w:t>
+        </w:r>
+      </w:hyperlink>
+      <w:r>
+        <w:rPr>
+          <w:sz w:val="20"/>
+          <w:szCs w:val="20"/>
+        </w:rPr>
+        <w:t xml:space="preserve"> </w:t>
+      </w:r>
+    </w:p>
+    <w:p>
+      <w:pPr>
+        <w:jc w:val="both"/>
+        <w:rPr>
+          <w:bCs/>
+          <w:sz w:val="20"/>
+          <w:szCs w:val="20"/>
+          <w:lang w:val="en-GB" w:bidi="fr-FR"/>
+        </w:rPr>
+      </w:pPr>
+      <w:r>
+        <w:rPr>
+          <w:b/>
+          <w:sz w:val="20"/>
+          <w:szCs w:val="20"/>
+          <w:lang w:val="en-GB" w:bidi="fr-FR"/>
+        </w:rPr>
+        <w:t>Google Scholar:</w:t>
+      </w:r>
+      <w:r>
+        <w:rPr>
+          <w:bCs/>
+          <w:sz w:val="20"/>
+          <w:szCs w:val="20"/>
+          <w:lang w:val="en-GB" w:bidi="fr-FR"/>
+        </w:rPr>
+        <w:t xml:space="preserve"> </w:t>
+      </w:r>
+      <w:hyperlink r:id="rId10" w:history="1">
         <w:r>
           <w:rPr>
             <w:rStyle w:val="Lienhypertexte"/>
@@ -242,54 +294,6 @@
             <w:szCs w:val="18"/>
             <w:lang w:val="en-GB" w:bidi="fr-FR"/>
           </w:rPr>
-          <w:t>https://orcid.org/0009-0006-4402-1024</w:t>
-        </w:r>
-      </w:hyperlink>
-      <w:r>
-        <w:rPr>
-          <w:sz w:val="18"/>
-          <w:szCs w:val="18"/>
-        </w:rPr>
-        <w:t xml:space="preserve"> </w:t>
-      </w:r>
-    </w:p>
-    <w:p>
-      <w:pPr>
-        <w:jc w:val="both"/>
-        <w:rPr>
-          <w:bCs/>
-          <w:sz w:val="18"/>
-          <w:szCs w:val="18"/>
-          <w:lang w:val="en-GB" w:bidi="fr-FR"/>
-        </w:rPr>
-      </w:pPr>
-      <w:r>
-        <w:rPr>
-          <w:b/>
-          <w:sz w:val="18"/>
-          <w:szCs w:val="18"/>
-          <w:lang w:val="en-GB" w:bidi="fr-FR"/>
-        </w:rPr>
-        <w:t>Google Scholar:</w:t>
-      </w:r>
-      <w:r>
-        <w:rPr>
-          <w:bCs/>
-          <w:sz w:val="18"/>
-          <w:szCs w:val="18"/>
-          <w:lang w:val="en-GB" w:bidi="fr-FR"/>
-        </w:rPr>
-        <w:t xml:space="preserve"> </w:t>
-      </w:r>
-      <w:hyperlink r:id="rId10" w:history="1">
-        <w:r>
-          <w:rPr>
-            <w:rStyle w:val="Lienhypertexte"/>
-            <w:bCs/>
-            <w:sz w:val="16"/>
-            <w:szCs w:val="16"/>
-            <w:lang w:val="en-GB" w:bidi="fr-FR"/>
-          </w:rPr>
           <w:t>https://scholar.google.com/citations?user=RzkSCecAAAAJ&amp;hl=en</w:t>
         </w:r>
       </w:hyperlink>
@@ -299,16 +303,16 @@
         <w:jc w:val="both"/>
         <w:rPr>
           <w:bCs/>
-          <w:sz w:val="18"/>
-          <w:szCs w:val="18"/>
-          <w:lang w:val="en-GB" w:bidi="fr-FR"/>
-        </w:rPr>
-      </w:pPr>
-      <w:r>
-        <w:rPr>
-          <w:b/>
-          <w:sz w:val="18"/>
-          <w:szCs w:val="18"/>
+          <w:sz w:val="20"/>
+          <w:szCs w:val="20"/>
+          <w:lang w:val="en-GB" w:bidi="fr-FR"/>
+        </w:rPr>
+      </w:pPr>
+      <w:r>
+        <w:rPr>
+          <w:b/>
+          <w:sz w:val="20"/>
+          <w:szCs w:val="20"/>
           <w:lang w:val="en-GB" w:bidi="fr-FR"/>
         </w:rPr>
         <w:t>GitHub:</w:t>
@@ -316,8 +320,8 @@
       <w:r>
         <w:rPr>
           <w:bCs/>
-          <w:sz w:val="18"/>
-          <w:szCs w:val="18"/>
+          <w:sz w:val="20"/>
+          <w:szCs w:val="20"/>
           <w:lang w:val="en-GB" w:bidi="fr-FR"/>
         </w:rPr>
         <w:t xml:space="preserve"> </w:t>
@@ -327,8 +331,8 @@
           <w:rPr>
             <w:rStyle w:val="Lienhypertexte"/>
             <w:bCs/>
-            <w:sz w:val="18"/>
-            <w:szCs w:val="18"/>
+            <w:sz w:val="20"/>
+            <w:szCs w:val="20"/>
             <w:lang w:val="en-GB" w:bidi="fr-FR"/>
           </w:rPr>
           <w:t>https://github.com/vktr93</w:t>
@@ -340,16 +344,16 @@
         <w:jc w:val="both"/>
         <w:rPr>
           <w:bCs/>
-          <w:sz w:val="18"/>
-          <w:szCs w:val="18"/>
-          <w:lang w:val="en-GB" w:bidi="fr-FR"/>
-        </w:rPr>
-      </w:pPr>
-      <w:r>
-        <w:rPr>
-          <w:b/>
-          <w:sz w:val="18"/>
-          <w:szCs w:val="18"/>
+          <w:sz w:val="20"/>
+          <w:szCs w:val="20"/>
+          <w:lang w:val="en-GB" w:bidi="fr-FR"/>
+        </w:rPr>
+      </w:pPr>
+      <w:r>
+        <w:rPr>
+          <w:b/>
+          <w:sz w:val="20"/>
+          <w:szCs w:val="20"/>
           <w:lang w:val="en-GB" w:bidi="fr-FR"/>
         </w:rPr>
         <w:t>Website:</w:t>
@@ -357,8 +361,8 @@
       <w:r>
         <w:rPr>
           <w:bCs/>
-          <w:sz w:val="18"/>
-          <w:szCs w:val="18"/>
+          <w:sz w:val="20"/>
+          <w:szCs w:val="20"/>
           <w:lang w:val="en-GB" w:bidi="fr-FR"/>
         </w:rPr>
         <w:t xml:space="preserve"> </w:t>
@@ -368,8 +372,8 @@
           <w:rPr>
             <w:rStyle w:val="Lienhypertexte"/>
             <w:bCs/>
-            <w:sz w:val="18"/>
-            <w:szCs w:val="18"/>
+            <w:sz w:val="20"/>
+            <w:szCs w:val="20"/>
             <w:lang w:val="en-GB" w:bidi="fr-FR"/>
           </w:rPr>
           <w:t>www.researchvyk.com</w:t>
@@ -381,583 +385,647 @@
         <w:jc w:val="both"/>
         <w:rPr>
           <w:bCs/>
-          <w:sz w:val="20"/>
-          <w:szCs w:val="20"/>
-          <w:lang w:val="en-GB" w:bidi="fr-FR"/>
-        </w:rPr>
-      </w:pPr>
-    </w:p>
-    <w:p>
-      <w:pPr>
-        <w:jc w:val="both"/>
-        <w:rPr>
-          <w:bCs/>
-          <w:sz w:val="20"/>
-          <w:szCs w:val="20"/>
-          <w:lang w:val="en-GB" w:bidi="fr-FR"/>
-        </w:rPr>
-      </w:pPr>
-      <w:r>
-        <w:rPr>
-          <w:bCs/>
-          <w:sz w:val="20"/>
-          <w:szCs w:val="20"/>
-          <w:lang w:val="en-GB" w:bidi="fr-FR"/>
-        </w:rPr>
-        <w:t>Polyvalent and autonomous Ph.D. with entrepreneurship mindset and core expertise in hardware development (</w:t>
-      </w:r>
-      <w:r>
-        <w:rPr>
-          <w:bCs/>
-          <w:sz w:val="20"/>
-          <w:szCs w:val="20"/>
-          <w:lang w:val="en-GB" w:bidi="fr-FR"/>
-        </w:rPr>
-        <w:t xml:space="preserve">chemical </w:t>
-      </w:r>
-      <w:r>
-        <w:rPr>
-          <w:bCs/>
-          <w:sz w:val="20"/>
-          <w:szCs w:val="20"/>
-          <w:lang w:val="en-GB" w:bidi="fr-FR"/>
-        </w:rPr>
-        <w:t>sensors), soft-material and surface chemistry. Soft skills in full-stack application development with vibe-coding.  I have a proven ability to lead complex projects from concept to peer-reviewed publication, secure competitive international funding, and write patents. I now bridge deep science with AI technologies. Most recently, I directed generative AI to deploy Open AI Science, a multi-agent platform for automated scientific peer-review. I am seeking to apply this unique blend of scientific expertise and AI product development to solve high-impact challenges</w:t>
-      </w:r>
-      <w:r>
-        <w:rPr>
-          <w:bCs/>
-          <w:sz w:val="20"/>
-          <w:szCs w:val="20"/>
-          <w:lang w:val="en-GB" w:bidi="fr-FR"/>
-        </w:rPr>
-        <w:t xml:space="preserve"> in science.</w:t>
-      </w:r>
-    </w:p>
-    <w:p>
-      <w:pPr>
-        <w:jc w:val="both"/>
-        <w:rPr>
-          <w:bCs/>
-          <w:sz w:val="20"/>
-          <w:szCs w:val="20"/>
-          <w:lang w:val="en-GB" w:bidi="fr-FR"/>
-        </w:rPr>
-      </w:pPr>
-    </w:p>
-    <w:p>
-      <w:pPr>
-        <w:jc w:val="both"/>
-        <w:rPr>
-          <w:b/>
           <w:sz w:val="22"/>
           <w:szCs w:val="22"/>
           <w:lang w:val="en-GB" w:bidi="fr-FR"/>
         </w:rPr>
       </w:pPr>
-      <w:r>
-        <w:rPr>
-          <w:b/>
+    </w:p>
+    <w:p>
+      <w:pPr>
+        <w:jc w:val="both"/>
+        <w:rPr>
+          <w:bCs/>
           <w:sz w:val="22"/>
           <w:szCs w:val="22"/>
           <w:lang w:val="en-GB" w:bidi="fr-FR"/>
         </w:rPr>
-        <w:t xml:space="preserve">CORE COMPETENCIES </w:t>
-      </w:r>
-    </w:p>
-    <w:p>
-      <w:pPr>
-        <w:jc w:val="both"/>
-        <w:rPr>
-          <w:bCs/>
-          <w:sz w:val="20"/>
-          <w:szCs w:val="20"/>
-          <w:lang w:val="en-GB" w:bidi="fr-FR"/>
-        </w:rPr>
-      </w:pPr>
-    </w:p>
-    <w:p>
-      <w:pPr>
-        <w:jc w:val="both"/>
-        <w:rPr>
-          <w:bCs/>
-          <w:sz w:val="18"/>
-          <w:szCs w:val="18"/>
-          <w:u w:val="single"/>
-          <w:lang w:val="en-GB" w:bidi="fr-FR"/>
-        </w:rPr>
-      </w:pPr>
-      <w:r>
-        <w:rPr>
-          <w:b/>
-          <w:sz w:val="18"/>
-          <w:szCs w:val="18"/>
-          <w:lang w:val="en-GB" w:bidi="fr-FR"/>
-        </w:rPr>
-        <w:t>Scientific Expertise:</w:t>
-      </w:r>
-      <w:r>
-        <w:rPr>
-          <w:bCs/>
-          <w:sz w:val="18"/>
-          <w:szCs w:val="18"/>
-          <w:lang w:val="en-GB" w:bidi="fr-FR"/>
-        </w:rPr>
-        <w:t xml:space="preserve"> Soft Materials (DNA, lipids) &amp; Polymer Science;</w:t>
-      </w:r>
-      <w:r>
-        <w:rPr>
-          <w:bCs/>
-          <w:sz w:val="18"/>
-          <w:szCs w:val="18"/>
-          <w:lang w:val="en-GB" w:bidi="fr-FR"/>
-        </w:rPr>
-        <w:t xml:space="preserve"> </w:t>
-      </w:r>
-      <w:r>
-        <w:rPr>
-          <w:bCs/>
-          <w:sz w:val="18"/>
-          <w:szCs w:val="18"/>
-          <w:lang w:val="en-GB" w:bidi="fr-FR"/>
-        </w:rPr>
-        <w:t>Surface Chemistry &amp; Functionalization; Drug Delivery &amp; Molecular Encapsulation; Analysis Chemistry (Chromatography, Spectroscopy, Microscopy)</w:t>
-      </w:r>
-      <w:r>
-        <w:rPr>
-          <w:bCs/>
-          <w:sz w:val="18"/>
-          <w:szCs w:val="18"/>
-          <w:lang w:val="en-GB" w:bidi="fr-FR"/>
-        </w:rPr>
-        <w:t>;</w:t>
-      </w:r>
-      <w:r>
-        <w:rPr>
-          <w:bCs/>
-          <w:sz w:val="18"/>
-          <w:szCs w:val="18"/>
-          <w:lang w:val="en-GB" w:bidi="fr-FR"/>
-        </w:rPr>
-        <w:t xml:space="preserve"> </w:t>
-      </w:r>
-      <w:r>
-        <w:rPr>
-          <w:bCs/>
-          <w:sz w:val="18"/>
-          <w:szCs w:val="18"/>
-          <w:lang w:val="en-GB" w:bidi="fr-FR"/>
-        </w:rPr>
-        <w:t>Biosensors &amp; Field-Effect Transistors (FETs)</w:t>
-      </w:r>
-      <w:r>
-        <w:rPr>
-          <w:bCs/>
-          <w:sz w:val="18"/>
-          <w:szCs w:val="18"/>
-          <w:lang w:val="en-GB" w:bidi="fr-FR"/>
-        </w:rPr>
-        <w:t>.</w:t>
-      </w:r>
-    </w:p>
-    <w:p>
-      <w:pPr>
-        <w:jc w:val="both"/>
-        <w:rPr>
-          <w:bCs/>
-          <w:sz w:val="18"/>
-          <w:szCs w:val="18"/>
-          <w:lang w:val="en-GB" w:bidi="fr-FR"/>
-        </w:rPr>
-      </w:pPr>
-    </w:p>
-    <w:p>
-      <w:pPr>
-        <w:jc w:val="both"/>
-        <w:rPr>
-          <w:bCs/>
-          <w:sz w:val="18"/>
-          <w:szCs w:val="18"/>
-          <w:lang w:val="en-GB" w:bidi="fr-FR"/>
-        </w:rPr>
-      </w:pPr>
-      <w:r>
-        <w:rPr>
-          <w:b/>
-          <w:sz w:val="18"/>
-          <w:szCs w:val="18"/>
-          <w:lang w:val="en-GB" w:bidi="fr-FR"/>
-        </w:rPr>
-        <w:t>Software Skills:</w:t>
-      </w:r>
-      <w:r>
-        <w:rPr>
-          <w:b/>
-          <w:sz w:val="18"/>
-          <w:szCs w:val="18"/>
-          <w:lang w:val="en-GB" w:bidi="fr-FR"/>
-        </w:rPr>
-        <w:t xml:space="preserve"> </w:t>
-      </w:r>
-      <w:r>
-        <w:rPr>
-          <w:bCs/>
-          <w:sz w:val="18"/>
-          <w:szCs w:val="18"/>
-          <w:lang w:val="en-GB" w:bidi="fr-FR"/>
-        </w:rPr>
-        <w:t>Generative AI for full-stack coding</w:t>
-      </w:r>
-      <w:r>
-        <w:rPr>
-          <w:bCs/>
-          <w:sz w:val="18"/>
-          <w:szCs w:val="18"/>
-          <w:lang w:val="en-GB" w:bidi="fr-FR"/>
-        </w:rPr>
-        <w:t>;</w:t>
-      </w:r>
-      <w:r>
-        <w:rPr>
-          <w:bCs/>
-          <w:sz w:val="18"/>
-          <w:szCs w:val="18"/>
-          <w:lang w:val="en-GB" w:bidi="fr-FR"/>
-        </w:rPr>
-        <w:t xml:space="preserve"> </w:t>
-      </w:r>
-      <w:r>
-        <w:rPr>
-          <w:bCs/>
-          <w:sz w:val="18"/>
-          <w:szCs w:val="18"/>
-          <w:lang w:val="en-GB" w:bidi="fr-FR"/>
-        </w:rPr>
-        <w:t>P</w:t>
-      </w:r>
-      <w:r>
-        <w:rPr>
-          <w:bCs/>
-          <w:sz w:val="18"/>
-          <w:szCs w:val="18"/>
-          <w:lang w:val="en-GB" w:bidi="fr-FR"/>
-        </w:rPr>
-        <w:t>ython script</w:t>
-      </w:r>
-      <w:r>
-        <w:rPr>
-          <w:bCs/>
-          <w:sz w:val="18"/>
-          <w:szCs w:val="18"/>
-          <w:lang w:val="en-GB" w:bidi="fr-FR"/>
-        </w:rPr>
-        <w:t>;</w:t>
-      </w:r>
-      <w:r>
-        <w:rPr>
-          <w:bCs/>
-          <w:sz w:val="18"/>
-          <w:szCs w:val="18"/>
-          <w:lang w:val="en-GB" w:bidi="fr-FR"/>
-        </w:rPr>
-        <w:t xml:space="preserve"> SQL database management</w:t>
-      </w:r>
-      <w:r>
-        <w:rPr>
-          <w:bCs/>
-          <w:sz w:val="18"/>
-          <w:szCs w:val="18"/>
-          <w:lang w:val="en-GB" w:bidi="fr-FR"/>
-        </w:rPr>
-        <w:t>;</w:t>
-      </w:r>
-      <w:r>
-        <w:rPr>
-          <w:bCs/>
-          <w:sz w:val="18"/>
-          <w:szCs w:val="18"/>
-          <w:lang w:val="en-GB" w:bidi="fr-FR"/>
-        </w:rPr>
-        <w:t xml:space="preserve"> Web</w:t>
-      </w:r>
-      <w:r>
-        <w:rPr>
-          <w:bCs/>
-          <w:sz w:val="18"/>
-          <w:szCs w:val="18"/>
-          <w:lang w:val="en-GB" w:bidi="fr-FR"/>
-        </w:rPr>
-        <w:t xml:space="preserve"> </w:t>
-      </w:r>
-      <w:r>
-        <w:rPr>
-          <w:bCs/>
-          <w:sz w:val="18"/>
-          <w:szCs w:val="18"/>
-          <w:lang w:val="en-GB" w:bidi="fr-FR"/>
-        </w:rPr>
-        <w:t>Sockets real-time interactivity</w:t>
-      </w:r>
-      <w:r>
-        <w:rPr>
-          <w:bCs/>
-          <w:sz w:val="18"/>
-          <w:szCs w:val="18"/>
-          <w:lang w:val="en-GB" w:bidi="fr-FR"/>
-        </w:rPr>
-        <w:t>;</w:t>
-      </w:r>
-      <w:r>
-        <w:rPr>
-          <w:bCs/>
-          <w:sz w:val="18"/>
-          <w:szCs w:val="18"/>
-          <w:lang w:val="en-GB" w:bidi="fr-FR"/>
-        </w:rPr>
-        <w:t xml:space="preserve"> Cloud deployment</w:t>
-      </w:r>
-      <w:r>
-        <w:rPr>
-          <w:bCs/>
-          <w:sz w:val="18"/>
-          <w:szCs w:val="18"/>
-          <w:lang w:val="en-GB" w:bidi="fr-FR"/>
-        </w:rPr>
-        <w:t>;</w:t>
-      </w:r>
-      <w:r>
-        <w:rPr>
-          <w:bCs/>
-          <w:sz w:val="18"/>
-          <w:szCs w:val="18"/>
-          <w:lang w:val="en-GB" w:bidi="fr-FR"/>
-        </w:rPr>
-        <w:t xml:space="preserve"> </w:t>
-      </w:r>
-      <w:r>
-        <w:rPr>
-          <w:bCs/>
-          <w:sz w:val="18"/>
-          <w:szCs w:val="18"/>
-          <w:lang w:val="en-GB" w:bidi="fr-FR"/>
-        </w:rPr>
-        <w:t>W</w:t>
-      </w:r>
-      <w:r>
-        <w:rPr>
-          <w:bCs/>
-          <w:sz w:val="18"/>
-          <w:szCs w:val="18"/>
-          <w:lang w:val="en-GB" w:bidi="fr-FR"/>
-        </w:rPr>
-        <w:t>ebsite management</w:t>
-      </w:r>
-      <w:r>
-        <w:rPr>
-          <w:bCs/>
-          <w:sz w:val="18"/>
-          <w:szCs w:val="18"/>
-          <w:lang w:val="en-GB" w:bidi="fr-FR"/>
-        </w:rPr>
-        <w:t>;</w:t>
-      </w:r>
-      <w:r>
-        <w:rPr>
-          <w:bCs/>
-          <w:sz w:val="18"/>
-          <w:szCs w:val="18"/>
-          <w:lang w:val="en-GB" w:bidi="fr-FR"/>
-        </w:rPr>
-        <w:t xml:space="preserve"> JavaScript game development</w:t>
-      </w:r>
-      <w:r>
-        <w:rPr>
-          <w:bCs/>
-          <w:sz w:val="18"/>
-          <w:szCs w:val="18"/>
-          <w:lang w:val="en-GB" w:bidi="fr-FR"/>
-        </w:rPr>
-        <w:t>;</w:t>
-      </w:r>
-      <w:r>
-        <w:rPr>
-          <w:bCs/>
-          <w:sz w:val="18"/>
-          <w:szCs w:val="18"/>
-          <w:lang w:val="en-GB" w:bidi="fr-FR"/>
-        </w:rPr>
-        <w:t xml:space="preserve"> Canva video generation.</w:t>
-      </w:r>
-    </w:p>
-    <w:p>
-      <w:pPr>
-        <w:jc w:val="both"/>
-        <w:rPr>
-          <w:bCs/>
-          <w:sz w:val="18"/>
-          <w:szCs w:val="18"/>
-          <w:lang w:val="en-GB" w:bidi="fr-FR"/>
-        </w:rPr>
-      </w:pPr>
-    </w:p>
-    <w:p>
-      <w:pPr>
-        <w:jc w:val="both"/>
-        <w:rPr>
-          <w:bCs/>
-          <w:sz w:val="18"/>
-          <w:szCs w:val="18"/>
-          <w:lang w:val="en-GB" w:bidi="fr-FR"/>
-        </w:rPr>
-      </w:pPr>
-      <w:r>
-        <w:rPr>
-          <w:b/>
-          <w:sz w:val="18"/>
-          <w:szCs w:val="18"/>
-          <w:lang w:val="en-GB" w:bidi="fr-FR"/>
-        </w:rPr>
-        <w:t>Project Management:</w:t>
-      </w:r>
-      <w:r>
-        <w:rPr>
-          <w:bCs/>
-          <w:sz w:val="18"/>
-          <w:szCs w:val="18"/>
-          <w:lang w:val="en-GB" w:bidi="fr-FR"/>
-        </w:rPr>
-        <w:t xml:space="preserve"> </w:t>
-      </w:r>
-      <w:r>
-        <w:rPr>
-          <w:bCs/>
-          <w:sz w:val="18"/>
-          <w:szCs w:val="18"/>
-          <w:lang w:val="en-GB" w:bidi="fr-FR"/>
-        </w:rPr>
-        <w:t xml:space="preserve">Full lifecycle </w:t>
-      </w:r>
-      <w:r>
-        <w:rPr>
-          <w:bCs/>
-          <w:sz w:val="18"/>
-          <w:szCs w:val="18"/>
-          <w:lang w:val="en-GB" w:bidi="fr-FR"/>
-        </w:rPr>
-        <w:t xml:space="preserve">scientific project </w:t>
-      </w:r>
-      <w:r>
-        <w:rPr>
-          <w:bCs/>
-          <w:sz w:val="18"/>
-          <w:szCs w:val="18"/>
-          <w:lang w:val="en-GB" w:bidi="fr-FR"/>
-        </w:rPr>
-        <w:t xml:space="preserve">management </w:t>
-      </w:r>
-      <w:r>
-        <w:rPr>
-          <w:bCs/>
-          <w:sz w:val="18"/>
-          <w:szCs w:val="18"/>
-          <w:lang w:val="en-GB" w:bidi="fr-FR"/>
-        </w:rPr>
-        <w:t>(</w:t>
-      </w:r>
-      <w:r>
-        <w:rPr>
-          <w:bCs/>
-          <w:sz w:val="18"/>
-          <w:szCs w:val="18"/>
-          <w:lang w:val="en-GB" w:bidi="fr-FR"/>
-        </w:rPr>
-        <w:t>concept to peer-reviewed publication</w:t>
-      </w:r>
-      <w:r>
-        <w:rPr>
-          <w:bCs/>
-          <w:sz w:val="18"/>
-          <w:szCs w:val="18"/>
-          <w:lang w:val="en-GB" w:bidi="fr-FR"/>
-        </w:rPr>
-        <w:t>), Grant writing for f</w:t>
-      </w:r>
-      <w:r>
-        <w:rPr>
-          <w:bCs/>
-          <w:sz w:val="18"/>
-          <w:szCs w:val="18"/>
-          <w:lang w:val="en-GB" w:bidi="fr-FR"/>
-        </w:rPr>
-        <w:t xml:space="preserve">unding </w:t>
-      </w:r>
-      <w:r>
-        <w:rPr>
-          <w:bCs/>
-          <w:sz w:val="18"/>
-          <w:szCs w:val="18"/>
-          <w:lang w:val="en-GB" w:bidi="fr-FR"/>
-        </w:rPr>
-        <w:t>a</w:t>
-      </w:r>
-      <w:r>
-        <w:rPr>
-          <w:bCs/>
-          <w:sz w:val="18"/>
-          <w:szCs w:val="18"/>
-          <w:lang w:val="en-GB" w:bidi="fr-FR"/>
-        </w:rPr>
-        <w:t>cquisition</w:t>
-      </w:r>
-      <w:r>
-        <w:rPr>
-          <w:bCs/>
-          <w:sz w:val="18"/>
-          <w:szCs w:val="18"/>
-          <w:lang w:val="en-GB" w:bidi="fr-FR"/>
-        </w:rPr>
-        <w:t>, Patent</w:t>
-      </w:r>
-      <w:r>
-        <w:rPr>
-          <w:bCs/>
-          <w:sz w:val="18"/>
-          <w:szCs w:val="18"/>
-          <w:lang w:val="en-GB" w:bidi="fr-FR"/>
-        </w:rPr>
-        <w:t xml:space="preserve"> writing, Company creation.</w:t>
-      </w:r>
-    </w:p>
-    <w:p>
-      <w:pPr>
-        <w:jc w:val="both"/>
-        <w:rPr>
-          <w:bCs/>
-          <w:sz w:val="20"/>
-          <w:szCs w:val="20"/>
-          <w:lang w:val="en-GB" w:bidi="fr-FR"/>
-        </w:rPr>
-      </w:pPr>
-    </w:p>
-    <w:p>
-      <w:pPr>
-        <w:jc w:val="both"/>
-        <w:rPr>
-          <w:b/>
+      </w:pPr>
+      <w:r>
+        <w:rPr>
           <w:bCs/>
           <w:sz w:val="22"/>
           <w:szCs w:val="22"/>
-          <w:lang w:val="en-GB"/>
-        </w:rPr>
-      </w:pPr>
-      <w:r>
-        <w:rPr>
-          <w:b/>
+          <w:lang w:val="en-GB" w:bidi="fr-FR"/>
+        </w:rPr>
+        <w:t>Polyvalent and autonomous Ph.D. with entrepreneurship mindset and core expertise in hardware development (</w:t>
+      </w:r>
+      <w:r>
+        <w:rPr>
           <w:bCs/>
           <w:sz w:val="22"/>
           <w:szCs w:val="22"/>
           <w:lang w:val="en-GB" w:bidi="fr-FR"/>
         </w:rPr>
+        <w:t xml:space="preserve">chemical </w:t>
+      </w:r>
+      <w:r>
+        <w:rPr>
+          <w:bCs/>
+          <w:sz w:val="22"/>
+          <w:szCs w:val="22"/>
+          <w:lang w:val="en-GB" w:bidi="fr-FR"/>
+        </w:rPr>
+        <w:t xml:space="preserve">sensors), soft-material and surface chemistry. Soft skills in full-stack application development with vibe-coding.  I have a proven ability to lead complex projects from concept to peer-reviewed publication, secure competitive international funding, and write patents. I now bridge deep science with AI technologies. Most recently, I directed </w:t>
+      </w:r>
+      <w:r>
+        <w:rPr>
+          <w:bCs/>
+          <w:sz w:val="22"/>
+          <w:szCs w:val="22"/>
+          <w:lang w:val="en-GB" w:bidi="fr-FR"/>
+        </w:rPr>
+        <w:t>the deployment of Review Metric</w:t>
+      </w:r>
+      <w:r>
+        <w:rPr>
+          <w:bCs/>
+          <w:sz w:val="22"/>
+          <w:szCs w:val="22"/>
+          <w:lang w:val="en-GB" w:bidi="fr-FR"/>
+        </w:rPr>
+        <w:t>, a multi-</w:t>
+      </w:r>
+      <w:r>
+        <w:rPr>
+          <w:bCs/>
+          <w:sz w:val="22"/>
+          <w:szCs w:val="22"/>
+          <w:lang w:val="en-GB" w:bidi="fr-FR"/>
+        </w:rPr>
+        <w:t xml:space="preserve">AI </w:t>
+      </w:r>
+      <w:r>
+        <w:rPr>
+          <w:bCs/>
+          <w:sz w:val="22"/>
+          <w:szCs w:val="22"/>
+          <w:lang w:val="en-GB" w:bidi="fr-FR"/>
+        </w:rPr>
+        <w:t>agent platform for automated scientific peer-review. I am seeking to apply this unique blend of scientific expertise and AI product development to solve high-impact challenges</w:t>
+      </w:r>
+      <w:r>
+        <w:rPr>
+          <w:bCs/>
+          <w:sz w:val="22"/>
+          <w:szCs w:val="22"/>
+          <w:lang w:val="en-GB" w:bidi="fr-FR"/>
+        </w:rPr>
+        <w:t xml:space="preserve"> in </w:t>
+      </w:r>
+      <w:r>
+        <w:rPr>
+          <w:bCs/>
+          <w:sz w:val="22"/>
+          <w:szCs w:val="22"/>
+          <w:lang w:val="en-GB" w:bidi="fr-FR"/>
+        </w:rPr>
+        <w:t>the world</w:t>
+      </w:r>
+      <w:r>
+        <w:rPr>
+          <w:bCs/>
+          <w:sz w:val="22"/>
+          <w:szCs w:val="22"/>
+          <w:lang w:val="en-GB" w:bidi="fr-FR"/>
+        </w:rPr>
+        <w:t>.</w:t>
+      </w:r>
+    </w:p>
+    <w:p>
+      <w:pPr>
+        <w:jc w:val="both"/>
+        <w:rPr>
+          <w:bCs/>
+          <w:sz w:val="22"/>
+          <w:szCs w:val="22"/>
+          <w:lang w:val="en-GB" w:bidi="fr-FR"/>
+        </w:rPr>
+      </w:pPr>
+    </w:p>
+    <w:p>
+      <w:pPr>
+        <w:jc w:val="both"/>
+        <w:rPr>
+          <w:b/>
+          <w:lang w:val="en-GB" w:bidi="fr-FR"/>
+        </w:rPr>
+      </w:pPr>
+      <w:r>
+        <w:rPr>
+          <w:b/>
+          <w:lang w:val="en-GB" w:bidi="fr-FR"/>
+        </w:rPr>
+        <w:t xml:space="preserve">CORE COMPETENCIES </w:t>
+      </w:r>
+    </w:p>
+    <w:p>
+      <w:pPr>
+        <w:jc w:val="both"/>
+        <w:rPr>
+          <w:bCs/>
+          <w:sz w:val="22"/>
+          <w:szCs w:val="22"/>
+          <w:lang w:val="en-GB" w:bidi="fr-FR"/>
+        </w:rPr>
+      </w:pPr>
+    </w:p>
+    <w:p>
+      <w:pPr>
+        <w:jc w:val="both"/>
+        <w:rPr>
+          <w:bCs/>
+          <w:sz w:val="20"/>
+          <w:szCs w:val="20"/>
+          <w:u w:val="single"/>
+          <w:lang w:val="en-GB" w:bidi="fr-FR"/>
+        </w:rPr>
+      </w:pPr>
+      <w:r>
+        <w:rPr>
+          <w:b/>
+          <w:sz w:val="20"/>
+          <w:szCs w:val="20"/>
+          <w:lang w:val="en-GB" w:bidi="fr-FR"/>
+        </w:rPr>
+        <w:t>Scientific Expertise:</w:t>
+      </w:r>
+      <w:r>
+        <w:rPr>
+          <w:bCs/>
+          <w:sz w:val="20"/>
+          <w:szCs w:val="20"/>
+          <w:lang w:val="en-GB" w:bidi="fr-FR"/>
+        </w:rPr>
+        <w:t xml:space="preserve"> Soft Materials (DNA, lipids) &amp; Polymer Science; </w:t>
+      </w:r>
+      <w:r>
+        <w:rPr>
+          <w:bCs/>
+          <w:sz w:val="20"/>
+          <w:szCs w:val="20"/>
+          <w:lang w:val="en-GB" w:bidi="fr-FR"/>
+        </w:rPr>
+        <w:t>Surface Chemistry &amp; Functionalization; Drug Delivery &amp; Molecular Encapsulation; Analysis Chemistry (Chromatography, Spectroscopy, Microscopy)</w:t>
+      </w:r>
+      <w:r>
+        <w:rPr>
+          <w:bCs/>
+          <w:sz w:val="20"/>
+          <w:szCs w:val="20"/>
+          <w:lang w:val="en-GB" w:bidi="fr-FR"/>
+        </w:rPr>
+        <w:t>;</w:t>
+      </w:r>
+      <w:r>
+        <w:rPr>
+          <w:bCs/>
+          <w:sz w:val="20"/>
+          <w:szCs w:val="20"/>
+          <w:lang w:val="en-GB" w:bidi="fr-FR"/>
+        </w:rPr>
+        <w:t xml:space="preserve"> Biosensors &amp; Field-Effect Transistors (FETs)</w:t>
+      </w:r>
+      <w:r>
+        <w:rPr>
+          <w:bCs/>
+          <w:sz w:val="20"/>
+          <w:szCs w:val="20"/>
+          <w:lang w:val="en-GB" w:bidi="fr-FR"/>
+        </w:rPr>
+        <w:t>.</w:t>
+      </w:r>
+    </w:p>
+    <w:p>
+      <w:pPr>
+        <w:jc w:val="both"/>
+        <w:rPr>
+          <w:bCs/>
+          <w:sz w:val="20"/>
+          <w:szCs w:val="20"/>
+          <w:lang w:val="en-GB" w:bidi="fr-FR"/>
+        </w:rPr>
+      </w:pPr>
+    </w:p>
+    <w:p>
+      <w:pPr>
+        <w:jc w:val="both"/>
+        <w:rPr>
+          <w:bCs/>
+          <w:sz w:val="20"/>
+          <w:szCs w:val="20"/>
+          <w:lang w:val="en-GB" w:bidi="fr-FR"/>
+        </w:rPr>
+      </w:pPr>
+      <w:r>
+        <w:rPr>
+          <w:b/>
+          <w:sz w:val="20"/>
+          <w:szCs w:val="20"/>
+          <w:lang w:val="en-GB" w:bidi="fr-FR"/>
+        </w:rPr>
+        <w:t>Software Skills:</w:t>
+      </w:r>
+      <w:r>
+        <w:rPr>
+          <w:b/>
+          <w:sz w:val="20"/>
+          <w:szCs w:val="20"/>
+          <w:lang w:val="en-GB" w:bidi="fr-FR"/>
+        </w:rPr>
+        <w:t xml:space="preserve"> </w:t>
+      </w:r>
+      <w:r>
+        <w:rPr>
+          <w:bCs/>
+          <w:sz w:val="20"/>
+          <w:szCs w:val="20"/>
+          <w:lang w:val="en-GB" w:bidi="fr-FR"/>
+        </w:rPr>
+        <w:t>F</w:t>
+      </w:r>
+      <w:r>
+        <w:rPr>
+          <w:bCs/>
+          <w:sz w:val="20"/>
+          <w:szCs w:val="20"/>
+          <w:lang w:val="en-GB" w:bidi="fr-FR"/>
+        </w:rPr>
+        <w:t>ull-stack</w:t>
+      </w:r>
+      <w:r>
+        <w:rPr>
+          <w:bCs/>
+          <w:sz w:val="20"/>
+          <w:szCs w:val="20"/>
+          <w:lang w:val="en-GB" w:bidi="fr-FR"/>
+        </w:rPr>
+        <w:t xml:space="preserve"> vibe</w:t>
+      </w:r>
+      <w:r>
+        <w:rPr>
+          <w:bCs/>
+          <w:sz w:val="20"/>
+          <w:szCs w:val="20"/>
+          <w:lang w:val="en-GB" w:bidi="fr-FR"/>
+        </w:rPr>
+        <w:t xml:space="preserve"> coding</w:t>
+      </w:r>
+      <w:r>
+        <w:rPr>
+          <w:bCs/>
+          <w:sz w:val="20"/>
+          <w:szCs w:val="20"/>
+          <w:lang w:val="en-GB" w:bidi="fr-FR"/>
+        </w:rPr>
+        <w:t>;</w:t>
+      </w:r>
+      <w:r>
+        <w:rPr>
+          <w:bCs/>
+          <w:sz w:val="20"/>
+          <w:szCs w:val="20"/>
+          <w:lang w:val="en-GB" w:bidi="fr-FR"/>
+        </w:rPr>
+        <w:t xml:space="preserve"> </w:t>
+      </w:r>
+      <w:r>
+        <w:rPr>
+          <w:bCs/>
+          <w:sz w:val="20"/>
+          <w:szCs w:val="20"/>
+          <w:lang w:val="en-GB" w:bidi="fr-FR"/>
+        </w:rPr>
+        <w:t>P</w:t>
+      </w:r>
+      <w:r>
+        <w:rPr>
+          <w:bCs/>
+          <w:sz w:val="20"/>
+          <w:szCs w:val="20"/>
+          <w:lang w:val="en-GB" w:bidi="fr-FR"/>
+        </w:rPr>
+        <w:t>ython script</w:t>
+      </w:r>
+      <w:r>
+        <w:rPr>
+          <w:bCs/>
+          <w:sz w:val="20"/>
+          <w:szCs w:val="20"/>
+          <w:lang w:val="en-GB" w:bidi="fr-FR"/>
+        </w:rPr>
+        <w:t>;</w:t>
+      </w:r>
+      <w:r>
+        <w:rPr>
+          <w:bCs/>
+          <w:sz w:val="20"/>
+          <w:szCs w:val="20"/>
+          <w:lang w:val="en-GB" w:bidi="fr-FR"/>
+        </w:rPr>
+        <w:t xml:space="preserve"> SQL database management</w:t>
+      </w:r>
+      <w:r>
+        <w:rPr>
+          <w:bCs/>
+          <w:sz w:val="20"/>
+          <w:szCs w:val="20"/>
+          <w:lang w:val="en-GB" w:bidi="fr-FR"/>
+        </w:rPr>
+        <w:t>;</w:t>
+      </w:r>
+      <w:r>
+        <w:rPr>
+          <w:bCs/>
+          <w:sz w:val="20"/>
+          <w:szCs w:val="20"/>
+          <w:lang w:val="en-GB" w:bidi="fr-FR"/>
+        </w:rPr>
+        <w:t xml:space="preserve"> Web</w:t>
+      </w:r>
+      <w:r>
+        <w:rPr>
+          <w:bCs/>
+          <w:sz w:val="20"/>
+          <w:szCs w:val="20"/>
+          <w:lang w:val="en-GB" w:bidi="fr-FR"/>
+        </w:rPr>
+        <w:t xml:space="preserve"> </w:t>
+      </w:r>
+      <w:r>
+        <w:rPr>
+          <w:bCs/>
+          <w:sz w:val="20"/>
+          <w:szCs w:val="20"/>
+          <w:lang w:val="en-GB" w:bidi="fr-FR"/>
+        </w:rPr>
+        <w:t>Sockets real-time interactivity</w:t>
+      </w:r>
+      <w:r>
+        <w:rPr>
+          <w:bCs/>
+          <w:sz w:val="20"/>
+          <w:szCs w:val="20"/>
+          <w:lang w:val="en-GB" w:bidi="fr-FR"/>
+        </w:rPr>
+        <w:t>;</w:t>
+      </w:r>
+      <w:r>
+        <w:rPr>
+          <w:bCs/>
+          <w:sz w:val="20"/>
+          <w:szCs w:val="20"/>
+          <w:lang w:val="en-GB" w:bidi="fr-FR"/>
+        </w:rPr>
+        <w:t xml:space="preserve"> Cloud deployment</w:t>
+      </w:r>
+      <w:r>
+        <w:rPr>
+          <w:bCs/>
+          <w:sz w:val="20"/>
+          <w:szCs w:val="20"/>
+          <w:lang w:val="en-GB" w:bidi="fr-FR"/>
+        </w:rPr>
+        <w:t>;</w:t>
+      </w:r>
+      <w:r>
+        <w:rPr>
+          <w:bCs/>
+          <w:sz w:val="20"/>
+          <w:szCs w:val="20"/>
+          <w:lang w:val="en-GB" w:bidi="fr-FR"/>
+        </w:rPr>
+        <w:t xml:space="preserve"> </w:t>
+      </w:r>
+      <w:r>
+        <w:rPr>
+          <w:bCs/>
+          <w:sz w:val="20"/>
+          <w:szCs w:val="20"/>
+          <w:lang w:val="en-GB" w:bidi="fr-FR"/>
+        </w:rPr>
+        <w:t>W</w:t>
+      </w:r>
+      <w:r>
+        <w:rPr>
+          <w:bCs/>
+          <w:sz w:val="20"/>
+          <w:szCs w:val="20"/>
+          <w:lang w:val="en-GB" w:bidi="fr-FR"/>
+        </w:rPr>
+        <w:t>ebsite management</w:t>
+      </w:r>
+      <w:r>
+        <w:rPr>
+          <w:bCs/>
+          <w:sz w:val="20"/>
+          <w:szCs w:val="20"/>
+          <w:lang w:val="en-GB" w:bidi="fr-FR"/>
+        </w:rPr>
+        <w:t>;</w:t>
+      </w:r>
+      <w:r>
+        <w:rPr>
+          <w:bCs/>
+          <w:sz w:val="20"/>
+          <w:szCs w:val="20"/>
+          <w:lang w:val="en-GB" w:bidi="fr-FR"/>
+        </w:rPr>
+        <w:t xml:space="preserve"> JavaScript game development</w:t>
+      </w:r>
+      <w:r>
+        <w:rPr>
+          <w:bCs/>
+          <w:sz w:val="20"/>
+          <w:szCs w:val="20"/>
+          <w:lang w:val="en-GB" w:bidi="fr-FR"/>
+        </w:rPr>
+        <w:t>;</w:t>
+      </w:r>
+      <w:r>
+        <w:rPr>
+          <w:bCs/>
+          <w:sz w:val="20"/>
+          <w:szCs w:val="20"/>
+          <w:lang w:val="en-GB" w:bidi="fr-FR"/>
+        </w:rPr>
+        <w:t xml:space="preserve"> Mobile App development</w:t>
+      </w:r>
+      <w:r>
+        <w:rPr>
+          <w:bCs/>
+          <w:sz w:val="20"/>
+          <w:szCs w:val="20"/>
+          <w:lang w:val="en-GB" w:bidi="fr-FR"/>
+        </w:rPr>
+        <w:t xml:space="preserve"> Canva video generation.</w:t>
+      </w:r>
+    </w:p>
+    <w:p>
+      <w:pPr>
+        <w:jc w:val="both"/>
+        <w:rPr>
+          <w:bCs/>
+          <w:sz w:val="20"/>
+          <w:szCs w:val="20"/>
+          <w:lang w:val="en-GB" w:bidi="fr-FR"/>
+        </w:rPr>
+      </w:pPr>
+    </w:p>
+    <w:p>
+      <w:pPr>
+        <w:jc w:val="both"/>
+        <w:rPr>
+          <w:bCs/>
+          <w:sz w:val="20"/>
+          <w:szCs w:val="20"/>
+          <w:lang w:val="en-GB" w:bidi="fr-FR"/>
+        </w:rPr>
+      </w:pPr>
+      <w:r>
+        <w:rPr>
+          <w:b/>
+          <w:sz w:val="20"/>
+          <w:szCs w:val="20"/>
+          <w:lang w:val="en-GB" w:bidi="fr-FR"/>
+        </w:rPr>
+        <w:t>Project Management:</w:t>
+      </w:r>
+      <w:r>
+        <w:rPr>
+          <w:bCs/>
+          <w:sz w:val="20"/>
+          <w:szCs w:val="20"/>
+          <w:lang w:val="en-GB" w:bidi="fr-FR"/>
+        </w:rPr>
+        <w:t xml:space="preserve"> </w:t>
+      </w:r>
+      <w:r>
+        <w:rPr>
+          <w:bCs/>
+          <w:sz w:val="20"/>
+          <w:szCs w:val="20"/>
+          <w:lang w:val="en-GB" w:bidi="fr-FR"/>
+        </w:rPr>
+        <w:t xml:space="preserve">Full lifecycle </w:t>
+      </w:r>
+      <w:r>
+        <w:rPr>
+          <w:bCs/>
+          <w:sz w:val="20"/>
+          <w:szCs w:val="20"/>
+          <w:lang w:val="en-GB" w:bidi="fr-FR"/>
+        </w:rPr>
+        <w:t xml:space="preserve">scientific project </w:t>
+      </w:r>
+      <w:r>
+        <w:rPr>
+          <w:bCs/>
+          <w:sz w:val="20"/>
+          <w:szCs w:val="20"/>
+          <w:lang w:val="en-GB" w:bidi="fr-FR"/>
+        </w:rPr>
+        <w:t xml:space="preserve">management </w:t>
+      </w:r>
+      <w:r>
+        <w:rPr>
+          <w:bCs/>
+          <w:sz w:val="20"/>
+          <w:szCs w:val="20"/>
+          <w:lang w:val="en-GB" w:bidi="fr-FR"/>
+        </w:rPr>
+        <w:t>(</w:t>
+      </w:r>
+      <w:r>
+        <w:rPr>
+          <w:bCs/>
+          <w:sz w:val="20"/>
+          <w:szCs w:val="20"/>
+          <w:lang w:val="en-GB" w:bidi="fr-FR"/>
+        </w:rPr>
+        <w:t>concept to peer-reviewed publication</w:t>
+      </w:r>
+      <w:r>
+        <w:rPr>
+          <w:bCs/>
+          <w:sz w:val="20"/>
+          <w:szCs w:val="20"/>
+          <w:lang w:val="en-GB" w:bidi="fr-FR"/>
+        </w:rPr>
+        <w:t>), Grant writing for f</w:t>
+      </w:r>
+      <w:r>
+        <w:rPr>
+          <w:bCs/>
+          <w:sz w:val="20"/>
+          <w:szCs w:val="20"/>
+          <w:lang w:val="en-GB" w:bidi="fr-FR"/>
+        </w:rPr>
+        <w:t xml:space="preserve">unding </w:t>
+      </w:r>
+      <w:r>
+        <w:rPr>
+          <w:bCs/>
+          <w:sz w:val="20"/>
+          <w:szCs w:val="20"/>
+          <w:lang w:val="en-GB" w:bidi="fr-FR"/>
+        </w:rPr>
+        <w:t>a</w:t>
+      </w:r>
+      <w:r>
+        <w:rPr>
+          <w:bCs/>
+          <w:sz w:val="20"/>
+          <w:szCs w:val="20"/>
+          <w:lang w:val="en-GB" w:bidi="fr-FR"/>
+        </w:rPr>
+        <w:t>cquisition</w:t>
+      </w:r>
+      <w:r>
+        <w:rPr>
+          <w:bCs/>
+          <w:sz w:val="20"/>
+          <w:szCs w:val="20"/>
+          <w:lang w:val="en-GB" w:bidi="fr-FR"/>
+        </w:rPr>
+        <w:t>, Patent</w:t>
+      </w:r>
+      <w:r>
+        <w:rPr>
+          <w:bCs/>
+          <w:sz w:val="20"/>
+          <w:szCs w:val="20"/>
+          <w:lang w:val="en-GB" w:bidi="fr-FR"/>
+        </w:rPr>
+        <w:t xml:space="preserve"> writing, Company creation.</w:t>
+      </w:r>
+    </w:p>
+    <w:p>
+      <w:pPr>
+        <w:jc w:val="both"/>
+        <w:rPr>
+          <w:bCs/>
+          <w:sz w:val="22"/>
+          <w:szCs w:val="22"/>
+          <w:lang w:val="en-GB" w:bidi="fr-FR"/>
+        </w:rPr>
+      </w:pPr>
+    </w:p>
+    <w:p>
+      <w:pPr>
+        <w:jc w:val="both"/>
+        <w:rPr>
+          <w:b/>
+          <w:bCs/>
+          <w:lang w:val="en-GB"/>
+        </w:rPr>
+      </w:pPr>
+      <w:r>
+        <w:rPr>
+          <w:b/>
+          <w:bCs/>
+          <w:lang w:val="en-GB" w:bidi="fr-FR"/>
+        </w:rPr>
         <w:t>RESEARCH EXPERIENCE</w:t>
       </w:r>
     </w:p>
@@ -966,27 +1034,27 @@
         <w:jc w:val="both"/>
         <w:rPr>
           <w:b/>
-          <w:sz w:val="20"/>
-          <w:szCs w:val="20"/>
-          <w:lang w:val="en-GB" w:bidi="fr-FR"/>
-        </w:rPr>
-      </w:pPr>
-    </w:p>
-    <w:p>
-      <w:pPr>
-        <w:jc w:val="both"/>
-        <w:rPr>
-          <w:b/>
-          <w:sz w:val="18"/>
-          <w:szCs w:val="18"/>
-          <w:lang w:val="en-GB" w:bidi="fr-FR"/>
-        </w:rPr>
-      </w:pPr>
-      <w:r>
-        <w:rPr>
-          <w:b/>
-          <w:sz w:val="18"/>
-          <w:szCs w:val="18"/>
+          <w:sz w:val="22"/>
+          <w:szCs w:val="22"/>
+          <w:lang w:val="en-GB" w:bidi="fr-FR"/>
+        </w:rPr>
+      </w:pPr>
+    </w:p>
+    <w:p>
+      <w:pPr>
+        <w:jc w:val="both"/>
+        <w:rPr>
+          <w:b/>
+          <w:sz w:val="20"/>
+          <w:szCs w:val="20"/>
+          <w:lang w:val="en-GB" w:bidi="fr-FR"/>
+        </w:rPr>
+      </w:pPr>
+      <w:r>
+        <w:rPr>
+          <w:b/>
+          <w:sz w:val="20"/>
+          <w:szCs w:val="20"/>
           <w:lang w:val="en-GB" w:bidi="fr-FR"/>
         </w:rPr>
         <w:t>Researcher (</w:t>
@@ -994,8 +1062,8 @@
       <w:r>
         <w:rPr>
           <w:b/>
-          <w:sz w:val="18"/>
-          <w:szCs w:val="18"/>
+          <w:sz w:val="20"/>
+          <w:szCs w:val="20"/>
           <w:lang w:val="en-GB" w:bidi="fr-FR"/>
         </w:rPr>
         <w:t xml:space="preserve">JSPS </w:t>
@@ -1003,8 +1071,8 @@
       <w:r>
         <w:rPr>
           <w:b/>
-          <w:sz w:val="18"/>
-          <w:szCs w:val="18"/>
+          <w:sz w:val="20"/>
+          <w:szCs w:val="20"/>
           <w:lang w:val="en-GB" w:bidi="fr-FR"/>
         </w:rPr>
         <w:t xml:space="preserve">Postdoc </w:t>
@@ -1012,8 +1080,8 @@
       <w:r>
         <w:rPr>
           <w:b/>
-          <w:sz w:val="18"/>
-          <w:szCs w:val="18"/>
+          <w:sz w:val="20"/>
+          <w:szCs w:val="20"/>
           <w:lang w:val="en-GB" w:bidi="fr-FR"/>
         </w:rPr>
         <w:t>Fellowship</w:t>
@@ -1021,8 +1089,8 @@
       <w:r>
         <w:rPr>
           <w:b/>
-          <w:sz w:val="18"/>
-          <w:szCs w:val="18"/>
+          <w:sz w:val="20"/>
+          <w:szCs w:val="20"/>
           <w:lang w:val="en-GB" w:bidi="fr-FR"/>
         </w:rPr>
         <w:t xml:space="preserve"> and Invited Researcher</w:t>
@@ -1030,8 +1098,8 @@
       <w:r>
         <w:rPr>
           <w:b/>
-          <w:sz w:val="18"/>
-          <w:szCs w:val="18"/>
+          <w:sz w:val="20"/>
+          <w:szCs w:val="20"/>
           <w:lang w:val="en-GB" w:bidi="fr-FR"/>
         </w:rPr>
         <w:t>) at NIMS</w:t>
@@ -1039,8 +1107,8 @@
       <w:r>
         <w:rPr>
           <w:bCs/>
-          <w:sz w:val="18"/>
-          <w:szCs w:val="18"/>
+          <w:sz w:val="20"/>
+          <w:szCs w:val="20"/>
           <w:lang w:val="en-GB" w:bidi="fr-FR"/>
         </w:rPr>
         <w:t>, Tsukuba, Japan, 04/</w:t>
@@ -1050,8 +1118,8 @@
           <w:bCs/>
           <w:i/>
           <w:iCs/>
-          <w:sz w:val="18"/>
-          <w:szCs w:val="18"/>
+          <w:sz w:val="20"/>
+          <w:szCs w:val="20"/>
           <w:lang w:val="en-GB" w:bidi="fr-FR"/>
         </w:rPr>
         <w:t>2022 – 04/202</w:t>
@@ -1061,8 +1129,8 @@
           <w:bCs/>
           <w:i/>
           <w:iCs/>
-          <w:sz w:val="18"/>
-          <w:szCs w:val="18"/>
+          <w:sz w:val="20"/>
+          <w:szCs w:val="20"/>
           <w:lang w:val="en-GB" w:bidi="fr-FR"/>
         </w:rPr>
         <w:t>5</w:t>
@@ -1073,16 +1141,16 @@
         <w:jc w:val="both"/>
         <w:rPr>
           <w:bCs/>
-          <w:sz w:val="18"/>
-          <w:szCs w:val="18"/>
-          <w:lang w:val="en-GB" w:bidi="fr-FR"/>
-        </w:rPr>
-      </w:pPr>
-      <w:r>
-        <w:rPr>
-          <w:bCs/>
-          <w:sz w:val="18"/>
-          <w:szCs w:val="18"/>
+          <w:sz w:val="20"/>
+          <w:szCs w:val="20"/>
+          <w:lang w:val="en-GB" w:bidi="fr-FR"/>
+        </w:rPr>
+      </w:pPr>
+      <w:r>
+        <w:rPr>
+          <w:bCs/>
+          <w:sz w:val="20"/>
+          <w:szCs w:val="20"/>
           <w:lang w:val="en-GB" w:bidi="fr-FR"/>
         </w:rPr>
         <w:t xml:space="preserve">Supervisor: </w:t>
@@ -1091,8 +1159,8 @@
       <w:r>
         <w:rPr>
           <w:bCs/>
-          <w:sz w:val="18"/>
-          <w:szCs w:val="18"/>
+          <w:sz w:val="20"/>
+          <w:szCs w:val="20"/>
           <w:lang w:val="en-GB" w:bidi="fr-FR"/>
         </w:rPr>
         <w:t>Dr.</w:t>
@@ -1101,8 +1169,8 @@
       <w:r>
         <w:rPr>
           <w:bCs/>
-          <w:sz w:val="18"/>
-          <w:szCs w:val="18"/>
+          <w:sz w:val="20"/>
+          <w:szCs w:val="20"/>
           <w:lang w:val="en-GB" w:bidi="fr-FR"/>
         </w:rPr>
         <w:t xml:space="preserve"> Jonathan </w:t>
@@ -1112,8 +1180,8 @@
       <w:r>
         <w:rPr>
           <w:bCs/>
-          <w:sz w:val="18"/>
-          <w:szCs w:val="18"/>
+          <w:sz w:val="20"/>
+          <w:szCs w:val="20"/>
           <w:lang w:val="en-GB" w:bidi="fr-FR"/>
         </w:rPr>
         <w:t>P.Hill</w:t>
@@ -1126,16 +1194,16 @@
         <w:jc w:val="both"/>
         <w:rPr>
           <w:bCs/>
-          <w:sz w:val="18"/>
-          <w:szCs w:val="18"/>
-          <w:lang w:val="en-GB" w:bidi="fr-FR"/>
-        </w:rPr>
-      </w:pPr>
-      <w:r>
-        <w:rPr>
-          <w:bCs/>
-          <w:sz w:val="18"/>
-          <w:szCs w:val="18"/>
+          <w:sz w:val="20"/>
+          <w:szCs w:val="20"/>
+          <w:lang w:val="en-GB" w:bidi="fr-FR"/>
+        </w:rPr>
+      </w:pPr>
+      <w:r>
+        <w:rPr>
+          <w:bCs/>
+          <w:sz w:val="20"/>
+          <w:szCs w:val="20"/>
           <w:u w:val="single"/>
           <w:lang w:val="en-GB" w:bidi="fr-FR"/>
         </w:rPr>
@@ -1144,8 +1212,8 @@
       <w:r>
         <w:rPr>
           <w:bCs/>
-          <w:sz w:val="18"/>
-          <w:szCs w:val="18"/>
+          <w:sz w:val="20"/>
+          <w:szCs w:val="20"/>
           <w:lang w:val="en-GB" w:bidi="fr-FR"/>
         </w:rPr>
         <w:t xml:space="preserve"> Secured a highly competitive ¥3M JSPS Postdoctoral Fellowship to pioneer the use of DNA Field-Effect Transistors (DNA-FETs) for data storage applications. Managed the full research lifecycle, resulting in corresponding-author publications and patent filing. Invited Researcher from January to April 2025 to work on research initiatives in DNA-based 2D materials and drug delivery systems.</w:t>
@@ -1156,8 +1224,8 @@
         <w:jc w:val="both"/>
         <w:rPr>
           <w:b/>
-          <w:sz w:val="18"/>
-          <w:szCs w:val="18"/>
+          <w:sz w:val="20"/>
+          <w:szCs w:val="20"/>
           <w:lang w:val="en-GB" w:bidi="fr-FR"/>
         </w:rPr>
       </w:pPr>
@@ -1168,16 +1236,16 @@
         <w:rPr>
           <w:i/>
           <w:iCs/>
-          <w:sz w:val="18"/>
-          <w:szCs w:val="18"/>
+          <w:sz w:val="20"/>
+          <w:szCs w:val="20"/>
           <w:lang w:val="en-GB"/>
         </w:rPr>
       </w:pPr>
       <w:r>
         <w:rPr>
           <w:b/>
-          <w:sz w:val="18"/>
-          <w:szCs w:val="18"/>
+          <w:sz w:val="20"/>
+          <w:szCs w:val="20"/>
           <w:lang w:val="en-GB" w:bidi="fr-FR"/>
         </w:rPr>
         <w:t xml:space="preserve">Junior Researcher (PhD) at </w:t>
@@ -1186,8 +1254,8 @@
       <w:r>
         <w:rPr>
           <w:b/>
-          <w:sz w:val="18"/>
-          <w:szCs w:val="18"/>
+          <w:sz w:val="20"/>
+          <w:szCs w:val="20"/>
           <w:lang w:val="en-GB" w:bidi="fr-FR"/>
         </w:rPr>
         <w:t>CINaM</w:t>
@@ -1195,8 +1263,8 @@
       <w:proofErr w:type="spellEnd"/>
       <w:r>
         <w:rPr>
-          <w:sz w:val="18"/>
-          <w:szCs w:val="18"/>
+          <w:sz w:val="20"/>
+          <w:szCs w:val="20"/>
           <w:lang w:val="en-GB" w:bidi="fr-FR"/>
         </w:rPr>
         <w:t>, Marseille, France, 03/</w:t>
@@ -1205,8 +1273,8 @@
         <w:rPr>
           <w:i/>
           <w:iCs/>
-          <w:sz w:val="18"/>
-          <w:szCs w:val="18"/>
+          <w:sz w:val="20"/>
+          <w:szCs w:val="20"/>
           <w:lang w:val="en-GB" w:bidi="fr-FR"/>
         </w:rPr>
         <w:t>2017</w:t>
@@ -1216,8 +1284,8 @@
           <w:bCs/>
           <w:i/>
           <w:iCs/>
-          <w:sz w:val="18"/>
-          <w:szCs w:val="18"/>
+          <w:sz w:val="20"/>
+          <w:szCs w:val="20"/>
           <w:lang w:val="en-GB" w:bidi="fr-FR"/>
         </w:rPr>
         <w:t xml:space="preserve"> – 05/</w:t>
@@ -1226,8 +1294,8 @@
         <w:rPr>
           <w:i/>
           <w:iCs/>
-          <w:sz w:val="18"/>
-          <w:szCs w:val="18"/>
+          <w:sz w:val="20"/>
+          <w:szCs w:val="20"/>
           <w:lang w:val="en-GB" w:bidi="fr-FR"/>
         </w:rPr>
         <w:t>2020</w:t>
@@ -1237,15 +1305,15 @@
       <w:pPr>
         <w:jc w:val="both"/>
         <w:rPr>
-          <w:sz w:val="18"/>
-          <w:szCs w:val="18"/>
-          <w:lang w:val="en-GB" w:bidi="fr-FR"/>
-        </w:rPr>
-      </w:pPr>
-      <w:r>
-        <w:rPr>
-          <w:sz w:val="18"/>
-          <w:szCs w:val="18"/>
+          <w:sz w:val="20"/>
+          <w:szCs w:val="20"/>
+          <w:lang w:val="en-GB" w:bidi="fr-FR"/>
+        </w:rPr>
+      </w:pPr>
+      <w:r>
+        <w:rPr>
+          <w:sz w:val="20"/>
+          <w:szCs w:val="20"/>
           <w:lang w:val="en-GB" w:bidi="fr-FR"/>
         </w:rPr>
         <w:t xml:space="preserve">Supervisors: </w:t>
@@ -1253,8 +1321,8 @@
       <w:proofErr w:type="spellStart"/>
       <w:r>
         <w:rPr>
-          <w:sz w:val="18"/>
-          <w:szCs w:val="18"/>
+          <w:sz w:val="20"/>
+          <w:szCs w:val="20"/>
           <w:lang w:val="en-GB" w:bidi="fr-FR"/>
         </w:rPr>
         <w:t>Dr.</w:t>
@@ -1262,8 +1330,8 @@
       <w:proofErr w:type="spellEnd"/>
       <w:r>
         <w:rPr>
-          <w:sz w:val="18"/>
-          <w:szCs w:val="18"/>
+          <w:sz w:val="20"/>
+          <w:szCs w:val="20"/>
           <w:lang w:val="en-GB" w:bidi="fr-FR"/>
         </w:rPr>
         <w:t xml:space="preserve"> Charrier and Prof. Raimundo</w:t>
@@ -1273,15 +1341,15 @@
       <w:pPr>
         <w:jc w:val="both"/>
         <w:rPr>
-          <w:sz w:val="18"/>
-          <w:szCs w:val="18"/>
+          <w:sz w:val="20"/>
+          <w:szCs w:val="20"/>
           <w:lang w:val="en-GB"/>
         </w:rPr>
       </w:pPr>
       <w:r>
         <w:rPr>
-          <w:sz w:val="18"/>
-          <w:szCs w:val="18"/>
+          <w:sz w:val="20"/>
+          <w:szCs w:val="20"/>
           <w:u w:val="single"/>
           <w:lang w:val="en-GB" w:bidi="fr-FR"/>
         </w:rPr>
@@ -1289,8 +1357,8 @@
       </w:r>
       <w:r>
         <w:rPr>
-          <w:sz w:val="18"/>
-          <w:szCs w:val="18"/>
+          <w:sz w:val="20"/>
+          <w:szCs w:val="20"/>
           <w:lang w:val="en-GB" w:bidi="fr-FR"/>
         </w:rPr>
         <w:t xml:space="preserve"> I developed </w:t>
@@ -1298,8 +1366,8 @@
       <w:proofErr w:type="spellStart"/>
       <w:r>
         <w:rPr>
-          <w:sz w:val="18"/>
-          <w:szCs w:val="18"/>
+          <w:sz w:val="20"/>
+          <w:szCs w:val="20"/>
           <w:lang w:val="en-GB" w:bidi="fr-FR"/>
         </w:rPr>
         <w:t>cesium</w:t>
@@ -1307,24 +1375,24 @@
       <w:proofErr w:type="spellEnd"/>
       <w:r>
         <w:rPr>
-          <w:sz w:val="18"/>
-          <w:szCs w:val="18"/>
+          <w:sz w:val="20"/>
+          <w:szCs w:val="20"/>
           <w:lang w:val="en-GB" w:bidi="fr-FR"/>
         </w:rPr>
         <w:t xml:space="preserve"> sensor working in seawater for radioactive pollution purpose.</w:t>
       </w:r>
       <w:r>
         <w:rPr>
-          <w:sz w:val="18"/>
-          <w:szCs w:val="18"/>
+          <w:sz w:val="20"/>
+          <w:szCs w:val="20"/>
           <w:lang w:val="en-GB"/>
         </w:rPr>
         <w:t xml:space="preserve"> </w:t>
       </w:r>
       <w:r>
         <w:rPr>
-          <w:sz w:val="18"/>
-          <w:szCs w:val="18"/>
+          <w:sz w:val="20"/>
+          <w:szCs w:val="20"/>
           <w:lang w:val="en-GB" w:bidi="fr-FR"/>
         </w:rPr>
         <w:t xml:space="preserve">I chemically synthesized molecules selective toward </w:t>
@@ -1332,8 +1400,8 @@
       <w:proofErr w:type="spellStart"/>
       <w:r>
         <w:rPr>
-          <w:sz w:val="18"/>
-          <w:szCs w:val="18"/>
+          <w:sz w:val="20"/>
+          <w:szCs w:val="20"/>
           <w:lang w:val="en-GB" w:bidi="fr-FR"/>
         </w:rPr>
         <w:t>cesium</w:t>
@@ -1341,64 +1409,64 @@
       <w:proofErr w:type="spellEnd"/>
       <w:r>
         <w:rPr>
-          <w:sz w:val="18"/>
-          <w:szCs w:val="18"/>
+          <w:sz w:val="20"/>
+          <w:szCs w:val="20"/>
           <w:lang w:val="en-GB" w:bidi="fr-FR"/>
         </w:rPr>
         <w:t xml:space="preserve"> used as probes</w:t>
       </w:r>
       <w:r>
         <w:rPr>
-          <w:sz w:val="18"/>
-          <w:szCs w:val="18"/>
+          <w:sz w:val="20"/>
+          <w:szCs w:val="20"/>
           <w:lang w:val="en-GB"/>
         </w:rPr>
         <w:t>.</w:t>
       </w:r>
       <w:r>
         <w:rPr>
-          <w:sz w:val="18"/>
-          <w:szCs w:val="18"/>
+          <w:sz w:val="20"/>
+          <w:szCs w:val="20"/>
           <w:lang w:val="en-GB"/>
         </w:rPr>
         <w:t xml:space="preserve"> </w:t>
       </w:r>
       <w:r>
         <w:rPr>
-          <w:sz w:val="18"/>
-          <w:szCs w:val="18"/>
+          <w:sz w:val="20"/>
+          <w:szCs w:val="20"/>
           <w:lang w:val="en-GB" w:bidi="fr-FR"/>
         </w:rPr>
         <w:t>I designed organic nanoscale interface based on lipids/semi-conductive polymer</w:t>
       </w:r>
       <w:r>
         <w:rPr>
-          <w:sz w:val="18"/>
-          <w:szCs w:val="18"/>
+          <w:sz w:val="20"/>
+          <w:szCs w:val="20"/>
           <w:lang w:val="en-GB"/>
         </w:rPr>
         <w:t>.</w:t>
       </w:r>
       <w:r>
         <w:rPr>
-          <w:sz w:val="18"/>
-          <w:szCs w:val="18"/>
+          <w:sz w:val="20"/>
+          <w:szCs w:val="20"/>
           <w:lang w:val="en-GB"/>
         </w:rPr>
         <w:t xml:space="preserve"> </w:t>
       </w:r>
       <w:r>
         <w:rPr>
-          <w:sz w:val="18"/>
-          <w:szCs w:val="18"/>
+          <w:sz w:val="20"/>
+          <w:szCs w:val="20"/>
           <w:lang w:val="en-GB"/>
         </w:rPr>
         <w:t xml:space="preserve">I made field-effect transistor-based sensor and </w:t>
       </w:r>
       <w:r>
         <w:rPr>
-          <w:sz w:val="18"/>
-          <w:szCs w:val="18"/>
+          <w:sz w:val="20"/>
+          <w:szCs w:val="20"/>
           <w:lang w:val="en-GB" w:bidi="fr-FR"/>
         </w:rPr>
         <w:t>performed sensing measurements.</w:t>
@@ -1408,8 +1476,8 @@
       <w:pPr>
         <w:jc w:val="both"/>
         <w:rPr>
-          <w:sz w:val="18"/>
-          <w:szCs w:val="18"/>
+          <w:sz w:val="20"/>
+          <w:szCs w:val="20"/>
           <w:lang w:val="en-GB"/>
         </w:rPr>
       </w:pPr>
@@ -1420,24 +1488,24 @@
         <w:rPr>
           <w:i/>
           <w:iCs/>
-          <w:sz w:val="18"/>
-          <w:szCs w:val="18"/>
+          <w:sz w:val="20"/>
+          <w:szCs w:val="20"/>
           <w:lang w:val="en-GB"/>
         </w:rPr>
       </w:pPr>
       <w:r>
         <w:rPr>
           <w:b/>
-          <w:sz w:val="18"/>
-          <w:szCs w:val="18"/>
+          <w:sz w:val="20"/>
+          <w:szCs w:val="20"/>
           <w:lang w:val="en-GB" w:bidi="fr-FR"/>
         </w:rPr>
         <w:t>Internship at ABB Corporate Research</w:t>
       </w:r>
       <w:r>
         <w:rPr>
-          <w:sz w:val="18"/>
-          <w:szCs w:val="18"/>
+          <w:sz w:val="20"/>
+          <w:szCs w:val="20"/>
           <w:lang w:val="en-GB" w:bidi="fr-FR"/>
         </w:rPr>
         <w:t>, Baden, Switzerland, 03/</w:t>
@@ -1446,8 +1514,8 @@
         <w:rPr>
           <w:i/>
           <w:iCs/>
-          <w:sz w:val="18"/>
-          <w:szCs w:val="18"/>
+          <w:sz w:val="20"/>
+          <w:szCs w:val="20"/>
           <w:lang w:val="en-GB" w:bidi="fr-FR"/>
         </w:rPr>
         <w:t>2016</w:t>
@@ -1457,8 +1525,8 @@
           <w:bCs/>
           <w:i/>
           <w:iCs/>
-          <w:sz w:val="18"/>
-          <w:szCs w:val="18"/>
+          <w:sz w:val="20"/>
+          <w:szCs w:val="20"/>
           <w:lang w:val="en-GB" w:bidi="fr-FR"/>
         </w:rPr>
         <w:t xml:space="preserve"> – 09/2016</w:t>
@@ -1468,15 +1536,15 @@
       <w:pPr>
         <w:jc w:val="both"/>
         <w:rPr>
-          <w:sz w:val="18"/>
-          <w:szCs w:val="18"/>
+          <w:sz w:val="20"/>
+          <w:szCs w:val="20"/>
           <w:lang w:val="en-GB"/>
         </w:rPr>
       </w:pPr>
       <w:r>
         <w:rPr>
-          <w:sz w:val="18"/>
-          <w:szCs w:val="18"/>
+          <w:sz w:val="20"/>
+          <w:szCs w:val="20"/>
           <w:lang w:val="en-GB" w:bidi="fr-FR"/>
         </w:rPr>
         <w:t xml:space="preserve">Supervisor: </w:t>
@@ -1484,8 +1552,8 @@
       <w:proofErr w:type="spellStart"/>
       <w:r>
         <w:rPr>
-          <w:sz w:val="18"/>
-          <w:szCs w:val="18"/>
+          <w:sz w:val="20"/>
+          <w:szCs w:val="20"/>
           <w:lang w:val="en-GB" w:bidi="fr-FR"/>
         </w:rPr>
         <w:t>Dr.</w:t>
@@ -1493,8 +1561,8 @@
       <w:proofErr w:type="spellEnd"/>
       <w:r>
         <w:rPr>
-          <w:sz w:val="18"/>
-          <w:szCs w:val="18"/>
+          <w:sz w:val="20"/>
+          <w:szCs w:val="20"/>
           <w:lang w:val="en-GB" w:bidi="fr-FR"/>
         </w:rPr>
         <w:t xml:space="preserve"> Di Gianni</w:t>
@@ -1504,15 +1572,15 @@
       <w:pPr>
         <w:jc w:val="both"/>
         <w:rPr>
-          <w:sz w:val="18"/>
-          <w:szCs w:val="18"/>
+          <w:sz w:val="20"/>
+          <w:szCs w:val="20"/>
           <w:lang w:val="en-GB"/>
         </w:rPr>
       </w:pPr>
       <w:r>
         <w:rPr>
-          <w:sz w:val="18"/>
-          <w:szCs w:val="18"/>
+          <w:sz w:val="20"/>
+          <w:szCs w:val="20"/>
           <w:u w:val="single"/>
           <w:lang w:val="en-GB" w:bidi="fr-FR"/>
         </w:rPr>
@@ -1520,24 +1588,24 @@
       </w:r>
       <w:r>
         <w:rPr>
-          <w:sz w:val="18"/>
-          <w:szCs w:val="18"/>
+          <w:sz w:val="20"/>
+          <w:szCs w:val="20"/>
           <w:lang w:val="en-GB" w:bidi="fr-FR"/>
         </w:rPr>
         <w:t xml:space="preserve"> I thermally aged materials under electrically insulating gas and characterized by GC-MS, FTIR and tensile tests.</w:t>
       </w:r>
       <w:r>
         <w:rPr>
-          <w:sz w:val="18"/>
-          <w:szCs w:val="18"/>
+          <w:sz w:val="20"/>
+          <w:szCs w:val="20"/>
           <w:lang w:val="en-GB"/>
         </w:rPr>
         <w:t xml:space="preserve"> </w:t>
       </w:r>
       <w:r>
         <w:rPr>
-          <w:sz w:val="18"/>
-          <w:szCs w:val="18"/>
+          <w:sz w:val="20"/>
+          <w:szCs w:val="20"/>
           <w:lang w:val="en-GB" w:bidi="fr-FR"/>
         </w:rPr>
         <w:t xml:space="preserve">I performed quality control and failure analysis of materials by SEM observation and XRD. </w:t>
@@ -1547,8 +1615,8 @@
       <w:pPr>
         <w:jc w:val="both"/>
         <w:rPr>
-          <w:sz w:val="18"/>
-          <w:szCs w:val="18"/>
+          <w:sz w:val="20"/>
+          <w:szCs w:val="20"/>
           <w:lang w:val="en-GB"/>
         </w:rPr>
       </w:pPr>
@@ -1557,32 +1625,32 @@
       <w:pPr>
         <w:jc w:val="both"/>
         <w:rPr>
-          <w:sz w:val="18"/>
-          <w:szCs w:val="18"/>
+          <w:sz w:val="20"/>
+          <w:szCs w:val="20"/>
           <w:lang w:val="en-GB"/>
         </w:rPr>
       </w:pPr>
       <w:r>
         <w:rPr>
           <w:b/>
-          <w:sz w:val="18"/>
-          <w:szCs w:val="18"/>
+          <w:sz w:val="20"/>
+          <w:szCs w:val="20"/>
           <w:lang w:val="en-GB" w:bidi="fr-FR"/>
         </w:rPr>
         <w:t>Internship at Nagaoka University of Technology</w:t>
       </w:r>
       <w:r>
         <w:rPr>
-          <w:sz w:val="18"/>
-          <w:szCs w:val="18"/>
+          <w:sz w:val="20"/>
+          <w:szCs w:val="20"/>
           <w:lang w:val="en-GB" w:bidi="fr-FR"/>
         </w:rPr>
         <w:t>, Nagaoka, Japan</w:t>
       </w:r>
       <w:r>
         <w:rPr>
-          <w:sz w:val="18"/>
-          <w:szCs w:val="18"/>
+          <w:sz w:val="20"/>
+          <w:szCs w:val="20"/>
           <w:lang w:val="en-GB" w:bidi="fr-FR"/>
         </w:rPr>
         <w:t>,</w:t>
@@ -1591,8 +1659,8 @@
         <w:rPr>
           <w:i/>
           <w:iCs/>
-          <w:sz w:val="18"/>
-          <w:szCs w:val="18"/>
+          <w:sz w:val="20"/>
+          <w:szCs w:val="20"/>
           <w:lang w:val="en-GB" w:bidi="fr-FR"/>
         </w:rPr>
         <w:t xml:space="preserve"> 06/2015 </w:t>
@@ -1602,8 +1670,8 @@
           <w:bCs/>
           <w:i/>
           <w:iCs/>
-          <w:sz w:val="18"/>
-          <w:szCs w:val="18"/>
+          <w:sz w:val="20"/>
+          <w:szCs w:val="20"/>
           <w:lang w:val="en-GB" w:bidi="fr-FR"/>
         </w:rPr>
         <w:t>– 09/2015</w:t>
@@ -1614,16 +1682,16 @@
         <w:jc w:val="both"/>
         <w:rPr>
           <w:bCs/>
-          <w:sz w:val="18"/>
-          <w:szCs w:val="18"/>
+          <w:sz w:val="20"/>
+          <w:szCs w:val="20"/>
           <w:lang w:val="en-GB"/>
         </w:rPr>
       </w:pPr>
       <w:r>
         <w:rPr>
           <w:bCs/>
-          <w:sz w:val="18"/>
-          <w:szCs w:val="18"/>
+          <w:sz w:val="20"/>
+          <w:szCs w:val="20"/>
           <w:lang w:val="en-GB" w:bidi="fr-FR"/>
         </w:rPr>
         <w:t xml:space="preserve">Supervisor: </w:t>
@@ -1632,8 +1700,8 @@
       <w:r>
         <w:rPr>
           <w:bCs/>
-          <w:sz w:val="18"/>
-          <w:szCs w:val="18"/>
+          <w:sz w:val="20"/>
+          <w:szCs w:val="20"/>
           <w:lang w:val="en-GB" w:bidi="fr-FR"/>
         </w:rPr>
         <w:t>Dr.</w:t>
@@ -1642,8 +1710,8 @@
       <w:r>
         <w:rPr>
           <w:bCs/>
-          <w:sz w:val="18"/>
-          <w:szCs w:val="18"/>
+          <w:sz w:val="20"/>
+          <w:szCs w:val="20"/>
           <w:lang w:val="en-GB" w:bidi="fr-FR"/>
         </w:rPr>
         <w:t xml:space="preserve"> Maekawa</w:t>
@@ -1653,15 +1721,15 @@
       <w:pPr>
         <w:jc w:val="both"/>
         <w:rPr>
-          <w:sz w:val="18"/>
-          <w:szCs w:val="18"/>
-          <w:lang w:val="en-GB" w:bidi="fr-FR"/>
-        </w:rPr>
-      </w:pPr>
-      <w:r>
-        <w:rPr>
-          <w:sz w:val="18"/>
-          <w:szCs w:val="18"/>
+          <w:sz w:val="20"/>
+          <w:szCs w:val="20"/>
+          <w:lang w:val="en-GB" w:bidi="fr-FR"/>
+        </w:rPr>
+      </w:pPr>
+      <w:r>
+        <w:rPr>
+          <w:sz w:val="20"/>
+          <w:szCs w:val="20"/>
           <w:u w:val="single"/>
           <w:lang w:val="en-GB" w:bidi="fr-FR"/>
         </w:rPr>
@@ -1669,8 +1737,8 @@
       </w:r>
       <w:r>
         <w:rPr>
-          <w:sz w:val="18"/>
-          <w:szCs w:val="18"/>
+          <w:sz w:val="20"/>
+          <w:szCs w:val="20"/>
           <w:lang w:val="en-GB" w:bidi="fr-FR"/>
         </w:rPr>
         <w:t xml:space="preserve"> I worked on new cross coupling reaction in organic chemistry, from synthesis to purification.</w:t>
@@ -1680,40 +1748,27 @@
       <w:pPr>
         <w:jc w:val="both"/>
         <w:rPr>
-          <w:sz w:val="20"/>
-          <w:szCs w:val="20"/>
-          <w:lang w:val="en-GB" w:bidi="fr-FR"/>
-        </w:rPr>
-      </w:pPr>
-    </w:p>
-    <w:p>
-      <w:pPr>
-        <w:jc w:val="both"/>
-        <w:rPr>
-          <w:b/>
-          <w:bCs/>
+          <w:b/>
+          <w:bCs/>
+          <w:lang w:val="en-GB"/>
+        </w:rPr>
+      </w:pPr>
+      <w:r>
+        <w:rPr>
+          <w:b/>
+          <w:bCs/>
+          <w:lang w:val="en-GB" w:bidi="fr-FR"/>
+        </w:rPr>
+        <w:lastRenderedPageBreak/>
+        <w:t>TRANSVERSAL EXPERIENCE</w:t>
+      </w:r>
+    </w:p>
+    <w:p>
+      <w:pPr>
+        <w:jc w:val="both"/>
+        <w:rPr>
           <w:sz w:val="22"/>
           <w:szCs w:val="22"/>
-          <w:lang w:val="en-GB"/>
-        </w:rPr>
-      </w:pPr>
-      <w:r>
-        <w:rPr>
-          <w:b/>
-          <w:bCs/>
-          <w:sz w:val="22"/>
-          <w:szCs w:val="22"/>
-          <w:lang w:val="en-GB" w:bidi="fr-FR"/>
-        </w:rPr>
-        <w:t>TRANSVERSAL EXPERIENCE</w:t>
-      </w:r>
-    </w:p>
-    <w:p>
-      <w:pPr>
-        <w:jc w:val="both"/>
-        <w:rPr>
-          <w:sz w:val="20"/>
-          <w:szCs w:val="20"/>
           <w:lang w:val="en-GB" w:bidi="fr-FR"/>
         </w:rPr>
       </w:pPr>
@@ -1725,16 +1780,16 @@
           <w:bCs/>
           <w:i/>
           <w:iCs/>
-          <w:sz w:val="18"/>
-          <w:szCs w:val="18"/>
-          <w:lang w:val="en-GB" w:bidi="fr-FR"/>
-        </w:rPr>
-      </w:pPr>
-      <w:r>
-        <w:rPr>
-          <w:b/>
-          <w:sz w:val="18"/>
-          <w:szCs w:val="18"/>
+          <w:sz w:val="20"/>
+          <w:szCs w:val="20"/>
+          <w:lang w:val="en-GB" w:bidi="fr-FR"/>
+        </w:rPr>
+      </w:pPr>
+      <w:r>
+        <w:rPr>
+          <w:b/>
+          <w:sz w:val="20"/>
+          <w:szCs w:val="20"/>
           <w:lang w:val="en-GB" w:bidi="fr-FR"/>
         </w:rPr>
         <w:t xml:space="preserve">Independent </w:t>
@@ -1742,17 +1797,8 @@
       <w:r>
         <w:rPr>
           <w:b/>
-          <w:sz w:val="18"/>
-          <w:szCs w:val="18"/>
-          <w:lang w:val="en-GB" w:bidi="fr-FR"/>
-        </w:rPr>
-        <w:t xml:space="preserve">AI-guided </w:t>
-      </w:r>
-      <w:r>
-        <w:rPr>
-          <w:b/>
-          <w:sz w:val="18"/>
-          <w:szCs w:val="18"/>
+          <w:sz w:val="20"/>
+          <w:szCs w:val="20"/>
           <w:lang w:val="en-GB" w:bidi="fr-FR"/>
         </w:rPr>
         <w:t>Full</w:t>
@@ -1760,8 +1806,8 @@
       <w:r>
         <w:rPr>
           <w:b/>
-          <w:sz w:val="18"/>
-          <w:szCs w:val="18"/>
+          <w:sz w:val="20"/>
+          <w:szCs w:val="20"/>
           <w:lang w:val="en-GB" w:bidi="fr-FR"/>
         </w:rPr>
         <w:t>-</w:t>
@@ -1769,8 +1815,8 @@
       <w:r>
         <w:rPr>
           <w:b/>
-          <w:sz w:val="18"/>
-          <w:szCs w:val="18"/>
+          <w:sz w:val="20"/>
+          <w:szCs w:val="20"/>
           <w:lang w:val="en-GB" w:bidi="fr-FR"/>
         </w:rPr>
         <w:t xml:space="preserve">stack </w:t>
@@ -1778,8 +1824,8 @@
       <w:r>
         <w:rPr>
           <w:b/>
-          <w:sz w:val="18"/>
-          <w:szCs w:val="18"/>
+          <w:sz w:val="20"/>
+          <w:szCs w:val="20"/>
           <w:lang w:val="en-GB" w:bidi="fr-FR"/>
         </w:rPr>
         <w:t>A</w:t>
@@ -1787,8 +1833,8 @@
       <w:r>
         <w:rPr>
           <w:b/>
-          <w:sz w:val="18"/>
-          <w:szCs w:val="18"/>
+          <w:sz w:val="20"/>
+          <w:szCs w:val="20"/>
           <w:lang w:val="en-GB" w:bidi="fr-FR"/>
         </w:rPr>
         <w:t xml:space="preserve">pplication </w:t>
@@ -1796,8 +1842,8 @@
       <w:r>
         <w:rPr>
           <w:b/>
-          <w:sz w:val="18"/>
-          <w:szCs w:val="18"/>
+          <w:sz w:val="20"/>
+          <w:szCs w:val="20"/>
           <w:lang w:val="en-GB" w:bidi="fr-FR"/>
         </w:rPr>
         <w:t>D</w:t>
@@ -1805,17 +1851,44 @@
       <w:r>
         <w:rPr>
           <w:b/>
-          <w:sz w:val="18"/>
-          <w:szCs w:val="18"/>
+          <w:sz w:val="20"/>
+          <w:szCs w:val="20"/>
           <w:lang w:val="en-GB" w:bidi="fr-FR"/>
         </w:rPr>
         <w:t>eveloper</w:t>
       </w:r>
       <w:r>
         <w:rPr>
-          <w:bCs/>
-          <w:sz w:val="18"/>
-          <w:szCs w:val="18"/>
+          <w:b/>
+          <w:sz w:val="20"/>
+          <w:szCs w:val="20"/>
+          <w:lang w:val="en-GB" w:bidi="fr-FR"/>
+        </w:rPr>
+        <w:t xml:space="preserve"> (</w:t>
+      </w:r>
+      <w:r>
+        <w:rPr>
+          <w:b/>
+          <w:sz w:val="20"/>
+          <w:szCs w:val="20"/>
+          <w:lang w:val="en-GB" w:bidi="fr-FR"/>
+        </w:rPr>
+        <w:t>AI-guided</w:t>
+      </w:r>
+      <w:r>
+        <w:rPr>
+          <w:b/>
+          <w:sz w:val="20"/>
+          <w:szCs w:val="20"/>
+          <w:lang w:val="en-GB" w:bidi="fr-FR"/>
+        </w:rPr>
+        <w:t>)</w:t>
+      </w:r>
+      <w:r>
+        <w:rPr>
+          <w:bCs/>
+          <w:sz w:val="20"/>
+          <w:szCs w:val="20"/>
           <w:lang w:val="en-GB" w:bidi="fr-FR"/>
         </w:rPr>
         <w:t>, Paris, France,</w:t>
@@ -1825,8 +1898,8 @@
           <w:bCs/>
           <w:i/>
           <w:iCs/>
-          <w:sz w:val="18"/>
-          <w:szCs w:val="18"/>
+          <w:sz w:val="20"/>
+          <w:szCs w:val="20"/>
           <w:lang w:val="en-GB" w:bidi="fr-FR"/>
         </w:rPr>
         <w:t xml:space="preserve"> </w:t>
@@ -1836,8 +1909,8 @@
           <w:bCs/>
           <w:i/>
           <w:iCs/>
-          <w:sz w:val="18"/>
-          <w:szCs w:val="18"/>
+          <w:sz w:val="20"/>
+          <w:szCs w:val="20"/>
           <w:lang w:val="en-GB" w:bidi="fr-FR"/>
         </w:rPr>
         <w:t>06/2025 - Present</w:t>
@@ -1848,8 +1921,8 @@
         <w:jc w:val="both"/>
         <w:rPr>
           <w:bCs/>
-          <w:sz w:val="18"/>
-          <w:szCs w:val="18"/>
+          <w:sz w:val="20"/>
+          <w:szCs w:val="20"/>
           <w:u w:val="single"/>
           <w:lang w:val="en-GB" w:bidi="fr-FR"/>
         </w:rPr>
@@ -1857,39 +1930,49 @@
       <w:r>
         <w:rPr>
           <w:bCs/>
-          <w:sz w:val="18"/>
-          <w:szCs w:val="18"/>
+          <w:sz w:val="20"/>
+          <w:szCs w:val="20"/>
           <w:u w:val="single"/>
           <w:lang w:val="en-GB" w:bidi="fr-FR"/>
         </w:rPr>
-        <w:t xml:space="preserve">Open AI Science - AI-Powered Scientific Peer Review </w:t>
-      </w:r>
-      <w:r>
-        <w:rPr>
-          <w:bCs/>
-          <w:sz w:val="18"/>
-          <w:szCs w:val="18"/>
+        <w:t xml:space="preserve">Review Metric - </w:t>
+      </w:r>
+      <w:r>
+        <w:rPr>
+          <w:bCs/>
+          <w:sz w:val="20"/>
+          <w:szCs w:val="20"/>
           <w:u w:val="single"/>
           <w:lang w:val="en-GB" w:bidi="fr-FR"/>
         </w:rPr>
+        <w:t xml:space="preserve">AI-Powered Scientific Peer Review </w:t>
+      </w:r>
+      <w:r>
+        <w:rPr>
+          <w:bCs/>
+          <w:sz w:val="20"/>
+          <w:szCs w:val="20"/>
+          <w:u w:val="single"/>
+          <w:lang w:val="en-GB" w:bidi="fr-FR"/>
+        </w:rPr>
         <w:t xml:space="preserve">Platform: </w:t>
       </w:r>
       <w:r>
         <w:rPr>
           <w:bCs/>
-          <w:sz w:val="18"/>
-          <w:szCs w:val="18"/>
-          <w:lang w:val="en-GB" w:bidi="fr-FR"/>
-        </w:rPr>
-        <w:t>Conceived, designed, and engineered "Open AI Science," (</w:t>
+          <w:sz w:val="20"/>
+          <w:szCs w:val="20"/>
+          <w:lang w:val="en-GB" w:bidi="fr-FR"/>
+        </w:rPr>
+        <w:t>Conceived, designed, and engineered (</w:t>
       </w:r>
       <w:hyperlink r:id="rId13" w:history="1">
         <w:r>
           <w:rPr>
             <w:rStyle w:val="Lienhypertexte"/>
             <w:bCs/>
-            <w:sz w:val="18"/>
-            <w:szCs w:val="18"/>
+            <w:sz w:val="20"/>
+            <w:szCs w:val="20"/>
             <w:lang w:val="en-GB" w:bidi="fr-FR"/>
           </w:rPr>
           <w:t>https://www.openaiscience.com</w:t>
@@ -1898,8 +1981,8 @@
       <w:r>
         <w:rPr>
           <w:bCs/>
-          <w:sz w:val="18"/>
-          <w:szCs w:val="18"/>
+          <w:sz w:val="20"/>
+          <w:szCs w:val="20"/>
           <w:lang w:val="en-GB" w:bidi="fr-FR"/>
         </w:rPr>
         <w:t>)</w:t>
@@ -1907,8 +1990,8 @@
       <w:r>
         <w:rPr>
           <w:bCs/>
-          <w:sz w:val="18"/>
-          <w:szCs w:val="18"/>
+          <w:sz w:val="20"/>
+          <w:szCs w:val="20"/>
           <w:lang w:val="en-GB" w:bidi="fr-FR"/>
         </w:rPr>
         <w:t xml:space="preserve"> </w:t>
@@ -1916,8 +1999,8 @@
       <w:r>
         <w:rPr>
           <w:bCs/>
-          <w:sz w:val="18"/>
-          <w:szCs w:val="18"/>
+          <w:sz w:val="20"/>
+          <w:szCs w:val="20"/>
           <w:lang w:val="en-GB" w:bidi="fr-FR"/>
         </w:rPr>
         <w:t>a full-stack web application</w:t>
@@ -1925,8 +2008,8 @@
       <w:r>
         <w:rPr>
           <w:bCs/>
-          <w:sz w:val="18"/>
-          <w:szCs w:val="18"/>
+          <w:sz w:val="20"/>
+          <w:szCs w:val="20"/>
           <w:lang w:val="en-GB" w:bidi="fr-FR"/>
         </w:rPr>
         <w:t xml:space="preserve"> (Python)</w:t>
@@ -1934,8 +2017,8 @@
       <w:r>
         <w:rPr>
           <w:bCs/>
-          <w:sz w:val="18"/>
-          <w:szCs w:val="18"/>
+          <w:sz w:val="20"/>
+          <w:szCs w:val="20"/>
           <w:lang w:val="en-GB" w:bidi="fr-FR"/>
         </w:rPr>
         <w:t xml:space="preserve"> that uses a multi-agent AI system to automate and enhance the scientific peer-review process.</w:t>
@@ -1946,48 +2029,58 @@
         <w:jc w:val="both"/>
         <w:rPr>
           <w:bCs/>
-          <w:sz w:val="18"/>
-          <w:szCs w:val="18"/>
-          <w:lang w:val="en-GB" w:bidi="fr-FR"/>
-        </w:rPr>
-      </w:pPr>
-      <w:r>
-        <w:rPr>
-          <w:bCs/>
-          <w:sz w:val="18"/>
-          <w:szCs w:val="18"/>
+          <w:sz w:val="20"/>
+          <w:szCs w:val="20"/>
+          <w:lang w:val="en-GB" w:bidi="fr-FR"/>
+        </w:rPr>
+      </w:pPr>
+      <w:r>
+        <w:rPr>
+          <w:bCs/>
+          <w:sz w:val="20"/>
+          <w:szCs w:val="20"/>
           <w:u w:val="single"/>
           <w:lang w:val="en-GB" w:bidi="fr-FR"/>
         </w:rPr>
-        <w:t xml:space="preserve">Crypto Gaming App </w:t>
-      </w:r>
-      <w:r>
-        <w:rPr>
-          <w:bCs/>
-          <w:sz w:val="18"/>
-          <w:szCs w:val="18"/>
+        <w:t xml:space="preserve">Mobile </w:t>
+      </w:r>
+      <w:r>
+        <w:rPr>
+          <w:bCs/>
+          <w:sz w:val="20"/>
+          <w:szCs w:val="20"/>
           <w:u w:val="single"/>
           <w:lang w:val="en-GB" w:bidi="fr-FR"/>
         </w:rPr>
+        <w:t xml:space="preserve">Gaming App </w:t>
+      </w:r>
+      <w:r>
+        <w:rPr>
+          <w:bCs/>
+          <w:sz w:val="20"/>
+          <w:szCs w:val="20"/>
+          <w:u w:val="single"/>
+          <w:lang w:val="en-GB" w:bidi="fr-FR"/>
+        </w:rPr>
         <w:t xml:space="preserve">- </w:t>
       </w:r>
       <w:proofErr w:type="spellStart"/>
       <w:r>
         <w:rPr>
           <w:bCs/>
-          <w:sz w:val="18"/>
-          <w:szCs w:val="18"/>
+          <w:sz w:val="20"/>
+          <w:szCs w:val="20"/>
           <w:u w:val="single"/>
           <w:lang w:val="en-GB" w:bidi="fr-FR"/>
         </w:rPr>
-        <w:t>RoadToMars</w:t>
+        <w:t>GameX</w:t>
       </w:r>
       <w:proofErr w:type="spellEnd"/>
       <w:r>
         <w:rPr>
           <w:bCs/>
-          <w:sz w:val="18"/>
-          <w:szCs w:val="18"/>
+          <w:sz w:val="20"/>
+          <w:szCs w:val="20"/>
           <w:u w:val="single"/>
           <w:lang w:val="en-GB" w:bidi="fr-FR"/>
         </w:rPr>
@@ -1996,49 +2089,46 @@
       <w:r>
         <w:rPr>
           <w:bCs/>
-          <w:sz w:val="18"/>
-          <w:szCs w:val="18"/>
-          <w:lang w:val="en-GB" w:bidi="fr-FR"/>
-        </w:rPr>
-        <w:t>Directed a generative AI (Gemini) to architect and build a full-stack, real-time Web3 application on the Solana blockchain (</w:t>
-      </w:r>
-      <w:hyperlink r:id="rId14" w:history="1">
-        <w:r>
-          <w:rPr>
-            <w:rStyle w:val="Lienhypertexte"/>
-            <w:bCs/>
-            <w:sz w:val="18"/>
-            <w:szCs w:val="18"/>
-            <w:lang w:val="en-GB" w:bidi="fr-FR"/>
-          </w:rPr>
-          <w:t>https://www.roadtomars.app/</w:t>
-        </w:r>
-      </w:hyperlink>
-      <w:r>
-        <w:rPr>
-          <w:bCs/>
-          <w:sz w:val="18"/>
-          <w:szCs w:val="18"/>
-          <w:lang w:val="en-GB" w:bidi="fr-FR"/>
-        </w:rPr>
-        <w:t>).</w:t>
-      </w:r>
-    </w:p>
-    <w:p>
-      <w:pPr>
-        <w:jc w:val="both"/>
-        <w:rPr>
-          <w:bCs/>
-          <w:sz w:val="18"/>
-          <w:szCs w:val="18"/>
-          <w:lang w:val="en-GB" w:bidi="fr-FR"/>
-        </w:rPr>
-      </w:pPr>
-      <w:r>
-        <w:rPr>
-          <w:bCs/>
-          <w:sz w:val="18"/>
-          <w:szCs w:val="18"/>
+          <w:sz w:val="20"/>
+          <w:szCs w:val="20"/>
+          <w:lang w:val="en-GB" w:bidi="fr-FR"/>
+        </w:rPr>
+        <w:t>Architected and developed a fully responsive, real-time mobile arcade game. Engineered a Node.js WebSocket backend to handle live betting game loops, and utilized React Native Reanimated to build complex</w:t>
+      </w:r>
+      <w:r>
+        <w:rPr>
+          <w:bCs/>
+          <w:sz w:val="20"/>
+          <w:szCs w:val="20"/>
+          <w:lang w:val="en-GB" w:bidi="fr-FR"/>
+        </w:rPr>
+        <w:t xml:space="preserve"> </w:t>
+      </w:r>
+      <w:r>
+        <w:rPr>
+          <w:bCs/>
+          <w:sz w:val="20"/>
+          <w:szCs w:val="20"/>
+          <w:lang w:val="en-GB" w:bidi="fr-FR"/>
+        </w:rPr>
+        <w:t>dynamic event systems.</w:t>
+      </w:r>
+    </w:p>
+    <w:p>
+      <w:pPr>
+        <w:jc w:val="both"/>
+        <w:rPr>
+          <w:bCs/>
+          <w:sz w:val="20"/>
+          <w:szCs w:val="20"/>
+          <w:lang w:val="en-GB" w:bidi="fr-FR"/>
+        </w:rPr>
+      </w:pPr>
+      <w:r>
+        <w:rPr>
+          <w:bCs/>
+          <w:sz w:val="20"/>
+          <w:szCs w:val="20"/>
           <w:u w:val="single"/>
           <w:lang w:val="en-GB" w:bidi="fr-FR"/>
         </w:rPr>
@@ -2048,8 +2138,8 @@
       <w:r>
         <w:rPr>
           <w:bCs/>
-          <w:sz w:val="18"/>
-          <w:szCs w:val="18"/>
+          <w:sz w:val="20"/>
+          <w:szCs w:val="20"/>
           <w:u w:val="single"/>
           <w:lang w:val="en-GB" w:bidi="fr-FR"/>
         </w:rPr>
@@ -2059,8 +2149,8 @@
       <w:r>
         <w:rPr>
           <w:bCs/>
-          <w:sz w:val="18"/>
-          <w:szCs w:val="18"/>
+          <w:sz w:val="20"/>
+          <w:szCs w:val="20"/>
           <w:u w:val="single"/>
           <w:lang w:val="en-GB" w:bidi="fr-FR"/>
         </w:rPr>
@@ -2069,8 +2159,8 @@
       <w:r>
         <w:rPr>
           <w:bCs/>
-          <w:sz w:val="18"/>
-          <w:szCs w:val="18"/>
+          <w:sz w:val="20"/>
+          <w:szCs w:val="20"/>
           <w:lang w:val="en-GB" w:bidi="fr-FR"/>
         </w:rPr>
         <w:t>Created YT channel publishing quiz games for kids.</w:t>
@@ -2081,27 +2171,27 @@
         <w:jc w:val="both"/>
         <w:rPr>
           <w:b/>
-          <w:sz w:val="18"/>
-          <w:szCs w:val="18"/>
-          <w:lang w:val="en-GB" w:bidi="fr-FR"/>
-        </w:rPr>
-      </w:pPr>
-    </w:p>
-    <w:p>
-      <w:pPr>
-        <w:jc w:val="both"/>
-        <w:rPr>
-          <w:bCs/>
-          <w:sz w:val="18"/>
-          <w:szCs w:val="18"/>
-          <w:lang w:val="en-GB" w:bidi="fr-FR"/>
-        </w:rPr>
-      </w:pPr>
-      <w:r>
-        <w:rPr>
-          <w:b/>
-          <w:sz w:val="18"/>
-          <w:szCs w:val="18"/>
+          <w:sz w:val="20"/>
+          <w:szCs w:val="20"/>
+          <w:lang w:val="en-GB" w:bidi="fr-FR"/>
+        </w:rPr>
+      </w:pPr>
+    </w:p>
+    <w:p>
+      <w:pPr>
+        <w:jc w:val="both"/>
+        <w:rPr>
+          <w:bCs/>
+          <w:sz w:val="20"/>
+          <w:szCs w:val="20"/>
+          <w:lang w:val="en-GB" w:bidi="fr-FR"/>
+        </w:rPr>
+      </w:pPr>
+      <w:r>
+        <w:rPr>
+          <w:b/>
+          <w:sz w:val="20"/>
+          <w:szCs w:val="20"/>
           <w:lang w:val="en-GB" w:bidi="fr-FR"/>
         </w:rPr>
         <w:t xml:space="preserve">CTO &amp; co-founder at </w:t>
@@ -2110,8 +2200,8 @@
       <w:r>
         <w:rPr>
           <w:b/>
-          <w:sz w:val="18"/>
-          <w:szCs w:val="18"/>
+          <w:sz w:val="20"/>
+          <w:szCs w:val="20"/>
           <w:lang w:val="en-GB" w:bidi="fr-FR"/>
         </w:rPr>
         <w:t>Gensor</w:t>
@@ -2120,8 +2210,8 @@
       <w:r>
         <w:rPr>
           <w:bCs/>
-          <w:sz w:val="18"/>
-          <w:szCs w:val="18"/>
+          <w:sz w:val="20"/>
+          <w:szCs w:val="20"/>
           <w:lang w:val="en-GB" w:bidi="fr-FR"/>
         </w:rPr>
         <w:t>, Paris, France, 06/</w:t>
@@ -2131,8 +2221,8 @@
           <w:bCs/>
           <w:i/>
           <w:iCs/>
-          <w:sz w:val="18"/>
-          <w:szCs w:val="18"/>
+          <w:sz w:val="20"/>
+          <w:szCs w:val="20"/>
           <w:lang w:val="en-GB" w:bidi="fr-FR"/>
         </w:rPr>
         <w:t>2021– 06/2023</w:t>
@@ -2143,16 +2233,16 @@
         <w:jc w:val="both"/>
         <w:rPr>
           <w:bCs/>
-          <w:sz w:val="18"/>
-          <w:szCs w:val="18"/>
-          <w:lang w:val="en-GB" w:bidi="fr-FR"/>
-        </w:rPr>
-      </w:pPr>
-      <w:r>
-        <w:rPr>
-          <w:bCs/>
-          <w:sz w:val="18"/>
-          <w:szCs w:val="18"/>
+          <w:sz w:val="20"/>
+          <w:szCs w:val="20"/>
+          <w:lang w:val="en-GB" w:bidi="fr-FR"/>
+        </w:rPr>
+      </w:pPr>
+      <w:r>
+        <w:rPr>
+          <w:bCs/>
+          <w:sz w:val="20"/>
+          <w:szCs w:val="20"/>
           <w:lang w:val="en-GB" w:bidi="fr-FR"/>
         </w:rPr>
         <w:t xml:space="preserve">Co-founded a deep-tech startup to commercialize a proprietary virus testing platform based on gene field-effect transistor </w:t>
@@ -2162,8 +2252,8 @@
       <w:r>
         <w:rPr>
           <w:bCs/>
-          <w:sz w:val="18"/>
-          <w:szCs w:val="18"/>
+          <w:sz w:val="20"/>
+          <w:szCs w:val="20"/>
           <w:lang w:val="en-GB" w:bidi="fr-FR"/>
         </w:rPr>
         <w:t>technology.Secured</w:t>
@@ -2173,8 +2263,8 @@
       <w:r>
         <w:rPr>
           <w:bCs/>
-          <w:sz w:val="18"/>
-          <w:szCs w:val="18"/>
+          <w:sz w:val="20"/>
+          <w:szCs w:val="20"/>
           <w:lang w:val="en-GB" w:bidi="fr-FR"/>
         </w:rPr>
         <w:t xml:space="preserve"> non-equity funding and mentorship by gaining acceptance into the competitive </w:t>
@@ -2183,8 +2273,8 @@
       <w:r>
         <w:rPr>
           <w:bCs/>
-          <w:sz w:val="18"/>
-          <w:szCs w:val="18"/>
+          <w:sz w:val="20"/>
+          <w:szCs w:val="20"/>
           <w:lang w:val="en-GB" w:bidi="fr-FR"/>
         </w:rPr>
         <w:t>MassChallenge</w:t>
@@ -2193,8 +2283,8 @@
       <w:r>
         <w:rPr>
           <w:bCs/>
-          <w:sz w:val="18"/>
-          <w:szCs w:val="18"/>
+          <w:sz w:val="20"/>
+          <w:szCs w:val="20"/>
           <w:lang w:val="en-GB" w:bidi="fr-FR"/>
         </w:rPr>
         <w:t xml:space="preserve"> global accelerator program.</w:t>
@@ -2205,27 +2295,27 @@
         <w:jc w:val="both"/>
         <w:rPr>
           <w:b/>
-          <w:sz w:val="18"/>
-          <w:szCs w:val="18"/>
-          <w:lang w:val="en-GB" w:bidi="fr-FR"/>
-        </w:rPr>
-      </w:pPr>
-    </w:p>
-    <w:p>
-      <w:pPr>
-        <w:jc w:val="both"/>
-        <w:rPr>
-          <w:bCs/>
-          <w:sz w:val="18"/>
-          <w:szCs w:val="18"/>
-          <w:lang w:val="en-GB" w:bidi="fr-FR"/>
-        </w:rPr>
-      </w:pPr>
-      <w:r>
-        <w:rPr>
-          <w:b/>
-          <w:sz w:val="18"/>
-          <w:szCs w:val="18"/>
+          <w:sz w:val="20"/>
+          <w:szCs w:val="20"/>
+          <w:lang w:val="en-GB" w:bidi="fr-FR"/>
+        </w:rPr>
+      </w:pPr>
+    </w:p>
+    <w:p>
+      <w:pPr>
+        <w:jc w:val="both"/>
+        <w:rPr>
+          <w:bCs/>
+          <w:sz w:val="20"/>
+          <w:szCs w:val="20"/>
+          <w:lang w:val="en-GB" w:bidi="fr-FR"/>
+        </w:rPr>
+      </w:pPr>
+      <w:r>
+        <w:rPr>
+          <w:b/>
+          <w:sz w:val="20"/>
+          <w:szCs w:val="20"/>
           <w:lang w:val="en-GB" w:bidi="fr-FR"/>
         </w:rPr>
         <w:t>Project Manager at CNRS Innovation</w:t>
@@ -2233,8 +2323,8 @@
       <w:r>
         <w:rPr>
           <w:bCs/>
-          <w:sz w:val="18"/>
-          <w:szCs w:val="18"/>
+          <w:sz w:val="20"/>
+          <w:szCs w:val="20"/>
           <w:lang w:val="en-GB" w:bidi="fr-FR"/>
         </w:rPr>
         <w:t>, Paris, France, 01/</w:t>
@@ -2244,8 +2334,8 @@
           <w:bCs/>
           <w:i/>
           <w:iCs/>
-          <w:sz w:val="18"/>
-          <w:szCs w:val="18"/>
+          <w:sz w:val="20"/>
+          <w:szCs w:val="20"/>
           <w:lang w:val="en-GB" w:bidi="fr-FR"/>
         </w:rPr>
         <w:t>2021– 01/2022</w:t>
@@ -2258,16 +2348,16 @@
           <w:bCs/>
           <w:i/>
           <w:iCs/>
-          <w:sz w:val="18"/>
-          <w:szCs w:val="18"/>
-          <w:lang w:val="en-GB" w:bidi="fr-FR"/>
-        </w:rPr>
-      </w:pPr>
-      <w:r>
-        <w:rPr>
-          <w:bCs/>
-          <w:sz w:val="18"/>
-          <w:szCs w:val="18"/>
+          <w:sz w:val="20"/>
+          <w:szCs w:val="20"/>
+          <w:lang w:val="en-GB" w:bidi="fr-FR"/>
+        </w:rPr>
+      </w:pPr>
+      <w:r>
+        <w:rPr>
+          <w:bCs/>
+          <w:sz w:val="20"/>
+          <w:szCs w:val="20"/>
           <w:lang w:val="en-GB" w:bidi="fr-FR"/>
         </w:rPr>
         <w:t xml:space="preserve">Manager: Miranda </w:t>
@@ -2276,8 +2366,8 @@
       <w:r>
         <w:rPr>
           <w:bCs/>
-          <w:sz w:val="18"/>
-          <w:szCs w:val="18"/>
+          <w:sz w:val="20"/>
+          <w:szCs w:val="20"/>
           <w:lang w:val="en-GB" w:bidi="fr-FR"/>
         </w:rPr>
         <w:t>Delmotte</w:t>
@@ -2289,15 +2379,15 @@
         <w:jc w:val="both"/>
         <w:rPr>
           <w:bCs/>
-          <w:sz w:val="18"/>
-          <w:szCs w:val="18"/>
-          <w:lang w:val="en-GB" w:bidi="fr-FR"/>
-        </w:rPr>
-      </w:pPr>
-      <w:r>
-        <w:rPr>
-          <w:sz w:val="18"/>
-          <w:szCs w:val="18"/>
+          <w:sz w:val="20"/>
+          <w:szCs w:val="20"/>
+          <w:lang w:val="en-GB" w:bidi="fr-FR"/>
+        </w:rPr>
+      </w:pPr>
+      <w:r>
+        <w:rPr>
+          <w:sz w:val="20"/>
+          <w:szCs w:val="20"/>
           <w:u w:val="single"/>
           <w:lang w:val="en-GB" w:bidi="fr-FR"/>
         </w:rPr>
@@ -2306,8 +2396,8 @@
       <w:r>
         <w:rPr>
           <w:bCs/>
-          <w:sz w:val="18"/>
-          <w:szCs w:val="18"/>
+          <w:sz w:val="20"/>
+          <w:szCs w:val="20"/>
           <w:lang w:val="en-GB" w:bidi="fr-FR"/>
         </w:rPr>
         <w:t xml:space="preserve">Performed due diligence on early-stage (TRL 1-2) research projects to assess commercial viability and guide funding strategy. Developed technology </w:t>
@@ -2316,8 +2406,8 @@
       <w:r>
         <w:rPr>
           <w:bCs/>
-          <w:sz w:val="18"/>
-          <w:szCs w:val="18"/>
+          <w:sz w:val="20"/>
+          <w:szCs w:val="20"/>
           <w:lang w:val="en-GB" w:bidi="fr-FR"/>
         </w:rPr>
         <w:t>valorization</w:t>
@@ -2326,8 +2416,8 @@
       <w:r>
         <w:rPr>
           <w:bCs/>
-          <w:sz w:val="18"/>
-          <w:szCs w:val="18"/>
+          <w:sz w:val="20"/>
+          <w:szCs w:val="20"/>
           <w:lang w:val="en-GB" w:bidi="fr-FR"/>
         </w:rPr>
         <w:t xml:space="preserve"> roadmaps by conducting market analysis, end-user needs assessment, and intellectual property (IP) analysis.</w:t>
@@ -2338,16 +2428,16 @@
         <w:jc w:val="both"/>
         <w:rPr>
           <w:bCs/>
-          <w:sz w:val="18"/>
-          <w:szCs w:val="18"/>
-          <w:lang w:val="en-GB" w:bidi="fr-FR"/>
-        </w:rPr>
-      </w:pPr>
-      <w:r>
-        <w:rPr>
-          <w:bCs/>
-          <w:sz w:val="18"/>
-          <w:szCs w:val="18"/>
+          <w:sz w:val="20"/>
+          <w:szCs w:val="20"/>
+          <w:lang w:val="en-GB" w:bidi="fr-FR"/>
+        </w:rPr>
+      </w:pPr>
+      <w:r>
+        <w:rPr>
+          <w:bCs/>
+          <w:sz w:val="20"/>
+          <w:szCs w:val="20"/>
           <w:lang w:val="en-GB" w:bidi="fr-FR"/>
         </w:rPr>
         <w:t>I supported researchers in writing their European funding applications (EIC Transition, ERC POC) and defined a roadmap of appreciation of their projects.</w:t>
@@ -2358,8 +2448,8 @@
         <w:jc w:val="both"/>
         <w:rPr>
           <w:bCs/>
-          <w:sz w:val="18"/>
-          <w:szCs w:val="18"/>
+          <w:sz w:val="20"/>
+          <w:szCs w:val="20"/>
           <w:lang w:val="en-GB" w:bidi="fr-FR"/>
         </w:rPr>
       </w:pPr>
@@ -2379,38 +2469,36 @@
         <w:rPr>
           <w:b/>
           <w:bCs/>
+          <w:lang w:val="en-GB" w:bidi="fr-FR"/>
+        </w:rPr>
+        <w:t>RESEARCH PROJECTS</w:t>
+      </w:r>
+    </w:p>
+    <w:p>
+      <w:pPr>
+        <w:jc w:val="both"/>
+        <w:rPr>
           <w:sz w:val="22"/>
           <w:szCs w:val="22"/>
           <w:lang w:val="en-GB" w:bidi="fr-FR"/>
         </w:rPr>
-        <w:t>RESEARCH PROJECTS</w:t>
-      </w:r>
-    </w:p>
-    <w:p>
-      <w:pPr>
-        <w:jc w:val="both"/>
-        <w:rPr>
-          <w:sz w:val="20"/>
-          <w:szCs w:val="20"/>
-          <w:lang w:val="en-GB" w:bidi="fr-FR"/>
-        </w:rPr>
-      </w:pPr>
-    </w:p>
-    <w:p>
-      <w:pPr>
-        <w:jc w:val="both"/>
-        <w:rPr>
-          <w:bCs/>
-          <w:sz w:val="18"/>
-          <w:szCs w:val="18"/>
-          <w:lang w:val="en-GB" w:bidi="fr-FR"/>
-        </w:rPr>
-      </w:pPr>
-      <w:r>
-        <w:rPr>
-          <w:b/>
-          <w:sz w:val="18"/>
-          <w:szCs w:val="18"/>
+      </w:pPr>
+    </w:p>
+    <w:p>
+      <w:pPr>
+        <w:jc w:val="both"/>
+        <w:rPr>
+          <w:bCs/>
+          <w:sz w:val="20"/>
+          <w:szCs w:val="20"/>
+          <w:lang w:val="en-GB" w:bidi="fr-FR"/>
+        </w:rPr>
+      </w:pPr>
+      <w:r>
+        <w:rPr>
+          <w:b/>
+          <w:sz w:val="20"/>
+          <w:szCs w:val="20"/>
           <w:lang w:val="en-GB" w:bidi="fr-FR"/>
         </w:rPr>
         <w:t>DNA-FET for High-Speed Data Retrieval</w:t>
@@ -2418,8 +2506,8 @@
       <w:r>
         <w:rPr>
           <w:bCs/>
-          <w:sz w:val="18"/>
-          <w:szCs w:val="18"/>
+          <w:sz w:val="20"/>
+          <w:szCs w:val="20"/>
           <w:lang w:val="en-GB" w:bidi="fr-FR"/>
         </w:rPr>
         <w:t xml:space="preserve"> | Lead Researcher &amp; Inventor</w:t>
@@ -2427,8 +2515,8 @@
       <w:r>
         <w:rPr>
           <w:bCs/>
-          <w:sz w:val="18"/>
-          <w:szCs w:val="18"/>
+          <w:sz w:val="20"/>
+          <w:szCs w:val="20"/>
           <w:lang w:val="en-GB" w:bidi="fr-FR"/>
         </w:rPr>
         <w:tab/>
@@ -2439,16 +2527,16 @@
         <w:jc w:val="both"/>
         <w:rPr>
           <w:bCs/>
-          <w:sz w:val="18"/>
-          <w:szCs w:val="18"/>
-          <w:lang w:val="en-GB" w:bidi="fr-FR"/>
-        </w:rPr>
-      </w:pPr>
-      <w:r>
-        <w:rPr>
-          <w:bCs/>
-          <w:sz w:val="18"/>
-          <w:szCs w:val="18"/>
+          <w:sz w:val="20"/>
+          <w:szCs w:val="20"/>
+          <w:lang w:val="en-GB" w:bidi="fr-FR"/>
+        </w:rPr>
+      </w:pPr>
+      <w:r>
+        <w:rPr>
+          <w:bCs/>
+          <w:sz w:val="20"/>
+          <w:szCs w:val="20"/>
           <w:lang w:val="en-GB" w:bidi="fr-FR"/>
         </w:rPr>
         <w:t xml:space="preserve">Developed and fabricated a proof-of-concept DNA Field-Effect Transistor (FET), demonstrating a novel, non-destructive electronic method for data location in DNA data storage. Validated the sensor's high performance, leading to a </w:t>
@@ -2456,8 +2544,8 @@
       <w:r>
         <w:rPr>
           <w:bCs/>
-          <w:sz w:val="18"/>
-          <w:szCs w:val="18"/>
+          <w:sz w:val="20"/>
+          <w:szCs w:val="20"/>
           <w:lang w:val="en-GB" w:bidi="fr-FR"/>
         </w:rPr>
         <w:t>principal</w:t>
@@ -2465,8 +2553,8 @@
       <w:r>
         <w:rPr>
           <w:bCs/>
-          <w:sz w:val="18"/>
-          <w:szCs w:val="18"/>
+          <w:sz w:val="20"/>
+          <w:szCs w:val="20"/>
           <w:lang w:val="en-GB" w:bidi="fr-FR"/>
         </w:rPr>
         <w:t xml:space="preserve"> author</w:t>
@@ -2474,8 +2562,8 @@
       <w:r>
         <w:rPr>
           <w:bCs/>
-          <w:sz w:val="18"/>
-          <w:szCs w:val="18"/>
+          <w:sz w:val="20"/>
+          <w:szCs w:val="20"/>
           <w:lang w:val="en-GB" w:bidi="fr-FR"/>
         </w:rPr>
         <w:t>ed</w:t>
@@ -2483,8 +2571,8 @@
       <w:r>
         <w:rPr>
           <w:bCs/>
-          <w:sz w:val="18"/>
-          <w:szCs w:val="18"/>
+          <w:sz w:val="20"/>
+          <w:szCs w:val="20"/>
           <w:lang w:val="en-GB" w:bidi="fr-FR"/>
         </w:rPr>
         <w:t xml:space="preserve"> publication in Advanced Sensor Research and a Japanese patent application on the core technology. This foundational work established the basis for a next-generation platform envisioned to integrate multi-sensor arrays with an AI-powered indexing engine for large-scale, random-access data retrieval.</w:t>
@@ -2495,27 +2583,27 @@
         <w:jc w:val="both"/>
         <w:rPr>
           <w:bCs/>
-          <w:sz w:val="18"/>
-          <w:szCs w:val="18"/>
-          <w:lang w:val="en-GB" w:bidi="fr-FR"/>
-        </w:rPr>
-      </w:pPr>
-    </w:p>
-    <w:p>
-      <w:pPr>
-        <w:jc w:val="both"/>
-        <w:rPr>
-          <w:bCs/>
-          <w:sz w:val="18"/>
-          <w:szCs w:val="18"/>
-          <w:lang w:val="en-GB" w:bidi="fr-FR"/>
-        </w:rPr>
-      </w:pPr>
-      <w:r>
-        <w:rPr>
-          <w:b/>
-          <w:sz w:val="18"/>
-          <w:szCs w:val="18"/>
+          <w:sz w:val="20"/>
+          <w:szCs w:val="20"/>
+          <w:lang w:val="en-GB" w:bidi="fr-FR"/>
+        </w:rPr>
+      </w:pPr>
+    </w:p>
+    <w:p>
+      <w:pPr>
+        <w:jc w:val="both"/>
+        <w:rPr>
+          <w:bCs/>
+          <w:sz w:val="20"/>
+          <w:szCs w:val="20"/>
+          <w:lang w:val="en-GB" w:bidi="fr-FR"/>
+        </w:rPr>
+      </w:pPr>
+      <w:r>
+        <w:rPr>
+          <w:b/>
+          <w:sz w:val="20"/>
+          <w:szCs w:val="20"/>
           <w:lang w:val="en-GB" w:bidi="fr-FR"/>
         </w:rPr>
         <w:t xml:space="preserve">DNA-pods: Biomimetic Nanocarriers for Drug Delivery </w:t>
@@ -2523,8 +2611,8 @@
       <w:r>
         <w:rPr>
           <w:bCs/>
-          <w:sz w:val="18"/>
-          <w:szCs w:val="18"/>
+          <w:sz w:val="20"/>
+          <w:szCs w:val="20"/>
           <w:lang w:val="en-GB" w:bidi="fr-FR"/>
         </w:rPr>
         <w:t>| Lead Researcher &amp; Inventor</w:t>
@@ -2532,8 +2620,8 @@
       <w:r>
         <w:rPr>
           <w:bCs/>
-          <w:sz w:val="18"/>
-          <w:szCs w:val="18"/>
+          <w:sz w:val="20"/>
+          <w:szCs w:val="20"/>
           <w:lang w:val="en-GB" w:bidi="fr-FR"/>
         </w:rPr>
         <w:tab/>
@@ -2544,16 +2632,16 @@
         <w:jc w:val="both"/>
         <w:rPr>
           <w:bCs/>
-          <w:sz w:val="18"/>
-          <w:szCs w:val="18"/>
-          <w:lang w:val="en-GB" w:bidi="fr-FR"/>
-        </w:rPr>
-      </w:pPr>
-      <w:r>
-        <w:rPr>
-          <w:bCs/>
-          <w:sz w:val="18"/>
-          <w:szCs w:val="18"/>
+          <w:sz w:val="20"/>
+          <w:szCs w:val="20"/>
+          <w:lang w:val="en-GB" w:bidi="fr-FR"/>
+        </w:rPr>
+      </w:pPr>
+      <w:r>
+        <w:rPr>
+          <w:bCs/>
+          <w:sz w:val="20"/>
+          <w:szCs w:val="20"/>
           <w:lang w:val="en-GB" w:bidi="fr-FR"/>
         </w:rPr>
         <w:t xml:space="preserve">Designed and synthesized "DNA-pods," a novel class of self-assembled DNA condensates, as a cost-effective platform for therapeutic delivery. Engineered a unique, thermally-triggered exfoliation mechanism inspired by viral uncoating to enable stimulus-responsive payload release. Validated the platform by demonstrating efficient encapsulation of doxorubicin and its preferential localization within the nucleus of fixed cancer cells leading to a </w:t>
@@ -2561,8 +2649,8 @@
       <w:r>
         <w:rPr>
           <w:bCs/>
-          <w:sz w:val="18"/>
-          <w:szCs w:val="18"/>
+          <w:sz w:val="20"/>
+          <w:szCs w:val="20"/>
           <w:lang w:val="en-GB" w:bidi="fr-FR"/>
         </w:rPr>
         <w:t xml:space="preserve">principal </w:t>
@@ -2570,8 +2658,8 @@
       <w:r>
         <w:rPr>
           <w:bCs/>
-          <w:sz w:val="18"/>
-          <w:szCs w:val="18"/>
+          <w:sz w:val="20"/>
+          <w:szCs w:val="20"/>
           <w:lang w:val="en-GB" w:bidi="fr-FR"/>
         </w:rPr>
         <w:t>author</w:t>
@@ -2579,8 +2667,8 @@
       <w:r>
         <w:rPr>
           <w:bCs/>
-          <w:sz w:val="18"/>
-          <w:szCs w:val="18"/>
+          <w:sz w:val="20"/>
+          <w:szCs w:val="20"/>
           <w:lang w:val="en-GB" w:bidi="fr-FR"/>
         </w:rPr>
         <w:t>ed</w:t>
@@ -2588,8 +2676,8 @@
       <w:r>
         <w:rPr>
           <w:bCs/>
-          <w:sz w:val="18"/>
-          <w:szCs w:val="18"/>
+          <w:sz w:val="20"/>
+          <w:szCs w:val="20"/>
           <w:lang w:val="en-GB" w:bidi="fr-FR"/>
         </w:rPr>
         <w:t xml:space="preserve"> publication in ACS Chemistry of Materials.</w:t>
@@ -2599,29 +2687,25 @@
       <w:pPr>
         <w:jc w:val="both"/>
         <w:rPr>
-          <w:sz w:val="20"/>
-          <w:szCs w:val="20"/>
-          <w:lang w:val="en-GB"/>
-        </w:rPr>
-      </w:pPr>
-    </w:p>
-    <w:p>
-      <w:pPr>
-        <w:jc w:val="both"/>
-        <w:rPr>
-          <w:b/>
-          <w:bCs/>
           <w:sz w:val="22"/>
           <w:szCs w:val="22"/>
           <w:lang w:val="en-GB"/>
         </w:rPr>
       </w:pPr>
-      <w:r>
-        <w:rPr>
-          <w:b/>
-          <w:bCs/>
-          <w:sz w:val="22"/>
-          <w:szCs w:val="22"/>
+    </w:p>
+    <w:p>
+      <w:pPr>
+        <w:jc w:val="both"/>
+        <w:rPr>
+          <w:b/>
+          <w:bCs/>
+          <w:lang w:val="en-GB"/>
+        </w:rPr>
+      </w:pPr>
+      <w:r>
+        <w:rPr>
+          <w:b/>
+          <w:bCs/>
           <w:lang w:val="en-GB" w:bidi="fr-FR"/>
         </w:rPr>
         <w:t>EDUCATION</w:t>
@@ -2631,315 +2715,313 @@
       <w:pPr>
         <w:jc w:val="both"/>
         <w:rPr>
-          <w:sz w:val="20"/>
-          <w:szCs w:val="20"/>
-          <w:lang w:val="en-GB"/>
-        </w:rPr>
-      </w:pPr>
-    </w:p>
-    <w:p>
-      <w:pPr>
-        <w:jc w:val="both"/>
-        <w:rPr>
-          <w:i/>
-          <w:iCs/>
-          <w:sz w:val="18"/>
-          <w:szCs w:val="18"/>
-          <w:lang w:val="en-GB" w:bidi="fr-FR"/>
-        </w:rPr>
-      </w:pPr>
-      <w:r>
-        <w:rPr>
-          <w:b/>
-          <w:sz w:val="18"/>
-          <w:szCs w:val="18"/>
-          <w:lang w:val="en-GB" w:bidi="fr-FR"/>
-        </w:rPr>
-        <w:t xml:space="preserve">PhD </w:t>
-      </w:r>
-      <w:r>
-        <w:rPr>
-          <w:sz w:val="18"/>
-          <w:szCs w:val="18"/>
-          <w:lang w:val="en-GB" w:bidi="fr-FR"/>
-        </w:rPr>
-        <w:t xml:space="preserve">Université Aix-Marseille, Nanoscience and condensed materials, </w:t>
-      </w:r>
-      <w:r>
-        <w:rPr>
-          <w:i/>
-          <w:iCs/>
-          <w:sz w:val="18"/>
-          <w:szCs w:val="18"/>
-          <w:lang w:val="en-GB" w:bidi="fr-FR"/>
-        </w:rPr>
-        <w:t xml:space="preserve">05/2020 </w:t>
-      </w:r>
-    </w:p>
-    <w:p>
-      <w:pPr>
-        <w:jc w:val="both"/>
-        <w:rPr>
-          <w:sz w:val="18"/>
-          <w:szCs w:val="18"/>
-          <w:lang w:val="en-GB" w:bidi="fr-FR"/>
-        </w:rPr>
-      </w:pPr>
-      <w:r>
-        <w:rPr>
-          <w:sz w:val="18"/>
-          <w:szCs w:val="18"/>
-          <w:lang w:val="en-GB" w:bidi="fr-FR"/>
-        </w:rPr>
-        <w:t xml:space="preserve">Title of the thesis: « Development of Organic Field-Effect Transistor for the detection of </w:t>
-      </w:r>
-      <w:proofErr w:type="spellStart"/>
-      <w:r>
-        <w:rPr>
-          <w:sz w:val="18"/>
-          <w:szCs w:val="18"/>
-          <w:lang w:val="en-GB" w:bidi="fr-FR"/>
-        </w:rPr>
-        <w:t>cesium</w:t>
-      </w:r>
-      <w:proofErr w:type="spellEnd"/>
-      <w:r>
-        <w:rPr>
-          <w:sz w:val="18"/>
-          <w:szCs w:val="18"/>
-          <w:lang w:val="en-GB" w:bidi="fr-FR"/>
-        </w:rPr>
-        <w:t xml:space="preserve"> in seawater »</w:t>
-      </w:r>
-    </w:p>
-    <w:p>
-      <w:pPr>
-        <w:jc w:val="both"/>
-        <w:rPr>
-          <w:i/>
-          <w:iCs/>
-          <w:sz w:val="18"/>
-          <w:szCs w:val="18"/>
-          <w:lang w:val="en-GB" w:bidi="fr-FR"/>
-        </w:rPr>
-      </w:pPr>
-      <w:r>
-        <w:rPr>
-          <w:b/>
-          <w:sz w:val="18"/>
-          <w:szCs w:val="18"/>
-          <w:lang w:val="en-GB" w:bidi="fr-FR"/>
-        </w:rPr>
-        <w:t xml:space="preserve">MSc </w:t>
-      </w:r>
-      <w:r>
-        <w:rPr>
-          <w:sz w:val="18"/>
-          <w:szCs w:val="18"/>
-          <w:lang w:val="en-GB" w:bidi="fr-FR"/>
-        </w:rPr>
-        <w:t xml:space="preserve">Université Paris-Est </w:t>
-      </w:r>
-      <w:proofErr w:type="spellStart"/>
-      <w:r>
-        <w:rPr>
-          <w:sz w:val="18"/>
-          <w:szCs w:val="18"/>
-          <w:lang w:val="en-GB" w:bidi="fr-FR"/>
-        </w:rPr>
-        <w:t>Créteil</w:t>
-      </w:r>
-      <w:proofErr w:type="spellEnd"/>
-      <w:r>
-        <w:rPr>
-          <w:sz w:val="18"/>
-          <w:szCs w:val="18"/>
-          <w:lang w:val="en-GB" w:bidi="fr-FR"/>
-        </w:rPr>
-        <w:t>, Polymer science (</w:t>
-      </w:r>
-      <w:r>
-        <w:rPr>
-          <w:i/>
-          <w:iCs/>
-          <w:sz w:val="18"/>
-          <w:szCs w:val="18"/>
-          <w:lang w:val="en-GB" w:bidi="fr-FR"/>
-        </w:rPr>
-        <w:t>magna cum laude</w:t>
-      </w:r>
-      <w:r>
-        <w:rPr>
-          <w:sz w:val="18"/>
-          <w:szCs w:val="18"/>
-          <w:lang w:val="en-GB" w:bidi="fr-FR"/>
-        </w:rPr>
-        <w:t>),</w:t>
-      </w:r>
-      <w:r>
-        <w:rPr>
-          <w:sz w:val="18"/>
-          <w:szCs w:val="18"/>
-          <w:lang w:val="en-GB" w:bidi="fr-FR"/>
-        </w:rPr>
-        <w:t xml:space="preserve"> </w:t>
-      </w:r>
-      <w:r>
-        <w:rPr>
-          <w:sz w:val="18"/>
-          <w:szCs w:val="18"/>
-          <w:lang w:val="en-GB" w:bidi="fr-FR"/>
-        </w:rPr>
-        <w:t>09/</w:t>
-      </w:r>
-      <w:r>
-        <w:rPr>
-          <w:i/>
-          <w:iCs/>
-          <w:sz w:val="18"/>
-          <w:szCs w:val="18"/>
-          <w:lang w:val="en-GB" w:bidi="fr-FR"/>
-        </w:rPr>
-        <w:t>2016</w:t>
-      </w:r>
-    </w:p>
-    <w:p>
-      <w:pPr>
-        <w:jc w:val="both"/>
-        <w:rPr>
-          <w:i/>
-          <w:iCs/>
-          <w:sz w:val="18"/>
-          <w:szCs w:val="18"/>
-          <w:lang w:val="en-GB"/>
-        </w:rPr>
-      </w:pPr>
-      <w:r>
-        <w:rPr>
-          <w:b/>
-          <w:sz w:val="18"/>
-          <w:szCs w:val="18"/>
-          <w:lang w:val="en-GB" w:bidi="fr-FR"/>
-        </w:rPr>
-        <w:t xml:space="preserve">BSc </w:t>
-      </w:r>
-      <w:r>
-        <w:rPr>
-          <w:sz w:val="18"/>
-          <w:szCs w:val="18"/>
-          <w:lang w:val="en-GB" w:bidi="fr-FR"/>
-        </w:rPr>
-        <w:t xml:space="preserve">Université Paris-Est </w:t>
-      </w:r>
-      <w:proofErr w:type="spellStart"/>
-      <w:r>
-        <w:rPr>
-          <w:sz w:val="18"/>
-          <w:szCs w:val="18"/>
-          <w:lang w:val="en-GB" w:bidi="fr-FR"/>
-        </w:rPr>
-        <w:t>Créteil</w:t>
-      </w:r>
-      <w:proofErr w:type="spellEnd"/>
-      <w:r>
-        <w:rPr>
-          <w:sz w:val="18"/>
-          <w:szCs w:val="18"/>
-          <w:lang w:val="en-GB" w:bidi="fr-FR"/>
-        </w:rPr>
-        <w:t xml:space="preserve">, Biology &amp; Chemistry </w:t>
-      </w:r>
-      <w:r>
-        <w:rPr>
-          <w:i/>
-          <w:iCs/>
-          <w:sz w:val="18"/>
-          <w:szCs w:val="18"/>
-          <w:lang w:val="en-GB" w:bidi="fr-FR"/>
-        </w:rPr>
-        <w:t>(magna cum laude)</w:t>
-      </w:r>
-      <w:r>
-        <w:rPr>
-          <w:sz w:val="18"/>
-          <w:szCs w:val="18"/>
-          <w:lang w:val="en-GB" w:bidi="fr-FR"/>
-        </w:rPr>
-        <w:t>, 09/</w:t>
-      </w:r>
-      <w:r>
-        <w:rPr>
-          <w:i/>
-          <w:iCs/>
-          <w:sz w:val="18"/>
-          <w:szCs w:val="18"/>
-          <w:lang w:val="en-GB" w:bidi="fr-FR"/>
-        </w:rPr>
-        <w:t>2014</w:t>
-      </w:r>
-    </w:p>
-    <w:p>
-      <w:pPr>
-        <w:jc w:val="both"/>
-        <w:rPr>
-          <w:sz w:val="18"/>
-          <w:szCs w:val="18"/>
-          <w:lang w:val="en-GB"/>
-        </w:rPr>
-      </w:pPr>
-      <w:r>
-        <w:rPr>
-          <w:sz w:val="18"/>
-          <w:szCs w:val="18"/>
-          <w:lang w:val="en-GB"/>
-        </w:rPr>
-        <w:t>3</w:t>
-      </w:r>
-      <w:r>
-        <w:rPr>
-          <w:sz w:val="18"/>
-          <w:szCs w:val="18"/>
-          <w:vertAlign w:val="superscript"/>
-          <w:lang w:val="en-GB"/>
-        </w:rPr>
-        <w:t>rd</w:t>
-      </w:r>
-      <w:r>
-        <w:rPr>
-          <w:sz w:val="18"/>
-          <w:szCs w:val="18"/>
-          <w:lang w:val="en-GB"/>
-        </w:rPr>
-        <w:t xml:space="preserve"> year at Universidad de Murcia in Spain (Erasmus exchange program)</w:t>
-      </w:r>
-    </w:p>
-    <w:p>
-      <w:pPr>
-        <w:jc w:val="both"/>
-        <w:rPr>
-          <w:sz w:val="18"/>
-          <w:szCs w:val="22"/>
-          <w:lang w:val="en-GB"/>
-        </w:rPr>
-      </w:pPr>
-    </w:p>
-    <w:p>
-      <w:pPr>
-        <w:jc w:val="both"/>
-        <w:rPr>
-          <w:b/>
-          <w:bCs/>
           <w:sz w:val="22"/>
           <w:szCs w:val="22"/>
           <w:lang w:val="en-GB"/>
         </w:rPr>
       </w:pPr>
-      <w:r>
+    </w:p>
+    <w:p>
+      <w:pPr>
+        <w:jc w:val="both"/>
+        <w:rPr>
+          <w:i/>
+          <w:iCs/>
+          <w:sz w:val="20"/>
+          <w:szCs w:val="20"/>
+          <w:lang w:val="en-GB" w:bidi="fr-FR"/>
+        </w:rPr>
+      </w:pPr>
+      <w:r>
+        <w:rPr>
+          <w:b/>
+          <w:sz w:val="20"/>
+          <w:szCs w:val="20"/>
+          <w:lang w:val="en-GB" w:bidi="fr-FR"/>
+        </w:rPr>
+        <w:t xml:space="preserve">PhD </w:t>
+      </w:r>
+      <w:r>
+        <w:rPr>
+          <w:sz w:val="20"/>
+          <w:szCs w:val="20"/>
+          <w:lang w:val="en-GB" w:bidi="fr-FR"/>
+        </w:rPr>
+        <w:t xml:space="preserve">Université Aix-Marseille, Nanoscience and condensed materials, </w:t>
+      </w:r>
+      <w:r>
+        <w:rPr>
+          <w:i/>
+          <w:iCs/>
+          <w:sz w:val="20"/>
+          <w:szCs w:val="20"/>
+          <w:lang w:val="en-GB" w:bidi="fr-FR"/>
+        </w:rPr>
+        <w:t xml:space="preserve">05/2020 </w:t>
+      </w:r>
+    </w:p>
+    <w:p>
+      <w:pPr>
+        <w:jc w:val="both"/>
+        <w:rPr>
+          <w:sz w:val="20"/>
+          <w:szCs w:val="20"/>
+          <w:lang w:val="en-GB" w:bidi="fr-FR"/>
+        </w:rPr>
+      </w:pPr>
+      <w:r>
+        <w:rPr>
+          <w:sz w:val="20"/>
+          <w:szCs w:val="20"/>
+          <w:lang w:val="en-GB" w:bidi="fr-FR"/>
+        </w:rPr>
+        <w:t xml:space="preserve">Title of the thesis: « Development of Organic Field-Effect Transistor for the detection of </w:t>
+      </w:r>
+      <w:proofErr w:type="spellStart"/>
+      <w:r>
+        <w:rPr>
+          <w:sz w:val="20"/>
+          <w:szCs w:val="20"/>
+          <w:lang w:val="en-GB" w:bidi="fr-FR"/>
+        </w:rPr>
+        <w:t>cesium</w:t>
+      </w:r>
+      <w:proofErr w:type="spellEnd"/>
+      <w:r>
+        <w:rPr>
+          <w:sz w:val="20"/>
+          <w:szCs w:val="20"/>
+          <w:lang w:val="en-GB" w:bidi="fr-FR"/>
+        </w:rPr>
+        <w:t xml:space="preserve"> in seawater »</w:t>
+      </w:r>
+    </w:p>
+    <w:p>
+      <w:pPr>
+        <w:jc w:val="both"/>
+        <w:rPr>
+          <w:i/>
+          <w:iCs/>
+          <w:sz w:val="20"/>
+          <w:szCs w:val="20"/>
+          <w:lang w:val="en-GB" w:bidi="fr-FR"/>
+        </w:rPr>
+      </w:pPr>
+      <w:r>
+        <w:rPr>
+          <w:b/>
+          <w:sz w:val="20"/>
+          <w:szCs w:val="20"/>
+          <w:lang w:val="en-GB" w:bidi="fr-FR"/>
+        </w:rPr>
+        <w:t xml:space="preserve">MSc </w:t>
+      </w:r>
+      <w:r>
+        <w:rPr>
+          <w:sz w:val="20"/>
+          <w:szCs w:val="20"/>
+          <w:lang w:val="en-GB" w:bidi="fr-FR"/>
+        </w:rPr>
+        <w:t xml:space="preserve">Université Paris-Est </w:t>
+      </w:r>
+      <w:proofErr w:type="spellStart"/>
+      <w:r>
+        <w:rPr>
+          <w:sz w:val="20"/>
+          <w:szCs w:val="20"/>
+          <w:lang w:val="en-GB" w:bidi="fr-FR"/>
+        </w:rPr>
+        <w:t>Créteil</w:t>
+      </w:r>
+      <w:proofErr w:type="spellEnd"/>
+      <w:r>
+        <w:rPr>
+          <w:sz w:val="20"/>
+          <w:szCs w:val="20"/>
+          <w:lang w:val="en-GB" w:bidi="fr-FR"/>
+        </w:rPr>
+        <w:t>, Polymer science (</w:t>
+      </w:r>
+      <w:r>
+        <w:rPr>
+          <w:i/>
+          <w:iCs/>
+          <w:sz w:val="20"/>
+          <w:szCs w:val="20"/>
+          <w:lang w:val="en-GB" w:bidi="fr-FR"/>
+        </w:rPr>
+        <w:t>magna cum laude</w:t>
+      </w:r>
+      <w:r>
+        <w:rPr>
+          <w:sz w:val="20"/>
+          <w:szCs w:val="20"/>
+          <w:lang w:val="en-GB" w:bidi="fr-FR"/>
+        </w:rPr>
+        <w:t>),</w:t>
+      </w:r>
+      <w:r>
+        <w:rPr>
+          <w:sz w:val="20"/>
+          <w:szCs w:val="20"/>
+          <w:lang w:val="en-GB" w:bidi="fr-FR"/>
+        </w:rPr>
+        <w:t xml:space="preserve"> </w:t>
+      </w:r>
+      <w:r>
+        <w:rPr>
+          <w:sz w:val="20"/>
+          <w:szCs w:val="20"/>
+          <w:lang w:val="en-GB" w:bidi="fr-FR"/>
+        </w:rPr>
+        <w:t>09/</w:t>
+      </w:r>
+      <w:r>
+        <w:rPr>
+          <w:i/>
+          <w:iCs/>
+          <w:sz w:val="20"/>
+          <w:szCs w:val="20"/>
+          <w:lang w:val="en-GB" w:bidi="fr-FR"/>
+        </w:rPr>
+        <w:t>2016</w:t>
+      </w:r>
+    </w:p>
+    <w:p>
+      <w:pPr>
+        <w:jc w:val="both"/>
+        <w:rPr>
+          <w:i/>
+          <w:iCs/>
+          <w:sz w:val="20"/>
+          <w:szCs w:val="20"/>
+          <w:lang w:val="en-GB"/>
+        </w:rPr>
+      </w:pPr>
+      <w:r>
+        <w:rPr>
+          <w:b/>
+          <w:sz w:val="20"/>
+          <w:szCs w:val="20"/>
+          <w:lang w:val="en-GB" w:bidi="fr-FR"/>
+        </w:rPr>
+        <w:t xml:space="preserve">BSc </w:t>
+      </w:r>
+      <w:r>
+        <w:rPr>
+          <w:sz w:val="20"/>
+          <w:szCs w:val="20"/>
+          <w:lang w:val="en-GB" w:bidi="fr-FR"/>
+        </w:rPr>
+        <w:t xml:space="preserve">Université Paris-Est </w:t>
+      </w:r>
+      <w:proofErr w:type="spellStart"/>
+      <w:r>
+        <w:rPr>
+          <w:sz w:val="20"/>
+          <w:szCs w:val="20"/>
+          <w:lang w:val="en-GB" w:bidi="fr-FR"/>
+        </w:rPr>
+        <w:t>Créteil</w:t>
+      </w:r>
+      <w:proofErr w:type="spellEnd"/>
+      <w:r>
+        <w:rPr>
+          <w:sz w:val="20"/>
+          <w:szCs w:val="20"/>
+          <w:lang w:val="en-GB" w:bidi="fr-FR"/>
+        </w:rPr>
+        <w:t xml:space="preserve">, Biology &amp; Chemistry </w:t>
+      </w:r>
+      <w:r>
+        <w:rPr>
+          <w:i/>
+          <w:iCs/>
+          <w:sz w:val="20"/>
+          <w:szCs w:val="20"/>
+          <w:lang w:val="en-GB" w:bidi="fr-FR"/>
+        </w:rPr>
+        <w:t>(magna cum laude)</w:t>
+      </w:r>
+      <w:r>
+        <w:rPr>
+          <w:sz w:val="20"/>
+          <w:szCs w:val="20"/>
+          <w:lang w:val="en-GB" w:bidi="fr-FR"/>
+        </w:rPr>
+        <w:t>, 09/</w:t>
+      </w:r>
+      <w:r>
+        <w:rPr>
+          <w:i/>
+          <w:iCs/>
+          <w:sz w:val="20"/>
+          <w:szCs w:val="20"/>
+          <w:lang w:val="en-GB" w:bidi="fr-FR"/>
+        </w:rPr>
+        <w:t>2014</w:t>
+      </w:r>
+    </w:p>
+    <w:p>
+      <w:pPr>
+        <w:jc w:val="both"/>
+        <w:rPr>
+          <w:sz w:val="20"/>
+          <w:szCs w:val="20"/>
+          <w:lang w:val="en-GB"/>
+        </w:rPr>
+      </w:pPr>
+      <w:r>
+        <w:rPr>
+          <w:sz w:val="20"/>
+          <w:szCs w:val="20"/>
+          <w:lang w:val="en-GB"/>
+        </w:rPr>
+        <w:t>3</w:t>
+      </w:r>
+      <w:r>
+        <w:rPr>
+          <w:sz w:val="20"/>
+          <w:szCs w:val="20"/>
+          <w:vertAlign w:val="superscript"/>
+          <w:lang w:val="en-GB"/>
+        </w:rPr>
+        <w:t>rd</w:t>
+      </w:r>
+      <w:r>
+        <w:rPr>
+          <w:sz w:val="20"/>
+          <w:szCs w:val="20"/>
+          <w:lang w:val="en-GB"/>
+        </w:rPr>
+        <w:t xml:space="preserve"> year at Universidad de Murcia in Spain (Erasmus exchange program)</w:t>
+      </w:r>
+    </w:p>
+    <w:p>
+      <w:pPr>
+        <w:jc w:val="both"/>
+        <w:rPr>
+          <w:sz w:val="22"/>
+          <w:szCs w:val="28"/>
+          <w:lang w:val="en-GB"/>
+        </w:rPr>
+      </w:pPr>
+    </w:p>
+    <w:p>
+      <w:pPr>
+        <w:jc w:val="both"/>
         <w:rPr>
           <w:b/>
           <w:bCs/>
           <w:sz w:val="22"/>
           <w:szCs w:val="22"/>
+          <w:lang w:val="en-GB"/>
+        </w:rPr>
+      </w:pPr>
+      <w:r>
+        <w:rPr>
+          <w:b/>
+          <w:bCs/>
           <w:lang w:val="en-GB" w:bidi="fr-FR"/>
         </w:rPr>
         <w:t>HIGHLIGHTED PUBLICATIONS &amp; PATENTS</w:t>
@@ -2949,8 +3031,8 @@
       <w:pPr>
         <w:jc w:val="both"/>
         <w:rPr>
-          <w:sz w:val="20"/>
-          <w:szCs w:val="20"/>
+          <w:sz w:val="22"/>
+          <w:szCs w:val="22"/>
           <w:lang w:bidi="fr-FR"/>
         </w:rPr>
       </w:pPr>
@@ -2961,8 +3043,8 @@
         <w:rPr>
           <w:b/>
           <w:bCs/>
-          <w:sz w:val="18"/>
-          <w:szCs w:val="18"/>
+          <w:sz w:val="20"/>
+          <w:szCs w:val="20"/>
           <w:lang w:val="en-US" w:bidi="fr-FR"/>
         </w:rPr>
       </w:pPr>
@@ -2970,16 +3052,16 @@
         <w:rPr>
           <w:b/>
           <w:bCs/>
-          <w:sz w:val="18"/>
-          <w:szCs w:val="18"/>
+          <w:sz w:val="20"/>
+          <w:szCs w:val="20"/>
           <w:lang w:val="en-US" w:bidi="fr-FR"/>
         </w:rPr>
         <w:t>Kilinc, V*</w:t>
       </w:r>
       <w:r>
         <w:rPr>
-          <w:sz w:val="18"/>
-          <w:szCs w:val="18"/>
+          <w:sz w:val="20"/>
+          <w:szCs w:val="20"/>
           <w:lang w:val="en-US" w:bidi="fr-FR"/>
         </w:rPr>
         <w:t xml:space="preserve">. et al., </w:t>
@@ -2988,16 +3070,16 @@
         <w:rPr>
           <w:i/>
           <w:iCs/>
-          <w:sz w:val="18"/>
-          <w:szCs w:val="18"/>
+          <w:sz w:val="20"/>
+          <w:szCs w:val="20"/>
           <w:lang w:val="en-US" w:bidi="fr-FR"/>
         </w:rPr>
         <w:t>ACS Chemistry of Materials,</w:t>
       </w:r>
       <w:r>
         <w:rPr>
-          <w:sz w:val="18"/>
-          <w:szCs w:val="18"/>
+          <w:sz w:val="20"/>
+          <w:szCs w:val="20"/>
           <w:lang w:val="en-US" w:bidi="fr-FR"/>
         </w:rPr>
         <w:t xml:space="preserve"> </w:t>
@@ -3008,28 +3090,28 @@
           <w:bCs/>
           <w:i/>
           <w:iCs/>
-          <w:sz w:val="18"/>
-          <w:szCs w:val="18"/>
+          <w:sz w:val="20"/>
+          <w:szCs w:val="20"/>
           <w:lang w:val="en-US" w:bidi="fr-FR"/>
         </w:rPr>
         <w:t>2026</w:t>
       </w:r>
       <w:r>
         <w:rPr>
-          <w:sz w:val="18"/>
-          <w:szCs w:val="18"/>
+          <w:sz w:val="20"/>
+          <w:szCs w:val="20"/>
           <w:lang w:val="en-US" w:bidi="fr-FR"/>
         </w:rPr>
         <w:t xml:space="preserve">, </w:t>
       </w:r>
-      <w:hyperlink r:id="rId15" w:history="1">
+      <w:hyperlink r:id="rId14" w:history="1">
         <w:r>
           <w:rPr>
             <w:rStyle w:val="Lienhypertexte"/>
             <w:i/>
             <w:iCs/>
-            <w:sz w:val="18"/>
-            <w:szCs w:val="18"/>
+            <w:sz w:val="20"/>
+            <w:szCs w:val="20"/>
             <w:lang w:val="en-US" w:bidi="fr-FR"/>
           </w:rPr>
           <w:t>10.1021/acs.chemmater.5c03128</w:t>
@@ -3039,8 +3121,8 @@
             <w:rStyle w:val="Lienhypertexte"/>
             <w:i/>
             <w:iCs/>
-            <w:sz w:val="18"/>
-            <w:szCs w:val="18"/>
+            <w:sz w:val="20"/>
+            <w:szCs w:val="20"/>
             <w:lang w:val="en-US" w:bidi="fr-FR"/>
           </w:rPr>
           <w:t xml:space="preserve"> </w:t>
@@ -3055,8 +3137,8 @@
           <w:bCs/>
           <w:i/>
           <w:iCs/>
-          <w:sz w:val="18"/>
-          <w:szCs w:val="18"/>
+          <w:sz w:val="20"/>
+          <w:szCs w:val="20"/>
           <w:lang w:val="en-US" w:bidi="fr-FR"/>
         </w:rPr>
       </w:pPr>
@@ -3064,16 +3146,16 @@
         <w:rPr>
           <w:b/>
           <w:bCs/>
-          <w:sz w:val="18"/>
-          <w:szCs w:val="18"/>
+          <w:sz w:val="20"/>
+          <w:szCs w:val="20"/>
           <w:lang w:val="en-US" w:bidi="fr-FR"/>
         </w:rPr>
         <w:t>Kilinc, V*</w:t>
       </w:r>
       <w:r>
         <w:rPr>
-          <w:sz w:val="18"/>
-          <w:szCs w:val="18"/>
+          <w:sz w:val="20"/>
+          <w:szCs w:val="20"/>
           <w:lang w:val="en-US" w:bidi="fr-FR"/>
         </w:rPr>
         <w:t xml:space="preserve">. et al. </w:t>
@@ -3083,8 +3165,8 @@
         <w:rPr>
           <w:i/>
           <w:iCs/>
-          <w:sz w:val="18"/>
-          <w:szCs w:val="18"/>
+          <w:sz w:val="20"/>
+          <w:szCs w:val="20"/>
           <w:lang w:val="en-US" w:bidi="fr-FR"/>
         </w:rPr>
         <w:t>ChemRxiv</w:t>
@@ -3094,8 +3176,8 @@
         <w:rPr>
           <w:i/>
           <w:iCs/>
-          <w:sz w:val="18"/>
-          <w:szCs w:val="18"/>
+          <w:sz w:val="20"/>
+          <w:szCs w:val="20"/>
           <w:lang w:val="en-US" w:bidi="fr-FR"/>
         </w:rPr>
         <w:t xml:space="preserve">, </w:t>
@@ -3106,8 +3188,8 @@
           <w:bCs/>
           <w:i/>
           <w:iCs/>
-          <w:sz w:val="18"/>
-          <w:szCs w:val="18"/>
+          <w:sz w:val="20"/>
+          <w:szCs w:val="20"/>
           <w:lang w:val="en-US" w:bidi="fr-FR"/>
         </w:rPr>
         <w:t>2025</w:t>
@@ -3116,8 +3198,8 @@
         <w:rPr>
           <w:i/>
           <w:iCs/>
-          <w:sz w:val="18"/>
-          <w:szCs w:val="18"/>
+          <w:sz w:val="20"/>
+          <w:szCs w:val="20"/>
           <w:lang w:val="en-US" w:bidi="fr-FR"/>
         </w:rPr>
         <w:t>,</w:t>
@@ -3128,11 +3210,84 @@
           <w:bCs/>
           <w:i/>
           <w:iCs/>
-          <w:sz w:val="18"/>
-          <w:szCs w:val="18"/>
+          <w:sz w:val="20"/>
+          <w:szCs w:val="20"/>
           <w:lang w:val="en-US" w:bidi="fr-FR"/>
         </w:rPr>
         <w:t xml:space="preserve"> </w:t>
+      </w:r>
+      <w:hyperlink r:id="rId15" w:history="1">
+        <w:r>
+          <w:rPr>
+            <w:rStyle w:val="Lienhypertexte"/>
+            <w:i/>
+            <w:iCs/>
+            <w:sz w:val="20"/>
+            <w:szCs w:val="20"/>
+            <w:lang w:val="en-US" w:bidi="fr-FR"/>
+          </w:rPr>
+          <w:t>10.26434/chemrxiv-2025-9q3xk</w:t>
+        </w:r>
+      </w:hyperlink>
+    </w:p>
+    <w:p>
+      <w:pPr>
+        <w:jc w:val="both"/>
+        <w:rPr>
+          <w:sz w:val="20"/>
+          <w:szCs w:val="20"/>
+          <w:lang w:val="en-US" w:bidi="fr-FR"/>
+        </w:rPr>
+      </w:pPr>
+      <w:r>
+        <w:rPr>
+          <w:b/>
+          <w:bCs/>
+          <w:sz w:val="20"/>
+          <w:szCs w:val="20"/>
+          <w:lang w:val="en-US" w:bidi="fr-FR"/>
+        </w:rPr>
+        <w:t>Kilinc, V*</w:t>
+      </w:r>
+      <w:r>
+        <w:rPr>
+          <w:sz w:val="20"/>
+          <w:szCs w:val="20"/>
+          <w:lang w:val="en-US" w:bidi="fr-FR"/>
+        </w:rPr>
+        <w:t xml:space="preserve">. et al. </w:t>
+      </w:r>
+      <w:r>
+        <w:rPr>
+          <w:i/>
+          <w:iCs/>
+          <w:sz w:val="20"/>
+          <w:szCs w:val="20"/>
+          <w:lang w:val="en-US" w:bidi="fr-FR"/>
+        </w:rPr>
+        <w:t xml:space="preserve">Adv. Sensor Research, </w:t>
+      </w:r>
+      <w:r>
+        <w:rPr>
+          <w:b/>
+          <w:bCs/>
+          <w:i/>
+          <w:iCs/>
+          <w:sz w:val="20"/>
+          <w:szCs w:val="20"/>
+          <w:lang w:val="en-US" w:bidi="fr-FR"/>
+        </w:rPr>
+        <w:t>2024</w:t>
+      </w:r>
+      <w:r>
+        <w:rPr>
+          <w:i/>
+          <w:iCs/>
+          <w:sz w:val="20"/>
+          <w:szCs w:val="20"/>
+          <w:lang w:val="en-US" w:bidi="fr-FR"/>
+        </w:rPr>
+        <w:t xml:space="preserve">, 3, 5,2300176, </w:t>
       </w:r>
       <w:hyperlink r:id="rId16" w:history="1">
         <w:r>
@@ -3140,81 +3295,8 @@
             <w:rStyle w:val="Lienhypertexte"/>
             <w:i/>
             <w:iCs/>
-            <w:sz w:val="18"/>
-            <w:szCs w:val="18"/>
-            <w:lang w:val="en-US" w:bidi="fr-FR"/>
-          </w:rPr>
-          <w:t>10.26434/chemrxiv-2025-9q3xk</w:t>
-        </w:r>
-      </w:hyperlink>
-    </w:p>
-    <w:p>
-      <w:pPr>
-        <w:jc w:val="both"/>
-        <w:rPr>
-          <w:sz w:val="18"/>
-          <w:szCs w:val="18"/>
-          <w:lang w:val="en-US" w:bidi="fr-FR"/>
-        </w:rPr>
-      </w:pPr>
-      <w:r>
-        <w:rPr>
-          <w:b/>
-          <w:bCs/>
-          <w:sz w:val="18"/>
-          <w:szCs w:val="18"/>
-          <w:lang w:val="en-US" w:bidi="fr-FR"/>
-        </w:rPr>
-        <w:t>Kilinc, V*</w:t>
-      </w:r>
-      <w:r>
-        <w:rPr>
-          <w:sz w:val="18"/>
-          <w:szCs w:val="18"/>
-          <w:lang w:val="en-US" w:bidi="fr-FR"/>
-        </w:rPr>
-        <w:t xml:space="preserve">. et al. </w:t>
-      </w:r>
-      <w:r>
-        <w:rPr>
-          <w:i/>
-          <w:iCs/>
-          <w:sz w:val="18"/>
-          <w:szCs w:val="18"/>
-          <w:lang w:val="en-US" w:bidi="fr-FR"/>
-        </w:rPr>
-        <w:t xml:space="preserve">Adv. Sensor Research, </w:t>
-      </w:r>
-      <w:r>
-        <w:rPr>
-          <w:b/>
-          <w:bCs/>
-          <w:i/>
-          <w:iCs/>
-          <w:sz w:val="18"/>
-          <w:szCs w:val="18"/>
-          <w:lang w:val="en-US" w:bidi="fr-FR"/>
-        </w:rPr>
-        <w:t>2024</w:t>
-      </w:r>
-      <w:r>
-        <w:rPr>
-          <w:i/>
-          <w:iCs/>
-          <w:sz w:val="18"/>
-          <w:szCs w:val="18"/>
-          <w:lang w:val="en-US" w:bidi="fr-FR"/>
-        </w:rPr>
-        <w:t xml:space="preserve">, 3, 5,2300176, </w:t>
-      </w:r>
-      <w:hyperlink r:id="rId17" w:history="1">
-        <w:r>
-          <w:rPr>
-            <w:rStyle w:val="Lienhypertexte"/>
-            <w:i/>
-            <w:iCs/>
-            <w:sz w:val="18"/>
-            <w:szCs w:val="18"/>
+            <w:sz w:val="20"/>
+            <w:szCs w:val="20"/>
             <w:lang w:val="en-US" w:bidi="fr-FR"/>
           </w:rPr>
           <w:t>10.1002/adsr.202300176</w:t>
@@ -3225,16 +3307,16 @@
       <w:pPr>
         <w:jc w:val="both"/>
         <w:rPr>
-          <w:sz w:val="18"/>
-          <w:szCs w:val="18"/>
+          <w:sz w:val="20"/>
+          <w:szCs w:val="20"/>
           <w:lang w:val="en-US" w:bidi="fr-FR"/>
         </w:rPr>
       </w:pPr>
       <w:proofErr w:type="spellStart"/>
       <w:r>
         <w:rPr>
-          <w:sz w:val="18"/>
-          <w:szCs w:val="18"/>
+          <w:sz w:val="20"/>
+          <w:szCs w:val="20"/>
           <w:lang w:bidi="fr-FR"/>
         </w:rPr>
         <w:t>Nguy</w:t>
@@ -3242,8 +3324,8 @@
       <w:proofErr w:type="spellEnd"/>
       <w:r>
         <w:rPr>
-          <w:sz w:val="18"/>
-          <w:szCs w:val="18"/>
+          <w:sz w:val="20"/>
+          <w:szCs w:val="20"/>
           <w:lang w:bidi="fr-FR"/>
         </w:rPr>
         <w:t xml:space="preserve">, T.P. ; </w:t>
@@ -3252,8 +3334,8 @@
         <w:rPr>
           <w:b/>
           <w:bCs/>
-          <w:sz w:val="18"/>
-          <w:szCs w:val="18"/>
+          <w:sz w:val="20"/>
+          <w:szCs w:val="20"/>
           <w:lang w:bidi="fr-FR"/>
         </w:rPr>
         <w:t>Kilinc, V. (</w:t>
@@ -3263,8 +3345,8 @@
         <w:rPr>
           <w:b/>
           <w:bCs/>
-          <w:sz w:val="18"/>
-          <w:szCs w:val="18"/>
+          <w:sz w:val="20"/>
+          <w:szCs w:val="20"/>
           <w:lang w:bidi="fr-FR"/>
         </w:rPr>
         <w:t>co</w:t>
@@ -3274,8 +3356,8 @@
         <w:rPr>
           <w:b/>
           <w:bCs/>
-          <w:sz w:val="18"/>
-          <w:szCs w:val="18"/>
+          <w:sz w:val="20"/>
+          <w:szCs w:val="20"/>
           <w:lang w:bidi="fr-FR"/>
         </w:rPr>
         <w:t xml:space="preserve">-first </w:t>
@@ -3285,8 +3367,8 @@
         <w:rPr>
           <w:b/>
           <w:bCs/>
-          <w:sz w:val="18"/>
-          <w:szCs w:val="18"/>
+          <w:sz w:val="20"/>
+          <w:szCs w:val="20"/>
           <w:lang w:bidi="fr-FR"/>
         </w:rPr>
         <w:t>author</w:t>
@@ -3296,24 +3378,24 @@
         <w:rPr>
           <w:b/>
           <w:bCs/>
-          <w:sz w:val="18"/>
-          <w:szCs w:val="18"/>
+          <w:sz w:val="20"/>
+          <w:szCs w:val="20"/>
           <w:lang w:bidi="fr-FR"/>
         </w:rPr>
         <w:t>)</w:t>
       </w:r>
       <w:r>
         <w:rPr>
-          <w:sz w:val="18"/>
-          <w:szCs w:val="18"/>
+          <w:sz w:val="20"/>
+          <w:szCs w:val="20"/>
           <w:lang w:bidi="fr-FR"/>
         </w:rPr>
         <w:t xml:space="preserve"> et al.</w:t>
       </w:r>
       <w:r>
         <w:rPr>
-          <w:sz w:val="18"/>
-          <w:szCs w:val="18"/>
+          <w:sz w:val="20"/>
+          <w:szCs w:val="20"/>
           <w:lang w:val="en-US" w:bidi="fr-FR"/>
         </w:rPr>
         <w:t xml:space="preserve"> </w:t>
@@ -3322,8 +3404,8 @@
         <w:rPr>
           <w:i/>
           <w:iCs/>
-          <w:sz w:val="18"/>
-          <w:szCs w:val="18"/>
+          <w:sz w:val="20"/>
+          <w:szCs w:val="20"/>
           <w:lang w:val="en-US" w:bidi="fr-FR"/>
         </w:rPr>
         <w:t xml:space="preserve">Sensors and Actuators B: Chemical, </w:t>
@@ -3334,8 +3416,8 @@
           <w:bCs/>
           <w:i/>
           <w:iCs/>
-          <w:sz w:val="18"/>
-          <w:szCs w:val="18"/>
+          <w:sz w:val="20"/>
+          <w:szCs w:val="20"/>
           <w:lang w:val="en-US" w:bidi="fr-FR"/>
         </w:rPr>
         <w:t>2022</w:t>
@@ -3344,26 +3426,26 @@
         <w:rPr>
           <w:i/>
           <w:iCs/>
-          <w:sz w:val="18"/>
-          <w:szCs w:val="18"/>
+          <w:sz w:val="20"/>
+          <w:szCs w:val="20"/>
           <w:lang w:val="en-US" w:bidi="fr-FR"/>
         </w:rPr>
         <w:t>, 351, 130956</w:t>
       </w:r>
       <w:r>
         <w:rPr>
-          <w:sz w:val="18"/>
-          <w:szCs w:val="18"/>
+          <w:sz w:val="20"/>
+          <w:szCs w:val="20"/>
           <w:lang w:val="en-US"/>
         </w:rPr>
         <w:t xml:space="preserve"> </w:t>
       </w:r>
-      <w:hyperlink r:id="rId18" w:tgtFrame="_blank" w:history="1">
+      <w:hyperlink r:id="rId17" w:tgtFrame="_blank" w:history="1">
         <w:r>
           <w:rPr>
             <w:rStyle w:val="Lienhypertexte"/>
-            <w:sz w:val="18"/>
-            <w:szCs w:val="18"/>
+            <w:sz w:val="20"/>
+            <w:szCs w:val="20"/>
             <w:bdr w:val="none" w:sz="0" w:space="0" w:color="auto" w:frame="1"/>
           </w:rPr>
           <w:t>10.1016/j.snb.2021.130956</w:t>
@@ -3374,8 +3456,8 @@
       <w:pPr>
         <w:jc w:val="both"/>
         <w:rPr>
-          <w:sz w:val="18"/>
-          <w:szCs w:val="18"/>
+          <w:sz w:val="20"/>
+          <w:szCs w:val="20"/>
           <w:lang w:val="en-US" w:bidi="fr-FR"/>
         </w:rPr>
       </w:pPr>
@@ -3384,16 +3466,16 @@
         <w:rPr>
           <w:b/>
           <w:bCs/>
-          <w:sz w:val="18"/>
-          <w:szCs w:val="18"/>
+          <w:sz w:val="20"/>
+          <w:szCs w:val="20"/>
           <w:lang w:val="en-US" w:bidi="fr-FR"/>
         </w:rPr>
         <w:t>Kilinc, V</w:t>
       </w:r>
       <w:r>
         <w:rPr>
-          <w:sz w:val="18"/>
-          <w:szCs w:val="18"/>
+          <w:sz w:val="20"/>
+          <w:szCs w:val="20"/>
           <w:lang w:val="en-US" w:bidi="fr-FR"/>
         </w:rPr>
         <w:t xml:space="preserve">. et al. </w:t>
@@ -3402,8 +3484,8 @@
         <w:rPr>
           <w:i/>
           <w:iCs/>
-          <w:sz w:val="18"/>
-          <w:szCs w:val="18"/>
+          <w:sz w:val="20"/>
+          <w:szCs w:val="20"/>
           <w:lang w:val="en-US" w:bidi="fr-FR"/>
         </w:rPr>
         <w:t xml:space="preserve">ACS Appl. Mater. Interfaces </w:t>
@@ -3414,8 +3496,8 @@
           <w:bCs/>
           <w:i/>
           <w:iCs/>
-          <w:sz w:val="18"/>
-          <w:szCs w:val="18"/>
+          <w:sz w:val="20"/>
+          <w:szCs w:val="20"/>
           <w:lang w:val="en-US" w:bidi="fr-FR"/>
         </w:rPr>
         <w:t>2019</w:t>
@@ -3424,8 +3506,8 @@
         <w:rPr>
           <w:i/>
           <w:iCs/>
-          <w:sz w:val="18"/>
-          <w:szCs w:val="18"/>
+          <w:sz w:val="20"/>
+          <w:szCs w:val="20"/>
           <w:lang w:val="en-US" w:bidi="fr-FR"/>
         </w:rPr>
         <w:t>, 11, 50, 47635-47641</w:t>
@@ -3433,18 +3515,18 @@
       <w:bookmarkEnd w:id="0"/>
       <w:r>
         <w:rPr>
-          <w:sz w:val="18"/>
-          <w:szCs w:val="18"/>
+          <w:sz w:val="20"/>
+          <w:szCs w:val="20"/>
           <w:lang w:val="en-US" w:bidi="fr-FR"/>
         </w:rPr>
         <w:t xml:space="preserve"> </w:t>
       </w:r>
-      <w:hyperlink r:id="rId19" w:history="1">
+      <w:hyperlink r:id="rId18" w:history="1">
         <w:r>
           <w:rPr>
             <w:rStyle w:val="Lienhypertexte"/>
-            <w:sz w:val="18"/>
-            <w:szCs w:val="18"/>
+            <w:sz w:val="20"/>
+            <w:szCs w:val="20"/>
             <w:lang w:val="en-US" w:bidi="fr-FR"/>
           </w:rPr>
           <w:t>10.1021/acsami.9b18188</w:t>
@@ -3457,8 +3539,8 @@
         <w:rPr>
           <w:rStyle w:val="Lienhypertexte"/>
           <w:color w:val="auto"/>
-          <w:sz w:val="18"/>
-          <w:szCs w:val="18"/>
+          <w:sz w:val="20"/>
+          <w:szCs w:val="20"/>
           <w:u w:val="none"/>
           <w:lang w:val="en-US" w:bidi="fr-FR"/>
         </w:rPr>
@@ -3469,8 +3551,8 @@
           <w:b/>
           <w:bCs/>
           <w:color w:val="auto"/>
-          <w:sz w:val="18"/>
-          <w:szCs w:val="18"/>
+          <w:sz w:val="20"/>
+          <w:szCs w:val="20"/>
           <w:u w:val="none"/>
           <w:lang w:val="en-US" w:bidi="fr-FR"/>
         </w:rPr>
@@ -3482,8 +3564,8 @@
           <w:b/>
           <w:bCs/>
           <w:color w:val="auto"/>
-          <w:sz w:val="18"/>
-          <w:szCs w:val="18"/>
+          <w:sz w:val="20"/>
+          <w:szCs w:val="20"/>
           <w:u w:val="none"/>
           <w:lang w:val="en-US" w:bidi="fr-FR"/>
         </w:rPr>
@@ -3493,8 +3575,8 @@
         <w:rPr>
           <w:rStyle w:val="Lienhypertexte"/>
           <w:color w:val="auto"/>
-          <w:sz w:val="18"/>
-          <w:szCs w:val="18"/>
+          <w:sz w:val="20"/>
+          <w:szCs w:val="20"/>
           <w:u w:val="none"/>
           <w:lang w:val="en-US" w:bidi="fr-FR"/>
         </w:rPr>
@@ -3505,8 +3587,8 @@
         <w:rPr>
           <w:rStyle w:val="Lienhypertexte"/>
           <w:color w:val="auto"/>
-          <w:sz w:val="18"/>
-          <w:szCs w:val="18"/>
+          <w:sz w:val="20"/>
+          <w:szCs w:val="20"/>
           <w:u w:val="none"/>
           <w:lang w:val="en-US" w:bidi="fr-FR"/>
         </w:rPr>
@@ -3517,8 +3599,8 @@
         <w:rPr>
           <w:rStyle w:val="Lienhypertexte"/>
           <w:color w:val="auto"/>
-          <w:sz w:val="18"/>
-          <w:szCs w:val="18"/>
+          <w:sz w:val="20"/>
+          <w:szCs w:val="20"/>
           <w:u w:val="none"/>
           <w:lang w:val="en-US" w:bidi="fr-FR"/>
         </w:rPr>
@@ -3529,8 +3611,8 @@
         <w:rPr>
           <w:rStyle w:val="Lienhypertexte"/>
           <w:color w:val="auto"/>
-          <w:sz w:val="18"/>
-          <w:szCs w:val="18"/>
+          <w:sz w:val="20"/>
+          <w:szCs w:val="20"/>
           <w:u w:val="none"/>
           <w:lang w:val="en-US" w:bidi="fr-FR"/>
         </w:rPr>
@@ -3541,8 +3623,8 @@
         <w:rPr>
           <w:rStyle w:val="Lienhypertexte"/>
           <w:color w:val="auto"/>
-          <w:sz w:val="18"/>
-          <w:szCs w:val="18"/>
+          <w:sz w:val="20"/>
+          <w:szCs w:val="20"/>
           <w:u w:val="none"/>
           <w:lang w:val="en-US" w:bidi="fr-FR"/>
         </w:rPr>
@@ -3553,8 +3635,8 @@
         <w:rPr>
           <w:rStyle w:val="Lienhypertexte"/>
           <w:color w:val="auto"/>
-          <w:sz w:val="18"/>
-          <w:szCs w:val="18"/>
+          <w:sz w:val="20"/>
+          <w:szCs w:val="20"/>
           <w:u w:val="none"/>
           <w:lang w:val="en-US" w:bidi="fr-FR"/>
         </w:rPr>
@@ -3565,8 +3647,8 @@
         <w:rPr>
           <w:rStyle w:val="Lienhypertexte"/>
           <w:color w:val="auto"/>
-          <w:sz w:val="18"/>
-          <w:szCs w:val="18"/>
+          <w:sz w:val="20"/>
+          <w:szCs w:val="20"/>
           <w:u w:val="none"/>
           <w:lang w:val="en-US" w:bidi="fr-FR"/>
         </w:rPr>
@@ -3577,8 +3659,8 @@
         <w:rPr>
           <w:rStyle w:val="Lienhypertexte"/>
           <w:color w:val="auto"/>
-          <w:sz w:val="18"/>
-          <w:szCs w:val="18"/>
+          <w:sz w:val="20"/>
+          <w:szCs w:val="20"/>
           <w:u w:val="none"/>
           <w:lang w:val="en-US" w:bidi="fr-FR"/>
         </w:rPr>
@@ -3589,8 +3671,8 @@
         <w:rPr>
           <w:rStyle w:val="Lienhypertexte"/>
           <w:color w:val="auto"/>
-          <w:sz w:val="18"/>
-          <w:szCs w:val="18"/>
+          <w:sz w:val="20"/>
+          <w:szCs w:val="20"/>
           <w:u w:val="none"/>
           <w:lang w:val="en-US" w:bidi="fr-FR"/>
         </w:rPr>
@@ -3600,8 +3682,8 @@
         <w:rPr>
           <w:rStyle w:val="Lienhypertexte"/>
           <w:color w:val="auto"/>
-          <w:sz w:val="18"/>
-          <w:szCs w:val="18"/>
+          <w:sz w:val="20"/>
+          <w:szCs w:val="20"/>
           <w:u w:val="none"/>
           <w:lang w:val="en-US" w:bidi="fr-FR"/>
         </w:rPr>
@@ -3611,8 +3693,8 @@
         <w:rPr>
           <w:rStyle w:val="Lienhypertexte"/>
           <w:color w:val="auto"/>
-          <w:sz w:val="18"/>
-          <w:szCs w:val="18"/>
+          <w:sz w:val="20"/>
+          <w:szCs w:val="20"/>
           <w:u w:val="none"/>
           <w:lang w:val="en-US" w:bidi="fr-FR"/>
         </w:rPr>
@@ -3622,8 +3704,8 @@
         <w:rPr>
           <w:rStyle w:val="Lienhypertexte"/>
           <w:color w:val="auto"/>
-          <w:sz w:val="18"/>
-          <w:szCs w:val="18"/>
+          <w:sz w:val="20"/>
+          <w:szCs w:val="20"/>
           <w:u w:val="none"/>
           <w:lang w:val="en-US" w:bidi="fr-FR"/>
         </w:rPr>
@@ -3633,8 +3715,8 @@
         <w:rPr>
           <w:rStyle w:val="Lienhypertexte"/>
           <w:color w:val="auto"/>
-          <w:sz w:val="18"/>
-          <w:szCs w:val="18"/>
+          <w:sz w:val="20"/>
+          <w:szCs w:val="20"/>
           <w:u w:val="none"/>
           <w:lang w:val="en-US" w:bidi="fr-FR"/>
         </w:rPr>
@@ -3647,8 +3729,8 @@
         <w:rPr>
           <w:rStyle w:val="Lienhypertexte"/>
           <w:color w:val="auto"/>
-          <w:sz w:val="18"/>
-          <w:szCs w:val="18"/>
+          <w:sz w:val="20"/>
+          <w:szCs w:val="20"/>
           <w:u w:val="none"/>
           <w:lang w:val="en-US" w:bidi="fr-FR"/>
         </w:rPr>
@@ -3657,11 +3739,12 @@
         <w:rPr>
           <w:rStyle w:val="Lienhypertexte"/>
           <w:color w:val="auto"/>
-          <w:sz w:val="18"/>
-          <w:szCs w:val="18"/>
+          <w:sz w:val="20"/>
+          <w:szCs w:val="20"/>
           <w:u w:val="none"/>
           <w:lang w:val="en-US" w:bidi="fr-FR"/>
         </w:rPr>
+        <w:lastRenderedPageBreak/>
         <w:t xml:space="preserve">Wakayama, Y; </w:t>
       </w:r>
       <w:r>
@@ -3670,8 +3753,8 @@
           <w:b/>
           <w:bCs/>
           <w:color w:val="auto"/>
-          <w:sz w:val="18"/>
-          <w:szCs w:val="18"/>
+          <w:sz w:val="20"/>
+          <w:szCs w:val="20"/>
           <w:u w:val="none"/>
           <w:lang w:val="en-US" w:bidi="fr-FR"/>
         </w:rPr>
@@ -3681,8 +3764,8 @@
         <w:rPr>
           <w:rStyle w:val="Lienhypertexte"/>
           <w:color w:val="auto"/>
-          <w:sz w:val="18"/>
-          <w:szCs w:val="18"/>
+          <w:sz w:val="20"/>
+          <w:szCs w:val="20"/>
           <w:u w:val="none"/>
           <w:lang w:val="en-US" w:bidi="fr-FR"/>
         </w:rPr>
@@ -3692,8 +3775,8 @@
         <w:rPr>
           <w:rStyle w:val="Lienhypertexte"/>
           <w:color w:val="auto"/>
-          <w:sz w:val="18"/>
-          <w:szCs w:val="18"/>
+          <w:sz w:val="20"/>
+          <w:szCs w:val="20"/>
           <w:u w:val="none"/>
           <w:lang w:val="en-US" w:bidi="fr-FR"/>
         </w:rPr>
@@ -3704,8 +3787,8 @@
       <w:pPr>
         <w:jc w:val="both"/>
         <w:rPr>
-          <w:sz w:val="18"/>
-          <w:szCs w:val="18"/>
+          <w:sz w:val="20"/>
+          <w:szCs w:val="20"/>
           <w:lang w:val="en-US" w:bidi="fr-FR"/>
         </w:rPr>
       </w:pPr>
@@ -3716,8 +3799,8 @@
         <w:rPr>
           <w:b/>
           <w:bCs/>
-          <w:sz w:val="18"/>
-          <w:szCs w:val="18"/>
+          <w:sz w:val="20"/>
+          <w:szCs w:val="20"/>
           <w:lang w:val="en-US" w:bidi="fr-FR"/>
         </w:rPr>
       </w:pPr>
@@ -3725,16 +3808,16 @@
         <w:rPr>
           <w:b/>
           <w:bCs/>
-          <w:sz w:val="18"/>
-          <w:szCs w:val="18"/>
+          <w:sz w:val="20"/>
+          <w:szCs w:val="20"/>
           <w:lang w:val="en-US" w:bidi="fr-FR"/>
         </w:rPr>
         <w:t xml:space="preserve">Total publications: </w:t>
       </w:r>
       <w:r>
         <w:rPr>
-          <w:sz w:val="18"/>
-          <w:szCs w:val="18"/>
+          <w:sz w:val="20"/>
+          <w:szCs w:val="20"/>
           <w:lang w:val="en-US" w:bidi="fr-FR"/>
         </w:rPr>
         <w:t>10</w:t>
@@ -3743,8 +3826,8 @@
         <w:rPr>
           <w:b/>
           <w:bCs/>
-          <w:sz w:val="18"/>
-          <w:szCs w:val="18"/>
+          <w:sz w:val="20"/>
+          <w:szCs w:val="20"/>
           <w:lang w:val="en-US" w:bidi="fr-FR"/>
         </w:rPr>
         <w:t xml:space="preserve"> ||| Total</w:t>
@@ -3753,16 +3836,16 @@
         <w:rPr>
           <w:b/>
           <w:bCs/>
-          <w:sz w:val="18"/>
-          <w:szCs w:val="18"/>
+          <w:sz w:val="20"/>
+          <w:szCs w:val="20"/>
           <w:lang w:val="en-US" w:bidi="fr-FR"/>
         </w:rPr>
         <w:t xml:space="preserve"> patents: </w:t>
       </w:r>
       <w:r>
         <w:rPr>
-          <w:sz w:val="18"/>
-          <w:szCs w:val="18"/>
+          <w:sz w:val="20"/>
+          <w:szCs w:val="20"/>
           <w:lang w:val="en-US" w:bidi="fr-FR"/>
         </w:rPr>
         <w:t>2</w:t>
@@ -3771,8 +3854,8 @@
         <w:rPr>
           <w:b/>
           <w:bCs/>
-          <w:sz w:val="18"/>
-          <w:szCs w:val="18"/>
+          <w:sz w:val="20"/>
+          <w:szCs w:val="20"/>
           <w:lang w:val="en-US" w:bidi="fr-FR"/>
         </w:rPr>
         <w:t xml:space="preserve"> ||| </w:t>
@@ -3781,8 +3864,8 @@
         <w:rPr>
           <w:b/>
           <w:bCs/>
-          <w:sz w:val="18"/>
-          <w:szCs w:val="18"/>
+          <w:sz w:val="20"/>
+          <w:szCs w:val="20"/>
           <w:lang w:val="en-US" w:bidi="fr-FR"/>
         </w:rPr>
         <w:t>Principal</w:t>
@@ -3791,8 +3874,8 @@
         <w:rPr>
           <w:b/>
           <w:bCs/>
-          <w:sz w:val="18"/>
-          <w:szCs w:val="18"/>
+          <w:sz w:val="20"/>
+          <w:szCs w:val="20"/>
           <w:lang w:val="en-US" w:bidi="fr-FR"/>
         </w:rPr>
         <w:t xml:space="preserve"> authored</w:t>
@@ -3801,8 +3884,8 @@
         <w:rPr>
           <w:b/>
           <w:bCs/>
-          <w:sz w:val="18"/>
-          <w:szCs w:val="18"/>
+          <w:sz w:val="20"/>
+          <w:szCs w:val="20"/>
           <w:lang w:val="en-US" w:bidi="fr-FR"/>
         </w:rPr>
         <w:t>*</w:t>
@@ -3811,16 +3894,16 @@
         <w:rPr>
           <w:b/>
           <w:bCs/>
-          <w:sz w:val="18"/>
-          <w:szCs w:val="18"/>
+          <w:sz w:val="20"/>
+          <w:szCs w:val="20"/>
           <w:lang w:val="en-US" w:bidi="fr-FR"/>
         </w:rPr>
         <w:t xml:space="preserve">: </w:t>
       </w:r>
       <w:r>
         <w:rPr>
-          <w:sz w:val="18"/>
-          <w:szCs w:val="18"/>
+          <w:sz w:val="20"/>
+          <w:szCs w:val="20"/>
           <w:lang w:val="en-US" w:bidi="fr-FR"/>
         </w:rPr>
         <w:t>3</w:t>
@@ -3829,8 +3912,8 @@
         <w:rPr>
           <w:b/>
           <w:bCs/>
-          <w:sz w:val="18"/>
-          <w:szCs w:val="18"/>
+          <w:sz w:val="20"/>
+          <w:szCs w:val="20"/>
           <w:lang w:val="en-US" w:bidi="fr-FR"/>
         </w:rPr>
         <w:tab/>
@@ -3839,8 +3922,8 @@
         <w:rPr>
           <w:b/>
           <w:bCs/>
-          <w:sz w:val="18"/>
-          <w:szCs w:val="18"/>
+          <w:sz w:val="20"/>
+          <w:szCs w:val="20"/>
           <w:lang w:val="en-US" w:bidi="fr-FR"/>
         </w:rPr>
         <w:tab/>
@@ -3850,15 +3933,22 @@
       <w:pPr>
         <w:jc w:val="both"/>
         <w:rPr>
+          <w:lang w:val="en-GB"/>
+        </w:rPr>
+      </w:pPr>
+    </w:p>
+    <w:p>
+      <w:pPr>
+        <w:jc w:val="both"/>
+        <w:rPr>
+          <w:b/>
+          <w:bCs/>
           <w:sz w:val="22"/>
           <w:szCs w:val="22"/>
           <w:lang w:val="en-GB"/>
         </w:rPr>
       </w:pPr>
-    </w:p>
-    <w:p>
-      <w:pPr>
-        <w:jc w:val="both"/>
+      <w:r>
         <w:rPr>
           <w:b/>
           <w:bCs/>
@@ -3866,8 +3956,12 @@
           <w:szCs w:val="22"/>
           <w:lang w:val="en-GB"/>
         </w:rPr>
-      </w:pPr>
-      <w:r>
+        <w:t>CONFERENCES &amp; WORKSHOPS</w:t>
+      </w:r>
+    </w:p>
+    <w:p>
+      <w:pPr>
+        <w:jc w:val="both"/>
         <w:rPr>
           <w:b/>
           <w:bCs/>
@@ -3875,85 +3969,79 @@
           <w:szCs w:val="22"/>
           <w:lang w:val="en-GB"/>
         </w:rPr>
-        <w:t>CONFERENCES &amp; WORKSHOPS</w:t>
-      </w:r>
-    </w:p>
-    <w:p>
-      <w:pPr>
-        <w:jc w:val="both"/>
-        <w:rPr>
-          <w:b/>
-          <w:bCs/>
-          <w:sz w:val="20"/>
-          <w:szCs w:val="20"/>
+      </w:pPr>
+      <w:r>
+        <w:rPr>
+          <w:b/>
+          <w:bCs/>
           <w:lang w:val="en-GB"/>
         </w:rPr>
-      </w:pPr>
-      <w:r>
-        <w:rPr>
-          <w:b/>
-          <w:bCs/>
+        <w:br/>
+      </w:r>
+      <w:r>
+        <w:rPr>
+          <w:bCs/>
+          <w:sz w:val="20"/>
+          <w:szCs w:val="20"/>
+          <w:lang w:val="en-GB" w:bidi="fr-FR"/>
+        </w:rPr>
+        <w:t>Presented research at over 10 international conferences and workshops, including 5 oral presentations (one as an invited speaker) and a poster presentation to Nobel Laureates at the</w:t>
+      </w:r>
+      <w:r>
+        <w:rPr>
+          <w:bCs/>
+          <w:sz w:val="20"/>
+          <w:szCs w:val="20"/>
+          <w:lang w:val="en-GB" w:bidi="fr-FR"/>
+        </w:rPr>
+        <w:t xml:space="preserve"> prestigious</w:t>
+      </w:r>
+      <w:r>
+        <w:rPr>
+          <w:bCs/>
+          <w:sz w:val="20"/>
+          <w:szCs w:val="20"/>
+          <w:lang w:val="en-GB" w:bidi="fr-FR"/>
+        </w:rPr>
+        <w:t xml:space="preserve"> 15</w:t>
+      </w:r>
+      <w:r>
+        <w:rPr>
+          <w:bCs/>
+          <w:sz w:val="20"/>
+          <w:szCs w:val="20"/>
+          <w:vertAlign w:val="superscript"/>
+          <w:lang w:val="en-GB" w:bidi="fr-FR"/>
+        </w:rPr>
+        <w:t>th</w:t>
+      </w:r>
+      <w:r>
+        <w:rPr>
+          <w:bCs/>
+          <w:sz w:val="20"/>
+          <w:szCs w:val="20"/>
+          <w:lang w:val="en-GB" w:bidi="fr-FR"/>
+        </w:rPr>
+        <w:t xml:space="preserve"> HOPE Meeting in Kyoto (Japan).</w:t>
+      </w:r>
+      <w:r>
+        <w:rPr>
+          <w:bCs/>
+          <w:sz w:val="20"/>
+          <w:szCs w:val="20"/>
+          <w:lang w:val="en-GB" w:bidi="fr-FR"/>
+        </w:rPr>
+        <w:t xml:space="preserve"> </w:t>
+      </w:r>
+    </w:p>
+    <w:p>
+      <w:pPr>
+        <w:jc w:val="both"/>
+        <w:rPr>
           <w:sz w:val="22"/>
           <w:szCs w:val="22"/>
           <w:lang w:val="en-GB"/>
         </w:rPr>
-        <w:br/>
-      </w:r>
-      <w:r>
-        <w:rPr>
-          <w:bCs/>
-          <w:sz w:val="18"/>
-          <w:szCs w:val="18"/>
-          <w:lang w:val="en-GB" w:bidi="fr-FR"/>
-        </w:rPr>
-        <w:t>Presented research at over 10 international conferences and workshops, including 5 oral presentations (one as an invited speaker) and a poster presentation to Nobel Laureates at the</w:t>
-      </w:r>
-      <w:r>
-        <w:rPr>
-          <w:bCs/>
-          <w:sz w:val="18"/>
-          <w:szCs w:val="18"/>
-          <w:lang w:val="en-GB" w:bidi="fr-FR"/>
-        </w:rPr>
-        <w:t xml:space="preserve"> prestigious</w:t>
-      </w:r>
-      <w:r>
-        <w:rPr>
-          <w:bCs/>
-          <w:sz w:val="18"/>
-          <w:szCs w:val="18"/>
-          <w:lang w:val="en-GB" w:bidi="fr-FR"/>
-        </w:rPr>
-        <w:t xml:space="preserve"> 15</w:t>
-      </w:r>
-      <w:r>
-        <w:rPr>
-          <w:bCs/>
-          <w:sz w:val="18"/>
-          <w:szCs w:val="18"/>
-          <w:vertAlign w:val="superscript"/>
-          <w:lang w:val="en-GB" w:bidi="fr-FR"/>
-        </w:rPr>
-        <w:t>th</w:t>
-      </w:r>
-      <w:r>
-        <w:rPr>
-          <w:bCs/>
-          <w:sz w:val="18"/>
-          <w:szCs w:val="18"/>
-          <w:lang w:val="en-GB" w:bidi="fr-FR"/>
-        </w:rPr>
-        <w:t xml:space="preserve"> HOPE Meeting in Kyoto (Japan).</w:t>
-      </w:r>
-    </w:p>
-    <w:p>
-      <w:pPr>
-        <w:jc w:val="both"/>
-        <w:rPr>
-          <w:sz w:val="20"/>
-          <w:szCs w:val="20"/>
-          <w:lang w:val="en-GB"/>
-        </w:rPr>
       </w:pPr>
     </w:p>
     <w:p>
@@ -3964,7 +4052,7 @@
           <w:bCs/>
           <w:sz w:val="22"/>
           <w:szCs w:val="22"/>
-          <w:lang w:val="en-GB"/>
+          <w:lang w:val="en-GB" w:bidi="fr-FR"/>
         </w:rPr>
       </w:pPr>
       <w:r>
@@ -3986,25 +4074,25 @@
           <w:bCs/>
           <w:sz w:val="22"/>
           <w:szCs w:val="22"/>
-          <w:lang w:val="en-GB"/>
-        </w:rPr>
-      </w:pPr>
-    </w:p>
-    <w:p>
-      <w:pPr>
-        <w:jc w:val="both"/>
-        <w:rPr>
-          <w:b/>
-          <w:sz w:val="18"/>
-          <w:szCs w:val="18"/>
-          <w:lang w:val="en-GB" w:bidi="fr-FR"/>
-        </w:rPr>
-      </w:pPr>
-      <w:r>
-        <w:rPr>
-          <w:b/>
-          <w:sz w:val="18"/>
-          <w:szCs w:val="18"/>
+          <w:lang w:val="en-GB" w:bidi="fr-FR"/>
+        </w:rPr>
+      </w:pPr>
+    </w:p>
+    <w:p>
+      <w:pPr>
+        <w:jc w:val="both"/>
+        <w:rPr>
+          <w:b/>
+          <w:sz w:val="20"/>
+          <w:szCs w:val="20"/>
+          <w:lang w:val="en-GB" w:bidi="fr-FR"/>
+        </w:rPr>
+      </w:pPr>
+      <w:r>
+        <w:rPr>
+          <w:b/>
+          <w:sz w:val="20"/>
+          <w:szCs w:val="20"/>
           <w:lang w:val="en-GB" w:bidi="fr-FR"/>
         </w:rPr>
         <w:t>Seal of Excellence for the European project AXON-DNA (MSCA-2025-PF)</w:t>
@@ -4012,17 +4100,28 @@
       <w:r>
         <w:rPr>
           <w:b/>
-          <w:sz w:val="18"/>
-          <w:szCs w:val="18"/>
-          <w:lang w:val="en-GB" w:bidi="fr-FR"/>
-        </w:rPr>
-        <w:tab/>
-      </w:r>
-      <w:r>
-        <w:rPr>
-          <w:b/>
-          <w:sz w:val="18"/>
-          <w:szCs w:val="18"/>
+          <w:sz w:val="20"/>
+          <w:szCs w:val="20"/>
+          <w:lang w:val="en-GB" w:bidi="fr-FR"/>
+        </w:rPr>
+        <w:t xml:space="preserve"> - </w:t>
+      </w:r>
+      <w:r>
+        <w:rPr>
+          <w:bCs/>
+          <w:i/>
+          <w:iCs/>
+          <w:sz w:val="20"/>
+          <w:szCs w:val="20"/>
+          <w:lang w:val="en-GB" w:bidi="fr-FR"/>
+        </w:rPr>
+        <w:t>2026</w:t>
+      </w:r>
+      <w:r>
+        <w:rPr>
+          <w:b/>
+          <w:sz w:val="20"/>
+          <w:szCs w:val="20"/>
           <w:lang w:val="en-GB" w:bidi="fr-FR"/>
         </w:rPr>
         <w:tab/>
@@ -4031,8 +4130,8 @@
       <w:r>
         <w:rPr>
           <w:b/>
-          <w:sz w:val="18"/>
-          <w:szCs w:val="18"/>
+          <w:sz w:val="20"/>
+          <w:szCs w:val="20"/>
           <w:lang w:val="en-GB" w:bidi="fr-FR"/>
         </w:rPr>
         <w:tab/>
@@ -4041,50 +4140,59 @@
       <w:r>
         <w:rPr>
           <w:b/>
-          <w:sz w:val="18"/>
-          <w:szCs w:val="18"/>
-          <w:lang w:val="en-GB" w:bidi="fr-FR"/>
-        </w:rPr>
-        <w:t xml:space="preserve">    </w:t>
-      </w:r>
-      <w:r>
+          <w:sz w:val="20"/>
+          <w:szCs w:val="20"/>
+          <w:lang w:val="en-GB" w:bidi="fr-FR"/>
+        </w:rPr>
+        <w:t xml:space="preserve"> </w:t>
+      </w:r>
+    </w:p>
+    <w:p>
+      <w:pPr>
+        <w:jc w:val="both"/>
         <w:rPr>
           <w:bCs/>
           <w:i/>
           <w:iCs/>
-          <w:sz w:val="18"/>
-          <w:szCs w:val="18"/>
-          <w:lang w:val="en-GB" w:bidi="fr-FR"/>
-        </w:rPr>
-        <w:t>2026</w:t>
-      </w:r>
-    </w:p>
-    <w:p>
-      <w:pPr>
-        <w:jc w:val="both"/>
+          <w:sz w:val="20"/>
+          <w:szCs w:val="20"/>
+          <w:lang w:val="en-GB" w:bidi="fr-FR"/>
+        </w:rPr>
+      </w:pPr>
+      <w:r>
+        <w:rPr>
+          <w:b/>
+          <w:sz w:val="20"/>
+          <w:szCs w:val="20"/>
+          <w:lang w:val="en-GB" w:bidi="fr-FR"/>
+        </w:rPr>
+        <w:t>Invited researcher at NIMS (Japan)</w:t>
+      </w:r>
+      <w:r>
+        <w:rPr>
+          <w:b/>
+          <w:sz w:val="20"/>
+          <w:szCs w:val="20"/>
+          <w:lang w:val="en-GB" w:bidi="fr-FR"/>
+        </w:rPr>
+        <w:t xml:space="preserve"> - </w:t>
+      </w:r>
+      <w:r>
         <w:rPr>
           <w:bCs/>
           <w:i/>
           <w:iCs/>
-          <w:sz w:val="18"/>
-          <w:szCs w:val="18"/>
-          <w:lang w:val="en-GB" w:bidi="fr-FR"/>
-        </w:rPr>
-      </w:pPr>
-      <w:r>
-        <w:rPr>
-          <w:b/>
-          <w:sz w:val="18"/>
-          <w:szCs w:val="18"/>
-          <w:lang w:val="en-GB" w:bidi="fr-FR"/>
-        </w:rPr>
-        <w:t>Invited researcher at NIMS (Japan)</w:t>
-      </w:r>
-      <w:r>
-        <w:rPr>
-          <w:b/>
-          <w:sz w:val="18"/>
-          <w:szCs w:val="18"/>
+          <w:sz w:val="20"/>
+          <w:szCs w:val="20"/>
+          <w:lang w:val="en-GB" w:bidi="fr-FR"/>
+        </w:rPr>
+        <w:t>2025</w:t>
+      </w:r>
+      <w:r>
+        <w:rPr>
+          <w:b/>
+          <w:sz w:val="20"/>
+          <w:szCs w:val="20"/>
           <w:lang w:val="en-GB" w:bidi="fr-FR"/>
         </w:rPr>
         <w:tab/>
@@ -4092,8 +4200,8 @@
       <w:r>
         <w:rPr>
           <w:b/>
-          <w:sz w:val="18"/>
-          <w:szCs w:val="18"/>
+          <w:sz w:val="20"/>
+          <w:szCs w:val="20"/>
           <w:lang w:val="en-GB" w:bidi="fr-FR"/>
         </w:rPr>
         <w:tab/>
@@ -4101,8 +4209,8 @@
       <w:r>
         <w:rPr>
           <w:b/>
-          <w:sz w:val="18"/>
-          <w:szCs w:val="18"/>
+          <w:sz w:val="20"/>
+          <w:szCs w:val="20"/>
           <w:lang w:val="en-GB" w:bidi="fr-FR"/>
         </w:rPr>
         <w:tab/>
@@ -4110,8 +4218,8 @@
       <w:r>
         <w:rPr>
           <w:b/>
-          <w:sz w:val="18"/>
-          <w:szCs w:val="18"/>
+          <w:sz w:val="20"/>
+          <w:szCs w:val="20"/>
           <w:lang w:val="en-GB" w:bidi="fr-FR"/>
         </w:rPr>
         <w:tab/>
@@ -4119,8 +4227,8 @@
       <w:r>
         <w:rPr>
           <w:b/>
-          <w:sz w:val="18"/>
-          <w:szCs w:val="18"/>
+          <w:sz w:val="20"/>
+          <w:szCs w:val="20"/>
           <w:lang w:val="en-GB" w:bidi="fr-FR"/>
         </w:rPr>
         <w:tab/>
@@ -4128,17 +4236,8 @@
       <w:r>
         <w:rPr>
           <w:b/>
-          <w:sz w:val="18"/>
-          <w:szCs w:val="18"/>
-          <w:lang w:val="en-GB" w:bidi="fr-FR"/>
-        </w:rPr>
-        <w:tab/>
-      </w:r>
-      <w:r>
-        <w:rPr>
-          <w:b/>
-          <w:sz w:val="18"/>
-          <w:szCs w:val="18"/>
+          <w:sz w:val="20"/>
+          <w:szCs w:val="20"/>
           <w:lang w:val="en-GB" w:bidi="fr-FR"/>
         </w:rPr>
         <w:tab/>
@@ -4147,88 +4246,115 @@
       <w:r>
         <w:rPr>
           <w:b/>
-          <w:sz w:val="18"/>
-          <w:szCs w:val="18"/>
+          <w:sz w:val="20"/>
+          <w:szCs w:val="20"/>
           <w:lang w:val="en-GB" w:bidi="fr-FR"/>
         </w:rPr>
         <w:tab/>
         <w:t xml:space="preserve">        </w:t>
       </w:r>
-      <w:r>
+    </w:p>
+    <w:p>
+      <w:pPr>
+        <w:jc w:val="both"/>
         <w:rPr>
           <w:bCs/>
           <w:i/>
           <w:iCs/>
-          <w:sz w:val="18"/>
-          <w:szCs w:val="18"/>
-          <w:lang w:val="en-GB" w:bidi="fr-FR"/>
-        </w:rPr>
-        <w:t>2025</w:t>
-      </w:r>
-    </w:p>
-    <w:p>
-      <w:pPr>
-        <w:jc w:val="both"/>
+          <w:sz w:val="20"/>
+          <w:szCs w:val="20"/>
+          <w:lang w:val="en-GB" w:bidi="fr-FR"/>
+        </w:rPr>
+      </w:pPr>
+      <w:r>
+        <w:rPr>
+          <w:b/>
+          <w:sz w:val="20"/>
+          <w:szCs w:val="20"/>
+          <w:lang w:val="en-GB" w:bidi="fr-FR"/>
+        </w:rPr>
+        <w:t>15</w:t>
+      </w:r>
+      <w:r>
+        <w:rPr>
+          <w:b/>
+          <w:sz w:val="20"/>
+          <w:szCs w:val="20"/>
+          <w:vertAlign w:val="superscript"/>
+          <w:lang w:val="en-GB" w:bidi="fr-FR"/>
+        </w:rPr>
+        <w:t>th</w:t>
+      </w:r>
+      <w:r>
+        <w:rPr>
+          <w:b/>
+          <w:sz w:val="20"/>
+          <w:szCs w:val="20"/>
+          <w:lang w:val="en-GB" w:bidi="fr-FR"/>
+        </w:rPr>
+        <w:t xml:space="preserve"> HOPE Meeting with Nobel Laureates</w:t>
+      </w:r>
+      <w:r>
+        <w:rPr>
+          <w:b/>
+          <w:sz w:val="20"/>
+          <w:szCs w:val="20"/>
+          <w:lang w:val="en-GB" w:bidi="fr-FR"/>
+        </w:rPr>
+        <w:t xml:space="preserve"> </w:t>
+      </w:r>
+      <w:r>
+        <w:rPr>
+          <w:b/>
+          <w:sz w:val="20"/>
+          <w:szCs w:val="20"/>
+          <w:lang w:val="en-GB" w:bidi="fr-FR"/>
+        </w:rPr>
+        <w:t>(</w:t>
+      </w:r>
+      <w:r>
+        <w:rPr>
+          <w:b/>
+          <w:sz w:val="20"/>
+          <w:szCs w:val="20"/>
+          <w:lang w:val="en-GB" w:bidi="fr-FR"/>
+        </w:rPr>
+        <w:t>Participation Award</w:t>
+      </w:r>
+      <w:r>
+        <w:rPr>
+          <w:b/>
+          <w:sz w:val="20"/>
+          <w:szCs w:val="20"/>
+          <w:lang w:val="en-GB" w:bidi="fr-FR"/>
+        </w:rPr>
+        <w:t>)</w:t>
+      </w:r>
+      <w:r>
+        <w:rPr>
+          <w:b/>
+          <w:sz w:val="20"/>
+          <w:szCs w:val="20"/>
+          <w:lang w:val="en-GB" w:bidi="fr-FR"/>
+        </w:rPr>
+        <w:t xml:space="preserve"> - </w:t>
+      </w:r>
+      <w:r>
         <w:rPr>
           <w:bCs/>
           <w:i/>
           <w:iCs/>
-          <w:sz w:val="18"/>
-          <w:szCs w:val="18"/>
-          <w:lang w:val="en-GB" w:bidi="fr-FR"/>
-        </w:rPr>
-      </w:pPr>
-      <w:r>
-        <w:rPr>
-          <w:b/>
-          <w:sz w:val="18"/>
-          <w:szCs w:val="18"/>
-          <w:lang w:val="en-GB" w:bidi="fr-FR"/>
-        </w:rPr>
-        <w:t>15</w:t>
-      </w:r>
-      <w:r>
-        <w:rPr>
-          <w:b/>
-          <w:sz w:val="18"/>
-          <w:szCs w:val="18"/>
-          <w:vertAlign w:val="superscript"/>
-          <w:lang w:val="en-GB" w:bidi="fr-FR"/>
-        </w:rPr>
-        <w:t>th</w:t>
-      </w:r>
-      <w:r>
-        <w:rPr>
-          <w:b/>
-          <w:sz w:val="18"/>
-          <w:szCs w:val="18"/>
-          <w:lang w:val="en-GB" w:bidi="fr-FR"/>
-        </w:rPr>
-        <w:t xml:space="preserve"> HOPE Meeting with Nobel Laureates </w:t>
-      </w:r>
-      <w:r>
-        <w:rPr>
-          <w:bCs/>
-          <w:sz w:val="18"/>
-          <w:szCs w:val="18"/>
-          <w:lang w:val="en-GB" w:bidi="fr-FR"/>
-        </w:rPr>
-        <w:t>– Participation Award</w:t>
-      </w:r>
-      <w:r>
-        <w:rPr>
-          <w:b/>
-          <w:sz w:val="18"/>
-          <w:szCs w:val="18"/>
-          <w:lang w:val="en-GB" w:bidi="fr-FR"/>
-        </w:rPr>
-        <w:t xml:space="preserve"> </w:t>
-      </w:r>
-      <w:r>
-        <w:rPr>
-          <w:b/>
-          <w:sz w:val="18"/>
-          <w:szCs w:val="18"/>
+          <w:sz w:val="20"/>
+          <w:szCs w:val="20"/>
+          <w:lang w:val="en-GB" w:bidi="fr-FR"/>
+        </w:rPr>
+        <w:t>2024</w:t>
+      </w:r>
+      <w:r>
+        <w:rPr>
+          <w:b/>
+          <w:sz w:val="20"/>
+          <w:szCs w:val="20"/>
           <w:lang w:val="en-GB" w:bidi="fr-FR"/>
         </w:rPr>
         <w:tab/>
@@ -4236,8 +4362,8 @@
       <w:r>
         <w:rPr>
           <w:b/>
-          <w:sz w:val="18"/>
-          <w:szCs w:val="18"/>
+          <w:sz w:val="20"/>
+          <w:szCs w:val="20"/>
           <w:lang w:val="en-GB" w:bidi="fr-FR"/>
         </w:rPr>
         <w:tab/>
@@ -4245,8 +4371,8 @@
       <w:r>
         <w:rPr>
           <w:b/>
-          <w:sz w:val="18"/>
-          <w:szCs w:val="18"/>
+          <w:sz w:val="20"/>
+          <w:szCs w:val="20"/>
           <w:lang w:val="en-GB" w:bidi="fr-FR"/>
         </w:rPr>
         <w:tab/>
@@ -4254,141 +4380,119 @@
       <w:r>
         <w:rPr>
           <w:b/>
-          <w:sz w:val="18"/>
-          <w:szCs w:val="18"/>
+          <w:sz w:val="20"/>
+          <w:szCs w:val="20"/>
           <w:lang w:val="en-GB" w:bidi="fr-FR"/>
         </w:rPr>
         <w:tab/>
         <w:t xml:space="preserve">      </w:t>
       </w:r>
-      <w:r>
-        <w:rPr>
-          <w:b/>
-          <w:sz w:val="18"/>
-          <w:szCs w:val="18"/>
-          <w:lang w:val="en-GB" w:bidi="fr-FR"/>
-        </w:rPr>
-        <w:t xml:space="preserve"> </w:t>
-      </w:r>
-      <w:r>
-        <w:rPr>
-          <w:b/>
-          <w:sz w:val="18"/>
-          <w:szCs w:val="18"/>
+    </w:p>
+    <w:p>
+      <w:pPr>
+        <w:jc w:val="both"/>
+        <w:rPr>
+          <w:bCs/>
+          <w:i/>
+          <w:iCs/>
+          <w:sz w:val="20"/>
+          <w:szCs w:val="20"/>
+          <w:lang w:val="en-GB" w:bidi="fr-FR"/>
+        </w:rPr>
+      </w:pPr>
+      <w:r>
+        <w:rPr>
+          <w:b/>
+          <w:sz w:val="20"/>
+          <w:szCs w:val="20"/>
+          <w:lang w:val="en-GB" w:bidi="fr-FR"/>
+        </w:rPr>
+        <w:t>JSPS Postdoctoral Fellowship (P21747)</w:t>
+      </w:r>
+      <w:r>
+        <w:rPr>
+          <w:bCs/>
+          <w:sz w:val="20"/>
+          <w:szCs w:val="20"/>
+          <w:lang w:val="en-GB" w:bidi="fr-FR"/>
+        </w:rPr>
+        <w:t xml:space="preserve"> - </w:t>
+      </w:r>
+      <w:r>
+        <w:rPr>
+          <w:bCs/>
+          <w:i/>
+          <w:iCs/>
+          <w:sz w:val="20"/>
+          <w:szCs w:val="20"/>
+          <w:lang w:val="en-GB" w:bidi="fr-FR"/>
+        </w:rPr>
+        <w:t>2022</w:t>
+      </w:r>
+      <w:r>
+        <w:rPr>
+          <w:bCs/>
+          <w:sz w:val="20"/>
+          <w:szCs w:val="20"/>
+          <w:lang w:val="en-GB" w:bidi="fr-FR"/>
+        </w:rPr>
+        <w:t xml:space="preserve">       </w:t>
+      </w:r>
+      <w:r>
+        <w:rPr>
+          <w:bCs/>
+          <w:sz w:val="20"/>
+          <w:szCs w:val="20"/>
+          <w:lang w:val="en-GB" w:bidi="fr-FR"/>
+        </w:rPr>
+        <w:tab/>
+      </w:r>
+      <w:r>
+        <w:rPr>
+          <w:bCs/>
+          <w:sz w:val="20"/>
+          <w:szCs w:val="20"/>
+          <w:lang w:val="en-GB" w:bidi="fr-FR"/>
+        </w:rPr>
+        <w:tab/>
+      </w:r>
+      <w:r>
+        <w:rPr>
+          <w:bCs/>
+          <w:sz w:val="20"/>
+          <w:szCs w:val="20"/>
+          <w:lang w:val="en-GB" w:bidi="fr-FR"/>
+        </w:rPr>
+        <w:tab/>
+      </w:r>
+      <w:r>
+        <w:rPr>
+          <w:bCs/>
+          <w:sz w:val="20"/>
+          <w:szCs w:val="20"/>
+          <w:lang w:val="en-GB" w:bidi="fr-FR"/>
+        </w:rPr>
+        <w:tab/>
+        <w:t xml:space="preserve">                  </w:t>
+      </w:r>
+      <w:r>
+        <w:rPr>
+          <w:bCs/>
+          <w:sz w:val="20"/>
+          <w:szCs w:val="20"/>
+          <w:lang w:val="en-GB" w:bidi="fr-FR"/>
+        </w:rPr>
+        <w:t xml:space="preserve">         </w:t>
+      </w:r>
+      <w:r>
+        <w:rPr>
+          <w:bCs/>
+          <w:sz w:val="20"/>
+          <w:szCs w:val="20"/>
           <w:lang w:val="en-GB" w:bidi="fr-FR"/>
         </w:rPr>
         <w:tab/>
         <w:t xml:space="preserve">        </w:t>
-      </w:r>
-      <w:r>
-        <w:rPr>
-          <w:bCs/>
-          <w:i/>
-          <w:iCs/>
-          <w:sz w:val="18"/>
-          <w:szCs w:val="18"/>
-          <w:lang w:val="en-GB" w:bidi="fr-FR"/>
-        </w:rPr>
-        <w:t>2024</w:t>
-      </w:r>
-    </w:p>
-    <w:p>
-      <w:pPr>
-        <w:jc w:val="both"/>
-        <w:rPr>
-          <w:bCs/>
-          <w:i/>
-          <w:iCs/>
-          <w:sz w:val="18"/>
-          <w:szCs w:val="18"/>
-          <w:lang w:val="en-GB" w:bidi="fr-FR"/>
-        </w:rPr>
-      </w:pPr>
-      <w:r>
-        <w:rPr>
-          <w:b/>
-          <w:sz w:val="18"/>
-          <w:szCs w:val="18"/>
-          <w:lang w:val="en-GB" w:bidi="fr-FR"/>
-        </w:rPr>
-        <w:t>JSPS Postdoctoral Fellowship (P21747)</w:t>
-      </w:r>
-      <w:r>
-        <w:rPr>
-          <w:bCs/>
-          <w:sz w:val="18"/>
-          <w:szCs w:val="18"/>
-          <w:lang w:val="en-GB" w:bidi="fr-FR"/>
-        </w:rPr>
-        <w:tab/>
-        <w:t xml:space="preserve">       </w:t>
-      </w:r>
-      <w:r>
-        <w:rPr>
-          <w:bCs/>
-          <w:sz w:val="18"/>
-          <w:szCs w:val="18"/>
-          <w:lang w:val="en-GB" w:bidi="fr-FR"/>
-        </w:rPr>
-        <w:tab/>
-      </w:r>
-      <w:r>
-        <w:rPr>
-          <w:bCs/>
-          <w:sz w:val="18"/>
-          <w:szCs w:val="18"/>
-          <w:lang w:val="en-GB" w:bidi="fr-FR"/>
-        </w:rPr>
-        <w:tab/>
-      </w:r>
-      <w:r>
-        <w:rPr>
-          <w:bCs/>
-          <w:sz w:val="18"/>
-          <w:szCs w:val="18"/>
-          <w:lang w:val="en-GB" w:bidi="fr-FR"/>
-        </w:rPr>
-        <w:tab/>
-      </w:r>
-      <w:r>
-        <w:rPr>
-          <w:bCs/>
-          <w:sz w:val="18"/>
-          <w:szCs w:val="18"/>
-          <w:lang w:val="en-GB" w:bidi="fr-FR"/>
-        </w:rPr>
-        <w:tab/>
-        <w:t xml:space="preserve">                  </w:t>
-      </w:r>
-      <w:r>
-        <w:rPr>
-          <w:bCs/>
-          <w:sz w:val="18"/>
-          <w:szCs w:val="18"/>
-          <w:lang w:val="en-GB" w:bidi="fr-FR"/>
-        </w:rPr>
-        <w:t xml:space="preserve">         </w:t>
-      </w:r>
-      <w:r>
-        <w:rPr>
-          <w:bCs/>
-          <w:sz w:val="18"/>
-          <w:szCs w:val="18"/>
-          <w:lang w:val="en-GB" w:bidi="fr-FR"/>
-        </w:rPr>
-        <w:tab/>
-        <w:t xml:space="preserve">        </w:t>
-      </w:r>
-      <w:r>
-        <w:rPr>
-          <w:bCs/>
-          <w:i/>
-          <w:iCs/>
-          <w:sz w:val="18"/>
-          <w:szCs w:val="18"/>
-          <w:lang w:val="en-GB" w:bidi="fr-FR"/>
-        </w:rPr>
-        <w:t>2022</w:t>
       </w:r>
     </w:p>
     <w:p>
@@ -4404,8 +4508,8 @@
       <w:r>
         <w:rPr>
           <w:b/>
-          <w:sz w:val="18"/>
-          <w:szCs w:val="18"/>
+          <w:sz w:val="20"/>
+          <w:szCs w:val="20"/>
           <w:lang w:val="en-GB"/>
         </w:rPr>
         <w:t>Poster Award</w:t>
@@ -4413,8 +4517,8 @@
       <w:r>
         <w:rPr>
           <w:bCs/>
-          <w:sz w:val="18"/>
-          <w:szCs w:val="18"/>
+          <w:sz w:val="20"/>
+          <w:szCs w:val="20"/>
           <w:lang w:val="en-GB"/>
         </w:rPr>
         <w:t xml:space="preserve"> </w:t>
@@ -4422,8 +4526,8 @@
       <w:proofErr w:type="spellStart"/>
       <w:r>
         <w:rPr>
-          <w:sz w:val="18"/>
-          <w:szCs w:val="18"/>
+          <w:sz w:val="20"/>
+          <w:szCs w:val="20"/>
           <w:lang w:val="en-GB"/>
         </w:rPr>
         <w:t>Giornate</w:t>
@@ -4431,8 +4535,8 @@
       <w:proofErr w:type="spellEnd"/>
       <w:r>
         <w:rPr>
-          <w:sz w:val="18"/>
-          <w:szCs w:val="18"/>
+          <w:sz w:val="20"/>
+          <w:szCs w:val="20"/>
           <w:lang w:val="en-GB"/>
         </w:rPr>
         <w:t xml:space="preserve"> Italo-</w:t>
@@ -4440,8 +4544,8 @@
       <w:proofErr w:type="spellStart"/>
       <w:r>
         <w:rPr>
-          <w:sz w:val="18"/>
-          <w:szCs w:val="18"/>
+          <w:sz w:val="20"/>
+          <w:szCs w:val="20"/>
           <w:lang w:val="en-GB"/>
         </w:rPr>
         <w:t>Francesi</w:t>
@@ -4449,8 +4553,8 @@
       <w:proofErr w:type="spellEnd"/>
       <w:r>
         <w:rPr>
-          <w:sz w:val="18"/>
-          <w:szCs w:val="18"/>
+          <w:sz w:val="20"/>
+          <w:szCs w:val="20"/>
           <w:lang w:val="en-GB"/>
         </w:rPr>
         <w:t xml:space="preserve"> di </w:t>
@@ -4458,8 +4562,8 @@
       <w:proofErr w:type="spellStart"/>
       <w:r>
         <w:rPr>
-          <w:sz w:val="18"/>
-          <w:szCs w:val="18"/>
+          <w:sz w:val="20"/>
+          <w:szCs w:val="20"/>
           <w:lang w:val="en-GB"/>
         </w:rPr>
         <w:t>Chimica</w:t>
@@ -4467,69 +4571,19 @@
       <w:proofErr w:type="spellEnd"/>
       <w:r>
         <w:rPr>
-          <w:sz w:val="18"/>
-          <w:szCs w:val="18"/>
+          <w:sz w:val="20"/>
+          <w:szCs w:val="20"/>
           <w:lang w:val="en-GB"/>
         </w:rPr>
         <w:t xml:space="preserve"> (GIFC)</w:t>
       </w:r>
       <w:r>
         <w:rPr>
-          <w:sz w:val="18"/>
-          <w:szCs w:val="18"/>
+          <w:sz w:val="20"/>
+          <w:szCs w:val="20"/>
           <w:lang w:val="en-GB"/>
         </w:rPr>
-        <w:tab/>
-      </w:r>
-      <w:r>
-        <w:rPr>
-          <w:sz w:val="18"/>
-          <w:szCs w:val="18"/>
-          <w:lang w:val="en-GB"/>
-        </w:rPr>
-        <w:tab/>
-      </w:r>
-      <w:r>
-        <w:rPr>
-          <w:sz w:val="18"/>
-          <w:szCs w:val="18"/>
-          <w:lang w:val="en-GB"/>
-        </w:rPr>
-        <w:tab/>
-      </w:r>
-      <w:r>
-        <w:rPr>
-          <w:sz w:val="18"/>
-          <w:szCs w:val="18"/>
-          <w:lang w:val="en-GB"/>
-        </w:rPr>
-        <w:tab/>
-      </w:r>
-      <w:r>
-        <w:rPr>
-          <w:sz w:val="18"/>
-          <w:szCs w:val="18"/>
-          <w:lang w:val="en-GB"/>
-        </w:rPr>
-        <w:tab/>
-        <w:t xml:space="preserve">     </w:t>
-      </w:r>
-      <w:r>
-        <w:rPr>
-          <w:sz w:val="18"/>
-          <w:szCs w:val="18"/>
-          <w:lang w:val="en-GB"/>
-        </w:rPr>
-        <w:t xml:space="preserve"> </w:t>
-      </w:r>
-      <w:r>
-        <w:rPr>
-          <w:sz w:val="18"/>
-          <w:szCs w:val="18"/>
-          <w:lang w:val="en-GB"/>
-        </w:rPr>
-        <w:tab/>
-        <w:t xml:space="preserve">        </w:t>
+        <w:t xml:space="preserve"> - </w:t>
       </w:r>
       <w:r>
         <w:rPr>
@@ -4541,10 +4595,68 @@
         </w:rPr>
         <w:t>2018</w:t>
       </w:r>
+      <w:r>
+        <w:rPr>
+          <w:sz w:val="20"/>
+          <w:szCs w:val="20"/>
+          <w:lang w:val="en-GB"/>
+        </w:rPr>
+        <w:tab/>
+      </w:r>
+      <w:r>
+        <w:rPr>
+          <w:sz w:val="18"/>
+          <w:szCs w:val="18"/>
+          <w:lang w:val="en-GB"/>
+        </w:rPr>
+        <w:tab/>
+      </w:r>
+      <w:r>
+        <w:rPr>
+          <w:sz w:val="18"/>
+          <w:szCs w:val="18"/>
+          <w:lang w:val="en-GB"/>
+        </w:rPr>
+        <w:tab/>
+      </w:r>
+      <w:r>
+        <w:rPr>
+          <w:sz w:val="18"/>
+          <w:szCs w:val="18"/>
+          <w:lang w:val="en-GB"/>
+        </w:rPr>
+        <w:tab/>
+      </w:r>
+      <w:r>
+        <w:rPr>
+          <w:sz w:val="18"/>
+          <w:szCs w:val="18"/>
+          <w:lang w:val="en-GB"/>
+        </w:rPr>
+        <w:tab/>
+        <w:t xml:space="preserve">     </w:t>
+      </w:r>
+      <w:r>
+        <w:rPr>
+          <w:sz w:val="18"/>
+          <w:szCs w:val="18"/>
+          <w:lang w:val="en-GB"/>
+        </w:rPr>
+        <w:t xml:space="preserve"> </w:t>
+      </w:r>
+      <w:r>
+        <w:rPr>
+          <w:sz w:val="18"/>
+          <w:szCs w:val="18"/>
+          <w:lang w:val="en-GB"/>
+        </w:rPr>
+        <w:tab/>
+        <w:t xml:space="preserve">        </w:t>
+      </w:r>
     </w:p>
     <w:sectPr>
-      <w:headerReference w:type="default" r:id="rId20"/>
-      <w:footerReference w:type="default" r:id="rId21"/>
+      <w:headerReference w:type="default" r:id="rId19"/>
+      <w:footerReference w:type="default" r:id="rId20"/>
       <w:pgSz w:w="11906" w:h="16838" w:code="9"/>
       <w:pgMar w:top="1440" w:right="1440" w:bottom="1440" w:left="1800" w:header="720" w:footer="720" w:gutter="0"/>
       <w:cols w:space="720"/>
